--- a/CARPETA COMPARTIDA TUTOR/Guía de redaccion.docx
+++ b/CARPETA COMPARTIDA TUTOR/Guía de redaccion.docx
@@ -4174,389 +4174,9 @@
       </w:tr>
     </w:tbl>
     <w:p/>
-    <w:p/>
-    <w:p/>
     <w:p>
-      <w:pPr>
-        <w:rPr>
-          <w:b/>
-          <w:bCs/>
-        </w:rPr>
-      </w:pPr>
-      <w:r>
-        <w:rPr>
-          <w:b/>
-          <w:bCs/>
-        </w:rPr>
-        <w:t>Experimento A (</w:t>
-      </w:r>
-      <w:proofErr w:type="spellStart"/>
-      <w:r>
-        <w:rPr>
-          <w:b/>
-          <w:bCs/>
-        </w:rPr>
-        <w:t>Baseline</w:t>
-      </w:r>
-      <w:proofErr w:type="spellEnd"/>
-      <w:r>
-        <w:rPr>
-          <w:b/>
-          <w:bCs/>
-        </w:rPr>
-        <w:t>)</w:t>
-      </w:r>
-    </w:p>
-    <w:p>
-      <w:pPr>
-        <w:numPr>
-          <w:ilvl w:val="0"/>
-          <w:numId w:val="5"/>
-        </w:numPr>
-      </w:pPr>
-      <w:r>
-        <w:rPr>
-          <w:b/>
-          <w:bCs/>
-        </w:rPr>
-        <w:t>Fortalezas:</w:t>
-      </w:r>
-      <w:r>
-        <w:t> Objetivo claro, división temporal correcta, reproducibilidad.</w:t>
-      </w:r>
-    </w:p>
-    <w:p>
-      <w:pPr>
-        <w:numPr>
-          <w:ilvl w:val="0"/>
-          <w:numId w:val="6"/>
-        </w:numPr>
-      </w:pPr>
-      <w:r>
-        <w:rPr>
-          <w:b/>
-          <w:bCs/>
-        </w:rPr>
-        <w:t>Debilidades:</w:t>
-      </w:r>
-      <w:r>
-        <w:t xml:space="preserve"> Sin </w:t>
-      </w:r>
-      <w:proofErr w:type="spellStart"/>
-      <w:r>
-        <w:t>hiperparámetro</w:t>
-      </w:r>
-      <w:proofErr w:type="spellEnd"/>
-      <w:r>
-        <w:t xml:space="preserve"> </w:t>
-      </w:r>
-      <w:proofErr w:type="spellStart"/>
-      <w:r>
-        <w:t>tuning</w:t>
-      </w:r>
-      <w:proofErr w:type="spellEnd"/>
-      <w:r>
-        <w:t xml:space="preserve">, un solo </w:t>
-      </w:r>
-      <w:proofErr w:type="spellStart"/>
-      <w:r>
-        <w:t>split</w:t>
-      </w:r>
-      <w:proofErr w:type="spellEnd"/>
-      <w:r>
-        <w:t xml:space="preserve"> (sin estimación de varianza), solo 3 modelos.</w:t>
-      </w:r>
-    </w:p>
-    <w:p>
-      <w:pPr>
-        <w:numPr>
-          <w:ilvl w:val="0"/>
-          <w:numId w:val="7"/>
-        </w:numPr>
-      </w:pPr>
-      <w:r>
-        <w:rPr>
-          <w:b/>
-          <w:bCs/>
-        </w:rPr>
-        <w:t>Propuestas:</w:t>
-      </w:r>
-      <w:r>
-        <w:t xml:space="preserve"> Uso de validación </w:t>
-      </w:r>
-      <w:proofErr w:type="spellStart"/>
-      <w:r>
-        <w:t>prequential</w:t>
-      </w:r>
-      <w:proofErr w:type="spellEnd"/>
-      <w:r>
-        <w:t xml:space="preserve">, reporte de intervalos de confianza, inclusión de </w:t>
-      </w:r>
-      <w:proofErr w:type="spellStart"/>
-      <w:r>
-        <w:t>LightGBM</w:t>
-      </w:r>
-      <w:proofErr w:type="spellEnd"/>
-      <w:r>
-        <w:t xml:space="preserve">, documentación explícita de </w:t>
-      </w:r>
-      <w:proofErr w:type="spellStart"/>
-      <w:r>
-        <w:t>features</w:t>
-      </w:r>
-      <w:proofErr w:type="spellEnd"/>
-      <w:r>
-        <w:t>.</w:t>
-      </w:r>
-    </w:p>
-    <w:p>
-      <w:pPr>
-        <w:rPr>
-          <w:b/>
-          <w:bCs/>
-        </w:rPr>
-      </w:pPr>
-      <w:r>
-        <w:rPr>
-          <w:b/>
-          <w:bCs/>
-        </w:rPr>
-        <w:t xml:space="preserve">Experimento C (Data </w:t>
-      </w:r>
-      <w:proofErr w:type="spellStart"/>
-      <w:r>
-        <w:rPr>
-          <w:b/>
-          <w:bCs/>
-        </w:rPr>
-        <w:t>Leakage</w:t>
-      </w:r>
-      <w:proofErr w:type="spellEnd"/>
-      <w:r>
-        <w:rPr>
-          <w:b/>
-          <w:bCs/>
-        </w:rPr>
-        <w:t>)</w:t>
-      </w:r>
-    </w:p>
-    <w:p>
-      <w:pPr>
-        <w:numPr>
-          <w:ilvl w:val="0"/>
-          <w:numId w:val="8"/>
-        </w:numPr>
-      </w:pPr>
-      <w:r>
-        <w:rPr>
-          <w:b/>
-          <w:bCs/>
-        </w:rPr>
-        <w:t>Fortalezas:</w:t>
-      </w:r>
-      <w:r>
-        <w:t> Alto valor pedagógico, evidencia cuantitativa clara.</w:t>
-      </w:r>
-    </w:p>
-    <w:p>
-      <w:pPr>
-        <w:numPr>
-          <w:ilvl w:val="0"/>
-          <w:numId w:val="9"/>
-        </w:numPr>
-      </w:pPr>
-      <w:r>
-        <w:rPr>
-          <w:b/>
-          <w:bCs/>
-        </w:rPr>
-        <w:t>Debilidades:</w:t>
-      </w:r>
-      <w:r>
-        <w:t xml:space="preserve"> Solo </w:t>
-      </w:r>
-      <w:proofErr w:type="spellStart"/>
-      <w:r>
-        <w:t>Logistic</w:t>
-      </w:r>
-      <w:proofErr w:type="spellEnd"/>
-      <w:r>
-        <w:t xml:space="preserve"> </w:t>
-      </w:r>
-      <w:proofErr w:type="spellStart"/>
-      <w:r>
-        <w:t>Regression</w:t>
-      </w:r>
-      <w:proofErr w:type="spellEnd"/>
-      <w:r>
-        <w:t xml:space="preserve">, las 3 fuentes de </w:t>
-      </w:r>
-      <w:proofErr w:type="spellStart"/>
-      <w:r>
-        <w:t>leakage</w:t>
-      </w:r>
-      <w:proofErr w:type="spellEnd"/>
-      <w:r>
-        <w:t xml:space="preserve"> están combinadas (no separadas), CP@100 no calculada en la rama incorrecta.</w:t>
-      </w:r>
-    </w:p>
-    <w:p>
-      <w:pPr>
-        <w:numPr>
-          <w:ilvl w:val="0"/>
-          <w:numId w:val="10"/>
-        </w:numPr>
-      </w:pPr>
-      <w:r>
-        <w:rPr>
-          <w:b/>
-          <w:bCs/>
-        </w:rPr>
-        <w:t>Propuestas:</w:t>
-      </w:r>
-      <w:r>
-        <w:t xml:space="preserve"> Repetir con RF y </w:t>
-      </w:r>
-      <w:proofErr w:type="spellStart"/>
-      <w:r>
-        <w:t>XGBoost</w:t>
-      </w:r>
-      <w:proofErr w:type="spellEnd"/>
-      <w:r>
-        <w:t xml:space="preserve">, desglosar impacto por fuente de </w:t>
-      </w:r>
-      <w:proofErr w:type="spellStart"/>
-      <w:r>
-        <w:t>leakage</w:t>
-      </w:r>
-      <w:proofErr w:type="spellEnd"/>
-      <w:r>
-        <w:t>, documentar parámetros de SMOTE.</w:t>
-      </w:r>
-    </w:p>
-    <w:p>
-      <w:pPr>
-        <w:rPr>
-          <w:b/>
-          <w:bCs/>
-        </w:rPr>
-      </w:pPr>
-      <w:r>
-        <w:rPr>
-          <w:b/>
-          <w:bCs/>
-        </w:rPr>
-        <w:t>Experimento D (Interpretabilidad)</w:t>
-      </w:r>
-    </w:p>
-    <w:p>
-      <w:pPr>
-        <w:numPr>
-          <w:ilvl w:val="0"/>
-          <w:numId w:val="11"/>
-        </w:numPr>
-      </w:pPr>
-      <w:r>
-        <w:rPr>
-          <w:b/>
-          <w:bCs/>
-        </w:rPr>
-        <w:t>Fortalezas:</w:t>
-      </w:r>
-      <w:r>
-        <w:t xml:space="preserve"> Uso de </w:t>
-      </w:r>
-      <w:proofErr w:type="spellStart"/>
-      <w:r>
-        <w:t>Feature</w:t>
-      </w:r>
-      <w:proofErr w:type="spellEnd"/>
-      <w:r>
-        <w:t xml:space="preserve"> </w:t>
-      </w:r>
-      <w:proofErr w:type="spellStart"/>
-      <w:r>
-        <w:t>Importance</w:t>
-      </w:r>
-      <w:proofErr w:type="spellEnd"/>
-      <w:r>
-        <w:t xml:space="preserve"> + SHAP, resultados coherentes.</w:t>
-      </w:r>
-    </w:p>
-    <w:p>
-      <w:pPr>
-        <w:numPr>
-          <w:ilvl w:val="0"/>
-          <w:numId w:val="12"/>
-        </w:numPr>
-      </w:pPr>
-      <w:r>
-        <w:rPr>
-          <w:b/>
-          <w:bCs/>
-        </w:rPr>
-        <w:t>Debilidades:</w:t>
-      </w:r>
-      <w:r>
-        <w:t xml:space="preserve"> Se usa </w:t>
-      </w:r>
-      <w:proofErr w:type="spellStart"/>
-      <w:r>
-        <w:t>XGBoost</w:t>
-      </w:r>
-      <w:proofErr w:type="spellEnd"/>
-      <w:r>
-        <w:t xml:space="preserve"> </w:t>
-      </w:r>
-      <w:proofErr w:type="spellStart"/>
-      <w:r>
-        <w:t>cost</w:t>
-      </w:r>
-      <w:proofErr w:type="spellEnd"/>
-      <w:r>
-        <w:t>-sensitive, no el mejor modelo (RF); muestra SHAP reducida; falta análisis numérico de SHAP.</w:t>
-      </w:r>
-    </w:p>
-    <w:p>
-      <w:pPr>
-        <w:numPr>
-          <w:ilvl w:val="0"/>
-          <w:numId w:val="13"/>
-        </w:numPr>
-      </w:pPr>
-      <w:r>
-        <w:rPr>
-          <w:b/>
-          <w:bCs/>
-        </w:rPr>
-        <w:t>Propuestas:</w:t>
-      </w:r>
-      <w:r>
-        <w:t xml:space="preserve"> Interpretar el mejor modelo del </w:t>
-      </w:r>
-      <w:proofErr w:type="spellStart"/>
-      <w:r>
-        <w:t>baseline</w:t>
-      </w:r>
-      <w:proofErr w:type="spellEnd"/>
-      <w:r>
-        <w:t xml:space="preserve">, incluir tabla de mean |SHAP|, documentar transacciones de los </w:t>
-      </w:r>
-      <w:proofErr w:type="spellStart"/>
-      <w:r>
-        <w:t>force</w:t>
-      </w:r>
-      <w:proofErr w:type="spellEnd"/>
-      <w:r>
-        <w:t xml:space="preserve"> </w:t>
-      </w:r>
-      <w:proofErr w:type="spellStart"/>
-      <w:r>
-        <w:t>plots</w:t>
-      </w:r>
-      <w:proofErr w:type="spellEnd"/>
-      <w:r>
-        <w:t>.</w:t>
+      <w:r>
+        <w:t>Es un ejercicio excelente y fundamental. Todo buen investigador debe conocer los puntos débiles de su propio trabajo antes de someterlo a evaluación. Si yo fuera el tribunal de tu Trabajo Fin de Máster y quisiera poner a prueba la solidez de tu investigación, estas serían las principales críticas y "puntos ciegos" que atacaría sobre la propuesta que hemos construido:</w:t>
       </w:r>
     </w:p>
     <w:p>
@@ -4586,7 +4206,6 @@
           <w:b/>
           <w:bCs/>
         </w:rPr>
-        <w:lastRenderedPageBreak/>
         <w:t>Experimento B ausente:</w:t>
       </w:r>
       <w:r>
@@ -4656,10 +4275,3892 @@
       </w:r>
     </w:p>
     <w:p>
-      <w:r>
-        <w:t>En el documento se incluye una tabla de priorización de mejoras por esfuerzo e impacto.</w:t>
+      <w:pPr>
+        <w:rPr>
+          <w:b/>
+          <w:bCs/>
+        </w:rPr>
+      </w:pPr>
+      <w:r>
+        <w:rPr>
+          <w:b/>
+          <w:bCs/>
+        </w:rPr>
+        <w:t xml:space="preserve">1. El sesgo de la </w:t>
+      </w:r>
+      <w:proofErr w:type="spellStart"/>
+      <w:r>
+        <w:rPr>
+          <w:b/>
+          <w:bCs/>
+        </w:rPr>
+        <w:t>Explicabilidad</w:t>
+      </w:r>
+      <w:proofErr w:type="spellEnd"/>
+      <w:r>
+        <w:rPr>
+          <w:b/>
+          <w:bCs/>
+        </w:rPr>
+        <w:t xml:space="preserve"> sobre datos sintéticos (Crítica al Experimento D)</w:t>
       </w:r>
     </w:p>
+    <w:p>
+      <w:pPr>
+        <w:numPr>
+          <w:ilvl w:val="0"/>
+          <w:numId w:val="22"/>
+        </w:numPr>
+      </w:pPr>
+      <w:r>
+        <w:rPr>
+          <w:b/>
+          <w:bCs/>
+        </w:rPr>
+        <w:t>La crítica:</w:t>
+      </w:r>
+      <w:r>
+        <w:t xml:space="preserve"> En el Experimento D propones usar SHAP para demostrar que el modelo ha aprendido "reglas de negocio lógicas". Sin embargo, estás utilizando el simulador de la ULB. Por lo tanto, SHAP no te está revelando cómo se comportan los estafadores en el mundo real, sino </w:t>
+      </w:r>
+      <w:r>
+        <w:rPr>
+          <w:b/>
+          <w:bCs/>
+        </w:rPr>
+        <w:t>cómo el programador del simulador definió que debían comportarse</w:t>
+      </w:r>
+      <w:r>
+        <w:t>.</w:t>
+      </w:r>
+    </w:p>
+    <w:p>
+      <w:pPr>
+        <w:numPr>
+          <w:ilvl w:val="0"/>
+          <w:numId w:val="22"/>
+        </w:numPr>
+      </w:pPr>
+      <w:r>
+        <w:rPr>
+          <w:b/>
+          <w:bCs/>
+        </w:rPr>
+        <w:t>El riesgo:</w:t>
+      </w:r>
+      <w:r>
+        <w:t xml:space="preserve"> El tribunal puede argumentar que tu "caja blanca" es una ilusión metodológica: estás auditando un algoritmo que, a su vez, simplemente ha hecho ingeniería inversa de otro algoritmo (el simulador), sin aportar valor real sobre la psicología o el comportamiento criminal en fraude.</w:t>
+      </w:r>
+    </w:p>
+    <w:p>
+      <w:pPr>
+        <w:rPr>
+          <w:b/>
+          <w:bCs/>
+        </w:rPr>
+      </w:pPr>
+      <w:r>
+        <w:rPr>
+          <w:b/>
+          <w:bCs/>
+        </w:rPr>
+        <w:t>2. El "Hombre de Paja" Metodológico (Crítica al Experimento C)</w:t>
+      </w:r>
+    </w:p>
+    <w:p>
+      <w:pPr>
+        <w:numPr>
+          <w:ilvl w:val="0"/>
+          <w:numId w:val="23"/>
+        </w:numPr>
+      </w:pPr>
+      <w:r>
+        <w:rPr>
+          <w:b/>
+          <w:bCs/>
+        </w:rPr>
+        <w:t>La crítica:</w:t>
+      </w:r>
+      <w:r>
+        <w:t xml:space="preserve"> En el Experimento C (Anti-</w:t>
+      </w:r>
+      <w:proofErr w:type="spellStart"/>
+      <w:r>
+        <w:t>Leakage</w:t>
+      </w:r>
+      <w:proofErr w:type="spellEnd"/>
+      <w:r>
+        <w:t>) configuras una rama "incorrecta" aplicando SMOTE y validación aleatoria para demostrar cómo la literatura infla los resultados. Un evaluador estricto podría decir que estás creando un "hombre de paja" (un enemigo artificialmente débil).</w:t>
+      </w:r>
+    </w:p>
+    <w:p>
+      <w:pPr>
+        <w:numPr>
+          <w:ilvl w:val="0"/>
+          <w:numId w:val="23"/>
+        </w:numPr>
+      </w:pPr>
+      <w:r>
+        <w:rPr>
+          <w:b/>
+          <w:bCs/>
+        </w:rPr>
+        <w:lastRenderedPageBreak/>
+        <w:t>El riesgo:</w:t>
+      </w:r>
+      <w:r>
+        <w:t xml:space="preserve"> Podrían argumentar: </w:t>
+      </w:r>
+      <w:r>
+        <w:rPr>
+          <w:i/>
+          <w:iCs/>
+        </w:rPr>
+        <w:t xml:space="preserve">"Es obvio que si haces mal la validación cruzada los datos se inflan, eso se enseña en primero de Machine </w:t>
+      </w:r>
+      <w:proofErr w:type="spellStart"/>
+      <w:r>
+        <w:rPr>
+          <w:i/>
+          <w:iCs/>
+        </w:rPr>
+        <w:t>Learning</w:t>
+      </w:r>
+      <w:proofErr w:type="spellEnd"/>
+      <w:r>
+        <w:rPr>
+          <w:i/>
+          <w:iCs/>
+        </w:rPr>
+        <w:t>. ¿Realmente la literatura del estado del arte de 2024-2025 comete este error de novato tan a menudo como para dedicarle el núcleo de un TFM de máster?"</w:t>
+      </w:r>
+      <w:r>
+        <w:t xml:space="preserve">. Si no respaldamos esta afirmación con citas muy sólidas de </w:t>
+      </w:r>
+      <w:proofErr w:type="spellStart"/>
+      <w:r>
+        <w:rPr>
+          <w:i/>
+          <w:iCs/>
+        </w:rPr>
+        <w:t>papers</w:t>
+      </w:r>
+      <w:proofErr w:type="spellEnd"/>
+      <w:r>
+        <w:t xml:space="preserve"> recientes que cometan este error exacto, el experimento parecerá un ejercicio académico trivial.</w:t>
+      </w:r>
+    </w:p>
+    <w:p>
+      <w:pPr>
+        <w:rPr>
+          <w:b/>
+          <w:bCs/>
+        </w:rPr>
+      </w:pPr>
+      <w:r>
+        <w:rPr>
+          <w:b/>
+          <w:bCs/>
+        </w:rPr>
+        <w:t>3. La latencia y viabilidad en Producción (Crítica operativa)</w:t>
+      </w:r>
+    </w:p>
+    <w:p>
+      <w:pPr>
+        <w:numPr>
+          <w:ilvl w:val="0"/>
+          <w:numId w:val="24"/>
+        </w:numPr>
+      </w:pPr>
+      <w:r>
+        <w:rPr>
+          <w:b/>
+          <w:bCs/>
+        </w:rPr>
+        <w:t>La crítica:</w:t>
+      </w:r>
+      <w:r>
+        <w:t xml:space="preserve"> Todo el TFM gira en torno a acercar el modelo a las necesidades de negocio (de ahí la métrica CP@100 y la </w:t>
+      </w:r>
+      <w:proofErr w:type="spellStart"/>
+      <w:r>
+        <w:t>explicabilidad</w:t>
+      </w:r>
+      <w:proofErr w:type="spellEnd"/>
+      <w:r>
+        <w:t>). Sin embargo, la detección de fraude real exige latencias de milisegundos (la transacción debe aprobarse o denegarse mientras el cliente está en el datáfono).</w:t>
+      </w:r>
+    </w:p>
+    <w:p>
+      <w:pPr>
+        <w:numPr>
+          <w:ilvl w:val="0"/>
+          <w:numId w:val="24"/>
+        </w:numPr>
+      </w:pPr>
+      <w:r>
+        <w:rPr>
+          <w:b/>
+          <w:bCs/>
+        </w:rPr>
+        <w:t>El riesgo:</w:t>
+      </w:r>
+      <w:r>
+        <w:t xml:space="preserve"> Los algoritmos basados en ensamblajes grandes (</w:t>
+      </w:r>
+      <w:proofErr w:type="spellStart"/>
+      <w:r>
+        <w:t>XGBoost</w:t>
+      </w:r>
+      <w:proofErr w:type="spellEnd"/>
+      <w:r>
+        <w:t xml:space="preserve"> con cientos de árboles) y, sobre todo, </w:t>
+      </w:r>
+      <w:r>
+        <w:rPr>
+          <w:b/>
+          <w:bCs/>
+        </w:rPr>
+        <w:t>el cálculo de los valores SHAP en tiempo real</w:t>
+      </w:r>
+      <w:r>
+        <w:t>, son computacionalmente muy costosos. El tribunal puede señalar que tu propuesta es operativamente inviable: un banco no puede permitirse calcular SHAP para millones de transacciones por segundo.</w:t>
+      </w:r>
+    </w:p>
+    <w:p>
+      <w:pPr>
+        <w:rPr>
+          <w:b/>
+          <w:bCs/>
+        </w:rPr>
+      </w:pPr>
+      <w:r>
+        <w:rPr>
+          <w:b/>
+          <w:bCs/>
+        </w:rPr>
+        <w:t>4. El "Salto" del Desbalance de Clases (Ausencia del Experimento B)</w:t>
+      </w:r>
+    </w:p>
+    <w:p>
+      <w:pPr>
+        <w:numPr>
+          <w:ilvl w:val="0"/>
+          <w:numId w:val="25"/>
+        </w:numPr>
+      </w:pPr>
+      <w:r>
+        <w:rPr>
+          <w:b/>
+          <w:bCs/>
+        </w:rPr>
+        <w:t>La crítica:</w:t>
+      </w:r>
+      <w:r>
+        <w:t xml:space="preserve"> Establecemos un modelo base (</w:t>
+      </w:r>
+      <w:proofErr w:type="spellStart"/>
+      <w:r>
+        <w:t>Exp</w:t>
+      </w:r>
+      <w:proofErr w:type="spellEnd"/>
+      <w:r>
+        <w:t xml:space="preserve"> A) y luego saltamos a auditar fugas de datos (</w:t>
+      </w:r>
+      <w:proofErr w:type="spellStart"/>
+      <w:r>
+        <w:t>Exp</w:t>
+      </w:r>
+      <w:proofErr w:type="spellEnd"/>
+      <w:r>
+        <w:t xml:space="preserve"> C) y a explicar el modelo (</w:t>
+      </w:r>
+      <w:proofErr w:type="spellStart"/>
+      <w:r>
+        <w:t>Exp</w:t>
+      </w:r>
+      <w:proofErr w:type="spellEnd"/>
+      <w:r>
+        <w:t xml:space="preserve"> D). Sin embargo, el problema central del </w:t>
+      </w:r>
+      <w:proofErr w:type="spellStart"/>
+      <w:r>
+        <w:t>dataset</w:t>
+      </w:r>
+      <w:proofErr w:type="spellEnd"/>
+      <w:r>
+        <w:t xml:space="preserve"> es el desbalance extremo (0.17%).</w:t>
+      </w:r>
+    </w:p>
+    <w:p>
+      <w:pPr>
+        <w:numPr>
+          <w:ilvl w:val="0"/>
+          <w:numId w:val="25"/>
+        </w:numPr>
+      </w:pPr>
+      <w:r>
+        <w:rPr>
+          <w:b/>
+          <w:bCs/>
+        </w:rPr>
+        <w:t>El riesgo:</w:t>
+      </w:r>
+      <w:r>
+        <w:t xml:space="preserve"> Al descartar el análisis profundo de técnicas como el aprendizaje sensible al coste (</w:t>
+      </w:r>
+      <w:r>
+        <w:rPr>
+          <w:i/>
+          <w:iCs/>
+        </w:rPr>
+        <w:t xml:space="preserve">Cost-Sensitive </w:t>
+      </w:r>
+      <w:proofErr w:type="spellStart"/>
+      <w:r>
+        <w:rPr>
+          <w:i/>
+          <w:iCs/>
+        </w:rPr>
+        <w:t>Learning</w:t>
+      </w:r>
+      <w:proofErr w:type="spellEnd"/>
+      <w:r>
+        <w:t xml:space="preserve">), el evaluador puede preguntar: </w:t>
+      </w:r>
+      <w:r>
+        <w:rPr>
+          <w:i/>
+          <w:iCs/>
+        </w:rPr>
+        <w:t xml:space="preserve">"¿Cómo pasaste del modelo base del Experimento A al modelo final del Experimento C? ¿Qué </w:t>
+      </w:r>
+      <w:proofErr w:type="spellStart"/>
+      <w:r>
+        <w:rPr>
+          <w:i/>
+          <w:iCs/>
+        </w:rPr>
+        <w:t>hiperparámetros</w:t>
+      </w:r>
+      <w:proofErr w:type="spellEnd"/>
+      <w:r>
+        <w:rPr>
+          <w:i/>
+          <w:iCs/>
+        </w:rPr>
+        <w:t xml:space="preserve"> o pesos usaste para que </w:t>
+      </w:r>
+      <w:proofErr w:type="spellStart"/>
+      <w:r>
+        <w:rPr>
+          <w:i/>
+          <w:iCs/>
+        </w:rPr>
+        <w:t>XGBoost</w:t>
+      </w:r>
+      <w:proofErr w:type="spellEnd"/>
+      <w:r>
+        <w:rPr>
+          <w:i/>
+          <w:iCs/>
+        </w:rPr>
+        <w:t xml:space="preserve"> detectara a la clase minoritaria de forma honesta?"</w:t>
+      </w:r>
+      <w:r>
+        <w:t>. La transición entre el A y el C puede parecer un poco mágica o carente de rigor en la optimización.</w:t>
+      </w:r>
+    </w:p>
+    <w:p>
+      <w:pPr>
+        <w:rPr>
+          <w:b/>
+          <w:bCs/>
+        </w:rPr>
+      </w:pPr>
+      <w:r>
+        <w:rPr>
+          <w:b/>
+          <w:bCs/>
+        </w:rPr>
+        <w:t>5. La obsesión con una única métrica (Crítica al CP@100)</w:t>
+      </w:r>
+    </w:p>
+    <w:p>
+      <w:pPr>
+        <w:numPr>
+          <w:ilvl w:val="0"/>
+          <w:numId w:val="26"/>
+        </w:numPr>
+      </w:pPr>
+      <w:r>
+        <w:rPr>
+          <w:b/>
+          <w:bCs/>
+        </w:rPr>
+        <w:t>La crítica:</w:t>
+      </w:r>
+      <w:r>
+        <w:t xml:space="preserve"> Aunque defender la métrica </w:t>
+      </w:r>
+      <w:r>
+        <w:rPr>
+          <w:i/>
+          <w:iCs/>
+        </w:rPr>
+        <w:t>Card Precision@100</w:t>
+      </w:r>
+      <w:r>
+        <w:t xml:space="preserve"> es un gran acierto de negocio, basar la decisión de qué modelo es mejor </w:t>
+      </w:r>
+      <w:r>
+        <w:rPr>
+          <w:i/>
+          <w:iCs/>
+        </w:rPr>
+        <w:t>exclusivamente</w:t>
+      </w:r>
+      <w:r>
+        <w:t xml:space="preserve"> en las 100 alertas principales es arriesgado.</w:t>
+      </w:r>
+    </w:p>
+    <w:p>
+      <w:pPr>
+        <w:numPr>
+          <w:ilvl w:val="0"/>
+          <w:numId w:val="26"/>
+        </w:numPr>
+      </w:pPr>
+      <w:r>
+        <w:rPr>
+          <w:b/>
+          <w:bCs/>
+        </w:rPr>
+        <w:lastRenderedPageBreak/>
+        <w:t>El riesgo:</w:t>
+      </w:r>
+      <w:r>
+        <w:t xml:space="preserve"> Un tribunal podría señalar que un departamento antifraude moderno no solo bloquea manualmente 100 tarjetas, sino que tiene sistemas automatizados que bloquean miles en base a umbrales de probabilidad. Si tu modelo es excelente en el </w:t>
+      </w:r>
+      <w:r>
+        <w:rPr>
+          <w:i/>
+          <w:iCs/>
+        </w:rPr>
+        <w:t>Top 100</w:t>
+      </w:r>
+      <w:r>
+        <w:t xml:space="preserve"> pero desastroso a partir </w:t>
+      </w:r>
+      <w:proofErr w:type="gramStart"/>
+      <w:r>
+        <w:t>de la alerta número</w:t>
+      </w:r>
+      <w:proofErr w:type="gramEnd"/>
+      <w:r>
+        <w:t xml:space="preserve"> 101, estás dejando pasar un volumen de fraude inaceptable para el banco.</w:t>
+      </w:r>
+    </w:p>
+    <w:p>
+      <w:r>
+        <w:rPr>
+          <w:b/>
+          <w:bCs/>
+        </w:rPr>
+        <w:t>¿Cómo utilizar esta crítica a tu favor?</w:t>
+      </w:r>
+    </w:p>
+    <w:p>
+      <w:r>
+        <w:t xml:space="preserve">No debemos cambiar el TFM para huir de estas críticas, sino </w:t>
+      </w:r>
+      <w:r>
+        <w:rPr>
+          <w:b/>
+          <w:bCs/>
+        </w:rPr>
+        <w:t>anticiparnos a ellas en el texto</w:t>
+      </w:r>
+      <w:r>
+        <w:t>.</w:t>
+      </w:r>
+    </w:p>
+    <w:p>
+      <w:r>
+        <w:t xml:space="preserve">En el apartado de </w:t>
+      </w:r>
+      <w:r>
+        <w:rPr>
+          <w:b/>
+          <w:bCs/>
+        </w:rPr>
+        <w:t>Limitaciones</w:t>
+      </w:r>
+      <w:r>
+        <w:t xml:space="preserve"> o en las </w:t>
+      </w:r>
+      <w:r>
+        <w:rPr>
+          <w:b/>
+          <w:bCs/>
+        </w:rPr>
+        <w:t>Conclusiones</w:t>
+      </w:r>
+      <w:r>
+        <w:t>, debes ser tú quien mencione estos puntos:</w:t>
+      </w:r>
+    </w:p>
+    <w:p>
+      <w:pPr>
+        <w:numPr>
+          <w:ilvl w:val="0"/>
+          <w:numId w:val="27"/>
+        </w:numPr>
+      </w:pPr>
+      <w:proofErr w:type="gramStart"/>
+      <w:r>
+        <w:t>Aclarar</w:t>
+      </w:r>
+      <w:proofErr w:type="gramEnd"/>
+      <w:r>
+        <w:t xml:space="preserve"> que SHAP se propone como una herramienta de auditoría forense en diferido (no en tiempo real).</w:t>
+      </w:r>
+    </w:p>
+    <w:p>
+      <w:pPr>
+        <w:numPr>
+          <w:ilvl w:val="0"/>
+          <w:numId w:val="27"/>
+        </w:numPr>
+      </w:pPr>
+      <w:r>
+        <w:t xml:space="preserve">Aceptar abiertamente que el análisis explica las reglas del simulador, validando la </w:t>
+      </w:r>
+      <w:r>
+        <w:rPr>
+          <w:i/>
+          <w:iCs/>
+        </w:rPr>
+        <w:t>herramienta</w:t>
+      </w:r>
+      <w:r>
+        <w:t xml:space="preserve"> (SHAP), no descubriendo nuevos patrones criminales.</w:t>
+      </w:r>
+    </w:p>
+    <w:p>
+      <w:pPr>
+        <w:numPr>
+          <w:ilvl w:val="0"/>
+          <w:numId w:val="27"/>
+        </w:numPr>
+      </w:pPr>
+      <w:r>
+        <w:t>Citar explícitamente artículos recientes (2024-2025) que sigan usando SMOTE de forma global para justificar que el Experimento C es una denuncia necesaria.</w:t>
+      </w:r>
+    </w:p>
+    <w:p>
+      <w:r>
+        <w:t>¿Quieres que abordemos alguno de estos "puntos ciegos" ajustando algo en la estructura del Capítulo 4, o prefieres que los reservemos para el apartado final de Conclusiones y Limitaciones?</w:t>
+      </w:r>
+    </w:p>
+    <w:p/>
+    <w:p>
+      <w:pPr>
+        <w:rPr>
+          <w:b/>
+          <w:bCs/>
+        </w:rPr>
+      </w:pPr>
+      <w:r>
+        <w:rPr>
+          <w:b/>
+          <w:bCs/>
+        </w:rPr>
+        <w:t>4. Resultados y Discusión</w:t>
+      </w:r>
+    </w:p>
+    <w:p>
+      <w:r>
+        <w:rPr>
+          <w:b/>
+          <w:bCs/>
+        </w:rPr>
+        <w:t>Introducción del capítulo</w:t>
+      </w:r>
+    </w:p>
+    <w:p>
+      <w:r>
+        <w:rPr>
+          <w:i/>
+          <w:iCs/>
+        </w:rPr>
+        <w:t>(Breve párrafo introductorio indicando que en este capítulo se presentan los hallazgos empíricos de los tres experimentos descritos en la metodología, contrastando las hipótesis iniciales con los datos obtenidos).</w:t>
+      </w:r>
+    </w:p>
+    <w:p>
+      <w:pPr>
+        <w:rPr>
+          <w:b/>
+          <w:bCs/>
+        </w:rPr>
+      </w:pPr>
+      <w:r>
+        <w:rPr>
+          <w:b/>
+          <w:bCs/>
+        </w:rPr>
+        <w:t>4.1. Resultados del Experimento A: Definición del Modelo de Referencia</w:t>
+      </w:r>
+    </w:p>
+    <w:p>
+      <w:r>
+        <w:rPr>
+          <w:i/>
+          <w:iCs/>
+        </w:rPr>
+        <w:t>(En este apartado mostraremos el "suelo" de rendimiento).</w:t>
+      </w:r>
+    </w:p>
+    <w:p>
+      <w:pPr>
+        <w:numPr>
+          <w:ilvl w:val="0"/>
+          <w:numId w:val="18"/>
+        </w:numPr>
+      </w:pPr>
+      <w:r>
+        <w:rPr>
+          <w:b/>
+          <w:bCs/>
+        </w:rPr>
+        <w:t>4.1.1. Comparativa de Rendimiento Base:</w:t>
+      </w:r>
+      <w:r>
+        <w:t xml:space="preserve"> Tabla comparativa de los tres algoritmos (Regresión Logística, Random Forest y </w:t>
+      </w:r>
+      <w:proofErr w:type="spellStart"/>
+      <w:r>
+        <w:t>XGBoost</w:t>
+      </w:r>
+      <w:proofErr w:type="spellEnd"/>
+      <w:r>
+        <w:t>) entrenados sin técnicas de balanceo.</w:t>
+      </w:r>
+    </w:p>
+    <w:p>
+      <w:pPr>
+        <w:numPr>
+          <w:ilvl w:val="0"/>
+          <w:numId w:val="18"/>
+        </w:numPr>
+      </w:pPr>
+      <w:r>
+        <w:rPr>
+          <w:b/>
+          <w:bCs/>
+        </w:rPr>
+        <w:lastRenderedPageBreak/>
+        <w:t>4.1.2. La Paradoja de la Exactitud en la Práctica:</w:t>
+      </w:r>
+      <w:r>
+        <w:t xml:space="preserve"> Demostración con los datos de cómo los tres modelos alcanzan un ~99% de </w:t>
+      </w:r>
+      <w:proofErr w:type="spellStart"/>
+      <w:r>
+        <w:rPr>
+          <w:i/>
+          <w:iCs/>
+        </w:rPr>
+        <w:t>Accuracy</w:t>
+      </w:r>
+      <w:proofErr w:type="spellEnd"/>
+      <w:r>
+        <w:t xml:space="preserve"> mientras fallan en la métrica AUPRC y en el </w:t>
+      </w:r>
+      <w:proofErr w:type="spellStart"/>
+      <w:r>
+        <w:rPr>
+          <w:i/>
+          <w:iCs/>
+        </w:rPr>
+        <w:t>Recall</w:t>
+      </w:r>
+      <w:proofErr w:type="spellEnd"/>
+      <w:r>
+        <w:t xml:space="preserve"> de la clase minoritaria.</w:t>
+      </w:r>
+    </w:p>
+    <w:p>
+      <w:pPr>
+        <w:numPr>
+          <w:ilvl w:val="0"/>
+          <w:numId w:val="18"/>
+        </w:numPr>
+      </w:pPr>
+      <w:r>
+        <w:rPr>
+          <w:b/>
+          <w:bCs/>
+        </w:rPr>
+        <w:t>4.1.3. Selección del Algoritmo Base:</w:t>
+      </w:r>
+      <w:r>
+        <w:t xml:space="preserve"> Justificación, basada en la métrica de negocio (CP@100), de qué modelo (probablemente </w:t>
+      </w:r>
+      <w:proofErr w:type="spellStart"/>
+      <w:r>
+        <w:t>XGBoost</w:t>
+      </w:r>
+      <w:proofErr w:type="spellEnd"/>
+      <w:r>
+        <w:t xml:space="preserve"> o Random Forest) se corona como el mejor punto de partida para las siguientes fases.</w:t>
+      </w:r>
+    </w:p>
+    <w:p>
+      <w:pPr>
+        <w:rPr>
+          <w:b/>
+          <w:bCs/>
+        </w:rPr>
+      </w:pPr>
+      <w:r>
+        <w:rPr>
+          <w:b/>
+          <w:bCs/>
+        </w:rPr>
+        <w:t>4.2. Resultados del Experimento C: Impacto de la Fuga de Datos (</w:t>
+      </w:r>
+      <w:r>
+        <w:rPr>
+          <w:b/>
+          <w:bCs/>
+          <w:i/>
+          <w:iCs/>
+        </w:rPr>
+        <w:t>Anti-</w:t>
+      </w:r>
+      <w:proofErr w:type="spellStart"/>
+      <w:r>
+        <w:rPr>
+          <w:b/>
+          <w:bCs/>
+          <w:i/>
+          <w:iCs/>
+        </w:rPr>
+        <w:t>Leakage</w:t>
+      </w:r>
+      <w:proofErr w:type="spellEnd"/>
+      <w:r>
+        <w:rPr>
+          <w:b/>
+          <w:bCs/>
+        </w:rPr>
+        <w:t>)</w:t>
+      </w:r>
+    </w:p>
+    <w:p>
+      <w:r>
+        <w:rPr>
+          <w:i/>
+          <w:iCs/>
+        </w:rPr>
+        <w:t>(Este es el apartado estrella del TFM, donde demostramos el error de la literatura).</w:t>
+      </w:r>
+    </w:p>
+    <w:p>
+      <w:pPr>
+        <w:numPr>
+          <w:ilvl w:val="0"/>
+          <w:numId w:val="19"/>
+        </w:numPr>
+      </w:pPr>
+      <w:r>
+        <w:rPr>
+          <w:b/>
+          <w:bCs/>
+        </w:rPr>
+        <w:t>4.2.1. Rendimiento de la Rama Deficiente (El Espejismo):</w:t>
+      </w:r>
+      <w:r>
+        <w:t xml:space="preserve"> Presentación de las métricas "casi perfectas" obtenidas al mezclar el tiempo y aplicar SMOTE globalmente.</w:t>
+      </w:r>
+    </w:p>
+    <w:p>
+      <w:pPr>
+        <w:numPr>
+          <w:ilvl w:val="0"/>
+          <w:numId w:val="19"/>
+        </w:numPr>
+      </w:pPr>
+      <w:r>
+        <w:rPr>
+          <w:b/>
+          <w:bCs/>
+        </w:rPr>
+        <w:t>4.2.2. Rendimiento de la Rama Robusta (La Realidad):</w:t>
+      </w:r>
+      <w:r>
+        <w:t xml:space="preserve"> Presentación de las métricas reales y honestas bajo el protocolo estricto de validación </w:t>
+      </w:r>
+      <w:proofErr w:type="spellStart"/>
+      <w:r>
+        <w:t>prequencial</w:t>
+      </w:r>
+      <w:proofErr w:type="spellEnd"/>
+      <w:r>
+        <w:t>.</w:t>
+      </w:r>
+    </w:p>
+    <w:p>
+      <w:pPr>
+        <w:numPr>
+          <w:ilvl w:val="0"/>
+          <w:numId w:val="19"/>
+        </w:numPr>
+      </w:pPr>
+      <w:r>
+        <w:rPr>
+          <w:b/>
+          <w:bCs/>
+        </w:rPr>
+        <w:t>4.2.3. Cuantificación de la Ilusión Algorítmica ($\Delta$):</w:t>
+      </w:r>
+      <w:r>
+        <w:t xml:space="preserve"> Gráfico de barras o curvas AUPRC superpuestas contrastando ambas ramas. Análisis crítico de cómo esta diferencia demuestra que muchos modelos del estado del arte fallarían en producción.</w:t>
+      </w:r>
+    </w:p>
+    <w:p>
+      <w:pPr>
+        <w:rPr>
+          <w:b/>
+          <w:bCs/>
+        </w:rPr>
+      </w:pPr>
+      <w:r>
+        <w:rPr>
+          <w:b/>
+          <w:bCs/>
+        </w:rPr>
+        <w:t>4.3. Resultados del Experimento D: Interpretabilidad Algorítmica (XAI)</w:t>
+      </w:r>
+    </w:p>
+    <w:p>
+      <w:r>
+        <w:rPr>
+          <w:i/>
+          <w:iCs/>
+        </w:rPr>
+        <w:t>(Aquí demostramos que el modelo no es una caja negra y tiene sentido financiero).</w:t>
+      </w:r>
+    </w:p>
+    <w:p>
+      <w:pPr>
+        <w:numPr>
+          <w:ilvl w:val="0"/>
+          <w:numId w:val="20"/>
+        </w:numPr>
+      </w:pPr>
+      <w:r>
+        <w:rPr>
+          <w:b/>
+          <w:bCs/>
+        </w:rPr>
+        <w:t>4.3.1. Análisis Global de Importancia de Variables:</w:t>
+      </w:r>
+      <w:r>
+        <w:t xml:space="preserve"> Gráfico de barras (</w:t>
+      </w:r>
+      <w:proofErr w:type="spellStart"/>
+      <w:r>
+        <w:rPr>
+          <w:i/>
+          <w:iCs/>
+        </w:rPr>
+        <w:t>Feature</w:t>
+      </w:r>
+      <w:proofErr w:type="spellEnd"/>
+      <w:r>
+        <w:rPr>
+          <w:i/>
+          <w:iCs/>
+        </w:rPr>
+        <w:t xml:space="preserve"> </w:t>
+      </w:r>
+      <w:proofErr w:type="spellStart"/>
+      <w:r>
+        <w:rPr>
+          <w:i/>
+          <w:iCs/>
+        </w:rPr>
+        <w:t>Importance</w:t>
+      </w:r>
+      <w:proofErr w:type="spellEnd"/>
+      <w:r>
+        <w:t xml:space="preserve"> nativa) revelando que las variables temporales/RFM dominan sobre las variables anonimizadas (V1-V28).</w:t>
+      </w:r>
+    </w:p>
+    <w:p>
+      <w:pPr>
+        <w:numPr>
+          <w:ilvl w:val="0"/>
+          <w:numId w:val="20"/>
+        </w:numPr>
+      </w:pPr>
+      <w:r>
+        <w:rPr>
+          <w:b/>
+          <w:bCs/>
+        </w:rPr>
+        <w:t xml:space="preserve">4.3.2. Direccionalidad del Riesgo (SHAP </w:t>
+      </w:r>
+      <w:proofErr w:type="spellStart"/>
+      <w:r>
+        <w:rPr>
+          <w:b/>
+          <w:bCs/>
+        </w:rPr>
+        <w:t>Summary</w:t>
+      </w:r>
+      <w:proofErr w:type="spellEnd"/>
+      <w:r>
+        <w:rPr>
+          <w:b/>
+          <w:bCs/>
+        </w:rPr>
+        <w:t>):</w:t>
+      </w:r>
+      <w:r>
+        <w:t xml:space="preserve"> Presentación del </w:t>
+      </w:r>
+      <w:proofErr w:type="spellStart"/>
+      <w:r>
+        <w:rPr>
+          <w:i/>
+          <w:iCs/>
+        </w:rPr>
+        <w:t>Summary</w:t>
+      </w:r>
+      <w:proofErr w:type="spellEnd"/>
+      <w:r>
+        <w:rPr>
+          <w:i/>
+          <w:iCs/>
+        </w:rPr>
+        <w:t xml:space="preserve"> </w:t>
+      </w:r>
+      <w:proofErr w:type="spellStart"/>
+      <w:r>
+        <w:rPr>
+          <w:i/>
+          <w:iCs/>
+        </w:rPr>
+        <w:t>Plot</w:t>
+      </w:r>
+      <w:proofErr w:type="spellEnd"/>
+      <w:r>
+        <w:t xml:space="preserve"> de SHAP. Comprobación empírica de las hipótesis de negocio (ej. "A mayor riesgo histórico del terminal, mayor probabilidad de fraude asigna el modelo").</w:t>
+      </w:r>
+    </w:p>
+    <w:p>
+      <w:pPr>
+        <w:numPr>
+          <w:ilvl w:val="0"/>
+          <w:numId w:val="20"/>
+        </w:numPr>
+      </w:pPr>
+      <w:r>
+        <w:rPr>
+          <w:b/>
+          <w:bCs/>
+        </w:rPr>
+        <w:t>4.3.3. Auditoría Local de Transacciones (SHAP Waterfall/Force):</w:t>
+      </w:r>
+      <w:r>
+        <w:t xml:space="preserve"> Muestra de 1 o 2 ejemplos reales de transacciones del conjunto </w:t>
+      </w:r>
+      <w:proofErr w:type="gramStart"/>
+      <w:r>
+        <w:t>de test</w:t>
+      </w:r>
+      <w:proofErr w:type="gramEnd"/>
+      <w:r>
+        <w:t xml:space="preserve"> (un Verdadero Positivo y un Falso Positivo), desglosando paso a paso por qué el algoritmo tomó esa decisión.</w:t>
+      </w:r>
+    </w:p>
+    <w:p>
+      <w:pPr>
+        <w:rPr>
+          <w:b/>
+          <w:bCs/>
+        </w:rPr>
+      </w:pPr>
+      <w:r>
+        <w:rPr>
+          <w:b/>
+          <w:bCs/>
+        </w:rPr>
+        <w:t>4.4. Discusión General e Implicaciones de Negocio</w:t>
+      </w:r>
+    </w:p>
+    <w:p>
+      <w:r>
+        <w:rPr>
+          <w:i/>
+          <w:iCs/>
+        </w:rPr>
+        <w:t>(El cierre del capítulo: traducir los números a lenguaje bancario/operativo).</w:t>
+      </w:r>
+    </w:p>
+    <w:p>
+      <w:pPr>
+        <w:numPr>
+          <w:ilvl w:val="0"/>
+          <w:numId w:val="21"/>
+        </w:numPr>
+      </w:pPr>
+      <w:r>
+        <w:rPr>
+          <w:b/>
+          <w:bCs/>
+        </w:rPr>
+        <w:lastRenderedPageBreak/>
+        <w:t>4.4.1. Viabilidad Operativa:</w:t>
+      </w:r>
+      <w:r>
+        <w:t xml:space="preserve"> Qué significa realmente el valor obtenido en la métrica CP@100 para un departamento de analistas de fraude (cuántas tarjetas reales se bloquean al día revisando solo 100 alertas).</w:t>
+      </w:r>
+    </w:p>
+    <w:p>
+      <w:pPr>
+        <w:numPr>
+          <w:ilvl w:val="0"/>
+          <w:numId w:val="21"/>
+        </w:numPr>
+      </w:pPr>
+      <w:r>
+        <w:rPr>
+          <w:b/>
+          <w:bCs/>
+        </w:rPr>
+        <w:t>4.4.2. Transparencia vs. Rendimiento:</w:t>
+      </w:r>
+      <w:r>
+        <w:t xml:space="preserve"> Reflexión sobre cómo el sacrificio de una precisión "perfecta" (ilusoria) a cambio de un modelo robusto y explicable es el único camino viable para cumplir con la regulación financiera y generar confianza.</w:t>
+      </w:r>
+    </w:p>
+    <w:p/>
+    <w:tbl>
+      <w:tblPr>
+        <w:tblW w:w="11483" w:type="dxa"/>
+        <w:tblCellSpacing w:w="15" w:type="dxa"/>
+        <w:tblInd w:w="-1426" w:type="dxa"/>
+        <w:tblCellMar>
+          <w:left w:w="0" w:type="dxa"/>
+          <w:right w:w="0" w:type="dxa"/>
+        </w:tblCellMar>
+        <w:tblLook w:val="04A0" w:firstRow="1" w:lastRow="0" w:firstColumn="1" w:lastColumn="0" w:noHBand="0" w:noVBand="1"/>
+      </w:tblPr>
+      <w:tblGrid>
+        <w:gridCol w:w="1295"/>
+        <w:gridCol w:w="2031"/>
+        <w:gridCol w:w="1232"/>
+        <w:gridCol w:w="3523"/>
+        <w:gridCol w:w="3402"/>
+      </w:tblGrid>
+      <w:tr>
+        <w:trPr>
+          <w:tblHeader/>
+          <w:tblCellSpacing w:w="15" w:type="dxa"/>
+        </w:trPr>
+        <w:tc>
+          <w:tcPr>
+            <w:tcW w:w="0" w:type="auto"/>
+            <w:tcBorders>
+              <w:top w:val="single" w:sz="6" w:space="0" w:color="auto"/>
+              <w:left w:val="single" w:sz="6" w:space="0" w:color="auto"/>
+              <w:bottom w:val="single" w:sz="6" w:space="0" w:color="auto"/>
+              <w:right w:val="single" w:sz="6" w:space="0" w:color="auto"/>
+            </w:tcBorders>
+            <w:tcMar>
+              <w:top w:w="120" w:type="dxa"/>
+              <w:left w:w="180" w:type="dxa"/>
+              <w:bottom w:w="120" w:type="dxa"/>
+              <w:right w:w="180" w:type="dxa"/>
+            </w:tcMar>
+            <w:vAlign w:val="center"/>
+            <w:hideMark/>
+          </w:tcPr>
+          <w:p>
+            <w:r>
+              <w:rPr>
+                <w:b/>
+                <w:bCs/>
+              </w:rPr>
+              <w:t>Apartado</w:t>
+            </w:r>
+          </w:p>
+        </w:tc>
+        <w:tc>
+          <w:tcPr>
+            <w:tcW w:w="0" w:type="auto"/>
+            <w:tcBorders>
+              <w:top w:val="single" w:sz="6" w:space="0" w:color="auto"/>
+              <w:left w:val="single" w:sz="6" w:space="0" w:color="auto"/>
+              <w:bottom w:val="single" w:sz="6" w:space="0" w:color="auto"/>
+              <w:right w:val="single" w:sz="6" w:space="0" w:color="auto"/>
+            </w:tcBorders>
+            <w:tcMar>
+              <w:top w:w="120" w:type="dxa"/>
+              <w:left w:w="180" w:type="dxa"/>
+              <w:bottom w:w="120" w:type="dxa"/>
+              <w:right w:w="180" w:type="dxa"/>
+            </w:tcMar>
+            <w:vAlign w:val="center"/>
+            <w:hideMark/>
+          </w:tcPr>
+          <w:p>
+            <w:r>
+              <w:rPr>
+                <w:b/>
+                <w:bCs/>
+              </w:rPr>
+              <w:t>Título</w:t>
+            </w:r>
+          </w:p>
+        </w:tc>
+        <w:tc>
+          <w:tcPr>
+            <w:tcW w:w="0" w:type="auto"/>
+            <w:tcBorders>
+              <w:top w:val="single" w:sz="6" w:space="0" w:color="auto"/>
+              <w:left w:val="single" w:sz="6" w:space="0" w:color="auto"/>
+              <w:bottom w:val="single" w:sz="6" w:space="0" w:color="auto"/>
+              <w:right w:val="single" w:sz="6" w:space="0" w:color="auto"/>
+            </w:tcBorders>
+            <w:tcMar>
+              <w:top w:w="120" w:type="dxa"/>
+              <w:left w:w="180" w:type="dxa"/>
+              <w:bottom w:w="120" w:type="dxa"/>
+              <w:right w:w="180" w:type="dxa"/>
+            </w:tcMar>
+            <w:vAlign w:val="center"/>
+            <w:hideMark/>
+          </w:tcPr>
+          <w:p>
+            <w:r>
+              <w:rPr>
+                <w:b/>
+                <w:bCs/>
+              </w:rPr>
+              <w:t>Peso Sugerido</w:t>
+            </w:r>
+          </w:p>
+        </w:tc>
+        <w:tc>
+          <w:tcPr>
+            <w:tcW w:w="3493" w:type="dxa"/>
+            <w:tcBorders>
+              <w:top w:val="single" w:sz="6" w:space="0" w:color="auto"/>
+              <w:left w:val="single" w:sz="6" w:space="0" w:color="auto"/>
+              <w:bottom w:val="single" w:sz="6" w:space="0" w:color="auto"/>
+              <w:right w:val="single" w:sz="6" w:space="0" w:color="auto"/>
+            </w:tcBorders>
+            <w:tcMar>
+              <w:top w:w="120" w:type="dxa"/>
+              <w:left w:w="180" w:type="dxa"/>
+              <w:bottom w:w="120" w:type="dxa"/>
+              <w:right w:w="180" w:type="dxa"/>
+            </w:tcMar>
+            <w:vAlign w:val="center"/>
+            <w:hideMark/>
+          </w:tcPr>
+          <w:p>
+            <w:r>
+              <w:rPr>
+                <w:b/>
+                <w:bCs/>
+              </w:rPr>
+              <w:t>Foco Principal</w:t>
+            </w:r>
+          </w:p>
+        </w:tc>
+        <w:tc>
+          <w:tcPr>
+            <w:tcW w:w="3357" w:type="dxa"/>
+            <w:tcBorders>
+              <w:top w:val="single" w:sz="6" w:space="0" w:color="auto"/>
+              <w:left w:val="single" w:sz="6" w:space="0" w:color="auto"/>
+              <w:bottom w:val="single" w:sz="6" w:space="0" w:color="auto"/>
+              <w:right w:val="single" w:sz="6" w:space="0" w:color="auto"/>
+            </w:tcBorders>
+            <w:tcMar>
+              <w:top w:w="120" w:type="dxa"/>
+              <w:left w:w="180" w:type="dxa"/>
+              <w:bottom w:w="120" w:type="dxa"/>
+              <w:right w:w="180" w:type="dxa"/>
+            </w:tcMar>
+            <w:vAlign w:val="center"/>
+            <w:hideMark/>
+          </w:tcPr>
+          <w:p>
+            <w:r>
+              <w:rPr>
+                <w:b/>
+                <w:bCs/>
+              </w:rPr>
+              <w:t>Estrategia de Redacción y Elementos Visuales</w:t>
+            </w:r>
+          </w:p>
+        </w:tc>
+      </w:tr>
+      <w:tr>
+        <w:trPr>
+          <w:tblCellSpacing w:w="15" w:type="dxa"/>
+        </w:trPr>
+        <w:tc>
+          <w:tcPr>
+            <w:tcW w:w="0" w:type="auto"/>
+            <w:tcBorders>
+              <w:top w:val="single" w:sz="6" w:space="0" w:color="auto"/>
+              <w:left w:val="single" w:sz="6" w:space="0" w:color="auto"/>
+              <w:bottom w:val="single" w:sz="6" w:space="0" w:color="auto"/>
+              <w:right w:val="single" w:sz="6" w:space="0" w:color="auto"/>
+            </w:tcBorders>
+            <w:tcMar>
+              <w:top w:w="120" w:type="dxa"/>
+              <w:left w:w="180" w:type="dxa"/>
+              <w:bottom w:w="120" w:type="dxa"/>
+              <w:right w:w="180" w:type="dxa"/>
+            </w:tcMar>
+            <w:vAlign w:val="center"/>
+            <w:hideMark/>
+          </w:tcPr>
+          <w:p>
+            <w:r>
+              <w:rPr>
+                <w:b/>
+                <w:bCs/>
+              </w:rPr>
+              <w:t>4.1</w:t>
+            </w:r>
+          </w:p>
+        </w:tc>
+        <w:tc>
+          <w:tcPr>
+            <w:tcW w:w="0" w:type="auto"/>
+            <w:tcBorders>
+              <w:top w:val="single" w:sz="6" w:space="0" w:color="auto"/>
+              <w:left w:val="single" w:sz="6" w:space="0" w:color="auto"/>
+              <w:bottom w:val="single" w:sz="6" w:space="0" w:color="auto"/>
+              <w:right w:val="single" w:sz="6" w:space="0" w:color="auto"/>
+            </w:tcBorders>
+            <w:tcMar>
+              <w:top w:w="120" w:type="dxa"/>
+              <w:left w:w="180" w:type="dxa"/>
+              <w:bottom w:w="120" w:type="dxa"/>
+              <w:right w:w="180" w:type="dxa"/>
+            </w:tcMar>
+            <w:vAlign w:val="center"/>
+            <w:hideMark/>
+          </w:tcPr>
+          <w:p>
+            <w:r>
+              <w:rPr>
+                <w:b/>
+                <w:bCs/>
+              </w:rPr>
+              <w:t>Resultados del Experimento A: Definición del Modelo de Referencia</w:t>
+            </w:r>
+          </w:p>
+        </w:tc>
+        <w:tc>
+          <w:tcPr>
+            <w:tcW w:w="0" w:type="auto"/>
+            <w:tcBorders>
+              <w:top w:val="single" w:sz="6" w:space="0" w:color="auto"/>
+              <w:left w:val="single" w:sz="6" w:space="0" w:color="auto"/>
+              <w:bottom w:val="single" w:sz="6" w:space="0" w:color="auto"/>
+              <w:right w:val="single" w:sz="6" w:space="0" w:color="auto"/>
+            </w:tcBorders>
+            <w:tcMar>
+              <w:top w:w="120" w:type="dxa"/>
+              <w:left w:w="180" w:type="dxa"/>
+              <w:bottom w:w="120" w:type="dxa"/>
+              <w:right w:w="180" w:type="dxa"/>
+            </w:tcMar>
+            <w:vAlign w:val="center"/>
+            <w:hideMark/>
+          </w:tcPr>
+          <w:p>
+            <w:r>
+              <w:rPr>
+                <w:b/>
+                <w:bCs/>
+              </w:rPr>
+              <w:t>15% - 20%</w:t>
+            </w:r>
+          </w:p>
+        </w:tc>
+        <w:tc>
+          <w:tcPr>
+            <w:tcW w:w="3493" w:type="dxa"/>
+            <w:tcBorders>
+              <w:top w:val="single" w:sz="6" w:space="0" w:color="auto"/>
+              <w:left w:val="single" w:sz="6" w:space="0" w:color="auto"/>
+              <w:bottom w:val="single" w:sz="6" w:space="0" w:color="auto"/>
+              <w:right w:val="single" w:sz="6" w:space="0" w:color="auto"/>
+            </w:tcBorders>
+            <w:tcMar>
+              <w:top w:w="120" w:type="dxa"/>
+              <w:left w:w="180" w:type="dxa"/>
+              <w:bottom w:w="120" w:type="dxa"/>
+              <w:right w:w="180" w:type="dxa"/>
+            </w:tcMar>
+            <w:vAlign w:val="center"/>
+            <w:hideMark/>
+          </w:tcPr>
+          <w:p>
+            <w:r>
+              <w:t>Establecer el "suelo" algorítmico y demostrar la inutilidad de las métricas clásicas (Exactitud).</w:t>
+            </w:r>
+          </w:p>
+        </w:tc>
+        <w:tc>
+          <w:tcPr>
+            <w:tcW w:w="3357" w:type="dxa"/>
+            <w:tcBorders>
+              <w:top w:val="single" w:sz="6" w:space="0" w:color="auto"/>
+              <w:left w:val="single" w:sz="6" w:space="0" w:color="auto"/>
+              <w:bottom w:val="single" w:sz="6" w:space="0" w:color="auto"/>
+              <w:right w:val="single" w:sz="6" w:space="0" w:color="auto"/>
+            </w:tcBorders>
+            <w:tcMar>
+              <w:top w:w="120" w:type="dxa"/>
+              <w:left w:w="180" w:type="dxa"/>
+              <w:bottom w:w="120" w:type="dxa"/>
+              <w:right w:w="180" w:type="dxa"/>
+            </w:tcMar>
+            <w:vAlign w:val="center"/>
+            <w:hideMark/>
+          </w:tcPr>
+          <w:p>
+            <w:r>
+              <w:rPr>
+                <w:b/>
+                <w:bCs/>
+              </w:rPr>
+              <w:t>Descriptiva y Objetiva.</w:t>
+            </w:r>
+            <w:r>
+              <w:t xml:space="preserve"> Texto directo apoyado en tablas comparativas y justificación matemática.</w:t>
+            </w:r>
+          </w:p>
+        </w:tc>
+      </w:tr>
+      <w:tr>
+        <w:trPr>
+          <w:tblCellSpacing w:w="15" w:type="dxa"/>
+        </w:trPr>
+        <w:tc>
+          <w:tcPr>
+            <w:tcW w:w="0" w:type="auto"/>
+            <w:tcBorders>
+              <w:top w:val="single" w:sz="6" w:space="0" w:color="auto"/>
+              <w:left w:val="single" w:sz="6" w:space="0" w:color="auto"/>
+              <w:bottom w:val="single" w:sz="6" w:space="0" w:color="auto"/>
+              <w:right w:val="single" w:sz="6" w:space="0" w:color="auto"/>
+            </w:tcBorders>
+            <w:tcMar>
+              <w:top w:w="120" w:type="dxa"/>
+              <w:left w:w="180" w:type="dxa"/>
+              <w:bottom w:w="120" w:type="dxa"/>
+              <w:right w:w="180" w:type="dxa"/>
+            </w:tcMar>
+            <w:vAlign w:val="center"/>
+            <w:hideMark/>
+          </w:tcPr>
+          <w:p>
+            <w:r>
+              <w:rPr>
+                <w:i/>
+                <w:iCs/>
+              </w:rPr>
+              <w:t>4.1.1</w:t>
+            </w:r>
+          </w:p>
+        </w:tc>
+        <w:tc>
+          <w:tcPr>
+            <w:tcW w:w="0" w:type="auto"/>
+            <w:tcBorders>
+              <w:top w:val="single" w:sz="6" w:space="0" w:color="auto"/>
+              <w:left w:val="single" w:sz="6" w:space="0" w:color="auto"/>
+              <w:bottom w:val="single" w:sz="6" w:space="0" w:color="auto"/>
+              <w:right w:val="single" w:sz="6" w:space="0" w:color="auto"/>
+            </w:tcBorders>
+            <w:tcMar>
+              <w:top w:w="120" w:type="dxa"/>
+              <w:left w:w="180" w:type="dxa"/>
+              <w:bottom w:w="120" w:type="dxa"/>
+              <w:right w:w="180" w:type="dxa"/>
+            </w:tcMar>
+            <w:vAlign w:val="center"/>
+            <w:hideMark/>
+          </w:tcPr>
+          <w:p>
+            <w:r>
+              <w:rPr>
+                <w:i/>
+                <w:iCs/>
+              </w:rPr>
+              <w:t>Análisis de Rendimiento bajo Desbalance Natural</w:t>
+            </w:r>
+          </w:p>
+        </w:tc>
+        <w:tc>
+          <w:tcPr>
+            <w:tcW w:w="0" w:type="auto"/>
+            <w:tcBorders>
+              <w:top w:val="single" w:sz="6" w:space="0" w:color="auto"/>
+              <w:left w:val="single" w:sz="6" w:space="0" w:color="auto"/>
+              <w:bottom w:val="single" w:sz="6" w:space="0" w:color="auto"/>
+              <w:right w:val="single" w:sz="6" w:space="0" w:color="auto"/>
+            </w:tcBorders>
+            <w:tcMar>
+              <w:top w:w="120" w:type="dxa"/>
+              <w:left w:w="180" w:type="dxa"/>
+              <w:bottom w:w="120" w:type="dxa"/>
+              <w:right w:w="180" w:type="dxa"/>
+            </w:tcMar>
+            <w:vAlign w:val="center"/>
+            <w:hideMark/>
+          </w:tcPr>
+          <w:p>
+            <w:r>
+              <w:rPr>
+                <w:i/>
+                <w:iCs/>
+              </w:rPr>
+              <w:t>-</w:t>
+            </w:r>
+          </w:p>
+        </w:tc>
+        <w:tc>
+          <w:tcPr>
+            <w:tcW w:w="3493" w:type="dxa"/>
+            <w:tcBorders>
+              <w:top w:val="single" w:sz="6" w:space="0" w:color="auto"/>
+              <w:left w:val="single" w:sz="6" w:space="0" w:color="auto"/>
+              <w:bottom w:val="single" w:sz="6" w:space="0" w:color="auto"/>
+              <w:right w:val="single" w:sz="6" w:space="0" w:color="auto"/>
+            </w:tcBorders>
+            <w:tcMar>
+              <w:top w:w="120" w:type="dxa"/>
+              <w:left w:w="180" w:type="dxa"/>
+              <w:bottom w:w="120" w:type="dxa"/>
+              <w:right w:w="180" w:type="dxa"/>
+            </w:tcMar>
+            <w:vAlign w:val="center"/>
+            <w:hideMark/>
+          </w:tcPr>
+          <w:p>
+            <w:r>
+              <w:t>Demostrar numéricamente la "Paradoja de la Exactitud".</w:t>
+            </w:r>
+          </w:p>
+        </w:tc>
+        <w:tc>
+          <w:tcPr>
+            <w:tcW w:w="3357" w:type="dxa"/>
+            <w:tcBorders>
+              <w:top w:val="single" w:sz="6" w:space="0" w:color="auto"/>
+              <w:left w:val="single" w:sz="6" w:space="0" w:color="auto"/>
+              <w:bottom w:val="single" w:sz="6" w:space="0" w:color="auto"/>
+              <w:right w:val="single" w:sz="6" w:space="0" w:color="auto"/>
+            </w:tcBorders>
+            <w:tcMar>
+              <w:top w:w="120" w:type="dxa"/>
+              <w:left w:w="180" w:type="dxa"/>
+              <w:bottom w:w="120" w:type="dxa"/>
+              <w:right w:w="180" w:type="dxa"/>
+            </w:tcMar>
+            <w:vAlign w:val="center"/>
+            <w:hideMark/>
+          </w:tcPr>
+          <w:p>
+            <w:r>
+              <w:rPr>
+                <w:i/>
+                <w:iCs/>
+              </w:rPr>
+              <w:t>Visual:</w:t>
+            </w:r>
+            <w:r>
+              <w:t xml:space="preserve"> Matrices de confusión mostrando cómo se ignora la clase minoritaria sin asistencia.</w:t>
+            </w:r>
+          </w:p>
+        </w:tc>
+      </w:tr>
+      <w:tr>
+        <w:trPr>
+          <w:tblCellSpacing w:w="15" w:type="dxa"/>
+        </w:trPr>
+        <w:tc>
+          <w:tcPr>
+            <w:tcW w:w="0" w:type="auto"/>
+            <w:tcBorders>
+              <w:top w:val="single" w:sz="6" w:space="0" w:color="auto"/>
+              <w:left w:val="single" w:sz="6" w:space="0" w:color="auto"/>
+              <w:bottom w:val="single" w:sz="6" w:space="0" w:color="auto"/>
+              <w:right w:val="single" w:sz="6" w:space="0" w:color="auto"/>
+            </w:tcBorders>
+            <w:tcMar>
+              <w:top w:w="120" w:type="dxa"/>
+              <w:left w:w="180" w:type="dxa"/>
+              <w:bottom w:w="120" w:type="dxa"/>
+              <w:right w:w="180" w:type="dxa"/>
+            </w:tcMar>
+            <w:vAlign w:val="center"/>
+            <w:hideMark/>
+          </w:tcPr>
+          <w:p>
+            <w:r>
+              <w:rPr>
+                <w:i/>
+                <w:iCs/>
+              </w:rPr>
+              <w:t>4.1.2</w:t>
+            </w:r>
+          </w:p>
+        </w:tc>
+        <w:tc>
+          <w:tcPr>
+            <w:tcW w:w="0" w:type="auto"/>
+            <w:tcBorders>
+              <w:top w:val="single" w:sz="6" w:space="0" w:color="auto"/>
+              <w:left w:val="single" w:sz="6" w:space="0" w:color="auto"/>
+              <w:bottom w:val="single" w:sz="6" w:space="0" w:color="auto"/>
+              <w:right w:val="single" w:sz="6" w:space="0" w:color="auto"/>
+            </w:tcBorders>
+            <w:tcMar>
+              <w:top w:w="120" w:type="dxa"/>
+              <w:left w:w="180" w:type="dxa"/>
+              <w:bottom w:w="120" w:type="dxa"/>
+              <w:right w:w="180" w:type="dxa"/>
+            </w:tcMar>
+            <w:vAlign w:val="center"/>
+            <w:hideMark/>
+          </w:tcPr>
+          <w:p>
+            <w:r>
+              <w:rPr>
+                <w:i/>
+                <w:iCs/>
+              </w:rPr>
+              <w:t>Comparativa Algorítmica Estándar</w:t>
+            </w:r>
+          </w:p>
+        </w:tc>
+        <w:tc>
+          <w:tcPr>
+            <w:tcW w:w="0" w:type="auto"/>
+            <w:tcBorders>
+              <w:top w:val="single" w:sz="6" w:space="0" w:color="auto"/>
+              <w:left w:val="single" w:sz="6" w:space="0" w:color="auto"/>
+              <w:bottom w:val="single" w:sz="6" w:space="0" w:color="auto"/>
+              <w:right w:val="single" w:sz="6" w:space="0" w:color="auto"/>
+            </w:tcBorders>
+            <w:tcMar>
+              <w:top w:w="120" w:type="dxa"/>
+              <w:left w:w="180" w:type="dxa"/>
+              <w:bottom w:w="120" w:type="dxa"/>
+              <w:right w:w="180" w:type="dxa"/>
+            </w:tcMar>
+            <w:vAlign w:val="center"/>
+            <w:hideMark/>
+          </w:tcPr>
+          <w:p>
+            <w:r>
+              <w:rPr>
+                <w:i/>
+                <w:iCs/>
+              </w:rPr>
+              <w:t>-</w:t>
+            </w:r>
+          </w:p>
+        </w:tc>
+        <w:tc>
+          <w:tcPr>
+            <w:tcW w:w="3493" w:type="dxa"/>
+            <w:tcBorders>
+              <w:top w:val="single" w:sz="6" w:space="0" w:color="auto"/>
+              <w:left w:val="single" w:sz="6" w:space="0" w:color="auto"/>
+              <w:bottom w:val="single" w:sz="6" w:space="0" w:color="auto"/>
+              <w:right w:val="single" w:sz="6" w:space="0" w:color="auto"/>
+            </w:tcBorders>
+            <w:tcMar>
+              <w:top w:w="120" w:type="dxa"/>
+              <w:left w:w="180" w:type="dxa"/>
+              <w:bottom w:w="120" w:type="dxa"/>
+              <w:right w:w="180" w:type="dxa"/>
+            </w:tcMar>
+            <w:vAlign w:val="center"/>
+            <w:hideMark/>
+          </w:tcPr>
+          <w:p>
+            <w:r>
+              <w:t xml:space="preserve">Contrastar Regresión Logística, Random Forest y </w:t>
+            </w:r>
+            <w:proofErr w:type="spellStart"/>
+            <w:r>
+              <w:t>XGBoost</w:t>
+            </w:r>
+            <w:proofErr w:type="spellEnd"/>
+            <w:r>
+              <w:t>.</w:t>
+            </w:r>
+          </w:p>
+        </w:tc>
+        <w:tc>
+          <w:tcPr>
+            <w:tcW w:w="3357" w:type="dxa"/>
+            <w:tcBorders>
+              <w:top w:val="single" w:sz="6" w:space="0" w:color="auto"/>
+              <w:left w:val="single" w:sz="6" w:space="0" w:color="auto"/>
+              <w:bottom w:val="single" w:sz="6" w:space="0" w:color="auto"/>
+              <w:right w:val="single" w:sz="6" w:space="0" w:color="auto"/>
+            </w:tcBorders>
+            <w:tcMar>
+              <w:top w:w="120" w:type="dxa"/>
+              <w:left w:w="180" w:type="dxa"/>
+              <w:bottom w:w="120" w:type="dxa"/>
+              <w:right w:w="180" w:type="dxa"/>
+            </w:tcMar>
+            <w:vAlign w:val="center"/>
+            <w:hideMark/>
+          </w:tcPr>
+          <w:p>
+            <w:r>
+              <w:rPr>
+                <w:i/>
+                <w:iCs/>
+              </w:rPr>
+              <w:t>Visual:</w:t>
+            </w:r>
+            <w:r>
+              <w:t xml:space="preserve"> Tabla de resultados (AUPRC, </w:t>
+            </w:r>
+            <w:proofErr w:type="spellStart"/>
+            <w:r>
+              <w:t>Recall</w:t>
+            </w:r>
+            <w:proofErr w:type="spellEnd"/>
+            <w:r>
+              <w:t>, tiempos de entrenamiento).</w:t>
+            </w:r>
+          </w:p>
+        </w:tc>
+      </w:tr>
+      <w:tr>
+        <w:trPr>
+          <w:tblCellSpacing w:w="15" w:type="dxa"/>
+        </w:trPr>
+        <w:tc>
+          <w:tcPr>
+            <w:tcW w:w="0" w:type="auto"/>
+            <w:tcBorders>
+              <w:top w:val="single" w:sz="6" w:space="0" w:color="auto"/>
+              <w:left w:val="single" w:sz="6" w:space="0" w:color="auto"/>
+              <w:bottom w:val="single" w:sz="6" w:space="0" w:color="auto"/>
+              <w:right w:val="single" w:sz="6" w:space="0" w:color="auto"/>
+            </w:tcBorders>
+            <w:tcMar>
+              <w:top w:w="120" w:type="dxa"/>
+              <w:left w:w="180" w:type="dxa"/>
+              <w:bottom w:w="120" w:type="dxa"/>
+              <w:right w:w="180" w:type="dxa"/>
+            </w:tcMar>
+            <w:vAlign w:val="center"/>
+            <w:hideMark/>
+          </w:tcPr>
+          <w:p>
+            <w:r>
+              <w:rPr>
+                <w:i/>
+                <w:iCs/>
+              </w:rPr>
+              <w:t>4.1.3</w:t>
+            </w:r>
+          </w:p>
+        </w:tc>
+        <w:tc>
+          <w:tcPr>
+            <w:tcW w:w="0" w:type="auto"/>
+            <w:tcBorders>
+              <w:top w:val="single" w:sz="6" w:space="0" w:color="auto"/>
+              <w:left w:val="single" w:sz="6" w:space="0" w:color="auto"/>
+              <w:bottom w:val="single" w:sz="6" w:space="0" w:color="auto"/>
+              <w:right w:val="single" w:sz="6" w:space="0" w:color="auto"/>
+            </w:tcBorders>
+            <w:tcMar>
+              <w:top w:w="120" w:type="dxa"/>
+              <w:left w:w="180" w:type="dxa"/>
+              <w:bottom w:w="120" w:type="dxa"/>
+              <w:right w:w="180" w:type="dxa"/>
+            </w:tcMar>
+            <w:vAlign w:val="center"/>
+            <w:hideMark/>
+          </w:tcPr>
+          <w:p>
+            <w:r>
+              <w:rPr>
+                <w:i/>
+                <w:iCs/>
+              </w:rPr>
+              <w:t>Selección y Justificación del Modelo Base</w:t>
+            </w:r>
+          </w:p>
+        </w:tc>
+        <w:tc>
+          <w:tcPr>
+            <w:tcW w:w="0" w:type="auto"/>
+            <w:tcBorders>
+              <w:top w:val="single" w:sz="6" w:space="0" w:color="auto"/>
+              <w:left w:val="single" w:sz="6" w:space="0" w:color="auto"/>
+              <w:bottom w:val="single" w:sz="6" w:space="0" w:color="auto"/>
+              <w:right w:val="single" w:sz="6" w:space="0" w:color="auto"/>
+            </w:tcBorders>
+            <w:tcMar>
+              <w:top w:w="120" w:type="dxa"/>
+              <w:left w:w="180" w:type="dxa"/>
+              <w:bottom w:w="120" w:type="dxa"/>
+              <w:right w:w="180" w:type="dxa"/>
+            </w:tcMar>
+            <w:vAlign w:val="center"/>
+            <w:hideMark/>
+          </w:tcPr>
+          <w:p>
+            <w:r>
+              <w:rPr>
+                <w:i/>
+                <w:iCs/>
+              </w:rPr>
+              <w:t>-</w:t>
+            </w:r>
+          </w:p>
+        </w:tc>
+        <w:tc>
+          <w:tcPr>
+            <w:tcW w:w="3493" w:type="dxa"/>
+            <w:tcBorders>
+              <w:top w:val="single" w:sz="6" w:space="0" w:color="auto"/>
+              <w:left w:val="single" w:sz="6" w:space="0" w:color="auto"/>
+              <w:bottom w:val="single" w:sz="6" w:space="0" w:color="auto"/>
+              <w:right w:val="single" w:sz="6" w:space="0" w:color="auto"/>
+            </w:tcBorders>
+            <w:tcMar>
+              <w:top w:w="120" w:type="dxa"/>
+              <w:left w:w="180" w:type="dxa"/>
+              <w:bottom w:w="120" w:type="dxa"/>
+              <w:right w:w="180" w:type="dxa"/>
+            </w:tcMar>
+            <w:vAlign w:val="center"/>
+            <w:hideMark/>
+          </w:tcPr>
+          <w:p>
+            <w:r>
+              <w:t>Elegir el mejor algoritmo para avanzar a las siguientes fases.</w:t>
+            </w:r>
+          </w:p>
+        </w:tc>
+        <w:tc>
+          <w:tcPr>
+            <w:tcW w:w="3357" w:type="dxa"/>
+            <w:tcBorders>
+              <w:top w:val="single" w:sz="6" w:space="0" w:color="auto"/>
+              <w:left w:val="single" w:sz="6" w:space="0" w:color="auto"/>
+              <w:bottom w:val="single" w:sz="6" w:space="0" w:color="auto"/>
+              <w:right w:val="single" w:sz="6" w:space="0" w:color="auto"/>
+            </w:tcBorders>
+            <w:tcMar>
+              <w:top w:w="120" w:type="dxa"/>
+              <w:left w:w="180" w:type="dxa"/>
+              <w:bottom w:w="120" w:type="dxa"/>
+              <w:right w:w="180" w:type="dxa"/>
+            </w:tcMar>
+            <w:vAlign w:val="center"/>
+            <w:hideMark/>
+          </w:tcPr>
+          <w:p>
+            <w:r>
+              <w:rPr>
+                <w:i/>
+                <w:iCs/>
+              </w:rPr>
+              <w:t>Texto:</w:t>
+            </w:r>
+            <w:r>
+              <w:t xml:space="preserve"> Justificación estricta basada en la métrica operativa (CP@100).</w:t>
+            </w:r>
+          </w:p>
+        </w:tc>
+      </w:tr>
+      <w:tr>
+        <w:trPr>
+          <w:tblCellSpacing w:w="15" w:type="dxa"/>
+        </w:trPr>
+        <w:tc>
+          <w:tcPr>
+            <w:tcW w:w="0" w:type="auto"/>
+            <w:tcBorders>
+              <w:top w:val="single" w:sz="6" w:space="0" w:color="auto"/>
+              <w:left w:val="single" w:sz="6" w:space="0" w:color="auto"/>
+              <w:bottom w:val="single" w:sz="6" w:space="0" w:color="auto"/>
+              <w:right w:val="single" w:sz="6" w:space="0" w:color="auto"/>
+            </w:tcBorders>
+            <w:tcMar>
+              <w:top w:w="120" w:type="dxa"/>
+              <w:left w:w="180" w:type="dxa"/>
+              <w:bottom w:w="120" w:type="dxa"/>
+              <w:right w:w="180" w:type="dxa"/>
+            </w:tcMar>
+            <w:vAlign w:val="center"/>
+            <w:hideMark/>
+          </w:tcPr>
+          <w:p>
+            <w:r>
+              <w:rPr>
+                <w:b/>
+                <w:bCs/>
+              </w:rPr>
+              <w:lastRenderedPageBreak/>
+              <w:t>4.2</w:t>
+            </w:r>
+          </w:p>
+        </w:tc>
+        <w:tc>
+          <w:tcPr>
+            <w:tcW w:w="0" w:type="auto"/>
+            <w:tcBorders>
+              <w:top w:val="single" w:sz="6" w:space="0" w:color="auto"/>
+              <w:left w:val="single" w:sz="6" w:space="0" w:color="auto"/>
+              <w:bottom w:val="single" w:sz="6" w:space="0" w:color="auto"/>
+              <w:right w:val="single" w:sz="6" w:space="0" w:color="auto"/>
+            </w:tcBorders>
+            <w:tcMar>
+              <w:top w:w="120" w:type="dxa"/>
+              <w:left w:w="180" w:type="dxa"/>
+              <w:bottom w:w="120" w:type="dxa"/>
+              <w:right w:w="180" w:type="dxa"/>
+            </w:tcMar>
+            <w:vAlign w:val="center"/>
+            <w:hideMark/>
+          </w:tcPr>
+          <w:p>
+            <w:r>
+              <w:rPr>
+                <w:b/>
+                <w:bCs/>
+              </w:rPr>
+              <w:t>Resultados del Experimento C: Fuga de Datos (</w:t>
+            </w:r>
+            <w:r>
+              <w:rPr>
+                <w:b/>
+                <w:bCs/>
+                <w:i/>
+                <w:iCs/>
+              </w:rPr>
+              <w:t>Anti-</w:t>
+            </w:r>
+            <w:proofErr w:type="spellStart"/>
+            <w:r>
+              <w:rPr>
+                <w:b/>
+                <w:bCs/>
+                <w:i/>
+                <w:iCs/>
+              </w:rPr>
+              <w:t>Leakage</w:t>
+            </w:r>
+            <w:proofErr w:type="spellEnd"/>
+            <w:r>
+              <w:rPr>
+                <w:b/>
+                <w:bCs/>
+              </w:rPr>
+              <w:t>)</w:t>
+            </w:r>
+          </w:p>
+        </w:tc>
+        <w:tc>
+          <w:tcPr>
+            <w:tcW w:w="0" w:type="auto"/>
+            <w:tcBorders>
+              <w:top w:val="single" w:sz="6" w:space="0" w:color="auto"/>
+              <w:left w:val="single" w:sz="6" w:space="0" w:color="auto"/>
+              <w:bottom w:val="single" w:sz="6" w:space="0" w:color="auto"/>
+              <w:right w:val="single" w:sz="6" w:space="0" w:color="auto"/>
+            </w:tcBorders>
+            <w:tcMar>
+              <w:top w:w="120" w:type="dxa"/>
+              <w:left w:w="180" w:type="dxa"/>
+              <w:bottom w:w="120" w:type="dxa"/>
+              <w:right w:w="180" w:type="dxa"/>
+            </w:tcMar>
+            <w:vAlign w:val="center"/>
+            <w:hideMark/>
+          </w:tcPr>
+          <w:p>
+            <w:r>
+              <w:rPr>
+                <w:b/>
+                <w:bCs/>
+              </w:rPr>
+              <w:t>30% - 35%</w:t>
+            </w:r>
+          </w:p>
+        </w:tc>
+        <w:tc>
+          <w:tcPr>
+            <w:tcW w:w="3493" w:type="dxa"/>
+            <w:tcBorders>
+              <w:top w:val="single" w:sz="6" w:space="0" w:color="auto"/>
+              <w:left w:val="single" w:sz="6" w:space="0" w:color="auto"/>
+              <w:bottom w:val="single" w:sz="6" w:space="0" w:color="auto"/>
+              <w:right w:val="single" w:sz="6" w:space="0" w:color="auto"/>
+            </w:tcBorders>
+            <w:tcMar>
+              <w:top w:w="120" w:type="dxa"/>
+              <w:left w:w="180" w:type="dxa"/>
+              <w:bottom w:w="120" w:type="dxa"/>
+              <w:right w:w="180" w:type="dxa"/>
+            </w:tcMar>
+            <w:vAlign w:val="center"/>
+            <w:hideMark/>
+          </w:tcPr>
+          <w:p>
+            <w:r>
+              <w:t>Es el núcleo de tu aportación. Demostrar empíricamente la inflación artificial de resultados en el Estado del Arte.</w:t>
+            </w:r>
+          </w:p>
+        </w:tc>
+        <w:tc>
+          <w:tcPr>
+            <w:tcW w:w="3357" w:type="dxa"/>
+            <w:tcBorders>
+              <w:top w:val="single" w:sz="6" w:space="0" w:color="auto"/>
+              <w:left w:val="single" w:sz="6" w:space="0" w:color="auto"/>
+              <w:bottom w:val="single" w:sz="6" w:space="0" w:color="auto"/>
+              <w:right w:val="single" w:sz="6" w:space="0" w:color="auto"/>
+            </w:tcBorders>
+            <w:tcMar>
+              <w:top w:w="120" w:type="dxa"/>
+              <w:left w:w="180" w:type="dxa"/>
+              <w:bottom w:w="120" w:type="dxa"/>
+              <w:right w:w="180" w:type="dxa"/>
+            </w:tcMar>
+            <w:vAlign w:val="center"/>
+            <w:hideMark/>
+          </w:tcPr>
+          <w:p>
+            <w:r>
+              <w:rPr>
+                <w:b/>
+                <w:bCs/>
+              </w:rPr>
+              <w:t>Analítica y Comparativa.</w:t>
+            </w:r>
+            <w:r>
+              <w:t xml:space="preserve"> Tono crítico. Mostrar cómo el error metodológico engaña al algoritmo.</w:t>
+            </w:r>
+          </w:p>
+        </w:tc>
+      </w:tr>
+      <w:tr>
+        <w:trPr>
+          <w:tblCellSpacing w:w="15" w:type="dxa"/>
+        </w:trPr>
+        <w:tc>
+          <w:tcPr>
+            <w:tcW w:w="0" w:type="auto"/>
+            <w:tcBorders>
+              <w:top w:val="single" w:sz="6" w:space="0" w:color="auto"/>
+              <w:left w:val="single" w:sz="6" w:space="0" w:color="auto"/>
+              <w:bottom w:val="single" w:sz="6" w:space="0" w:color="auto"/>
+              <w:right w:val="single" w:sz="6" w:space="0" w:color="auto"/>
+            </w:tcBorders>
+            <w:tcMar>
+              <w:top w:w="120" w:type="dxa"/>
+              <w:left w:w="180" w:type="dxa"/>
+              <w:bottom w:w="120" w:type="dxa"/>
+              <w:right w:w="180" w:type="dxa"/>
+            </w:tcMar>
+            <w:vAlign w:val="center"/>
+            <w:hideMark/>
+          </w:tcPr>
+          <w:p>
+            <w:r>
+              <w:rPr>
+                <w:i/>
+                <w:iCs/>
+              </w:rPr>
+              <w:t>4.2.1</w:t>
+            </w:r>
+          </w:p>
+        </w:tc>
+        <w:tc>
+          <w:tcPr>
+            <w:tcW w:w="0" w:type="auto"/>
+            <w:tcBorders>
+              <w:top w:val="single" w:sz="6" w:space="0" w:color="auto"/>
+              <w:left w:val="single" w:sz="6" w:space="0" w:color="auto"/>
+              <w:bottom w:val="single" w:sz="6" w:space="0" w:color="auto"/>
+              <w:right w:val="single" w:sz="6" w:space="0" w:color="auto"/>
+            </w:tcBorders>
+            <w:tcMar>
+              <w:top w:w="120" w:type="dxa"/>
+              <w:left w:w="180" w:type="dxa"/>
+              <w:bottom w:w="120" w:type="dxa"/>
+              <w:right w:w="180" w:type="dxa"/>
+            </w:tcMar>
+            <w:vAlign w:val="center"/>
+            <w:hideMark/>
+          </w:tcPr>
+          <w:p>
+            <w:r>
+              <w:rPr>
+                <w:i/>
+                <w:iCs/>
+              </w:rPr>
+              <w:t>Evaluación bajo Metodología Deficiente (El Espejismo)</w:t>
+            </w:r>
+          </w:p>
+        </w:tc>
+        <w:tc>
+          <w:tcPr>
+            <w:tcW w:w="0" w:type="auto"/>
+            <w:tcBorders>
+              <w:top w:val="single" w:sz="6" w:space="0" w:color="auto"/>
+              <w:left w:val="single" w:sz="6" w:space="0" w:color="auto"/>
+              <w:bottom w:val="single" w:sz="6" w:space="0" w:color="auto"/>
+              <w:right w:val="single" w:sz="6" w:space="0" w:color="auto"/>
+            </w:tcBorders>
+            <w:tcMar>
+              <w:top w:w="120" w:type="dxa"/>
+              <w:left w:w="180" w:type="dxa"/>
+              <w:bottom w:w="120" w:type="dxa"/>
+              <w:right w:w="180" w:type="dxa"/>
+            </w:tcMar>
+            <w:vAlign w:val="center"/>
+            <w:hideMark/>
+          </w:tcPr>
+          <w:p>
+            <w:r>
+              <w:rPr>
+                <w:i/>
+                <w:iCs/>
+              </w:rPr>
+              <w:t>-</w:t>
+            </w:r>
+          </w:p>
+        </w:tc>
+        <w:tc>
+          <w:tcPr>
+            <w:tcW w:w="3493" w:type="dxa"/>
+            <w:tcBorders>
+              <w:top w:val="single" w:sz="6" w:space="0" w:color="auto"/>
+              <w:left w:val="single" w:sz="6" w:space="0" w:color="auto"/>
+              <w:bottom w:val="single" w:sz="6" w:space="0" w:color="auto"/>
+              <w:right w:val="single" w:sz="6" w:space="0" w:color="auto"/>
+            </w:tcBorders>
+            <w:tcMar>
+              <w:top w:w="120" w:type="dxa"/>
+              <w:left w:w="180" w:type="dxa"/>
+              <w:bottom w:w="120" w:type="dxa"/>
+              <w:right w:w="180" w:type="dxa"/>
+            </w:tcMar>
+            <w:vAlign w:val="center"/>
+            <w:hideMark/>
+          </w:tcPr>
+          <w:p>
+            <w:r>
+              <w:t>Presentar las métricas ilusoriamente perfectas (uso erróneo de SMOTE).</w:t>
+            </w:r>
+          </w:p>
+        </w:tc>
+        <w:tc>
+          <w:tcPr>
+            <w:tcW w:w="3357" w:type="dxa"/>
+            <w:tcBorders>
+              <w:top w:val="single" w:sz="6" w:space="0" w:color="auto"/>
+              <w:left w:val="single" w:sz="6" w:space="0" w:color="auto"/>
+              <w:bottom w:val="single" w:sz="6" w:space="0" w:color="auto"/>
+              <w:right w:val="single" w:sz="6" w:space="0" w:color="auto"/>
+            </w:tcBorders>
+            <w:tcMar>
+              <w:top w:w="120" w:type="dxa"/>
+              <w:left w:w="180" w:type="dxa"/>
+              <w:bottom w:w="120" w:type="dxa"/>
+              <w:right w:w="180" w:type="dxa"/>
+            </w:tcMar>
+            <w:vAlign w:val="center"/>
+            <w:hideMark/>
+          </w:tcPr>
+          <w:p>
+            <w:r>
+              <w:rPr>
+                <w:i/>
+                <w:iCs/>
+              </w:rPr>
+              <w:t>Visual:</w:t>
+            </w:r>
+            <w:r>
+              <w:t xml:space="preserve"> Curvas Precisión-</w:t>
+            </w:r>
+            <w:proofErr w:type="spellStart"/>
+            <w:r>
+              <w:t>Recall</w:t>
+            </w:r>
+            <w:proofErr w:type="spellEnd"/>
+            <w:r>
+              <w:t xml:space="preserve"> mostrando rendimientos inflados (AUPRC &gt; 0.95).</w:t>
+            </w:r>
+          </w:p>
+        </w:tc>
+      </w:tr>
+      <w:tr>
+        <w:trPr>
+          <w:tblCellSpacing w:w="15" w:type="dxa"/>
+        </w:trPr>
+        <w:tc>
+          <w:tcPr>
+            <w:tcW w:w="0" w:type="auto"/>
+            <w:tcBorders>
+              <w:top w:val="single" w:sz="6" w:space="0" w:color="auto"/>
+              <w:left w:val="single" w:sz="6" w:space="0" w:color="auto"/>
+              <w:bottom w:val="single" w:sz="6" w:space="0" w:color="auto"/>
+              <w:right w:val="single" w:sz="6" w:space="0" w:color="auto"/>
+            </w:tcBorders>
+            <w:tcMar>
+              <w:top w:w="120" w:type="dxa"/>
+              <w:left w:w="180" w:type="dxa"/>
+              <w:bottom w:w="120" w:type="dxa"/>
+              <w:right w:w="180" w:type="dxa"/>
+            </w:tcMar>
+            <w:vAlign w:val="center"/>
+            <w:hideMark/>
+          </w:tcPr>
+          <w:p>
+            <w:r>
+              <w:rPr>
+                <w:i/>
+                <w:iCs/>
+              </w:rPr>
+              <w:t>4.2.2</w:t>
+            </w:r>
+          </w:p>
+        </w:tc>
+        <w:tc>
+          <w:tcPr>
+            <w:tcW w:w="0" w:type="auto"/>
+            <w:tcBorders>
+              <w:top w:val="single" w:sz="6" w:space="0" w:color="auto"/>
+              <w:left w:val="single" w:sz="6" w:space="0" w:color="auto"/>
+              <w:bottom w:val="single" w:sz="6" w:space="0" w:color="auto"/>
+              <w:right w:val="single" w:sz="6" w:space="0" w:color="auto"/>
+            </w:tcBorders>
+            <w:tcMar>
+              <w:top w:w="120" w:type="dxa"/>
+              <w:left w:w="180" w:type="dxa"/>
+              <w:bottom w:w="120" w:type="dxa"/>
+              <w:right w:w="180" w:type="dxa"/>
+            </w:tcMar>
+            <w:vAlign w:val="center"/>
+            <w:hideMark/>
+          </w:tcPr>
+          <w:p>
+            <w:r>
+              <w:rPr>
+                <w:i/>
+                <w:iCs/>
+              </w:rPr>
+              <w:t>Evaluación bajo Metodología Estricta (La Realidad)</w:t>
+            </w:r>
+          </w:p>
+        </w:tc>
+        <w:tc>
+          <w:tcPr>
+            <w:tcW w:w="0" w:type="auto"/>
+            <w:tcBorders>
+              <w:top w:val="single" w:sz="6" w:space="0" w:color="auto"/>
+              <w:left w:val="single" w:sz="6" w:space="0" w:color="auto"/>
+              <w:bottom w:val="single" w:sz="6" w:space="0" w:color="auto"/>
+              <w:right w:val="single" w:sz="6" w:space="0" w:color="auto"/>
+            </w:tcBorders>
+            <w:tcMar>
+              <w:top w:w="120" w:type="dxa"/>
+              <w:left w:w="180" w:type="dxa"/>
+              <w:bottom w:w="120" w:type="dxa"/>
+              <w:right w:w="180" w:type="dxa"/>
+            </w:tcMar>
+            <w:vAlign w:val="center"/>
+            <w:hideMark/>
+          </w:tcPr>
+          <w:p>
+            <w:r>
+              <w:rPr>
+                <w:i/>
+                <w:iCs/>
+              </w:rPr>
+              <w:t>-</w:t>
+            </w:r>
+          </w:p>
+        </w:tc>
+        <w:tc>
+          <w:tcPr>
+            <w:tcW w:w="3493" w:type="dxa"/>
+            <w:tcBorders>
+              <w:top w:val="single" w:sz="6" w:space="0" w:color="auto"/>
+              <w:left w:val="single" w:sz="6" w:space="0" w:color="auto"/>
+              <w:bottom w:val="single" w:sz="6" w:space="0" w:color="auto"/>
+              <w:right w:val="single" w:sz="6" w:space="0" w:color="auto"/>
+            </w:tcBorders>
+            <w:tcMar>
+              <w:top w:w="120" w:type="dxa"/>
+              <w:left w:w="180" w:type="dxa"/>
+              <w:bottom w:w="120" w:type="dxa"/>
+              <w:right w:w="180" w:type="dxa"/>
+            </w:tcMar>
+            <w:vAlign w:val="center"/>
+            <w:hideMark/>
+          </w:tcPr>
+          <w:p>
+            <w:r>
+              <w:t xml:space="preserve">Presentar el rendimiento real bajo validación </w:t>
+            </w:r>
+            <w:proofErr w:type="spellStart"/>
+            <w:r>
+              <w:t>prequencial</w:t>
+            </w:r>
+            <w:proofErr w:type="spellEnd"/>
+            <w:r>
+              <w:t>.</w:t>
+            </w:r>
+          </w:p>
+        </w:tc>
+        <w:tc>
+          <w:tcPr>
+            <w:tcW w:w="3357" w:type="dxa"/>
+            <w:tcBorders>
+              <w:top w:val="single" w:sz="6" w:space="0" w:color="auto"/>
+              <w:left w:val="single" w:sz="6" w:space="0" w:color="auto"/>
+              <w:bottom w:val="single" w:sz="6" w:space="0" w:color="auto"/>
+              <w:right w:val="single" w:sz="6" w:space="0" w:color="auto"/>
+            </w:tcBorders>
+            <w:tcMar>
+              <w:top w:w="120" w:type="dxa"/>
+              <w:left w:w="180" w:type="dxa"/>
+              <w:bottom w:w="120" w:type="dxa"/>
+              <w:right w:w="180" w:type="dxa"/>
+            </w:tcMar>
+            <w:vAlign w:val="center"/>
+            <w:hideMark/>
+          </w:tcPr>
+          <w:p>
+            <w:r>
+              <w:rPr>
+                <w:i/>
+                <w:iCs/>
+              </w:rPr>
+              <w:t>Visual:</w:t>
+            </w:r>
+            <w:r>
+              <w:t xml:space="preserve"> Curvas Precisión-</w:t>
+            </w:r>
+            <w:proofErr w:type="spellStart"/>
+            <w:r>
+              <w:t>Recall</w:t>
+            </w:r>
+            <w:proofErr w:type="spellEnd"/>
+            <w:r>
+              <w:t xml:space="preserve"> reflejando el rendimiento honesto y penalizado.</w:t>
+            </w:r>
+          </w:p>
+        </w:tc>
+      </w:tr>
+      <w:tr>
+        <w:trPr>
+          <w:tblCellSpacing w:w="15" w:type="dxa"/>
+        </w:trPr>
+        <w:tc>
+          <w:tcPr>
+            <w:tcW w:w="0" w:type="auto"/>
+            <w:tcBorders>
+              <w:top w:val="single" w:sz="6" w:space="0" w:color="auto"/>
+              <w:left w:val="single" w:sz="6" w:space="0" w:color="auto"/>
+              <w:bottom w:val="single" w:sz="6" w:space="0" w:color="auto"/>
+              <w:right w:val="single" w:sz="6" w:space="0" w:color="auto"/>
+            </w:tcBorders>
+            <w:tcMar>
+              <w:top w:w="120" w:type="dxa"/>
+              <w:left w:w="180" w:type="dxa"/>
+              <w:bottom w:w="120" w:type="dxa"/>
+              <w:right w:w="180" w:type="dxa"/>
+            </w:tcMar>
+            <w:vAlign w:val="center"/>
+            <w:hideMark/>
+          </w:tcPr>
+          <w:p>
+            <w:r>
+              <w:rPr>
+                <w:i/>
+                <w:iCs/>
+              </w:rPr>
+              <w:t>4.2.3</w:t>
+            </w:r>
+          </w:p>
+        </w:tc>
+        <w:tc>
+          <w:tcPr>
+            <w:tcW w:w="0" w:type="auto"/>
+            <w:tcBorders>
+              <w:top w:val="single" w:sz="6" w:space="0" w:color="auto"/>
+              <w:left w:val="single" w:sz="6" w:space="0" w:color="auto"/>
+              <w:bottom w:val="single" w:sz="6" w:space="0" w:color="auto"/>
+              <w:right w:val="single" w:sz="6" w:space="0" w:color="auto"/>
+            </w:tcBorders>
+            <w:tcMar>
+              <w:top w:w="120" w:type="dxa"/>
+              <w:left w:w="180" w:type="dxa"/>
+              <w:bottom w:w="120" w:type="dxa"/>
+              <w:right w:w="180" w:type="dxa"/>
+            </w:tcMar>
+            <w:vAlign w:val="center"/>
+            <w:hideMark/>
+          </w:tcPr>
+          <w:p>
+            <w:r>
+              <w:rPr>
+                <w:i/>
+                <w:iCs/>
+              </w:rPr>
+              <w:t>Cuantificación de la Divergencia Algorítmica ($\Delta$)</w:t>
+            </w:r>
+          </w:p>
+        </w:tc>
+        <w:tc>
+          <w:tcPr>
+            <w:tcW w:w="0" w:type="auto"/>
+            <w:tcBorders>
+              <w:top w:val="single" w:sz="6" w:space="0" w:color="auto"/>
+              <w:left w:val="single" w:sz="6" w:space="0" w:color="auto"/>
+              <w:bottom w:val="single" w:sz="6" w:space="0" w:color="auto"/>
+              <w:right w:val="single" w:sz="6" w:space="0" w:color="auto"/>
+            </w:tcBorders>
+            <w:tcMar>
+              <w:top w:w="120" w:type="dxa"/>
+              <w:left w:w="180" w:type="dxa"/>
+              <w:bottom w:w="120" w:type="dxa"/>
+              <w:right w:w="180" w:type="dxa"/>
+            </w:tcMar>
+            <w:vAlign w:val="center"/>
+            <w:hideMark/>
+          </w:tcPr>
+          <w:p>
+            <w:r>
+              <w:rPr>
+                <w:i/>
+                <w:iCs/>
+              </w:rPr>
+              <w:t>-</w:t>
+            </w:r>
+          </w:p>
+        </w:tc>
+        <w:tc>
+          <w:tcPr>
+            <w:tcW w:w="3493" w:type="dxa"/>
+            <w:tcBorders>
+              <w:top w:val="single" w:sz="6" w:space="0" w:color="auto"/>
+              <w:left w:val="single" w:sz="6" w:space="0" w:color="auto"/>
+              <w:bottom w:val="single" w:sz="6" w:space="0" w:color="auto"/>
+              <w:right w:val="single" w:sz="6" w:space="0" w:color="auto"/>
+            </w:tcBorders>
+            <w:tcMar>
+              <w:top w:w="120" w:type="dxa"/>
+              <w:left w:w="180" w:type="dxa"/>
+              <w:bottom w:w="120" w:type="dxa"/>
+              <w:right w:w="180" w:type="dxa"/>
+            </w:tcMar>
+            <w:vAlign w:val="center"/>
+            <w:hideMark/>
+          </w:tcPr>
+          <w:p>
+            <w:r>
+              <w:t>Analizar críticamente la caída masiva de rendimiento.</w:t>
+            </w:r>
+          </w:p>
+        </w:tc>
+        <w:tc>
+          <w:tcPr>
+            <w:tcW w:w="3357" w:type="dxa"/>
+            <w:tcBorders>
+              <w:top w:val="single" w:sz="6" w:space="0" w:color="auto"/>
+              <w:left w:val="single" w:sz="6" w:space="0" w:color="auto"/>
+              <w:bottom w:val="single" w:sz="6" w:space="0" w:color="auto"/>
+              <w:right w:val="single" w:sz="6" w:space="0" w:color="auto"/>
+            </w:tcBorders>
+            <w:tcMar>
+              <w:top w:w="120" w:type="dxa"/>
+              <w:left w:w="180" w:type="dxa"/>
+              <w:bottom w:w="120" w:type="dxa"/>
+              <w:right w:w="180" w:type="dxa"/>
+            </w:tcMar>
+            <w:vAlign w:val="center"/>
+            <w:hideMark/>
+          </w:tcPr>
+          <w:p>
+            <w:r>
+              <w:rPr>
+                <w:i/>
+                <w:iCs/>
+              </w:rPr>
+              <w:t>Visual:</w:t>
+            </w:r>
+            <w:r>
+              <w:t xml:space="preserve"> Gráfico de barras superpuestas evidenciando el $\Delta$.</w:t>
+            </w:r>
+          </w:p>
+        </w:tc>
+      </w:tr>
+      <w:tr>
+        <w:trPr>
+          <w:tblCellSpacing w:w="15" w:type="dxa"/>
+        </w:trPr>
+        <w:tc>
+          <w:tcPr>
+            <w:tcW w:w="0" w:type="auto"/>
+            <w:tcBorders>
+              <w:top w:val="single" w:sz="6" w:space="0" w:color="auto"/>
+              <w:left w:val="single" w:sz="6" w:space="0" w:color="auto"/>
+              <w:bottom w:val="single" w:sz="6" w:space="0" w:color="auto"/>
+              <w:right w:val="single" w:sz="6" w:space="0" w:color="auto"/>
+            </w:tcBorders>
+            <w:tcMar>
+              <w:top w:w="120" w:type="dxa"/>
+              <w:left w:w="180" w:type="dxa"/>
+              <w:bottom w:w="120" w:type="dxa"/>
+              <w:right w:w="180" w:type="dxa"/>
+            </w:tcMar>
+            <w:vAlign w:val="center"/>
+            <w:hideMark/>
+          </w:tcPr>
+          <w:p>
+            <w:r>
+              <w:rPr>
+                <w:b/>
+                <w:bCs/>
+              </w:rPr>
+              <w:t>4.3</w:t>
+            </w:r>
+          </w:p>
+        </w:tc>
+        <w:tc>
+          <w:tcPr>
+            <w:tcW w:w="0" w:type="auto"/>
+            <w:tcBorders>
+              <w:top w:val="single" w:sz="6" w:space="0" w:color="auto"/>
+              <w:left w:val="single" w:sz="6" w:space="0" w:color="auto"/>
+              <w:bottom w:val="single" w:sz="6" w:space="0" w:color="auto"/>
+              <w:right w:val="single" w:sz="6" w:space="0" w:color="auto"/>
+            </w:tcBorders>
+            <w:tcMar>
+              <w:top w:w="120" w:type="dxa"/>
+              <w:left w:w="180" w:type="dxa"/>
+              <w:bottom w:w="120" w:type="dxa"/>
+              <w:right w:w="180" w:type="dxa"/>
+            </w:tcMar>
+            <w:vAlign w:val="center"/>
+            <w:hideMark/>
+          </w:tcPr>
+          <w:p>
+            <w:r>
+              <w:rPr>
+                <w:b/>
+                <w:bCs/>
+              </w:rPr>
+              <w:t>Resultados del Experimento D: Interpretabilidad Algorítmica</w:t>
+            </w:r>
+          </w:p>
+        </w:tc>
+        <w:tc>
+          <w:tcPr>
+            <w:tcW w:w="0" w:type="auto"/>
+            <w:tcBorders>
+              <w:top w:val="single" w:sz="6" w:space="0" w:color="auto"/>
+              <w:left w:val="single" w:sz="6" w:space="0" w:color="auto"/>
+              <w:bottom w:val="single" w:sz="6" w:space="0" w:color="auto"/>
+              <w:right w:val="single" w:sz="6" w:space="0" w:color="auto"/>
+            </w:tcBorders>
+            <w:tcMar>
+              <w:top w:w="120" w:type="dxa"/>
+              <w:left w:w="180" w:type="dxa"/>
+              <w:bottom w:w="120" w:type="dxa"/>
+              <w:right w:w="180" w:type="dxa"/>
+            </w:tcMar>
+            <w:vAlign w:val="center"/>
+            <w:hideMark/>
+          </w:tcPr>
+          <w:p>
+            <w:r>
+              <w:rPr>
+                <w:b/>
+                <w:bCs/>
+              </w:rPr>
+              <w:t>30% - 35%</w:t>
+            </w:r>
+          </w:p>
+        </w:tc>
+        <w:tc>
+          <w:tcPr>
+            <w:tcW w:w="3493" w:type="dxa"/>
+            <w:tcBorders>
+              <w:top w:val="single" w:sz="6" w:space="0" w:color="auto"/>
+              <w:left w:val="single" w:sz="6" w:space="0" w:color="auto"/>
+              <w:bottom w:val="single" w:sz="6" w:space="0" w:color="auto"/>
+              <w:right w:val="single" w:sz="6" w:space="0" w:color="auto"/>
+            </w:tcBorders>
+            <w:tcMar>
+              <w:top w:w="120" w:type="dxa"/>
+              <w:left w:w="180" w:type="dxa"/>
+              <w:bottom w:w="120" w:type="dxa"/>
+              <w:right w:w="180" w:type="dxa"/>
+            </w:tcMar>
+            <w:vAlign w:val="center"/>
+            <w:hideMark/>
+          </w:tcPr>
+          <w:p>
+            <w:r>
+              <w:t>Abrir la "caja negra". Demostrar que el modelo ganador aprende reglas financieras lógicas.</w:t>
+            </w:r>
+          </w:p>
+        </w:tc>
+        <w:tc>
+          <w:tcPr>
+            <w:tcW w:w="3357" w:type="dxa"/>
+            <w:tcBorders>
+              <w:top w:val="single" w:sz="6" w:space="0" w:color="auto"/>
+              <w:left w:val="single" w:sz="6" w:space="0" w:color="auto"/>
+              <w:bottom w:val="single" w:sz="6" w:space="0" w:color="auto"/>
+              <w:right w:val="single" w:sz="6" w:space="0" w:color="auto"/>
+            </w:tcBorders>
+            <w:tcMar>
+              <w:top w:w="120" w:type="dxa"/>
+              <w:left w:w="180" w:type="dxa"/>
+              <w:bottom w:w="120" w:type="dxa"/>
+              <w:right w:w="180" w:type="dxa"/>
+            </w:tcMar>
+            <w:vAlign w:val="center"/>
+            <w:hideMark/>
+          </w:tcPr>
+          <w:p>
+            <w:r>
+              <w:rPr>
+                <w:b/>
+                <w:bCs/>
+              </w:rPr>
+              <w:t>Narrativa Visual.</w:t>
+            </w:r>
+            <w:r>
+              <w:t xml:space="preserve"> Dejar que los gráficos hablen y narren la lógica de la decisión.</w:t>
+            </w:r>
+          </w:p>
+        </w:tc>
+      </w:tr>
+      <w:tr>
+        <w:trPr>
+          <w:tblCellSpacing w:w="15" w:type="dxa"/>
+        </w:trPr>
+        <w:tc>
+          <w:tcPr>
+            <w:tcW w:w="0" w:type="auto"/>
+            <w:tcBorders>
+              <w:top w:val="single" w:sz="6" w:space="0" w:color="auto"/>
+              <w:left w:val="single" w:sz="6" w:space="0" w:color="auto"/>
+              <w:bottom w:val="single" w:sz="6" w:space="0" w:color="auto"/>
+              <w:right w:val="single" w:sz="6" w:space="0" w:color="auto"/>
+            </w:tcBorders>
+            <w:tcMar>
+              <w:top w:w="120" w:type="dxa"/>
+              <w:left w:w="180" w:type="dxa"/>
+              <w:bottom w:w="120" w:type="dxa"/>
+              <w:right w:w="180" w:type="dxa"/>
+            </w:tcMar>
+            <w:vAlign w:val="center"/>
+            <w:hideMark/>
+          </w:tcPr>
+          <w:p>
+            <w:r>
+              <w:rPr>
+                <w:i/>
+                <w:iCs/>
+              </w:rPr>
+              <w:t>4.3.1</w:t>
+            </w:r>
+          </w:p>
+        </w:tc>
+        <w:tc>
+          <w:tcPr>
+            <w:tcW w:w="0" w:type="auto"/>
+            <w:tcBorders>
+              <w:top w:val="single" w:sz="6" w:space="0" w:color="auto"/>
+              <w:left w:val="single" w:sz="6" w:space="0" w:color="auto"/>
+              <w:bottom w:val="single" w:sz="6" w:space="0" w:color="auto"/>
+              <w:right w:val="single" w:sz="6" w:space="0" w:color="auto"/>
+            </w:tcBorders>
+            <w:tcMar>
+              <w:top w:w="120" w:type="dxa"/>
+              <w:left w:w="180" w:type="dxa"/>
+              <w:bottom w:w="120" w:type="dxa"/>
+              <w:right w:w="180" w:type="dxa"/>
+            </w:tcMar>
+            <w:vAlign w:val="center"/>
+            <w:hideMark/>
+          </w:tcPr>
+          <w:p>
+            <w:r>
+              <w:rPr>
+                <w:i/>
+                <w:iCs/>
+              </w:rPr>
+              <w:t xml:space="preserve">Identificación Global de Patrones </w:t>
+            </w:r>
+            <w:r>
+              <w:rPr>
+                <w:i/>
+                <w:iCs/>
+              </w:rPr>
+              <w:lastRenderedPageBreak/>
+              <w:t>(Importancia Nativa)</w:t>
+            </w:r>
+          </w:p>
+        </w:tc>
+        <w:tc>
+          <w:tcPr>
+            <w:tcW w:w="0" w:type="auto"/>
+            <w:tcBorders>
+              <w:top w:val="single" w:sz="6" w:space="0" w:color="auto"/>
+              <w:left w:val="single" w:sz="6" w:space="0" w:color="auto"/>
+              <w:bottom w:val="single" w:sz="6" w:space="0" w:color="auto"/>
+              <w:right w:val="single" w:sz="6" w:space="0" w:color="auto"/>
+            </w:tcBorders>
+            <w:tcMar>
+              <w:top w:w="120" w:type="dxa"/>
+              <w:left w:w="180" w:type="dxa"/>
+              <w:bottom w:w="120" w:type="dxa"/>
+              <w:right w:w="180" w:type="dxa"/>
+            </w:tcMar>
+            <w:vAlign w:val="center"/>
+            <w:hideMark/>
+          </w:tcPr>
+          <w:p>
+            <w:r>
+              <w:rPr>
+                <w:i/>
+                <w:iCs/>
+              </w:rPr>
+              <w:lastRenderedPageBreak/>
+              <w:t>-</w:t>
+            </w:r>
+          </w:p>
+        </w:tc>
+        <w:tc>
+          <w:tcPr>
+            <w:tcW w:w="3493" w:type="dxa"/>
+            <w:tcBorders>
+              <w:top w:val="single" w:sz="6" w:space="0" w:color="auto"/>
+              <w:left w:val="single" w:sz="6" w:space="0" w:color="auto"/>
+              <w:bottom w:val="single" w:sz="6" w:space="0" w:color="auto"/>
+              <w:right w:val="single" w:sz="6" w:space="0" w:color="auto"/>
+            </w:tcBorders>
+            <w:tcMar>
+              <w:top w:w="120" w:type="dxa"/>
+              <w:left w:w="180" w:type="dxa"/>
+              <w:bottom w:w="120" w:type="dxa"/>
+              <w:right w:w="180" w:type="dxa"/>
+            </w:tcMar>
+            <w:vAlign w:val="center"/>
+            <w:hideMark/>
+          </w:tcPr>
+          <w:p>
+            <w:r>
+              <w:t>Confirmar qué variables dominan el modelo (RFM vs PCA).</w:t>
+            </w:r>
+          </w:p>
+        </w:tc>
+        <w:tc>
+          <w:tcPr>
+            <w:tcW w:w="3357" w:type="dxa"/>
+            <w:tcBorders>
+              <w:top w:val="single" w:sz="6" w:space="0" w:color="auto"/>
+              <w:left w:val="single" w:sz="6" w:space="0" w:color="auto"/>
+              <w:bottom w:val="single" w:sz="6" w:space="0" w:color="auto"/>
+              <w:right w:val="single" w:sz="6" w:space="0" w:color="auto"/>
+            </w:tcBorders>
+            <w:tcMar>
+              <w:top w:w="120" w:type="dxa"/>
+              <w:left w:w="180" w:type="dxa"/>
+              <w:bottom w:w="120" w:type="dxa"/>
+              <w:right w:w="180" w:type="dxa"/>
+            </w:tcMar>
+            <w:vAlign w:val="center"/>
+            <w:hideMark/>
+          </w:tcPr>
+          <w:p>
+            <w:r>
+              <w:rPr>
+                <w:i/>
+                <w:iCs/>
+              </w:rPr>
+              <w:t>Visual:</w:t>
+            </w:r>
+            <w:r>
+              <w:t xml:space="preserve"> Gráfico de barras (</w:t>
+            </w:r>
+            <w:proofErr w:type="spellStart"/>
+            <w:r>
+              <w:rPr>
+                <w:i/>
+                <w:iCs/>
+              </w:rPr>
+              <w:t>Feature</w:t>
+            </w:r>
+            <w:proofErr w:type="spellEnd"/>
+            <w:r>
+              <w:rPr>
+                <w:i/>
+                <w:iCs/>
+              </w:rPr>
+              <w:t xml:space="preserve"> </w:t>
+            </w:r>
+            <w:proofErr w:type="spellStart"/>
+            <w:r>
+              <w:rPr>
+                <w:i/>
+                <w:iCs/>
+              </w:rPr>
+              <w:t>Importance</w:t>
+            </w:r>
+            <w:proofErr w:type="spellEnd"/>
+            <w:r>
+              <w:t xml:space="preserve">) nativo de </w:t>
+            </w:r>
+            <w:proofErr w:type="spellStart"/>
+            <w:r>
+              <w:t>XGBoost</w:t>
+            </w:r>
+            <w:proofErr w:type="spellEnd"/>
+            <w:r>
+              <w:t>.</w:t>
+            </w:r>
+          </w:p>
+        </w:tc>
+      </w:tr>
+      <w:tr>
+        <w:trPr>
+          <w:tblCellSpacing w:w="15" w:type="dxa"/>
+        </w:trPr>
+        <w:tc>
+          <w:tcPr>
+            <w:tcW w:w="0" w:type="auto"/>
+            <w:tcBorders>
+              <w:top w:val="single" w:sz="6" w:space="0" w:color="auto"/>
+              <w:left w:val="single" w:sz="6" w:space="0" w:color="auto"/>
+              <w:bottom w:val="single" w:sz="6" w:space="0" w:color="auto"/>
+              <w:right w:val="single" w:sz="6" w:space="0" w:color="auto"/>
+            </w:tcBorders>
+            <w:tcMar>
+              <w:top w:w="120" w:type="dxa"/>
+              <w:left w:w="180" w:type="dxa"/>
+              <w:bottom w:w="120" w:type="dxa"/>
+              <w:right w:w="180" w:type="dxa"/>
+            </w:tcMar>
+            <w:vAlign w:val="center"/>
+            <w:hideMark/>
+          </w:tcPr>
+          <w:p>
+            <w:r>
+              <w:rPr>
+                <w:i/>
+                <w:iCs/>
+              </w:rPr>
+              <w:t>4.3.2</w:t>
+            </w:r>
+          </w:p>
+        </w:tc>
+        <w:tc>
+          <w:tcPr>
+            <w:tcW w:w="0" w:type="auto"/>
+            <w:tcBorders>
+              <w:top w:val="single" w:sz="6" w:space="0" w:color="auto"/>
+              <w:left w:val="single" w:sz="6" w:space="0" w:color="auto"/>
+              <w:bottom w:val="single" w:sz="6" w:space="0" w:color="auto"/>
+              <w:right w:val="single" w:sz="6" w:space="0" w:color="auto"/>
+            </w:tcBorders>
+            <w:tcMar>
+              <w:top w:w="120" w:type="dxa"/>
+              <w:left w:w="180" w:type="dxa"/>
+              <w:bottom w:w="120" w:type="dxa"/>
+              <w:right w:w="180" w:type="dxa"/>
+            </w:tcMar>
+            <w:vAlign w:val="center"/>
+            <w:hideMark/>
+          </w:tcPr>
+          <w:p>
+            <w:r>
+              <w:rPr>
+                <w:i/>
+                <w:iCs/>
+              </w:rPr>
+              <w:t>Direccionalidad del Riesgo (Gráficos de Resumen)</w:t>
+            </w:r>
+          </w:p>
+        </w:tc>
+        <w:tc>
+          <w:tcPr>
+            <w:tcW w:w="0" w:type="auto"/>
+            <w:tcBorders>
+              <w:top w:val="single" w:sz="6" w:space="0" w:color="auto"/>
+              <w:left w:val="single" w:sz="6" w:space="0" w:color="auto"/>
+              <w:bottom w:val="single" w:sz="6" w:space="0" w:color="auto"/>
+              <w:right w:val="single" w:sz="6" w:space="0" w:color="auto"/>
+            </w:tcBorders>
+            <w:tcMar>
+              <w:top w:w="120" w:type="dxa"/>
+              <w:left w:w="180" w:type="dxa"/>
+              <w:bottom w:w="120" w:type="dxa"/>
+              <w:right w:w="180" w:type="dxa"/>
+            </w:tcMar>
+            <w:vAlign w:val="center"/>
+            <w:hideMark/>
+          </w:tcPr>
+          <w:p>
+            <w:r>
+              <w:rPr>
+                <w:i/>
+                <w:iCs/>
+              </w:rPr>
+              <w:t>-</w:t>
+            </w:r>
+          </w:p>
+        </w:tc>
+        <w:tc>
+          <w:tcPr>
+            <w:tcW w:w="3493" w:type="dxa"/>
+            <w:tcBorders>
+              <w:top w:val="single" w:sz="6" w:space="0" w:color="auto"/>
+              <w:left w:val="single" w:sz="6" w:space="0" w:color="auto"/>
+              <w:bottom w:val="single" w:sz="6" w:space="0" w:color="auto"/>
+              <w:right w:val="single" w:sz="6" w:space="0" w:color="auto"/>
+            </w:tcBorders>
+            <w:tcMar>
+              <w:top w:w="120" w:type="dxa"/>
+              <w:left w:w="180" w:type="dxa"/>
+              <w:bottom w:w="120" w:type="dxa"/>
+              <w:right w:w="180" w:type="dxa"/>
+            </w:tcMar>
+            <w:vAlign w:val="center"/>
+            <w:hideMark/>
+          </w:tcPr>
+          <w:p>
+            <w:r>
+              <w:t>Validar si el impacto de las variables tiene sentido de negocio.</w:t>
+            </w:r>
+          </w:p>
+        </w:tc>
+        <w:tc>
+          <w:tcPr>
+            <w:tcW w:w="3357" w:type="dxa"/>
+            <w:tcBorders>
+              <w:top w:val="single" w:sz="6" w:space="0" w:color="auto"/>
+              <w:left w:val="single" w:sz="6" w:space="0" w:color="auto"/>
+              <w:bottom w:val="single" w:sz="6" w:space="0" w:color="auto"/>
+              <w:right w:val="single" w:sz="6" w:space="0" w:color="auto"/>
+            </w:tcBorders>
+            <w:tcMar>
+              <w:top w:w="120" w:type="dxa"/>
+              <w:left w:w="180" w:type="dxa"/>
+              <w:bottom w:w="120" w:type="dxa"/>
+              <w:right w:w="180" w:type="dxa"/>
+            </w:tcMar>
+            <w:vAlign w:val="center"/>
+            <w:hideMark/>
+          </w:tcPr>
+          <w:p>
+            <w:r>
+              <w:rPr>
+                <w:i/>
+                <w:iCs/>
+              </w:rPr>
+              <w:t>Visual:</w:t>
+            </w:r>
+            <w:r>
+              <w:t xml:space="preserve"> Gráfico </w:t>
+            </w:r>
+            <w:proofErr w:type="spellStart"/>
+            <w:r>
+              <w:rPr>
+                <w:i/>
+                <w:iCs/>
+              </w:rPr>
+              <w:t>Summary</w:t>
+            </w:r>
+            <w:proofErr w:type="spellEnd"/>
+            <w:r>
+              <w:rPr>
+                <w:i/>
+                <w:iCs/>
+              </w:rPr>
+              <w:t xml:space="preserve"> </w:t>
+            </w:r>
+            <w:proofErr w:type="spellStart"/>
+            <w:r>
+              <w:rPr>
+                <w:i/>
+                <w:iCs/>
+              </w:rPr>
+              <w:t>Plot</w:t>
+            </w:r>
+            <w:proofErr w:type="spellEnd"/>
+            <w:r>
+              <w:t xml:space="preserve"> de SHAP.</w:t>
+            </w:r>
+          </w:p>
+        </w:tc>
+      </w:tr>
+      <w:tr>
+        <w:trPr>
+          <w:tblCellSpacing w:w="15" w:type="dxa"/>
+        </w:trPr>
+        <w:tc>
+          <w:tcPr>
+            <w:tcW w:w="0" w:type="auto"/>
+            <w:tcBorders>
+              <w:top w:val="single" w:sz="6" w:space="0" w:color="auto"/>
+              <w:left w:val="single" w:sz="6" w:space="0" w:color="auto"/>
+              <w:bottom w:val="single" w:sz="6" w:space="0" w:color="auto"/>
+              <w:right w:val="single" w:sz="6" w:space="0" w:color="auto"/>
+            </w:tcBorders>
+            <w:tcMar>
+              <w:top w:w="120" w:type="dxa"/>
+              <w:left w:w="180" w:type="dxa"/>
+              <w:bottom w:w="120" w:type="dxa"/>
+              <w:right w:w="180" w:type="dxa"/>
+            </w:tcMar>
+            <w:vAlign w:val="center"/>
+            <w:hideMark/>
+          </w:tcPr>
+          <w:p>
+            <w:r>
+              <w:rPr>
+                <w:i/>
+                <w:iCs/>
+              </w:rPr>
+              <w:t>4.3.3</w:t>
+            </w:r>
+          </w:p>
+        </w:tc>
+        <w:tc>
+          <w:tcPr>
+            <w:tcW w:w="0" w:type="auto"/>
+            <w:tcBorders>
+              <w:top w:val="single" w:sz="6" w:space="0" w:color="auto"/>
+              <w:left w:val="single" w:sz="6" w:space="0" w:color="auto"/>
+              <w:bottom w:val="single" w:sz="6" w:space="0" w:color="auto"/>
+              <w:right w:val="single" w:sz="6" w:space="0" w:color="auto"/>
+            </w:tcBorders>
+            <w:tcMar>
+              <w:top w:w="120" w:type="dxa"/>
+              <w:left w:w="180" w:type="dxa"/>
+              <w:bottom w:w="120" w:type="dxa"/>
+              <w:right w:w="180" w:type="dxa"/>
+            </w:tcMar>
+            <w:vAlign w:val="center"/>
+            <w:hideMark/>
+          </w:tcPr>
+          <w:p>
+            <w:r>
+              <w:rPr>
+                <w:i/>
+                <w:iCs/>
+              </w:rPr>
+              <w:t>Auditoría Forense a Nivel de Transacción (Gráficos Cascada)</w:t>
+            </w:r>
+          </w:p>
+        </w:tc>
+        <w:tc>
+          <w:tcPr>
+            <w:tcW w:w="0" w:type="auto"/>
+            <w:tcBorders>
+              <w:top w:val="single" w:sz="6" w:space="0" w:color="auto"/>
+              <w:left w:val="single" w:sz="6" w:space="0" w:color="auto"/>
+              <w:bottom w:val="single" w:sz="6" w:space="0" w:color="auto"/>
+              <w:right w:val="single" w:sz="6" w:space="0" w:color="auto"/>
+            </w:tcBorders>
+            <w:tcMar>
+              <w:top w:w="120" w:type="dxa"/>
+              <w:left w:w="180" w:type="dxa"/>
+              <w:bottom w:w="120" w:type="dxa"/>
+              <w:right w:w="180" w:type="dxa"/>
+            </w:tcMar>
+            <w:vAlign w:val="center"/>
+            <w:hideMark/>
+          </w:tcPr>
+          <w:p>
+            <w:r>
+              <w:rPr>
+                <w:i/>
+                <w:iCs/>
+              </w:rPr>
+              <w:t>-</w:t>
+            </w:r>
+          </w:p>
+        </w:tc>
+        <w:tc>
+          <w:tcPr>
+            <w:tcW w:w="3493" w:type="dxa"/>
+            <w:tcBorders>
+              <w:top w:val="single" w:sz="6" w:space="0" w:color="auto"/>
+              <w:left w:val="single" w:sz="6" w:space="0" w:color="auto"/>
+              <w:bottom w:val="single" w:sz="6" w:space="0" w:color="auto"/>
+              <w:right w:val="single" w:sz="6" w:space="0" w:color="auto"/>
+            </w:tcBorders>
+            <w:tcMar>
+              <w:top w:w="120" w:type="dxa"/>
+              <w:left w:w="180" w:type="dxa"/>
+              <w:bottom w:w="120" w:type="dxa"/>
+              <w:right w:w="180" w:type="dxa"/>
+            </w:tcMar>
+            <w:vAlign w:val="center"/>
+            <w:hideMark/>
+          </w:tcPr>
+          <w:p>
+            <w:r>
+              <w:t>Simular la labor de un analista desglosando alertas individuales.</w:t>
+            </w:r>
+          </w:p>
+        </w:tc>
+        <w:tc>
+          <w:tcPr>
+            <w:tcW w:w="3357" w:type="dxa"/>
+            <w:tcBorders>
+              <w:top w:val="single" w:sz="6" w:space="0" w:color="auto"/>
+              <w:left w:val="single" w:sz="6" w:space="0" w:color="auto"/>
+              <w:bottom w:val="single" w:sz="6" w:space="0" w:color="auto"/>
+              <w:right w:val="single" w:sz="6" w:space="0" w:color="auto"/>
+            </w:tcBorders>
+            <w:tcMar>
+              <w:top w:w="120" w:type="dxa"/>
+              <w:left w:w="180" w:type="dxa"/>
+              <w:bottom w:w="120" w:type="dxa"/>
+              <w:right w:w="180" w:type="dxa"/>
+            </w:tcMar>
+            <w:vAlign w:val="center"/>
+            <w:hideMark/>
+          </w:tcPr>
+          <w:p>
+            <w:r>
+              <w:rPr>
+                <w:i/>
+                <w:iCs/>
+              </w:rPr>
+              <w:t>Visual:</w:t>
+            </w:r>
+            <w:r>
+              <w:t xml:space="preserve"> 1 o 2 </w:t>
+            </w:r>
+            <w:r>
+              <w:rPr>
+                <w:i/>
+                <w:iCs/>
+              </w:rPr>
+              <w:t xml:space="preserve">Waterfall </w:t>
+            </w:r>
+            <w:proofErr w:type="spellStart"/>
+            <w:r>
+              <w:rPr>
+                <w:i/>
+                <w:iCs/>
+              </w:rPr>
+              <w:t>Plots</w:t>
+            </w:r>
+            <w:proofErr w:type="spellEnd"/>
+            <w:r>
+              <w:t xml:space="preserve"> explicando el bloqueo de transacciones concretas.</w:t>
+            </w:r>
+          </w:p>
+        </w:tc>
+      </w:tr>
+      <w:tr>
+        <w:trPr>
+          <w:tblCellSpacing w:w="15" w:type="dxa"/>
+        </w:trPr>
+        <w:tc>
+          <w:tcPr>
+            <w:tcW w:w="0" w:type="auto"/>
+            <w:tcBorders>
+              <w:top w:val="single" w:sz="6" w:space="0" w:color="auto"/>
+              <w:left w:val="single" w:sz="6" w:space="0" w:color="auto"/>
+              <w:bottom w:val="single" w:sz="6" w:space="0" w:color="auto"/>
+              <w:right w:val="single" w:sz="6" w:space="0" w:color="auto"/>
+            </w:tcBorders>
+            <w:tcMar>
+              <w:top w:w="120" w:type="dxa"/>
+              <w:left w:w="180" w:type="dxa"/>
+              <w:bottom w:w="120" w:type="dxa"/>
+              <w:right w:w="180" w:type="dxa"/>
+            </w:tcMar>
+            <w:vAlign w:val="center"/>
+            <w:hideMark/>
+          </w:tcPr>
+          <w:p>
+            <w:r>
+              <w:rPr>
+                <w:b/>
+                <w:bCs/>
+              </w:rPr>
+              <w:t>4.4</w:t>
+            </w:r>
+          </w:p>
+        </w:tc>
+        <w:tc>
+          <w:tcPr>
+            <w:tcW w:w="0" w:type="auto"/>
+            <w:tcBorders>
+              <w:top w:val="single" w:sz="6" w:space="0" w:color="auto"/>
+              <w:left w:val="single" w:sz="6" w:space="0" w:color="auto"/>
+              <w:bottom w:val="single" w:sz="6" w:space="0" w:color="auto"/>
+              <w:right w:val="single" w:sz="6" w:space="0" w:color="auto"/>
+            </w:tcBorders>
+            <w:tcMar>
+              <w:top w:w="120" w:type="dxa"/>
+              <w:left w:w="180" w:type="dxa"/>
+              <w:bottom w:w="120" w:type="dxa"/>
+              <w:right w:w="180" w:type="dxa"/>
+            </w:tcMar>
+            <w:vAlign w:val="center"/>
+            <w:hideMark/>
+          </w:tcPr>
+          <w:p>
+            <w:r>
+              <w:rPr>
+                <w:b/>
+                <w:bCs/>
+              </w:rPr>
+              <w:t>Discusión General e Implicaciones de Negocio</w:t>
+            </w:r>
+          </w:p>
+        </w:tc>
+        <w:tc>
+          <w:tcPr>
+            <w:tcW w:w="0" w:type="auto"/>
+            <w:tcBorders>
+              <w:top w:val="single" w:sz="6" w:space="0" w:color="auto"/>
+              <w:left w:val="single" w:sz="6" w:space="0" w:color="auto"/>
+              <w:bottom w:val="single" w:sz="6" w:space="0" w:color="auto"/>
+              <w:right w:val="single" w:sz="6" w:space="0" w:color="auto"/>
+            </w:tcBorders>
+            <w:tcMar>
+              <w:top w:w="120" w:type="dxa"/>
+              <w:left w:w="180" w:type="dxa"/>
+              <w:bottom w:w="120" w:type="dxa"/>
+              <w:right w:w="180" w:type="dxa"/>
+            </w:tcMar>
+            <w:vAlign w:val="center"/>
+            <w:hideMark/>
+          </w:tcPr>
+          <w:p>
+            <w:r>
+              <w:rPr>
+                <w:b/>
+                <w:bCs/>
+              </w:rPr>
+              <w:t>15% - 20%</w:t>
+            </w:r>
+          </w:p>
+        </w:tc>
+        <w:tc>
+          <w:tcPr>
+            <w:tcW w:w="3493" w:type="dxa"/>
+            <w:tcBorders>
+              <w:top w:val="single" w:sz="6" w:space="0" w:color="auto"/>
+              <w:left w:val="single" w:sz="6" w:space="0" w:color="auto"/>
+              <w:bottom w:val="single" w:sz="6" w:space="0" w:color="auto"/>
+              <w:right w:val="single" w:sz="6" w:space="0" w:color="auto"/>
+            </w:tcBorders>
+            <w:tcMar>
+              <w:top w:w="120" w:type="dxa"/>
+              <w:left w:w="180" w:type="dxa"/>
+              <w:bottom w:w="120" w:type="dxa"/>
+              <w:right w:w="180" w:type="dxa"/>
+            </w:tcMar>
+            <w:vAlign w:val="center"/>
+            <w:hideMark/>
+          </w:tcPr>
+          <w:p>
+            <w:r>
+              <w:t>Traducir los números fríos a impacto operativo y viabilidad real para una entidad bancaria.</w:t>
+            </w:r>
+          </w:p>
+        </w:tc>
+        <w:tc>
+          <w:tcPr>
+            <w:tcW w:w="3357" w:type="dxa"/>
+            <w:tcBorders>
+              <w:top w:val="single" w:sz="6" w:space="0" w:color="auto"/>
+              <w:left w:val="single" w:sz="6" w:space="0" w:color="auto"/>
+              <w:bottom w:val="single" w:sz="6" w:space="0" w:color="auto"/>
+              <w:right w:val="single" w:sz="6" w:space="0" w:color="auto"/>
+            </w:tcBorders>
+            <w:tcMar>
+              <w:top w:w="120" w:type="dxa"/>
+              <w:left w:w="180" w:type="dxa"/>
+              <w:bottom w:w="120" w:type="dxa"/>
+              <w:right w:w="180" w:type="dxa"/>
+            </w:tcMar>
+            <w:vAlign w:val="center"/>
+            <w:hideMark/>
+          </w:tcPr>
+          <w:p>
+            <w:r>
+              <w:rPr>
+                <w:b/>
+                <w:bCs/>
+              </w:rPr>
+              <w:t>Reflexiva y Orientada a Negocio.</w:t>
+            </w:r>
+            <w:r>
+              <w:t xml:space="preserve"> Abandona el tono matemático puro.</w:t>
+            </w:r>
+          </w:p>
+        </w:tc>
+      </w:tr>
+      <w:tr>
+        <w:trPr>
+          <w:tblCellSpacing w:w="15" w:type="dxa"/>
+        </w:trPr>
+        <w:tc>
+          <w:tcPr>
+            <w:tcW w:w="0" w:type="auto"/>
+            <w:tcBorders>
+              <w:top w:val="single" w:sz="6" w:space="0" w:color="auto"/>
+              <w:left w:val="single" w:sz="6" w:space="0" w:color="auto"/>
+              <w:bottom w:val="single" w:sz="6" w:space="0" w:color="auto"/>
+              <w:right w:val="single" w:sz="6" w:space="0" w:color="auto"/>
+            </w:tcBorders>
+            <w:tcMar>
+              <w:top w:w="120" w:type="dxa"/>
+              <w:left w:w="180" w:type="dxa"/>
+              <w:bottom w:w="120" w:type="dxa"/>
+              <w:right w:w="180" w:type="dxa"/>
+            </w:tcMar>
+            <w:vAlign w:val="center"/>
+            <w:hideMark/>
+          </w:tcPr>
+          <w:p>
+            <w:r>
+              <w:rPr>
+                <w:i/>
+                <w:iCs/>
+              </w:rPr>
+              <w:t>4.4.1</w:t>
+            </w:r>
+          </w:p>
+        </w:tc>
+        <w:tc>
+          <w:tcPr>
+            <w:tcW w:w="0" w:type="auto"/>
+            <w:tcBorders>
+              <w:top w:val="single" w:sz="6" w:space="0" w:color="auto"/>
+              <w:left w:val="single" w:sz="6" w:space="0" w:color="auto"/>
+              <w:bottom w:val="single" w:sz="6" w:space="0" w:color="auto"/>
+              <w:right w:val="single" w:sz="6" w:space="0" w:color="auto"/>
+            </w:tcBorders>
+            <w:tcMar>
+              <w:top w:w="120" w:type="dxa"/>
+              <w:left w:w="180" w:type="dxa"/>
+              <w:bottom w:w="120" w:type="dxa"/>
+              <w:right w:w="180" w:type="dxa"/>
+            </w:tcMar>
+            <w:vAlign w:val="center"/>
+            <w:hideMark/>
+          </w:tcPr>
+          <w:p>
+            <w:r>
+              <w:rPr>
+                <w:i/>
+                <w:iCs/>
+              </w:rPr>
+              <w:t>Viabilidad Operativa en Entornos Reales</w:t>
+            </w:r>
+          </w:p>
+        </w:tc>
+        <w:tc>
+          <w:tcPr>
+            <w:tcW w:w="0" w:type="auto"/>
+            <w:tcBorders>
+              <w:top w:val="single" w:sz="6" w:space="0" w:color="auto"/>
+              <w:left w:val="single" w:sz="6" w:space="0" w:color="auto"/>
+              <w:bottom w:val="single" w:sz="6" w:space="0" w:color="auto"/>
+              <w:right w:val="single" w:sz="6" w:space="0" w:color="auto"/>
+            </w:tcBorders>
+            <w:tcMar>
+              <w:top w:w="120" w:type="dxa"/>
+              <w:left w:w="180" w:type="dxa"/>
+              <w:bottom w:w="120" w:type="dxa"/>
+              <w:right w:w="180" w:type="dxa"/>
+            </w:tcMar>
+            <w:vAlign w:val="center"/>
+            <w:hideMark/>
+          </w:tcPr>
+          <w:p>
+            <w:r>
+              <w:rPr>
+                <w:i/>
+                <w:iCs/>
+              </w:rPr>
+              <w:t>-</w:t>
+            </w:r>
+          </w:p>
+        </w:tc>
+        <w:tc>
+          <w:tcPr>
+            <w:tcW w:w="3493" w:type="dxa"/>
+            <w:tcBorders>
+              <w:top w:val="single" w:sz="6" w:space="0" w:color="auto"/>
+              <w:left w:val="single" w:sz="6" w:space="0" w:color="auto"/>
+              <w:bottom w:val="single" w:sz="6" w:space="0" w:color="auto"/>
+              <w:right w:val="single" w:sz="6" w:space="0" w:color="auto"/>
+            </w:tcBorders>
+            <w:tcMar>
+              <w:top w:w="120" w:type="dxa"/>
+              <w:left w:w="180" w:type="dxa"/>
+              <w:bottom w:w="120" w:type="dxa"/>
+              <w:right w:w="180" w:type="dxa"/>
+            </w:tcMar>
+            <w:vAlign w:val="center"/>
+            <w:hideMark/>
+          </w:tcPr>
+          <w:p>
+            <w:r>
+              <w:t>Traducir el valor CP@100 a impacto humano y ahorro.</w:t>
+            </w:r>
+          </w:p>
+        </w:tc>
+        <w:tc>
+          <w:tcPr>
+            <w:tcW w:w="3357" w:type="dxa"/>
+            <w:tcBorders>
+              <w:top w:val="single" w:sz="6" w:space="0" w:color="auto"/>
+              <w:left w:val="single" w:sz="6" w:space="0" w:color="auto"/>
+              <w:bottom w:val="single" w:sz="6" w:space="0" w:color="auto"/>
+              <w:right w:val="single" w:sz="6" w:space="0" w:color="auto"/>
+            </w:tcBorders>
+            <w:tcMar>
+              <w:top w:w="120" w:type="dxa"/>
+              <w:left w:w="180" w:type="dxa"/>
+              <w:bottom w:w="120" w:type="dxa"/>
+              <w:right w:w="180" w:type="dxa"/>
+            </w:tcMar>
+            <w:vAlign w:val="center"/>
+            <w:hideMark/>
+          </w:tcPr>
+          <w:p>
+            <w:r>
+              <w:rPr>
+                <w:i/>
+                <w:iCs/>
+              </w:rPr>
+              <w:t>Texto:</w:t>
+            </w:r>
+            <w:r>
+              <w:t xml:space="preserve"> Qué significa revisar 100 tarjetas al día en la práctica.</w:t>
+            </w:r>
+          </w:p>
+        </w:tc>
+      </w:tr>
+      <w:tr>
+        <w:trPr>
+          <w:tblCellSpacing w:w="15" w:type="dxa"/>
+        </w:trPr>
+        <w:tc>
+          <w:tcPr>
+            <w:tcW w:w="0" w:type="auto"/>
+            <w:tcBorders>
+              <w:top w:val="single" w:sz="6" w:space="0" w:color="auto"/>
+              <w:left w:val="single" w:sz="6" w:space="0" w:color="auto"/>
+              <w:bottom w:val="single" w:sz="6" w:space="0" w:color="auto"/>
+              <w:right w:val="single" w:sz="6" w:space="0" w:color="auto"/>
+            </w:tcBorders>
+            <w:tcMar>
+              <w:top w:w="120" w:type="dxa"/>
+              <w:left w:w="180" w:type="dxa"/>
+              <w:bottom w:w="120" w:type="dxa"/>
+              <w:right w:w="180" w:type="dxa"/>
+            </w:tcMar>
+            <w:vAlign w:val="center"/>
+            <w:hideMark/>
+          </w:tcPr>
+          <w:p>
+            <w:r>
+              <w:rPr>
+                <w:i/>
+                <w:iCs/>
+              </w:rPr>
+              <w:t>4.4.2</w:t>
+            </w:r>
+          </w:p>
+        </w:tc>
+        <w:tc>
+          <w:tcPr>
+            <w:tcW w:w="0" w:type="auto"/>
+            <w:tcBorders>
+              <w:top w:val="single" w:sz="6" w:space="0" w:color="auto"/>
+              <w:left w:val="single" w:sz="6" w:space="0" w:color="auto"/>
+              <w:bottom w:val="single" w:sz="6" w:space="0" w:color="auto"/>
+              <w:right w:val="single" w:sz="6" w:space="0" w:color="auto"/>
+            </w:tcBorders>
+            <w:tcMar>
+              <w:top w:w="120" w:type="dxa"/>
+              <w:left w:w="180" w:type="dxa"/>
+              <w:bottom w:w="120" w:type="dxa"/>
+              <w:right w:w="180" w:type="dxa"/>
+            </w:tcMar>
+            <w:vAlign w:val="center"/>
+            <w:hideMark/>
+          </w:tcPr>
+          <w:p>
+            <w:r>
+              <w:rPr>
+                <w:i/>
+                <w:iCs/>
+              </w:rPr>
+              <w:t>El Equilibrio entre Precisión y Transparencia</w:t>
+            </w:r>
+          </w:p>
+        </w:tc>
+        <w:tc>
+          <w:tcPr>
+            <w:tcW w:w="0" w:type="auto"/>
+            <w:tcBorders>
+              <w:top w:val="single" w:sz="6" w:space="0" w:color="auto"/>
+              <w:left w:val="single" w:sz="6" w:space="0" w:color="auto"/>
+              <w:bottom w:val="single" w:sz="6" w:space="0" w:color="auto"/>
+              <w:right w:val="single" w:sz="6" w:space="0" w:color="auto"/>
+            </w:tcBorders>
+            <w:tcMar>
+              <w:top w:w="120" w:type="dxa"/>
+              <w:left w:w="180" w:type="dxa"/>
+              <w:bottom w:w="120" w:type="dxa"/>
+              <w:right w:w="180" w:type="dxa"/>
+            </w:tcMar>
+            <w:vAlign w:val="center"/>
+            <w:hideMark/>
+          </w:tcPr>
+          <w:p>
+            <w:r>
+              <w:rPr>
+                <w:i/>
+                <w:iCs/>
+              </w:rPr>
+              <w:t>-</w:t>
+            </w:r>
+          </w:p>
+        </w:tc>
+        <w:tc>
+          <w:tcPr>
+            <w:tcW w:w="3493" w:type="dxa"/>
+            <w:tcBorders>
+              <w:top w:val="single" w:sz="6" w:space="0" w:color="auto"/>
+              <w:left w:val="single" w:sz="6" w:space="0" w:color="auto"/>
+              <w:bottom w:val="single" w:sz="6" w:space="0" w:color="auto"/>
+              <w:right w:val="single" w:sz="6" w:space="0" w:color="auto"/>
+            </w:tcBorders>
+            <w:tcMar>
+              <w:top w:w="120" w:type="dxa"/>
+              <w:left w:w="180" w:type="dxa"/>
+              <w:bottom w:w="120" w:type="dxa"/>
+              <w:right w:w="180" w:type="dxa"/>
+            </w:tcMar>
+            <w:vAlign w:val="center"/>
+            <w:hideMark/>
+          </w:tcPr>
+          <w:p>
+            <w:r>
+              <w:t>Defender la "caja blanca" frente al espejismo de modelos opacos.</w:t>
+            </w:r>
+          </w:p>
+        </w:tc>
+        <w:tc>
+          <w:tcPr>
+            <w:tcW w:w="3357" w:type="dxa"/>
+            <w:tcBorders>
+              <w:top w:val="single" w:sz="6" w:space="0" w:color="auto"/>
+              <w:left w:val="single" w:sz="6" w:space="0" w:color="auto"/>
+              <w:bottom w:val="single" w:sz="6" w:space="0" w:color="auto"/>
+              <w:right w:val="single" w:sz="6" w:space="0" w:color="auto"/>
+            </w:tcBorders>
+            <w:tcMar>
+              <w:top w:w="120" w:type="dxa"/>
+              <w:left w:w="180" w:type="dxa"/>
+              <w:bottom w:w="120" w:type="dxa"/>
+              <w:right w:w="180" w:type="dxa"/>
+            </w:tcMar>
+            <w:vAlign w:val="center"/>
+            <w:hideMark/>
+          </w:tcPr>
+          <w:p>
+            <w:r>
+              <w:rPr>
+                <w:i/>
+                <w:iCs/>
+              </w:rPr>
+              <w:t>Texto:</w:t>
+            </w:r>
+            <w:r>
+              <w:t xml:space="preserve"> Argumentación sobre ética, regulación financiera y audibilidad.</w:t>
+            </w:r>
+          </w:p>
+        </w:tc>
+      </w:tr>
+      <w:tr>
+        <w:trPr>
+          <w:tblCellSpacing w:w="15" w:type="dxa"/>
+        </w:trPr>
+        <w:tc>
+          <w:tcPr>
+            <w:tcW w:w="0" w:type="auto"/>
+            <w:tcBorders>
+              <w:top w:val="single" w:sz="6" w:space="0" w:color="auto"/>
+              <w:left w:val="single" w:sz="6" w:space="0" w:color="auto"/>
+              <w:bottom w:val="single" w:sz="6" w:space="0" w:color="auto"/>
+              <w:right w:val="single" w:sz="6" w:space="0" w:color="auto"/>
+            </w:tcBorders>
+            <w:tcMar>
+              <w:top w:w="120" w:type="dxa"/>
+              <w:left w:w="180" w:type="dxa"/>
+              <w:bottom w:w="120" w:type="dxa"/>
+              <w:right w:w="180" w:type="dxa"/>
+            </w:tcMar>
+            <w:vAlign w:val="center"/>
+            <w:hideMark/>
+          </w:tcPr>
+          <w:p>
+            <w:r>
+              <w:rPr>
+                <w:i/>
+                <w:iCs/>
+              </w:rPr>
+              <w:lastRenderedPageBreak/>
+              <w:t>4.4.3</w:t>
+            </w:r>
+          </w:p>
+        </w:tc>
+        <w:tc>
+          <w:tcPr>
+            <w:tcW w:w="0" w:type="auto"/>
+            <w:tcBorders>
+              <w:top w:val="single" w:sz="6" w:space="0" w:color="auto"/>
+              <w:left w:val="single" w:sz="6" w:space="0" w:color="auto"/>
+              <w:bottom w:val="single" w:sz="6" w:space="0" w:color="auto"/>
+              <w:right w:val="single" w:sz="6" w:space="0" w:color="auto"/>
+            </w:tcBorders>
+            <w:tcMar>
+              <w:top w:w="120" w:type="dxa"/>
+              <w:left w:w="180" w:type="dxa"/>
+              <w:bottom w:w="120" w:type="dxa"/>
+              <w:right w:w="180" w:type="dxa"/>
+            </w:tcMar>
+            <w:vAlign w:val="center"/>
+            <w:hideMark/>
+          </w:tcPr>
+          <w:p>
+            <w:r>
+              <w:rPr>
+                <w:i/>
+                <w:iCs/>
+              </w:rPr>
+              <w:t>Limitaciones Empíricas del Estudio</w:t>
+            </w:r>
+          </w:p>
+        </w:tc>
+        <w:tc>
+          <w:tcPr>
+            <w:tcW w:w="0" w:type="auto"/>
+            <w:tcBorders>
+              <w:top w:val="single" w:sz="6" w:space="0" w:color="auto"/>
+              <w:left w:val="single" w:sz="6" w:space="0" w:color="auto"/>
+              <w:bottom w:val="single" w:sz="6" w:space="0" w:color="auto"/>
+              <w:right w:val="single" w:sz="6" w:space="0" w:color="auto"/>
+            </w:tcBorders>
+            <w:tcMar>
+              <w:top w:w="120" w:type="dxa"/>
+              <w:left w:w="180" w:type="dxa"/>
+              <w:bottom w:w="120" w:type="dxa"/>
+              <w:right w:w="180" w:type="dxa"/>
+            </w:tcMar>
+            <w:vAlign w:val="center"/>
+            <w:hideMark/>
+          </w:tcPr>
+          <w:p>
+            <w:r>
+              <w:rPr>
+                <w:i/>
+                <w:iCs/>
+              </w:rPr>
+              <w:t>-</w:t>
+            </w:r>
+          </w:p>
+        </w:tc>
+        <w:tc>
+          <w:tcPr>
+            <w:tcW w:w="3493" w:type="dxa"/>
+            <w:tcBorders>
+              <w:top w:val="single" w:sz="6" w:space="0" w:color="auto"/>
+              <w:left w:val="single" w:sz="6" w:space="0" w:color="auto"/>
+              <w:bottom w:val="single" w:sz="6" w:space="0" w:color="auto"/>
+              <w:right w:val="single" w:sz="6" w:space="0" w:color="auto"/>
+            </w:tcBorders>
+            <w:tcMar>
+              <w:top w:w="120" w:type="dxa"/>
+              <w:left w:w="180" w:type="dxa"/>
+              <w:bottom w:w="120" w:type="dxa"/>
+              <w:right w:w="180" w:type="dxa"/>
+            </w:tcMar>
+            <w:vAlign w:val="center"/>
+            <w:hideMark/>
+          </w:tcPr>
+          <w:p>
+            <w:proofErr w:type="gramStart"/>
+            <w:r>
+              <w:t>Aclarar</w:t>
+            </w:r>
+            <w:proofErr w:type="gramEnd"/>
+            <w:r>
+              <w:t xml:space="preserve"> que se están auditando las reglas del simulador.</w:t>
+            </w:r>
+          </w:p>
+        </w:tc>
+        <w:tc>
+          <w:tcPr>
+            <w:tcW w:w="3357" w:type="dxa"/>
+            <w:tcBorders>
+              <w:top w:val="single" w:sz="6" w:space="0" w:color="auto"/>
+              <w:left w:val="single" w:sz="6" w:space="0" w:color="auto"/>
+              <w:bottom w:val="single" w:sz="6" w:space="0" w:color="auto"/>
+              <w:right w:val="single" w:sz="6" w:space="0" w:color="auto"/>
+            </w:tcBorders>
+            <w:tcMar>
+              <w:top w:w="120" w:type="dxa"/>
+              <w:left w:w="180" w:type="dxa"/>
+              <w:bottom w:w="120" w:type="dxa"/>
+              <w:right w:w="180" w:type="dxa"/>
+            </w:tcMar>
+            <w:vAlign w:val="center"/>
+            <w:hideMark/>
+          </w:tcPr>
+          <w:p>
+            <w:r>
+              <w:rPr>
+                <w:i/>
+                <w:iCs/>
+              </w:rPr>
+              <w:t>Texto:</w:t>
+            </w:r>
+            <w:r>
+              <w:t xml:space="preserve"> Madurez académica para anticipar críticas sobre los datos sintéticos.</w:t>
+            </w:r>
+          </w:p>
+        </w:tc>
+      </w:tr>
+    </w:tbl>
+    <w:p/>
+    <w:p>
+      <w:pPr>
+        <w:rPr>
+          <w:b/>
+          <w:bCs/>
+        </w:rPr>
+      </w:pPr>
+      <w:r>
+        <w:rPr>
+          <w:b/>
+          <w:bCs/>
+        </w:rPr>
+        <w:t>Consejos clave para la redacción de este capítulo:</w:t>
+      </w:r>
+    </w:p>
+    <w:p>
+      <w:pPr>
+        <w:numPr>
+          <w:ilvl w:val="0"/>
+          <w:numId w:val="28"/>
+        </w:numPr>
+      </w:pPr>
+      <w:r>
+        <w:rPr>
+          <w:b/>
+          <w:bCs/>
+        </w:rPr>
+        <w:t>La regla del "Texto Autosuficiente":</w:t>
+      </w:r>
+      <w:r>
+        <w:t xml:space="preserve"> Nunca pongas un gráfico sin explicarlo en el texto. Todo gráfico debe ser introducido antes ("</w:t>
+      </w:r>
+      <w:r>
+        <w:rPr>
+          <w:i/>
+          <w:iCs/>
+        </w:rPr>
+        <w:t xml:space="preserve">Como se observa en la Figura </w:t>
+      </w:r>
+      <w:proofErr w:type="gramStart"/>
+      <w:r>
+        <w:rPr>
+          <w:i/>
+          <w:iCs/>
+        </w:rPr>
+        <w:t>X...</w:t>
+      </w:r>
+      <w:proofErr w:type="gramEnd"/>
+      <w:r>
+        <w:t>") y analizado después ("</w:t>
+      </w:r>
+      <w:r>
+        <w:rPr>
+          <w:i/>
+          <w:iCs/>
+        </w:rPr>
+        <w:t>Este resultado indica que...</w:t>
+      </w:r>
+      <w:r>
+        <w:t>"). El lector debería entender tu resultado leyendo solo el texto, sin mirar la imagen.</w:t>
+      </w:r>
+    </w:p>
+    <w:p>
+      <w:pPr>
+        <w:numPr>
+          <w:ilvl w:val="0"/>
+          <w:numId w:val="28"/>
+        </w:numPr>
+      </w:pPr>
+      <w:r>
+        <w:rPr>
+          <w:b/>
+          <w:bCs/>
+        </w:rPr>
+        <w:t>Uso de tiempos verbales:</w:t>
+      </w:r>
+      <w:r>
+        <w:t xml:space="preserve"> A diferencia de la Metodología (donde decíamos "Se evaluará..."), aquí los resultados son un hecho pasado o presente continuo: </w:t>
+      </w:r>
+      <w:r>
+        <w:rPr>
+          <w:i/>
+          <w:iCs/>
+        </w:rPr>
+        <w:t xml:space="preserve">"El modelo </w:t>
+      </w:r>
+      <w:proofErr w:type="spellStart"/>
+      <w:r>
+        <w:rPr>
+          <w:i/>
+          <w:iCs/>
+        </w:rPr>
+        <w:t>XGBoost</w:t>
+      </w:r>
+      <w:proofErr w:type="spellEnd"/>
+      <w:r>
+        <w:rPr>
+          <w:i/>
+          <w:iCs/>
+        </w:rPr>
+        <w:t xml:space="preserve"> </w:t>
+      </w:r>
+      <w:r>
+        <w:rPr>
+          <w:b/>
+          <w:bCs/>
+          <w:i/>
+          <w:iCs/>
+        </w:rPr>
+        <w:t>alcanzó</w:t>
+      </w:r>
+      <w:r>
+        <w:rPr>
+          <w:i/>
+          <w:iCs/>
+        </w:rPr>
+        <w:t xml:space="preserve"> un AUPRC de..."</w:t>
+      </w:r>
+      <w:r>
+        <w:t xml:space="preserve"> o </w:t>
+      </w:r>
+      <w:r>
+        <w:rPr>
+          <w:i/>
+          <w:iCs/>
+        </w:rPr>
+        <w:t xml:space="preserve">"La Figura 3 </w:t>
+      </w:r>
+      <w:r>
+        <w:rPr>
+          <w:b/>
+          <w:bCs/>
+          <w:i/>
+          <w:iCs/>
+        </w:rPr>
+        <w:t>muestra</w:t>
+      </w:r>
+      <w:r>
+        <w:rPr>
+          <w:i/>
+          <w:iCs/>
+        </w:rPr>
+        <w:t xml:space="preserve"> la superioridad de..."</w:t>
+      </w:r>
+      <w:r>
+        <w:t>.</w:t>
+      </w:r>
+    </w:p>
+    <w:p>
+      <w:pPr>
+        <w:numPr>
+          <w:ilvl w:val="0"/>
+          <w:numId w:val="28"/>
+        </w:numPr>
+      </w:pPr>
+      <w:r>
+        <w:rPr>
+          <w:b/>
+          <w:bCs/>
+        </w:rPr>
+        <w:t>No repitas la metodología:</w:t>
+      </w:r>
+      <w:r>
+        <w:t xml:space="preserve"> No vuelvas a explicar qué es el SMOTE o qué es SHAP. Si necesitas recordarlo, haz una breve mención cruzada: </w:t>
+      </w:r>
+      <w:r>
+        <w:rPr>
+          <w:i/>
+          <w:iCs/>
+        </w:rPr>
+        <w:t>"Aplicando la técnica de división temporal descrita en el apartado 3.4.2..."</w:t>
+      </w:r>
+      <w:r>
+        <w:t>.</w:t>
+      </w:r>
+    </w:p>
+    <w:p/>
     <w:sectPr>
       <w:pgSz w:w="11906" w:h="16838"/>
       <w:pgMar w:top="1417" w:right="1701" w:bottom="1417" w:left="1701" w:header="708" w:footer="708" w:gutter="0"/>
@@ -4673,6 +8174,155 @@
 <file path=word/numbering.xml><?xml version="1.0" encoding="utf-8"?>
 <w:numbering xmlns:wpc="http://schemas.microsoft.com/office/word/2010/wordprocessingCanvas" xmlns:cx="http://schemas.microsoft.com/office/drawing/2014/chartex" xmlns:cx1="http://schemas.microsoft.com/office/drawing/2015/9/8/chartex" xmlns:cx2="http://schemas.microsoft.com/office/drawing/2015/10/21/chartex" xmlns:cx3="http://schemas.microsoft.com/office/drawing/2016/5/9/chartex" xmlns:cx4="http://schemas.microsoft.com/office/drawing/2016/5/10/chartex" xmlns:cx5="http://schemas.microsoft.com/office/drawing/2016/5/11/chartex" xmlns:cx6="http://schemas.microsoft.com/office/drawing/2016/5/12/chartex" xmlns:cx7="http://schemas.microsoft.com/office/drawing/2016/5/13/chartex" xmlns:cx8="http://schemas.microsoft.com/office/drawing/2016/5/14/chartex" xmlns:mc="http://schemas.openxmlformats.org/markup-compatibility/2006" xmlns:aink="http://schemas.microsoft.com/office/drawing/2016/ink" xmlns:am3d="http://schemas.microsoft.com/office/drawing/2017/model3d" xmlns:o="urn:schemas-microsoft-com:office:office" xmlns:oel="http://schemas.microsoft.com/office/2019/extlst" xmlns:r="http://schemas.openxmlformats.org/officeDocument/2006/relationships" xmlns:m="http://schemas.openxmlformats.org/officeDocument/2006/math" xmlns:v="urn:schemas-microsoft-com:vml" xmlns:wp14="http://schemas.microsoft.com/office/word/2010/wordprocessingDrawing" xmlns:wp="http://schemas.openxmlformats.org/drawingml/2006/wordprocessingDrawing" xmlns:w10="urn:schemas-microsoft-com:office:word" xmlns:w="http://schemas.openxmlformats.org/wordprocessingml/2006/main" xmlns:w14="http://schemas.microsoft.com/office/word/2010/wordml" xmlns:w15="http://schemas.microsoft.com/office/word/2012/wordml" xmlns:w16cex="http://schemas.microsoft.com/office/word/2018/wordml/cex" xmlns:w16cid="http://schemas.microsoft.com/office/word/2016/wordml/cid" xmlns:w16="http://schemas.microsoft.com/office/word/2018/wordml" xmlns:w16du="http://schemas.microsoft.com/office/word/2023/wordml/word16du" xmlns:w16sdtdh="http://schemas.microsoft.com/office/word/2020/wordml/sdtdatahash" xmlns:w16sdtfl="http://schemas.microsoft.com/office/word/2024/wordml/sdtformatlock" xmlns:w16se="http://schemas.microsoft.com/office/word/2015/wordml/symex" xmlns:wpg="http://schemas.microsoft.com/office/word/2010/wordprocessingGroup" xmlns:wpi="http://schemas.microsoft.com/office/word/2010/wordprocessingInk" xmlns:wne="http://schemas.microsoft.com/office/word/2006/wordml" xmlns:wps="http://schemas.microsoft.com/office/word/2010/wordprocessingShape" mc:Ignorable="w14 w15 w16se w16cid w16 w16cex w16sdtdh w16sdtfl w16du wp14">
   <w:abstractNum w:abstractNumId="0" w15:restartNumberingAfterBreak="0">
+    <w:nsid w:val="0B9E64FA"/>
+    <w:multiLevelType w:val="multilevel"/>
+    <w:tmpl w:val="1A3246D2"/>
+    <w:lvl w:ilvl="0">
+      <w:start w:val="1"/>
+      <w:numFmt w:val="bullet"/>
+      <w:lvlText w:val=""/>
+      <w:lvlJc w:val="left"/>
+      <w:pPr>
+        <w:tabs>
+          <w:tab w:val="num" w:pos="720"/>
+        </w:tabs>
+        <w:ind w:left="720" w:hanging="360"/>
+      </w:pPr>
+      <w:rPr>
+        <w:rFonts w:ascii="Symbol" w:hAnsi="Symbol" w:hint="default"/>
+        <w:sz w:val="20"/>
+      </w:rPr>
+    </w:lvl>
+    <w:lvl w:ilvl="1" w:tentative="1">
+      <w:start w:val="1"/>
+      <w:numFmt w:val="bullet"/>
+      <w:lvlText w:val="o"/>
+      <w:lvlJc w:val="left"/>
+      <w:pPr>
+        <w:tabs>
+          <w:tab w:val="num" w:pos="1440"/>
+        </w:tabs>
+        <w:ind w:left="1440" w:hanging="360"/>
+      </w:pPr>
+      <w:rPr>
+        <w:rFonts w:ascii="Courier New" w:hAnsi="Courier New" w:hint="default"/>
+        <w:sz w:val="20"/>
+      </w:rPr>
+    </w:lvl>
+    <w:lvl w:ilvl="2" w:tentative="1">
+      <w:start w:val="1"/>
+      <w:numFmt w:val="bullet"/>
+      <w:lvlText w:val=""/>
+      <w:lvlJc w:val="left"/>
+      <w:pPr>
+        <w:tabs>
+          <w:tab w:val="num" w:pos="2160"/>
+        </w:tabs>
+        <w:ind w:left="2160" w:hanging="360"/>
+      </w:pPr>
+      <w:rPr>
+        <w:rFonts w:ascii="Wingdings" w:hAnsi="Wingdings" w:hint="default"/>
+        <w:sz w:val="20"/>
+      </w:rPr>
+    </w:lvl>
+    <w:lvl w:ilvl="3" w:tentative="1">
+      <w:start w:val="1"/>
+      <w:numFmt w:val="bullet"/>
+      <w:lvlText w:val=""/>
+      <w:lvlJc w:val="left"/>
+      <w:pPr>
+        <w:tabs>
+          <w:tab w:val="num" w:pos="2880"/>
+        </w:tabs>
+        <w:ind w:left="2880" w:hanging="360"/>
+      </w:pPr>
+      <w:rPr>
+        <w:rFonts w:ascii="Wingdings" w:hAnsi="Wingdings" w:hint="default"/>
+        <w:sz w:val="20"/>
+      </w:rPr>
+    </w:lvl>
+    <w:lvl w:ilvl="4" w:tentative="1">
+      <w:start w:val="1"/>
+      <w:numFmt w:val="bullet"/>
+      <w:lvlText w:val=""/>
+      <w:lvlJc w:val="left"/>
+      <w:pPr>
+        <w:tabs>
+          <w:tab w:val="num" w:pos="3600"/>
+        </w:tabs>
+        <w:ind w:left="3600" w:hanging="360"/>
+      </w:pPr>
+      <w:rPr>
+        <w:rFonts w:ascii="Wingdings" w:hAnsi="Wingdings" w:hint="default"/>
+        <w:sz w:val="20"/>
+      </w:rPr>
+    </w:lvl>
+    <w:lvl w:ilvl="5" w:tentative="1">
+      <w:start w:val="1"/>
+      <w:numFmt w:val="bullet"/>
+      <w:lvlText w:val=""/>
+      <w:lvlJc w:val="left"/>
+      <w:pPr>
+        <w:tabs>
+          <w:tab w:val="num" w:pos="4320"/>
+        </w:tabs>
+        <w:ind w:left="4320" w:hanging="360"/>
+      </w:pPr>
+      <w:rPr>
+        <w:rFonts w:ascii="Wingdings" w:hAnsi="Wingdings" w:hint="default"/>
+        <w:sz w:val="20"/>
+      </w:rPr>
+    </w:lvl>
+    <w:lvl w:ilvl="6" w:tentative="1">
+      <w:start w:val="1"/>
+      <w:numFmt w:val="bullet"/>
+      <w:lvlText w:val=""/>
+      <w:lvlJc w:val="left"/>
+      <w:pPr>
+        <w:tabs>
+          <w:tab w:val="num" w:pos="5040"/>
+        </w:tabs>
+        <w:ind w:left="5040" w:hanging="360"/>
+      </w:pPr>
+      <w:rPr>
+        <w:rFonts w:ascii="Wingdings" w:hAnsi="Wingdings" w:hint="default"/>
+        <w:sz w:val="20"/>
+      </w:rPr>
+    </w:lvl>
+    <w:lvl w:ilvl="7" w:tentative="1">
+      <w:start w:val="1"/>
+      <w:numFmt w:val="bullet"/>
+      <w:lvlText w:val=""/>
+      <w:lvlJc w:val="left"/>
+      <w:pPr>
+        <w:tabs>
+          <w:tab w:val="num" w:pos="5760"/>
+        </w:tabs>
+        <w:ind w:left="5760" w:hanging="360"/>
+      </w:pPr>
+      <w:rPr>
+        <w:rFonts w:ascii="Wingdings" w:hAnsi="Wingdings" w:hint="default"/>
+        <w:sz w:val="20"/>
+      </w:rPr>
+    </w:lvl>
+    <w:lvl w:ilvl="8" w:tentative="1">
+      <w:start w:val="1"/>
+      <w:numFmt w:val="bullet"/>
+      <w:lvlText w:val=""/>
+      <w:lvlJc w:val="left"/>
+      <w:pPr>
+        <w:tabs>
+          <w:tab w:val="num" w:pos="6480"/>
+        </w:tabs>
+        <w:ind w:left="6480" w:hanging="360"/>
+      </w:pPr>
+      <w:rPr>
+        <w:rFonts w:ascii="Wingdings" w:hAnsi="Wingdings" w:hint="default"/>
+        <w:sz w:val="20"/>
+      </w:rPr>
+    </w:lvl>
+  </w:abstractNum>
+  <w:abstractNum w:abstractNumId="1" w15:restartNumberingAfterBreak="0">
     <w:nsid w:val="0BAB52E3"/>
     <w:multiLevelType w:val="multilevel"/>
     <w:tmpl w:val="18000630"/>
@@ -4821,7 +8471,7 @@
       </w:rPr>
     </w:lvl>
   </w:abstractNum>
-  <w:abstractNum w:abstractNumId="1" w15:restartNumberingAfterBreak="0">
+  <w:abstractNum w:abstractNumId="2" w15:restartNumberingAfterBreak="0">
     <w:nsid w:val="106F127D"/>
     <w:multiLevelType w:val="multilevel"/>
     <w:tmpl w:val="074C2A9C"/>
@@ -4970,7 +8620,7 @@
       </w:rPr>
     </w:lvl>
   </w:abstractNum>
-  <w:abstractNum w:abstractNumId="2" w15:restartNumberingAfterBreak="0">
+  <w:abstractNum w:abstractNumId="3" w15:restartNumberingAfterBreak="0">
     <w:nsid w:val="117432FF"/>
     <w:multiLevelType w:val="multilevel"/>
     <w:tmpl w:val="17FEB0C0"/>
@@ -5119,7 +8769,269 @@
       </w:rPr>
     </w:lvl>
   </w:abstractNum>
-  <w:abstractNum w:abstractNumId="3" w15:restartNumberingAfterBreak="0">
+  <w:abstractNum w:abstractNumId="4" w15:restartNumberingAfterBreak="0">
+    <w:nsid w:val="151F6E51"/>
+    <w:multiLevelType w:val="multilevel"/>
+    <w:tmpl w:val="CE7E7360"/>
+    <w:lvl w:ilvl="0">
+      <w:start w:val="1"/>
+      <w:numFmt w:val="bullet"/>
+      <w:lvlText w:val=""/>
+      <w:lvlJc w:val="left"/>
+      <w:pPr>
+        <w:tabs>
+          <w:tab w:val="num" w:pos="720"/>
+        </w:tabs>
+        <w:ind w:left="720" w:hanging="360"/>
+      </w:pPr>
+      <w:rPr>
+        <w:rFonts w:ascii="Symbol" w:hAnsi="Symbol" w:hint="default"/>
+        <w:sz w:val="20"/>
+      </w:rPr>
+    </w:lvl>
+    <w:lvl w:ilvl="1" w:tentative="1">
+      <w:start w:val="1"/>
+      <w:numFmt w:val="bullet"/>
+      <w:lvlText w:val="o"/>
+      <w:lvlJc w:val="left"/>
+      <w:pPr>
+        <w:tabs>
+          <w:tab w:val="num" w:pos="1440"/>
+        </w:tabs>
+        <w:ind w:left="1440" w:hanging="360"/>
+      </w:pPr>
+      <w:rPr>
+        <w:rFonts w:ascii="Courier New" w:hAnsi="Courier New" w:hint="default"/>
+        <w:sz w:val="20"/>
+      </w:rPr>
+    </w:lvl>
+    <w:lvl w:ilvl="2" w:tentative="1">
+      <w:start w:val="1"/>
+      <w:numFmt w:val="bullet"/>
+      <w:lvlText w:val=""/>
+      <w:lvlJc w:val="left"/>
+      <w:pPr>
+        <w:tabs>
+          <w:tab w:val="num" w:pos="2160"/>
+        </w:tabs>
+        <w:ind w:left="2160" w:hanging="360"/>
+      </w:pPr>
+      <w:rPr>
+        <w:rFonts w:ascii="Wingdings" w:hAnsi="Wingdings" w:hint="default"/>
+        <w:sz w:val="20"/>
+      </w:rPr>
+    </w:lvl>
+    <w:lvl w:ilvl="3" w:tentative="1">
+      <w:start w:val="1"/>
+      <w:numFmt w:val="bullet"/>
+      <w:lvlText w:val=""/>
+      <w:lvlJc w:val="left"/>
+      <w:pPr>
+        <w:tabs>
+          <w:tab w:val="num" w:pos="2880"/>
+        </w:tabs>
+        <w:ind w:left="2880" w:hanging="360"/>
+      </w:pPr>
+      <w:rPr>
+        <w:rFonts w:ascii="Wingdings" w:hAnsi="Wingdings" w:hint="default"/>
+        <w:sz w:val="20"/>
+      </w:rPr>
+    </w:lvl>
+    <w:lvl w:ilvl="4" w:tentative="1">
+      <w:start w:val="1"/>
+      <w:numFmt w:val="bullet"/>
+      <w:lvlText w:val=""/>
+      <w:lvlJc w:val="left"/>
+      <w:pPr>
+        <w:tabs>
+          <w:tab w:val="num" w:pos="3600"/>
+        </w:tabs>
+        <w:ind w:left="3600" w:hanging="360"/>
+      </w:pPr>
+      <w:rPr>
+        <w:rFonts w:ascii="Wingdings" w:hAnsi="Wingdings" w:hint="default"/>
+        <w:sz w:val="20"/>
+      </w:rPr>
+    </w:lvl>
+    <w:lvl w:ilvl="5" w:tentative="1">
+      <w:start w:val="1"/>
+      <w:numFmt w:val="bullet"/>
+      <w:lvlText w:val=""/>
+      <w:lvlJc w:val="left"/>
+      <w:pPr>
+        <w:tabs>
+          <w:tab w:val="num" w:pos="4320"/>
+        </w:tabs>
+        <w:ind w:left="4320" w:hanging="360"/>
+      </w:pPr>
+      <w:rPr>
+        <w:rFonts w:ascii="Wingdings" w:hAnsi="Wingdings" w:hint="default"/>
+        <w:sz w:val="20"/>
+      </w:rPr>
+    </w:lvl>
+    <w:lvl w:ilvl="6" w:tentative="1">
+      <w:start w:val="1"/>
+      <w:numFmt w:val="bullet"/>
+      <w:lvlText w:val=""/>
+      <w:lvlJc w:val="left"/>
+      <w:pPr>
+        <w:tabs>
+          <w:tab w:val="num" w:pos="5040"/>
+        </w:tabs>
+        <w:ind w:left="5040" w:hanging="360"/>
+      </w:pPr>
+      <w:rPr>
+        <w:rFonts w:ascii="Wingdings" w:hAnsi="Wingdings" w:hint="default"/>
+        <w:sz w:val="20"/>
+      </w:rPr>
+    </w:lvl>
+    <w:lvl w:ilvl="7" w:tentative="1">
+      <w:start w:val="1"/>
+      <w:numFmt w:val="bullet"/>
+      <w:lvlText w:val=""/>
+      <w:lvlJc w:val="left"/>
+      <w:pPr>
+        <w:tabs>
+          <w:tab w:val="num" w:pos="5760"/>
+        </w:tabs>
+        <w:ind w:left="5760" w:hanging="360"/>
+      </w:pPr>
+      <w:rPr>
+        <w:rFonts w:ascii="Wingdings" w:hAnsi="Wingdings" w:hint="default"/>
+        <w:sz w:val="20"/>
+      </w:rPr>
+    </w:lvl>
+    <w:lvl w:ilvl="8" w:tentative="1">
+      <w:start w:val="1"/>
+      <w:numFmt w:val="bullet"/>
+      <w:lvlText w:val=""/>
+      <w:lvlJc w:val="left"/>
+      <w:pPr>
+        <w:tabs>
+          <w:tab w:val="num" w:pos="6480"/>
+        </w:tabs>
+        <w:ind w:left="6480" w:hanging="360"/>
+      </w:pPr>
+      <w:rPr>
+        <w:rFonts w:ascii="Wingdings" w:hAnsi="Wingdings" w:hint="default"/>
+        <w:sz w:val="20"/>
+      </w:rPr>
+    </w:lvl>
+  </w:abstractNum>
+  <w:abstractNum w:abstractNumId="5" w15:restartNumberingAfterBreak="0">
+    <w:nsid w:val="162B1693"/>
+    <w:multiLevelType w:val="multilevel"/>
+    <w:tmpl w:val="5672C4A0"/>
+    <w:lvl w:ilvl="0">
+      <w:start w:val="1"/>
+      <w:numFmt w:val="decimal"/>
+      <w:lvlText w:val="%1."/>
+      <w:lvlJc w:val="left"/>
+      <w:pPr>
+        <w:tabs>
+          <w:tab w:val="num" w:pos="720"/>
+        </w:tabs>
+        <w:ind w:left="720" w:hanging="360"/>
+      </w:pPr>
+    </w:lvl>
+    <w:lvl w:ilvl="1" w:tentative="1">
+      <w:start w:val="1"/>
+      <w:numFmt w:val="decimal"/>
+      <w:lvlText w:val="%2."/>
+      <w:lvlJc w:val="left"/>
+      <w:pPr>
+        <w:tabs>
+          <w:tab w:val="num" w:pos="1440"/>
+        </w:tabs>
+        <w:ind w:left="1440" w:hanging="360"/>
+      </w:pPr>
+    </w:lvl>
+    <w:lvl w:ilvl="2" w:tentative="1">
+      <w:start w:val="1"/>
+      <w:numFmt w:val="decimal"/>
+      <w:lvlText w:val="%3."/>
+      <w:lvlJc w:val="left"/>
+      <w:pPr>
+        <w:tabs>
+          <w:tab w:val="num" w:pos="2160"/>
+        </w:tabs>
+        <w:ind w:left="2160" w:hanging="360"/>
+      </w:pPr>
+    </w:lvl>
+    <w:lvl w:ilvl="3" w:tentative="1">
+      <w:start w:val="1"/>
+      <w:numFmt w:val="decimal"/>
+      <w:lvlText w:val="%4."/>
+      <w:lvlJc w:val="left"/>
+      <w:pPr>
+        <w:tabs>
+          <w:tab w:val="num" w:pos="2880"/>
+        </w:tabs>
+        <w:ind w:left="2880" w:hanging="360"/>
+      </w:pPr>
+    </w:lvl>
+    <w:lvl w:ilvl="4" w:tentative="1">
+      <w:start w:val="1"/>
+      <w:numFmt w:val="decimal"/>
+      <w:lvlText w:val="%5."/>
+      <w:lvlJc w:val="left"/>
+      <w:pPr>
+        <w:tabs>
+          <w:tab w:val="num" w:pos="3600"/>
+        </w:tabs>
+        <w:ind w:left="3600" w:hanging="360"/>
+      </w:pPr>
+    </w:lvl>
+    <w:lvl w:ilvl="5" w:tentative="1">
+      <w:start w:val="1"/>
+      <w:numFmt w:val="decimal"/>
+      <w:lvlText w:val="%6."/>
+      <w:lvlJc w:val="left"/>
+      <w:pPr>
+        <w:tabs>
+          <w:tab w:val="num" w:pos="4320"/>
+        </w:tabs>
+        <w:ind w:left="4320" w:hanging="360"/>
+      </w:pPr>
+    </w:lvl>
+    <w:lvl w:ilvl="6" w:tentative="1">
+      <w:start w:val="1"/>
+      <w:numFmt w:val="decimal"/>
+      <w:lvlText w:val="%7."/>
+      <w:lvlJc w:val="left"/>
+      <w:pPr>
+        <w:tabs>
+          <w:tab w:val="num" w:pos="5040"/>
+        </w:tabs>
+        <w:ind w:left="5040" w:hanging="360"/>
+      </w:pPr>
+    </w:lvl>
+    <w:lvl w:ilvl="7" w:tentative="1">
+      <w:start w:val="1"/>
+      <w:numFmt w:val="decimal"/>
+      <w:lvlText w:val="%8."/>
+      <w:lvlJc w:val="left"/>
+      <w:pPr>
+        <w:tabs>
+          <w:tab w:val="num" w:pos="5760"/>
+        </w:tabs>
+        <w:ind w:left="5760" w:hanging="360"/>
+      </w:pPr>
+    </w:lvl>
+    <w:lvl w:ilvl="8" w:tentative="1">
+      <w:start w:val="1"/>
+      <w:numFmt w:val="decimal"/>
+      <w:lvlText w:val="%9."/>
+      <w:lvlJc w:val="left"/>
+      <w:pPr>
+        <w:tabs>
+          <w:tab w:val="num" w:pos="6480"/>
+        </w:tabs>
+        <w:ind w:left="6480" w:hanging="360"/>
+      </w:pPr>
+    </w:lvl>
+  </w:abstractNum>
+  <w:abstractNum w:abstractNumId="6" w15:restartNumberingAfterBreak="0">
     <w:nsid w:val="18C5628B"/>
     <w:multiLevelType w:val="multilevel"/>
     <w:tmpl w:val="7E0291FC"/>
@@ -5268,7 +9180,156 @@
       </w:rPr>
     </w:lvl>
   </w:abstractNum>
-  <w:abstractNum w:abstractNumId="4" w15:restartNumberingAfterBreak="0">
+  <w:abstractNum w:abstractNumId="7" w15:restartNumberingAfterBreak="0">
+    <w:nsid w:val="1E9D2B27"/>
+    <w:multiLevelType w:val="multilevel"/>
+    <w:tmpl w:val="4F667628"/>
+    <w:lvl w:ilvl="0">
+      <w:start w:val="1"/>
+      <w:numFmt w:val="bullet"/>
+      <w:lvlText w:val=""/>
+      <w:lvlJc w:val="left"/>
+      <w:pPr>
+        <w:tabs>
+          <w:tab w:val="num" w:pos="720"/>
+        </w:tabs>
+        <w:ind w:left="720" w:hanging="360"/>
+      </w:pPr>
+      <w:rPr>
+        <w:rFonts w:ascii="Symbol" w:hAnsi="Symbol" w:hint="default"/>
+        <w:sz w:val="20"/>
+      </w:rPr>
+    </w:lvl>
+    <w:lvl w:ilvl="1" w:tentative="1">
+      <w:start w:val="1"/>
+      <w:numFmt w:val="bullet"/>
+      <w:lvlText w:val="o"/>
+      <w:lvlJc w:val="left"/>
+      <w:pPr>
+        <w:tabs>
+          <w:tab w:val="num" w:pos="1440"/>
+        </w:tabs>
+        <w:ind w:left="1440" w:hanging="360"/>
+      </w:pPr>
+      <w:rPr>
+        <w:rFonts w:ascii="Courier New" w:hAnsi="Courier New" w:hint="default"/>
+        <w:sz w:val="20"/>
+      </w:rPr>
+    </w:lvl>
+    <w:lvl w:ilvl="2" w:tentative="1">
+      <w:start w:val="1"/>
+      <w:numFmt w:val="bullet"/>
+      <w:lvlText w:val=""/>
+      <w:lvlJc w:val="left"/>
+      <w:pPr>
+        <w:tabs>
+          <w:tab w:val="num" w:pos="2160"/>
+        </w:tabs>
+        <w:ind w:left="2160" w:hanging="360"/>
+      </w:pPr>
+      <w:rPr>
+        <w:rFonts w:ascii="Wingdings" w:hAnsi="Wingdings" w:hint="default"/>
+        <w:sz w:val="20"/>
+      </w:rPr>
+    </w:lvl>
+    <w:lvl w:ilvl="3" w:tentative="1">
+      <w:start w:val="1"/>
+      <w:numFmt w:val="bullet"/>
+      <w:lvlText w:val=""/>
+      <w:lvlJc w:val="left"/>
+      <w:pPr>
+        <w:tabs>
+          <w:tab w:val="num" w:pos="2880"/>
+        </w:tabs>
+        <w:ind w:left="2880" w:hanging="360"/>
+      </w:pPr>
+      <w:rPr>
+        <w:rFonts w:ascii="Wingdings" w:hAnsi="Wingdings" w:hint="default"/>
+        <w:sz w:val="20"/>
+      </w:rPr>
+    </w:lvl>
+    <w:lvl w:ilvl="4" w:tentative="1">
+      <w:start w:val="1"/>
+      <w:numFmt w:val="bullet"/>
+      <w:lvlText w:val=""/>
+      <w:lvlJc w:val="left"/>
+      <w:pPr>
+        <w:tabs>
+          <w:tab w:val="num" w:pos="3600"/>
+        </w:tabs>
+        <w:ind w:left="3600" w:hanging="360"/>
+      </w:pPr>
+      <w:rPr>
+        <w:rFonts w:ascii="Wingdings" w:hAnsi="Wingdings" w:hint="default"/>
+        <w:sz w:val="20"/>
+      </w:rPr>
+    </w:lvl>
+    <w:lvl w:ilvl="5" w:tentative="1">
+      <w:start w:val="1"/>
+      <w:numFmt w:val="bullet"/>
+      <w:lvlText w:val=""/>
+      <w:lvlJc w:val="left"/>
+      <w:pPr>
+        <w:tabs>
+          <w:tab w:val="num" w:pos="4320"/>
+        </w:tabs>
+        <w:ind w:left="4320" w:hanging="360"/>
+      </w:pPr>
+      <w:rPr>
+        <w:rFonts w:ascii="Wingdings" w:hAnsi="Wingdings" w:hint="default"/>
+        <w:sz w:val="20"/>
+      </w:rPr>
+    </w:lvl>
+    <w:lvl w:ilvl="6" w:tentative="1">
+      <w:start w:val="1"/>
+      <w:numFmt w:val="bullet"/>
+      <w:lvlText w:val=""/>
+      <w:lvlJc w:val="left"/>
+      <w:pPr>
+        <w:tabs>
+          <w:tab w:val="num" w:pos="5040"/>
+        </w:tabs>
+        <w:ind w:left="5040" w:hanging="360"/>
+      </w:pPr>
+      <w:rPr>
+        <w:rFonts w:ascii="Wingdings" w:hAnsi="Wingdings" w:hint="default"/>
+        <w:sz w:val="20"/>
+      </w:rPr>
+    </w:lvl>
+    <w:lvl w:ilvl="7" w:tentative="1">
+      <w:start w:val="1"/>
+      <w:numFmt w:val="bullet"/>
+      <w:lvlText w:val=""/>
+      <w:lvlJc w:val="left"/>
+      <w:pPr>
+        <w:tabs>
+          <w:tab w:val="num" w:pos="5760"/>
+        </w:tabs>
+        <w:ind w:left="5760" w:hanging="360"/>
+      </w:pPr>
+      <w:rPr>
+        <w:rFonts w:ascii="Wingdings" w:hAnsi="Wingdings" w:hint="default"/>
+        <w:sz w:val="20"/>
+      </w:rPr>
+    </w:lvl>
+    <w:lvl w:ilvl="8" w:tentative="1">
+      <w:start w:val="1"/>
+      <w:numFmt w:val="bullet"/>
+      <w:lvlText w:val=""/>
+      <w:lvlJc w:val="left"/>
+      <w:pPr>
+        <w:tabs>
+          <w:tab w:val="num" w:pos="6480"/>
+        </w:tabs>
+        <w:ind w:left="6480" w:hanging="360"/>
+      </w:pPr>
+      <w:rPr>
+        <w:rFonts w:ascii="Wingdings" w:hAnsi="Wingdings" w:hint="default"/>
+        <w:sz w:val="20"/>
+      </w:rPr>
+    </w:lvl>
+  </w:abstractNum>
+  <w:abstractNum w:abstractNumId="8" w15:restartNumberingAfterBreak="0">
     <w:nsid w:val="251136EB"/>
     <w:multiLevelType w:val="multilevel"/>
     <w:tmpl w:val="18027C2A"/>
@@ -5417,7 +9478,7 @@
       </w:rPr>
     </w:lvl>
   </w:abstractNum>
-  <w:abstractNum w:abstractNumId="5" w15:restartNumberingAfterBreak="0">
+  <w:abstractNum w:abstractNumId="9" w15:restartNumberingAfterBreak="0">
     <w:nsid w:val="33823CAF"/>
     <w:multiLevelType w:val="multilevel"/>
     <w:tmpl w:val="A320AE62"/>
@@ -5566,7 +9627,7 @@
       </w:rPr>
     </w:lvl>
   </w:abstractNum>
-  <w:abstractNum w:abstractNumId="6" w15:restartNumberingAfterBreak="0">
+  <w:abstractNum w:abstractNumId="10" w15:restartNumberingAfterBreak="0">
     <w:nsid w:val="3EB74199"/>
     <w:multiLevelType w:val="multilevel"/>
     <w:tmpl w:val="B470B5AA"/>
@@ -5715,7 +9776,454 @@
       </w:rPr>
     </w:lvl>
   </w:abstractNum>
-  <w:abstractNum w:abstractNumId="7" w15:restartNumberingAfterBreak="0">
+  <w:abstractNum w:abstractNumId="11" w15:restartNumberingAfterBreak="0">
+    <w:nsid w:val="40F77AD6"/>
+    <w:multiLevelType w:val="multilevel"/>
+    <w:tmpl w:val="4F74AECC"/>
+    <w:lvl w:ilvl="0">
+      <w:start w:val="1"/>
+      <w:numFmt w:val="bullet"/>
+      <w:lvlText w:val=""/>
+      <w:lvlJc w:val="left"/>
+      <w:pPr>
+        <w:tabs>
+          <w:tab w:val="num" w:pos="720"/>
+        </w:tabs>
+        <w:ind w:left="720" w:hanging="360"/>
+      </w:pPr>
+      <w:rPr>
+        <w:rFonts w:ascii="Symbol" w:hAnsi="Symbol" w:hint="default"/>
+        <w:sz w:val="20"/>
+      </w:rPr>
+    </w:lvl>
+    <w:lvl w:ilvl="1" w:tentative="1">
+      <w:start w:val="1"/>
+      <w:numFmt w:val="bullet"/>
+      <w:lvlText w:val="o"/>
+      <w:lvlJc w:val="left"/>
+      <w:pPr>
+        <w:tabs>
+          <w:tab w:val="num" w:pos="1440"/>
+        </w:tabs>
+        <w:ind w:left="1440" w:hanging="360"/>
+      </w:pPr>
+      <w:rPr>
+        <w:rFonts w:ascii="Courier New" w:hAnsi="Courier New" w:hint="default"/>
+        <w:sz w:val="20"/>
+      </w:rPr>
+    </w:lvl>
+    <w:lvl w:ilvl="2" w:tentative="1">
+      <w:start w:val="1"/>
+      <w:numFmt w:val="bullet"/>
+      <w:lvlText w:val=""/>
+      <w:lvlJc w:val="left"/>
+      <w:pPr>
+        <w:tabs>
+          <w:tab w:val="num" w:pos="2160"/>
+        </w:tabs>
+        <w:ind w:left="2160" w:hanging="360"/>
+      </w:pPr>
+      <w:rPr>
+        <w:rFonts w:ascii="Wingdings" w:hAnsi="Wingdings" w:hint="default"/>
+        <w:sz w:val="20"/>
+      </w:rPr>
+    </w:lvl>
+    <w:lvl w:ilvl="3" w:tentative="1">
+      <w:start w:val="1"/>
+      <w:numFmt w:val="bullet"/>
+      <w:lvlText w:val=""/>
+      <w:lvlJc w:val="left"/>
+      <w:pPr>
+        <w:tabs>
+          <w:tab w:val="num" w:pos="2880"/>
+        </w:tabs>
+        <w:ind w:left="2880" w:hanging="360"/>
+      </w:pPr>
+      <w:rPr>
+        <w:rFonts w:ascii="Wingdings" w:hAnsi="Wingdings" w:hint="default"/>
+        <w:sz w:val="20"/>
+      </w:rPr>
+    </w:lvl>
+    <w:lvl w:ilvl="4" w:tentative="1">
+      <w:start w:val="1"/>
+      <w:numFmt w:val="bullet"/>
+      <w:lvlText w:val=""/>
+      <w:lvlJc w:val="left"/>
+      <w:pPr>
+        <w:tabs>
+          <w:tab w:val="num" w:pos="3600"/>
+        </w:tabs>
+        <w:ind w:left="3600" w:hanging="360"/>
+      </w:pPr>
+      <w:rPr>
+        <w:rFonts w:ascii="Wingdings" w:hAnsi="Wingdings" w:hint="default"/>
+        <w:sz w:val="20"/>
+      </w:rPr>
+    </w:lvl>
+    <w:lvl w:ilvl="5" w:tentative="1">
+      <w:start w:val="1"/>
+      <w:numFmt w:val="bullet"/>
+      <w:lvlText w:val=""/>
+      <w:lvlJc w:val="left"/>
+      <w:pPr>
+        <w:tabs>
+          <w:tab w:val="num" w:pos="4320"/>
+        </w:tabs>
+        <w:ind w:left="4320" w:hanging="360"/>
+      </w:pPr>
+      <w:rPr>
+        <w:rFonts w:ascii="Wingdings" w:hAnsi="Wingdings" w:hint="default"/>
+        <w:sz w:val="20"/>
+      </w:rPr>
+    </w:lvl>
+    <w:lvl w:ilvl="6" w:tentative="1">
+      <w:start w:val="1"/>
+      <w:numFmt w:val="bullet"/>
+      <w:lvlText w:val=""/>
+      <w:lvlJc w:val="left"/>
+      <w:pPr>
+        <w:tabs>
+          <w:tab w:val="num" w:pos="5040"/>
+        </w:tabs>
+        <w:ind w:left="5040" w:hanging="360"/>
+      </w:pPr>
+      <w:rPr>
+        <w:rFonts w:ascii="Wingdings" w:hAnsi="Wingdings" w:hint="default"/>
+        <w:sz w:val="20"/>
+      </w:rPr>
+    </w:lvl>
+    <w:lvl w:ilvl="7" w:tentative="1">
+      <w:start w:val="1"/>
+      <w:numFmt w:val="bullet"/>
+      <w:lvlText w:val=""/>
+      <w:lvlJc w:val="left"/>
+      <w:pPr>
+        <w:tabs>
+          <w:tab w:val="num" w:pos="5760"/>
+        </w:tabs>
+        <w:ind w:left="5760" w:hanging="360"/>
+      </w:pPr>
+      <w:rPr>
+        <w:rFonts w:ascii="Wingdings" w:hAnsi="Wingdings" w:hint="default"/>
+        <w:sz w:val="20"/>
+      </w:rPr>
+    </w:lvl>
+    <w:lvl w:ilvl="8" w:tentative="1">
+      <w:start w:val="1"/>
+      <w:numFmt w:val="bullet"/>
+      <w:lvlText w:val=""/>
+      <w:lvlJc w:val="left"/>
+      <w:pPr>
+        <w:tabs>
+          <w:tab w:val="num" w:pos="6480"/>
+        </w:tabs>
+        <w:ind w:left="6480" w:hanging="360"/>
+      </w:pPr>
+      <w:rPr>
+        <w:rFonts w:ascii="Wingdings" w:hAnsi="Wingdings" w:hint="default"/>
+        <w:sz w:val="20"/>
+      </w:rPr>
+    </w:lvl>
+  </w:abstractNum>
+  <w:abstractNum w:abstractNumId="12" w15:restartNumberingAfterBreak="0">
+    <w:nsid w:val="46822D13"/>
+    <w:multiLevelType w:val="multilevel"/>
+    <w:tmpl w:val="FB9E9856"/>
+    <w:lvl w:ilvl="0">
+      <w:start w:val="1"/>
+      <w:numFmt w:val="bullet"/>
+      <w:lvlText w:val=""/>
+      <w:lvlJc w:val="left"/>
+      <w:pPr>
+        <w:tabs>
+          <w:tab w:val="num" w:pos="720"/>
+        </w:tabs>
+        <w:ind w:left="720" w:hanging="360"/>
+      </w:pPr>
+      <w:rPr>
+        <w:rFonts w:ascii="Symbol" w:hAnsi="Symbol" w:hint="default"/>
+        <w:sz w:val="20"/>
+      </w:rPr>
+    </w:lvl>
+    <w:lvl w:ilvl="1" w:tentative="1">
+      <w:start w:val="1"/>
+      <w:numFmt w:val="bullet"/>
+      <w:lvlText w:val="o"/>
+      <w:lvlJc w:val="left"/>
+      <w:pPr>
+        <w:tabs>
+          <w:tab w:val="num" w:pos="1440"/>
+        </w:tabs>
+        <w:ind w:left="1440" w:hanging="360"/>
+      </w:pPr>
+      <w:rPr>
+        <w:rFonts w:ascii="Courier New" w:hAnsi="Courier New" w:hint="default"/>
+        <w:sz w:val="20"/>
+      </w:rPr>
+    </w:lvl>
+    <w:lvl w:ilvl="2" w:tentative="1">
+      <w:start w:val="1"/>
+      <w:numFmt w:val="bullet"/>
+      <w:lvlText w:val=""/>
+      <w:lvlJc w:val="left"/>
+      <w:pPr>
+        <w:tabs>
+          <w:tab w:val="num" w:pos="2160"/>
+        </w:tabs>
+        <w:ind w:left="2160" w:hanging="360"/>
+      </w:pPr>
+      <w:rPr>
+        <w:rFonts w:ascii="Wingdings" w:hAnsi="Wingdings" w:hint="default"/>
+        <w:sz w:val="20"/>
+      </w:rPr>
+    </w:lvl>
+    <w:lvl w:ilvl="3" w:tentative="1">
+      <w:start w:val="1"/>
+      <w:numFmt w:val="bullet"/>
+      <w:lvlText w:val=""/>
+      <w:lvlJc w:val="left"/>
+      <w:pPr>
+        <w:tabs>
+          <w:tab w:val="num" w:pos="2880"/>
+        </w:tabs>
+        <w:ind w:left="2880" w:hanging="360"/>
+      </w:pPr>
+      <w:rPr>
+        <w:rFonts w:ascii="Wingdings" w:hAnsi="Wingdings" w:hint="default"/>
+        <w:sz w:val="20"/>
+      </w:rPr>
+    </w:lvl>
+    <w:lvl w:ilvl="4" w:tentative="1">
+      <w:start w:val="1"/>
+      <w:numFmt w:val="bullet"/>
+      <w:lvlText w:val=""/>
+      <w:lvlJc w:val="left"/>
+      <w:pPr>
+        <w:tabs>
+          <w:tab w:val="num" w:pos="3600"/>
+        </w:tabs>
+        <w:ind w:left="3600" w:hanging="360"/>
+      </w:pPr>
+      <w:rPr>
+        <w:rFonts w:ascii="Wingdings" w:hAnsi="Wingdings" w:hint="default"/>
+        <w:sz w:val="20"/>
+      </w:rPr>
+    </w:lvl>
+    <w:lvl w:ilvl="5" w:tentative="1">
+      <w:start w:val="1"/>
+      <w:numFmt w:val="bullet"/>
+      <w:lvlText w:val=""/>
+      <w:lvlJc w:val="left"/>
+      <w:pPr>
+        <w:tabs>
+          <w:tab w:val="num" w:pos="4320"/>
+        </w:tabs>
+        <w:ind w:left="4320" w:hanging="360"/>
+      </w:pPr>
+      <w:rPr>
+        <w:rFonts w:ascii="Wingdings" w:hAnsi="Wingdings" w:hint="default"/>
+        <w:sz w:val="20"/>
+      </w:rPr>
+    </w:lvl>
+    <w:lvl w:ilvl="6" w:tentative="1">
+      <w:start w:val="1"/>
+      <w:numFmt w:val="bullet"/>
+      <w:lvlText w:val=""/>
+      <w:lvlJc w:val="left"/>
+      <w:pPr>
+        <w:tabs>
+          <w:tab w:val="num" w:pos="5040"/>
+        </w:tabs>
+        <w:ind w:left="5040" w:hanging="360"/>
+      </w:pPr>
+      <w:rPr>
+        <w:rFonts w:ascii="Wingdings" w:hAnsi="Wingdings" w:hint="default"/>
+        <w:sz w:val="20"/>
+      </w:rPr>
+    </w:lvl>
+    <w:lvl w:ilvl="7" w:tentative="1">
+      <w:start w:val="1"/>
+      <w:numFmt w:val="bullet"/>
+      <w:lvlText w:val=""/>
+      <w:lvlJc w:val="left"/>
+      <w:pPr>
+        <w:tabs>
+          <w:tab w:val="num" w:pos="5760"/>
+        </w:tabs>
+        <w:ind w:left="5760" w:hanging="360"/>
+      </w:pPr>
+      <w:rPr>
+        <w:rFonts w:ascii="Wingdings" w:hAnsi="Wingdings" w:hint="default"/>
+        <w:sz w:val="20"/>
+      </w:rPr>
+    </w:lvl>
+    <w:lvl w:ilvl="8" w:tentative="1">
+      <w:start w:val="1"/>
+      <w:numFmt w:val="bullet"/>
+      <w:lvlText w:val=""/>
+      <w:lvlJc w:val="left"/>
+      <w:pPr>
+        <w:tabs>
+          <w:tab w:val="num" w:pos="6480"/>
+        </w:tabs>
+        <w:ind w:left="6480" w:hanging="360"/>
+      </w:pPr>
+      <w:rPr>
+        <w:rFonts w:ascii="Wingdings" w:hAnsi="Wingdings" w:hint="default"/>
+        <w:sz w:val="20"/>
+      </w:rPr>
+    </w:lvl>
+  </w:abstractNum>
+  <w:abstractNum w:abstractNumId="13" w15:restartNumberingAfterBreak="0">
+    <w:nsid w:val="57ED6FDB"/>
+    <w:multiLevelType w:val="multilevel"/>
+    <w:tmpl w:val="ECBECFF4"/>
+    <w:lvl w:ilvl="0">
+      <w:start w:val="1"/>
+      <w:numFmt w:val="bullet"/>
+      <w:lvlText w:val=""/>
+      <w:lvlJc w:val="left"/>
+      <w:pPr>
+        <w:tabs>
+          <w:tab w:val="num" w:pos="720"/>
+        </w:tabs>
+        <w:ind w:left="720" w:hanging="360"/>
+      </w:pPr>
+      <w:rPr>
+        <w:rFonts w:ascii="Symbol" w:hAnsi="Symbol" w:hint="default"/>
+        <w:sz w:val="20"/>
+      </w:rPr>
+    </w:lvl>
+    <w:lvl w:ilvl="1" w:tentative="1">
+      <w:start w:val="1"/>
+      <w:numFmt w:val="bullet"/>
+      <w:lvlText w:val="o"/>
+      <w:lvlJc w:val="left"/>
+      <w:pPr>
+        <w:tabs>
+          <w:tab w:val="num" w:pos="1440"/>
+        </w:tabs>
+        <w:ind w:left="1440" w:hanging="360"/>
+      </w:pPr>
+      <w:rPr>
+        <w:rFonts w:ascii="Courier New" w:hAnsi="Courier New" w:hint="default"/>
+        <w:sz w:val="20"/>
+      </w:rPr>
+    </w:lvl>
+    <w:lvl w:ilvl="2" w:tentative="1">
+      <w:start w:val="1"/>
+      <w:numFmt w:val="bullet"/>
+      <w:lvlText w:val=""/>
+      <w:lvlJc w:val="left"/>
+      <w:pPr>
+        <w:tabs>
+          <w:tab w:val="num" w:pos="2160"/>
+        </w:tabs>
+        <w:ind w:left="2160" w:hanging="360"/>
+      </w:pPr>
+      <w:rPr>
+        <w:rFonts w:ascii="Wingdings" w:hAnsi="Wingdings" w:hint="default"/>
+        <w:sz w:val="20"/>
+      </w:rPr>
+    </w:lvl>
+    <w:lvl w:ilvl="3" w:tentative="1">
+      <w:start w:val="1"/>
+      <w:numFmt w:val="bullet"/>
+      <w:lvlText w:val=""/>
+      <w:lvlJc w:val="left"/>
+      <w:pPr>
+        <w:tabs>
+          <w:tab w:val="num" w:pos="2880"/>
+        </w:tabs>
+        <w:ind w:left="2880" w:hanging="360"/>
+      </w:pPr>
+      <w:rPr>
+        <w:rFonts w:ascii="Wingdings" w:hAnsi="Wingdings" w:hint="default"/>
+        <w:sz w:val="20"/>
+      </w:rPr>
+    </w:lvl>
+    <w:lvl w:ilvl="4" w:tentative="1">
+      <w:start w:val="1"/>
+      <w:numFmt w:val="bullet"/>
+      <w:lvlText w:val=""/>
+      <w:lvlJc w:val="left"/>
+      <w:pPr>
+        <w:tabs>
+          <w:tab w:val="num" w:pos="3600"/>
+        </w:tabs>
+        <w:ind w:left="3600" w:hanging="360"/>
+      </w:pPr>
+      <w:rPr>
+        <w:rFonts w:ascii="Wingdings" w:hAnsi="Wingdings" w:hint="default"/>
+        <w:sz w:val="20"/>
+      </w:rPr>
+    </w:lvl>
+    <w:lvl w:ilvl="5" w:tentative="1">
+      <w:start w:val="1"/>
+      <w:numFmt w:val="bullet"/>
+      <w:lvlText w:val=""/>
+      <w:lvlJc w:val="left"/>
+      <w:pPr>
+        <w:tabs>
+          <w:tab w:val="num" w:pos="4320"/>
+        </w:tabs>
+        <w:ind w:left="4320" w:hanging="360"/>
+      </w:pPr>
+      <w:rPr>
+        <w:rFonts w:ascii="Wingdings" w:hAnsi="Wingdings" w:hint="default"/>
+        <w:sz w:val="20"/>
+      </w:rPr>
+    </w:lvl>
+    <w:lvl w:ilvl="6" w:tentative="1">
+      <w:start w:val="1"/>
+      <w:numFmt w:val="bullet"/>
+      <w:lvlText w:val=""/>
+      <w:lvlJc w:val="left"/>
+      <w:pPr>
+        <w:tabs>
+          <w:tab w:val="num" w:pos="5040"/>
+        </w:tabs>
+        <w:ind w:left="5040" w:hanging="360"/>
+      </w:pPr>
+      <w:rPr>
+        <w:rFonts w:ascii="Wingdings" w:hAnsi="Wingdings" w:hint="default"/>
+        <w:sz w:val="20"/>
+      </w:rPr>
+    </w:lvl>
+    <w:lvl w:ilvl="7" w:tentative="1">
+      <w:start w:val="1"/>
+      <w:numFmt w:val="bullet"/>
+      <w:lvlText w:val=""/>
+      <w:lvlJc w:val="left"/>
+      <w:pPr>
+        <w:tabs>
+          <w:tab w:val="num" w:pos="5760"/>
+        </w:tabs>
+        <w:ind w:left="5760" w:hanging="360"/>
+      </w:pPr>
+      <w:rPr>
+        <w:rFonts w:ascii="Wingdings" w:hAnsi="Wingdings" w:hint="default"/>
+        <w:sz w:val="20"/>
+      </w:rPr>
+    </w:lvl>
+    <w:lvl w:ilvl="8" w:tentative="1">
+      <w:start w:val="1"/>
+      <w:numFmt w:val="bullet"/>
+      <w:lvlText w:val=""/>
+      <w:lvlJc w:val="left"/>
+      <w:pPr>
+        <w:tabs>
+          <w:tab w:val="num" w:pos="6480"/>
+        </w:tabs>
+        <w:ind w:left="6480" w:hanging="360"/>
+      </w:pPr>
+      <w:rPr>
+        <w:rFonts w:ascii="Wingdings" w:hAnsi="Wingdings" w:hint="default"/>
+        <w:sz w:val="20"/>
+      </w:rPr>
+    </w:lvl>
+  </w:abstractNum>
+  <w:abstractNum w:abstractNumId="14" w15:restartNumberingAfterBreak="0">
     <w:nsid w:val="5A537CA1"/>
     <w:multiLevelType w:val="multilevel"/>
     <w:tmpl w:val="E0108662"/>
@@ -5864,7 +10372,120 @@
       </w:rPr>
     </w:lvl>
   </w:abstractNum>
-  <w:abstractNum w:abstractNumId="8" w15:restartNumberingAfterBreak="0">
+  <w:abstractNum w:abstractNumId="15" w15:restartNumberingAfterBreak="0">
+    <w:nsid w:val="5CD82024"/>
+    <w:multiLevelType w:val="multilevel"/>
+    <w:tmpl w:val="9AF0671C"/>
+    <w:lvl w:ilvl="0">
+      <w:start w:val="1"/>
+      <w:numFmt w:val="decimal"/>
+      <w:lvlText w:val="%1."/>
+      <w:lvlJc w:val="left"/>
+      <w:pPr>
+        <w:tabs>
+          <w:tab w:val="num" w:pos="720"/>
+        </w:tabs>
+        <w:ind w:left="720" w:hanging="360"/>
+      </w:pPr>
+    </w:lvl>
+    <w:lvl w:ilvl="1" w:tentative="1">
+      <w:start w:val="1"/>
+      <w:numFmt w:val="decimal"/>
+      <w:lvlText w:val="%2."/>
+      <w:lvlJc w:val="left"/>
+      <w:pPr>
+        <w:tabs>
+          <w:tab w:val="num" w:pos="1440"/>
+        </w:tabs>
+        <w:ind w:left="1440" w:hanging="360"/>
+      </w:pPr>
+    </w:lvl>
+    <w:lvl w:ilvl="2" w:tentative="1">
+      <w:start w:val="1"/>
+      <w:numFmt w:val="decimal"/>
+      <w:lvlText w:val="%3."/>
+      <w:lvlJc w:val="left"/>
+      <w:pPr>
+        <w:tabs>
+          <w:tab w:val="num" w:pos="2160"/>
+        </w:tabs>
+        <w:ind w:left="2160" w:hanging="360"/>
+      </w:pPr>
+    </w:lvl>
+    <w:lvl w:ilvl="3" w:tentative="1">
+      <w:start w:val="1"/>
+      <w:numFmt w:val="decimal"/>
+      <w:lvlText w:val="%4."/>
+      <w:lvlJc w:val="left"/>
+      <w:pPr>
+        <w:tabs>
+          <w:tab w:val="num" w:pos="2880"/>
+        </w:tabs>
+        <w:ind w:left="2880" w:hanging="360"/>
+      </w:pPr>
+    </w:lvl>
+    <w:lvl w:ilvl="4" w:tentative="1">
+      <w:start w:val="1"/>
+      <w:numFmt w:val="decimal"/>
+      <w:lvlText w:val="%5."/>
+      <w:lvlJc w:val="left"/>
+      <w:pPr>
+        <w:tabs>
+          <w:tab w:val="num" w:pos="3600"/>
+        </w:tabs>
+        <w:ind w:left="3600" w:hanging="360"/>
+      </w:pPr>
+    </w:lvl>
+    <w:lvl w:ilvl="5" w:tentative="1">
+      <w:start w:val="1"/>
+      <w:numFmt w:val="decimal"/>
+      <w:lvlText w:val="%6."/>
+      <w:lvlJc w:val="left"/>
+      <w:pPr>
+        <w:tabs>
+          <w:tab w:val="num" w:pos="4320"/>
+        </w:tabs>
+        <w:ind w:left="4320" w:hanging="360"/>
+      </w:pPr>
+    </w:lvl>
+    <w:lvl w:ilvl="6" w:tentative="1">
+      <w:start w:val="1"/>
+      <w:numFmt w:val="decimal"/>
+      <w:lvlText w:val="%7."/>
+      <w:lvlJc w:val="left"/>
+      <w:pPr>
+        <w:tabs>
+          <w:tab w:val="num" w:pos="5040"/>
+        </w:tabs>
+        <w:ind w:left="5040" w:hanging="360"/>
+      </w:pPr>
+    </w:lvl>
+    <w:lvl w:ilvl="7" w:tentative="1">
+      <w:start w:val="1"/>
+      <w:numFmt w:val="decimal"/>
+      <w:lvlText w:val="%8."/>
+      <w:lvlJc w:val="left"/>
+      <w:pPr>
+        <w:tabs>
+          <w:tab w:val="num" w:pos="5760"/>
+        </w:tabs>
+        <w:ind w:left="5760" w:hanging="360"/>
+      </w:pPr>
+    </w:lvl>
+    <w:lvl w:ilvl="8" w:tentative="1">
+      <w:start w:val="1"/>
+      <w:numFmt w:val="decimal"/>
+      <w:lvlText w:val="%9."/>
+      <w:lvlJc w:val="left"/>
+      <w:pPr>
+        <w:tabs>
+          <w:tab w:val="num" w:pos="6480"/>
+        </w:tabs>
+        <w:ind w:left="6480" w:hanging="360"/>
+      </w:pPr>
+    </w:lvl>
+  </w:abstractNum>
+  <w:abstractNum w:abstractNumId="16" w15:restartNumberingAfterBreak="0">
     <w:nsid w:val="65442AD3"/>
     <w:multiLevelType w:val="multilevel"/>
     <w:tmpl w:val="36FAA49A"/>
@@ -6013,7 +10634,156 @@
       </w:rPr>
     </w:lvl>
   </w:abstractNum>
-  <w:abstractNum w:abstractNumId="9" w15:restartNumberingAfterBreak="0">
+  <w:abstractNum w:abstractNumId="17" w15:restartNumberingAfterBreak="0">
+    <w:nsid w:val="69D26C36"/>
+    <w:multiLevelType w:val="multilevel"/>
+    <w:tmpl w:val="34365520"/>
+    <w:lvl w:ilvl="0">
+      <w:start w:val="1"/>
+      <w:numFmt w:val="bullet"/>
+      <w:lvlText w:val=""/>
+      <w:lvlJc w:val="left"/>
+      <w:pPr>
+        <w:tabs>
+          <w:tab w:val="num" w:pos="720"/>
+        </w:tabs>
+        <w:ind w:left="720" w:hanging="360"/>
+      </w:pPr>
+      <w:rPr>
+        <w:rFonts w:ascii="Symbol" w:hAnsi="Symbol" w:hint="default"/>
+        <w:sz w:val="20"/>
+      </w:rPr>
+    </w:lvl>
+    <w:lvl w:ilvl="1" w:tentative="1">
+      <w:start w:val="1"/>
+      <w:numFmt w:val="bullet"/>
+      <w:lvlText w:val="o"/>
+      <w:lvlJc w:val="left"/>
+      <w:pPr>
+        <w:tabs>
+          <w:tab w:val="num" w:pos="1440"/>
+        </w:tabs>
+        <w:ind w:left="1440" w:hanging="360"/>
+      </w:pPr>
+      <w:rPr>
+        <w:rFonts w:ascii="Courier New" w:hAnsi="Courier New" w:hint="default"/>
+        <w:sz w:val="20"/>
+      </w:rPr>
+    </w:lvl>
+    <w:lvl w:ilvl="2" w:tentative="1">
+      <w:start w:val="1"/>
+      <w:numFmt w:val="bullet"/>
+      <w:lvlText w:val=""/>
+      <w:lvlJc w:val="left"/>
+      <w:pPr>
+        <w:tabs>
+          <w:tab w:val="num" w:pos="2160"/>
+        </w:tabs>
+        <w:ind w:left="2160" w:hanging="360"/>
+      </w:pPr>
+      <w:rPr>
+        <w:rFonts w:ascii="Wingdings" w:hAnsi="Wingdings" w:hint="default"/>
+        <w:sz w:val="20"/>
+      </w:rPr>
+    </w:lvl>
+    <w:lvl w:ilvl="3" w:tentative="1">
+      <w:start w:val="1"/>
+      <w:numFmt w:val="bullet"/>
+      <w:lvlText w:val=""/>
+      <w:lvlJc w:val="left"/>
+      <w:pPr>
+        <w:tabs>
+          <w:tab w:val="num" w:pos="2880"/>
+        </w:tabs>
+        <w:ind w:left="2880" w:hanging="360"/>
+      </w:pPr>
+      <w:rPr>
+        <w:rFonts w:ascii="Wingdings" w:hAnsi="Wingdings" w:hint="default"/>
+        <w:sz w:val="20"/>
+      </w:rPr>
+    </w:lvl>
+    <w:lvl w:ilvl="4" w:tentative="1">
+      <w:start w:val="1"/>
+      <w:numFmt w:val="bullet"/>
+      <w:lvlText w:val=""/>
+      <w:lvlJc w:val="left"/>
+      <w:pPr>
+        <w:tabs>
+          <w:tab w:val="num" w:pos="3600"/>
+        </w:tabs>
+        <w:ind w:left="3600" w:hanging="360"/>
+      </w:pPr>
+      <w:rPr>
+        <w:rFonts w:ascii="Wingdings" w:hAnsi="Wingdings" w:hint="default"/>
+        <w:sz w:val="20"/>
+      </w:rPr>
+    </w:lvl>
+    <w:lvl w:ilvl="5" w:tentative="1">
+      <w:start w:val="1"/>
+      <w:numFmt w:val="bullet"/>
+      <w:lvlText w:val=""/>
+      <w:lvlJc w:val="left"/>
+      <w:pPr>
+        <w:tabs>
+          <w:tab w:val="num" w:pos="4320"/>
+        </w:tabs>
+        <w:ind w:left="4320" w:hanging="360"/>
+      </w:pPr>
+      <w:rPr>
+        <w:rFonts w:ascii="Wingdings" w:hAnsi="Wingdings" w:hint="default"/>
+        <w:sz w:val="20"/>
+      </w:rPr>
+    </w:lvl>
+    <w:lvl w:ilvl="6" w:tentative="1">
+      <w:start w:val="1"/>
+      <w:numFmt w:val="bullet"/>
+      <w:lvlText w:val=""/>
+      <w:lvlJc w:val="left"/>
+      <w:pPr>
+        <w:tabs>
+          <w:tab w:val="num" w:pos="5040"/>
+        </w:tabs>
+        <w:ind w:left="5040" w:hanging="360"/>
+      </w:pPr>
+      <w:rPr>
+        <w:rFonts w:ascii="Wingdings" w:hAnsi="Wingdings" w:hint="default"/>
+        <w:sz w:val="20"/>
+      </w:rPr>
+    </w:lvl>
+    <w:lvl w:ilvl="7" w:tentative="1">
+      <w:start w:val="1"/>
+      <w:numFmt w:val="bullet"/>
+      <w:lvlText w:val=""/>
+      <w:lvlJc w:val="left"/>
+      <w:pPr>
+        <w:tabs>
+          <w:tab w:val="num" w:pos="5760"/>
+        </w:tabs>
+        <w:ind w:left="5760" w:hanging="360"/>
+      </w:pPr>
+      <w:rPr>
+        <w:rFonts w:ascii="Wingdings" w:hAnsi="Wingdings" w:hint="default"/>
+        <w:sz w:val="20"/>
+      </w:rPr>
+    </w:lvl>
+    <w:lvl w:ilvl="8" w:tentative="1">
+      <w:start w:val="1"/>
+      <w:numFmt w:val="bullet"/>
+      <w:lvlText w:val=""/>
+      <w:lvlJc w:val="left"/>
+      <w:pPr>
+        <w:tabs>
+          <w:tab w:val="num" w:pos="6480"/>
+        </w:tabs>
+        <w:ind w:left="6480" w:hanging="360"/>
+      </w:pPr>
+      <w:rPr>
+        <w:rFonts w:ascii="Wingdings" w:hAnsi="Wingdings" w:hint="default"/>
+        <w:sz w:val="20"/>
+      </w:rPr>
+    </w:lvl>
+  </w:abstractNum>
+  <w:abstractNum w:abstractNumId="18" w15:restartNumberingAfterBreak="0">
     <w:nsid w:val="6EB2037E"/>
     <w:multiLevelType w:val="multilevel"/>
     <w:tmpl w:val="2C725508"/>
@@ -6162,7 +10932,7 @@
       </w:rPr>
     </w:lvl>
   </w:abstractNum>
-  <w:abstractNum w:abstractNumId="10" w15:restartNumberingAfterBreak="0">
+  <w:abstractNum w:abstractNumId="19" w15:restartNumberingAfterBreak="0">
     <w:nsid w:val="6F433C04"/>
     <w:multiLevelType w:val="multilevel"/>
     <w:tmpl w:val="65B656CE"/>
@@ -6311,7 +11081,7 @@
       </w:rPr>
     </w:lvl>
   </w:abstractNum>
-  <w:abstractNum w:abstractNumId="11" w15:restartNumberingAfterBreak="0">
+  <w:abstractNum w:abstractNumId="20" w15:restartNumberingAfterBreak="0">
     <w:nsid w:val="727B3179"/>
     <w:multiLevelType w:val="multilevel"/>
     <w:tmpl w:val="447A6596"/>
@@ -6460,7 +11230,7 @@
       </w:rPr>
     </w:lvl>
   </w:abstractNum>
-  <w:abstractNum w:abstractNumId="12" w15:restartNumberingAfterBreak="0">
+  <w:abstractNum w:abstractNumId="21" w15:restartNumberingAfterBreak="0">
     <w:nsid w:val="72AD1CC4"/>
     <w:multiLevelType w:val="multilevel"/>
     <w:tmpl w:val="76CCF026"/>
@@ -6609,7 +11379,156 @@
       </w:rPr>
     </w:lvl>
   </w:abstractNum>
-  <w:abstractNum w:abstractNumId="13" w15:restartNumberingAfterBreak="0">
+  <w:abstractNum w:abstractNumId="22" w15:restartNumberingAfterBreak="0">
+    <w:nsid w:val="72B26636"/>
+    <w:multiLevelType w:val="multilevel"/>
+    <w:tmpl w:val="C71C3AD6"/>
+    <w:lvl w:ilvl="0">
+      <w:start w:val="1"/>
+      <w:numFmt w:val="bullet"/>
+      <w:lvlText w:val=""/>
+      <w:lvlJc w:val="left"/>
+      <w:pPr>
+        <w:tabs>
+          <w:tab w:val="num" w:pos="720"/>
+        </w:tabs>
+        <w:ind w:left="720" w:hanging="360"/>
+      </w:pPr>
+      <w:rPr>
+        <w:rFonts w:ascii="Symbol" w:hAnsi="Symbol" w:hint="default"/>
+        <w:sz w:val="20"/>
+      </w:rPr>
+    </w:lvl>
+    <w:lvl w:ilvl="1" w:tentative="1">
+      <w:start w:val="1"/>
+      <w:numFmt w:val="bullet"/>
+      <w:lvlText w:val="o"/>
+      <w:lvlJc w:val="left"/>
+      <w:pPr>
+        <w:tabs>
+          <w:tab w:val="num" w:pos="1440"/>
+        </w:tabs>
+        <w:ind w:left="1440" w:hanging="360"/>
+      </w:pPr>
+      <w:rPr>
+        <w:rFonts w:ascii="Courier New" w:hAnsi="Courier New" w:hint="default"/>
+        <w:sz w:val="20"/>
+      </w:rPr>
+    </w:lvl>
+    <w:lvl w:ilvl="2" w:tentative="1">
+      <w:start w:val="1"/>
+      <w:numFmt w:val="bullet"/>
+      <w:lvlText w:val=""/>
+      <w:lvlJc w:val="left"/>
+      <w:pPr>
+        <w:tabs>
+          <w:tab w:val="num" w:pos="2160"/>
+        </w:tabs>
+        <w:ind w:left="2160" w:hanging="360"/>
+      </w:pPr>
+      <w:rPr>
+        <w:rFonts w:ascii="Wingdings" w:hAnsi="Wingdings" w:hint="default"/>
+        <w:sz w:val="20"/>
+      </w:rPr>
+    </w:lvl>
+    <w:lvl w:ilvl="3" w:tentative="1">
+      <w:start w:val="1"/>
+      <w:numFmt w:val="bullet"/>
+      <w:lvlText w:val=""/>
+      <w:lvlJc w:val="left"/>
+      <w:pPr>
+        <w:tabs>
+          <w:tab w:val="num" w:pos="2880"/>
+        </w:tabs>
+        <w:ind w:left="2880" w:hanging="360"/>
+      </w:pPr>
+      <w:rPr>
+        <w:rFonts w:ascii="Wingdings" w:hAnsi="Wingdings" w:hint="default"/>
+        <w:sz w:val="20"/>
+      </w:rPr>
+    </w:lvl>
+    <w:lvl w:ilvl="4" w:tentative="1">
+      <w:start w:val="1"/>
+      <w:numFmt w:val="bullet"/>
+      <w:lvlText w:val=""/>
+      <w:lvlJc w:val="left"/>
+      <w:pPr>
+        <w:tabs>
+          <w:tab w:val="num" w:pos="3600"/>
+        </w:tabs>
+        <w:ind w:left="3600" w:hanging="360"/>
+      </w:pPr>
+      <w:rPr>
+        <w:rFonts w:ascii="Wingdings" w:hAnsi="Wingdings" w:hint="default"/>
+        <w:sz w:val="20"/>
+      </w:rPr>
+    </w:lvl>
+    <w:lvl w:ilvl="5" w:tentative="1">
+      <w:start w:val="1"/>
+      <w:numFmt w:val="bullet"/>
+      <w:lvlText w:val=""/>
+      <w:lvlJc w:val="left"/>
+      <w:pPr>
+        <w:tabs>
+          <w:tab w:val="num" w:pos="4320"/>
+        </w:tabs>
+        <w:ind w:left="4320" w:hanging="360"/>
+      </w:pPr>
+      <w:rPr>
+        <w:rFonts w:ascii="Wingdings" w:hAnsi="Wingdings" w:hint="default"/>
+        <w:sz w:val="20"/>
+      </w:rPr>
+    </w:lvl>
+    <w:lvl w:ilvl="6" w:tentative="1">
+      <w:start w:val="1"/>
+      <w:numFmt w:val="bullet"/>
+      <w:lvlText w:val=""/>
+      <w:lvlJc w:val="left"/>
+      <w:pPr>
+        <w:tabs>
+          <w:tab w:val="num" w:pos="5040"/>
+        </w:tabs>
+        <w:ind w:left="5040" w:hanging="360"/>
+      </w:pPr>
+      <w:rPr>
+        <w:rFonts w:ascii="Wingdings" w:hAnsi="Wingdings" w:hint="default"/>
+        <w:sz w:val="20"/>
+      </w:rPr>
+    </w:lvl>
+    <w:lvl w:ilvl="7" w:tentative="1">
+      <w:start w:val="1"/>
+      <w:numFmt w:val="bullet"/>
+      <w:lvlText w:val=""/>
+      <w:lvlJc w:val="left"/>
+      <w:pPr>
+        <w:tabs>
+          <w:tab w:val="num" w:pos="5760"/>
+        </w:tabs>
+        <w:ind w:left="5760" w:hanging="360"/>
+      </w:pPr>
+      <w:rPr>
+        <w:rFonts w:ascii="Wingdings" w:hAnsi="Wingdings" w:hint="default"/>
+        <w:sz w:val="20"/>
+      </w:rPr>
+    </w:lvl>
+    <w:lvl w:ilvl="8" w:tentative="1">
+      <w:start w:val="1"/>
+      <w:numFmt w:val="bullet"/>
+      <w:lvlText w:val=""/>
+      <w:lvlJc w:val="left"/>
+      <w:pPr>
+        <w:tabs>
+          <w:tab w:val="num" w:pos="6480"/>
+        </w:tabs>
+        <w:ind w:left="6480" w:hanging="360"/>
+      </w:pPr>
+      <w:rPr>
+        <w:rFonts w:ascii="Wingdings" w:hAnsi="Wingdings" w:hint="default"/>
+        <w:sz w:val="20"/>
+      </w:rPr>
+    </w:lvl>
+  </w:abstractNum>
+  <w:abstractNum w:abstractNumId="23" w15:restartNumberingAfterBreak="0">
     <w:nsid w:val="742454A6"/>
     <w:multiLevelType w:val="multilevel"/>
     <w:tmpl w:val="3956FAEC"/>
@@ -6758,7 +11677,7 @@
       </w:rPr>
     </w:lvl>
   </w:abstractNum>
-  <w:abstractNum w:abstractNumId="14" w15:restartNumberingAfterBreak="0">
+  <w:abstractNum w:abstractNumId="24" w15:restartNumberingAfterBreak="0">
     <w:nsid w:val="74FC3822"/>
     <w:multiLevelType w:val="multilevel"/>
     <w:tmpl w:val="4A841488"/>
@@ -6907,7 +11826,7 @@
       </w:rPr>
     </w:lvl>
   </w:abstractNum>
-  <w:abstractNum w:abstractNumId="15" w15:restartNumberingAfterBreak="0">
+  <w:abstractNum w:abstractNumId="25" w15:restartNumberingAfterBreak="0">
     <w:nsid w:val="77E25E70"/>
     <w:multiLevelType w:val="multilevel"/>
     <w:tmpl w:val="8256A752"/>
@@ -7056,7 +11975,156 @@
       </w:rPr>
     </w:lvl>
   </w:abstractNum>
-  <w:abstractNum w:abstractNumId="16" w15:restartNumberingAfterBreak="0">
+  <w:abstractNum w:abstractNumId="26" w15:restartNumberingAfterBreak="0">
+    <w:nsid w:val="7A027625"/>
+    <w:multiLevelType w:val="multilevel"/>
+    <w:tmpl w:val="865AAE60"/>
+    <w:lvl w:ilvl="0">
+      <w:start w:val="1"/>
+      <w:numFmt w:val="bullet"/>
+      <w:lvlText w:val=""/>
+      <w:lvlJc w:val="left"/>
+      <w:pPr>
+        <w:tabs>
+          <w:tab w:val="num" w:pos="720"/>
+        </w:tabs>
+        <w:ind w:left="720" w:hanging="360"/>
+      </w:pPr>
+      <w:rPr>
+        <w:rFonts w:ascii="Symbol" w:hAnsi="Symbol" w:hint="default"/>
+        <w:sz w:val="20"/>
+      </w:rPr>
+    </w:lvl>
+    <w:lvl w:ilvl="1" w:tentative="1">
+      <w:start w:val="1"/>
+      <w:numFmt w:val="bullet"/>
+      <w:lvlText w:val="o"/>
+      <w:lvlJc w:val="left"/>
+      <w:pPr>
+        <w:tabs>
+          <w:tab w:val="num" w:pos="1440"/>
+        </w:tabs>
+        <w:ind w:left="1440" w:hanging="360"/>
+      </w:pPr>
+      <w:rPr>
+        <w:rFonts w:ascii="Courier New" w:hAnsi="Courier New" w:hint="default"/>
+        <w:sz w:val="20"/>
+      </w:rPr>
+    </w:lvl>
+    <w:lvl w:ilvl="2" w:tentative="1">
+      <w:start w:val="1"/>
+      <w:numFmt w:val="bullet"/>
+      <w:lvlText w:val=""/>
+      <w:lvlJc w:val="left"/>
+      <w:pPr>
+        <w:tabs>
+          <w:tab w:val="num" w:pos="2160"/>
+        </w:tabs>
+        <w:ind w:left="2160" w:hanging="360"/>
+      </w:pPr>
+      <w:rPr>
+        <w:rFonts w:ascii="Wingdings" w:hAnsi="Wingdings" w:hint="default"/>
+        <w:sz w:val="20"/>
+      </w:rPr>
+    </w:lvl>
+    <w:lvl w:ilvl="3" w:tentative="1">
+      <w:start w:val="1"/>
+      <w:numFmt w:val="bullet"/>
+      <w:lvlText w:val=""/>
+      <w:lvlJc w:val="left"/>
+      <w:pPr>
+        <w:tabs>
+          <w:tab w:val="num" w:pos="2880"/>
+        </w:tabs>
+        <w:ind w:left="2880" w:hanging="360"/>
+      </w:pPr>
+      <w:rPr>
+        <w:rFonts w:ascii="Wingdings" w:hAnsi="Wingdings" w:hint="default"/>
+        <w:sz w:val="20"/>
+      </w:rPr>
+    </w:lvl>
+    <w:lvl w:ilvl="4" w:tentative="1">
+      <w:start w:val="1"/>
+      <w:numFmt w:val="bullet"/>
+      <w:lvlText w:val=""/>
+      <w:lvlJc w:val="left"/>
+      <w:pPr>
+        <w:tabs>
+          <w:tab w:val="num" w:pos="3600"/>
+        </w:tabs>
+        <w:ind w:left="3600" w:hanging="360"/>
+      </w:pPr>
+      <w:rPr>
+        <w:rFonts w:ascii="Wingdings" w:hAnsi="Wingdings" w:hint="default"/>
+        <w:sz w:val="20"/>
+      </w:rPr>
+    </w:lvl>
+    <w:lvl w:ilvl="5" w:tentative="1">
+      <w:start w:val="1"/>
+      <w:numFmt w:val="bullet"/>
+      <w:lvlText w:val=""/>
+      <w:lvlJc w:val="left"/>
+      <w:pPr>
+        <w:tabs>
+          <w:tab w:val="num" w:pos="4320"/>
+        </w:tabs>
+        <w:ind w:left="4320" w:hanging="360"/>
+      </w:pPr>
+      <w:rPr>
+        <w:rFonts w:ascii="Wingdings" w:hAnsi="Wingdings" w:hint="default"/>
+        <w:sz w:val="20"/>
+      </w:rPr>
+    </w:lvl>
+    <w:lvl w:ilvl="6" w:tentative="1">
+      <w:start w:val="1"/>
+      <w:numFmt w:val="bullet"/>
+      <w:lvlText w:val=""/>
+      <w:lvlJc w:val="left"/>
+      <w:pPr>
+        <w:tabs>
+          <w:tab w:val="num" w:pos="5040"/>
+        </w:tabs>
+        <w:ind w:left="5040" w:hanging="360"/>
+      </w:pPr>
+      <w:rPr>
+        <w:rFonts w:ascii="Wingdings" w:hAnsi="Wingdings" w:hint="default"/>
+        <w:sz w:val="20"/>
+      </w:rPr>
+    </w:lvl>
+    <w:lvl w:ilvl="7" w:tentative="1">
+      <w:start w:val="1"/>
+      <w:numFmt w:val="bullet"/>
+      <w:lvlText w:val=""/>
+      <w:lvlJc w:val="left"/>
+      <w:pPr>
+        <w:tabs>
+          <w:tab w:val="num" w:pos="5760"/>
+        </w:tabs>
+        <w:ind w:left="5760" w:hanging="360"/>
+      </w:pPr>
+      <w:rPr>
+        <w:rFonts w:ascii="Wingdings" w:hAnsi="Wingdings" w:hint="default"/>
+        <w:sz w:val="20"/>
+      </w:rPr>
+    </w:lvl>
+    <w:lvl w:ilvl="8" w:tentative="1">
+      <w:start w:val="1"/>
+      <w:numFmt w:val="bullet"/>
+      <w:lvlText w:val=""/>
+      <w:lvlJc w:val="left"/>
+      <w:pPr>
+        <w:tabs>
+          <w:tab w:val="num" w:pos="6480"/>
+        </w:tabs>
+        <w:ind w:left="6480" w:hanging="360"/>
+      </w:pPr>
+      <w:rPr>
+        <w:rFonts w:ascii="Wingdings" w:hAnsi="Wingdings" w:hint="default"/>
+        <w:sz w:val="20"/>
+      </w:rPr>
+    </w:lvl>
+  </w:abstractNum>
+  <w:abstractNum w:abstractNumId="27" w15:restartNumberingAfterBreak="0">
     <w:nsid w:val="7DB020DC"/>
     <w:multiLevelType w:val="multilevel"/>
     <w:tmpl w:val="8C32BBCE"/>
@@ -7206,55 +12274,88 @@
     </w:lvl>
   </w:abstractNum>
   <w:num w:numId="1" w16cid:durableId="1534876872">
+    <w:abstractNumId w:val="20"/>
+  </w:num>
+  <w:num w:numId="2" w16cid:durableId="841630886">
+    <w:abstractNumId w:val="9"/>
+  </w:num>
+  <w:num w:numId="3" w16cid:durableId="147332457">
+    <w:abstractNumId w:val="16"/>
+  </w:num>
+  <w:num w:numId="4" w16cid:durableId="1726952072">
+    <w:abstractNumId w:val="1"/>
+  </w:num>
+  <w:num w:numId="5" w16cid:durableId="1956325627">
+    <w:abstractNumId w:val="2"/>
+  </w:num>
+  <w:num w:numId="6" w16cid:durableId="1402099625">
+    <w:abstractNumId w:val="19"/>
+  </w:num>
+  <w:num w:numId="7" w16cid:durableId="1597713046">
+    <w:abstractNumId w:val="8"/>
+  </w:num>
+  <w:num w:numId="8" w16cid:durableId="906918475">
+    <w:abstractNumId w:val="25"/>
+  </w:num>
+  <w:num w:numId="9" w16cid:durableId="60293800">
+    <w:abstractNumId w:val="24"/>
+  </w:num>
+  <w:num w:numId="10" w16cid:durableId="868027057">
+    <w:abstractNumId w:val="3"/>
+  </w:num>
+  <w:num w:numId="11" w16cid:durableId="28603319">
+    <w:abstractNumId w:val="14"/>
+  </w:num>
+  <w:num w:numId="12" w16cid:durableId="1101488452">
+    <w:abstractNumId w:val="27"/>
+  </w:num>
+  <w:num w:numId="13" w16cid:durableId="1686445183">
+    <w:abstractNumId w:val="10"/>
+  </w:num>
+  <w:num w:numId="14" w16cid:durableId="1974677616">
+    <w:abstractNumId w:val="23"/>
+  </w:num>
+  <w:num w:numId="15" w16cid:durableId="1253931430">
+    <w:abstractNumId w:val="21"/>
+  </w:num>
+  <w:num w:numId="16" w16cid:durableId="1942489104">
+    <w:abstractNumId w:val="6"/>
+  </w:num>
+  <w:num w:numId="17" w16cid:durableId="973220978">
+    <w:abstractNumId w:val="18"/>
+  </w:num>
+  <w:num w:numId="18" w16cid:durableId="840197855">
+    <w:abstractNumId w:val="0"/>
+  </w:num>
+  <w:num w:numId="19" w16cid:durableId="1537356014">
+    <w:abstractNumId w:val="12"/>
+  </w:num>
+  <w:num w:numId="20" w16cid:durableId="987856094">
+    <w:abstractNumId w:val="13"/>
+  </w:num>
+  <w:num w:numId="21" w16cid:durableId="1270704232">
+    <w:abstractNumId w:val="4"/>
+  </w:num>
+  <w:num w:numId="22" w16cid:durableId="1525287937">
+    <w:abstractNumId w:val="22"/>
+  </w:num>
+  <w:num w:numId="23" w16cid:durableId="897938146">
     <w:abstractNumId w:val="11"/>
   </w:num>
-  <w:num w:numId="2" w16cid:durableId="841630886">
+  <w:num w:numId="24" w16cid:durableId="773985600">
+    <w:abstractNumId w:val="7"/>
+  </w:num>
+  <w:num w:numId="25" w16cid:durableId="278069520">
+    <w:abstractNumId w:val="26"/>
+  </w:num>
+  <w:num w:numId="26" w16cid:durableId="75370286">
+    <w:abstractNumId w:val="17"/>
+  </w:num>
+  <w:num w:numId="27" w16cid:durableId="1541553164">
     <w:abstractNumId w:val="5"/>
   </w:num>
-  <w:num w:numId="3" w16cid:durableId="147332457">
-    <w:abstractNumId w:val="8"/>
-  </w:num>
-  <w:num w:numId="4" w16cid:durableId="1726952072">
-    <w:abstractNumId w:val="0"/>
-  </w:num>
-  <w:num w:numId="5" w16cid:durableId="1956325627">
-    <w:abstractNumId w:val="1"/>
-  </w:num>
-  <w:num w:numId="6" w16cid:durableId="1402099625">
-    <w:abstractNumId w:val="10"/>
-  </w:num>
-  <w:num w:numId="7" w16cid:durableId="1597713046">
-    <w:abstractNumId w:val="4"/>
-  </w:num>
-  <w:num w:numId="8" w16cid:durableId="906918475">
+  <w:num w:numId="28" w16cid:durableId="184439691">
     <w:abstractNumId w:val="15"/>
-  </w:num>
-  <w:num w:numId="9" w16cid:durableId="60293800">
-    <w:abstractNumId w:val="14"/>
-  </w:num>
-  <w:num w:numId="10" w16cid:durableId="868027057">
-    <w:abstractNumId w:val="2"/>
-  </w:num>
-  <w:num w:numId="11" w16cid:durableId="28603319">
-    <w:abstractNumId w:val="7"/>
-  </w:num>
-  <w:num w:numId="12" w16cid:durableId="1101488452">
-    <w:abstractNumId w:val="16"/>
-  </w:num>
-  <w:num w:numId="13" w16cid:durableId="1686445183">
-    <w:abstractNumId w:val="6"/>
-  </w:num>
-  <w:num w:numId="14" w16cid:durableId="1974677616">
-    <w:abstractNumId w:val="13"/>
-  </w:num>
-  <w:num w:numId="15" w16cid:durableId="1253931430">
-    <w:abstractNumId w:val="12"/>
-  </w:num>
-  <w:num w:numId="16" w16cid:durableId="1942489104">
-    <w:abstractNumId w:val="3"/>
-  </w:num>
-  <w:num w:numId="17" w16cid:durableId="973220978">
-    <w:abstractNumId w:val="9"/>
   </w:num>
 </w:numbering>
 </file>

--- a/CARPETA COMPARTIDA TUTOR/Guía de redaccion.docx
+++ b/CARPETA COMPARTIDA TUTOR/Guía de redaccion.docx
@@ -21,19 +21,8 @@
           <w:bCs/>
           <w:lang w:eastAsia="es-ES"/>
         </w:rPr>
-        <w:t xml:space="preserve">Guía de </w:t>
-      </w:r>
-      <w:proofErr w:type="spellStart"/>
-      <w:r>
-        <w:rPr>
-          <w:rFonts w:ascii="Arial" w:eastAsia="Times New Roman" w:hAnsi="Arial"/>
-          <w:b/>
-          <w:bCs/>
-          <w:lang w:eastAsia="es-ES"/>
-        </w:rPr>
-        <w:t>redaccion</w:t>
-      </w:r>
-      <w:proofErr w:type="spellEnd"/>
+        <w:t>Guía de redaccion</w:t>
+      </w:r>
       <w:r>
         <w:rPr>
           <w:rFonts w:ascii="Arial" w:eastAsia="Times New Roman" w:hAnsi="Arial"/>
@@ -92,7 +81,6 @@
         </w:rPr>
         <w:t xml:space="preserve"> Descripción del proyecto original de la </w:t>
       </w:r>
-      <w:proofErr w:type="spellStart"/>
       <w:r>
         <w:rPr>
           <w:rFonts w:ascii="Arial" w:eastAsia="Times New Roman" w:hAnsi="Arial"/>
@@ -100,92 +88,14 @@
           <w:iCs/>
           <w:lang w:eastAsia="es-ES"/>
         </w:rPr>
-        <w:t>Université</w:t>
-      </w:r>
-      <w:proofErr w:type="spellEnd"/>
-      <w:r>
-        <w:rPr>
-          <w:rFonts w:ascii="Arial" w:eastAsia="Times New Roman" w:hAnsi="Arial"/>
-          <w:i/>
-          <w:iCs/>
-          <w:lang w:eastAsia="es-ES"/>
-        </w:rPr>
-        <w:t xml:space="preserve"> Libre de </w:t>
-      </w:r>
-      <w:proofErr w:type="spellStart"/>
-      <w:r>
-        <w:rPr>
-          <w:rFonts w:ascii="Arial" w:eastAsia="Times New Roman" w:hAnsi="Arial"/>
-          <w:i/>
-          <w:iCs/>
-          <w:lang w:eastAsia="es-ES"/>
-        </w:rPr>
-        <w:t>Bruxelles</w:t>
-      </w:r>
-      <w:proofErr w:type="spellEnd"/>
-      <w:r>
-        <w:rPr>
-          <w:rFonts w:ascii="Arial" w:eastAsia="Times New Roman" w:hAnsi="Arial"/>
-          <w:i/>
-          <w:iCs/>
-          <w:lang w:eastAsia="es-ES"/>
-        </w:rPr>
-        <w:t xml:space="preserve"> (ULB)</w:t>
+        <w:t>Université Libre de Bruxelles (ULB)</w:t>
       </w:r>
       <w:r>
         <w:rPr>
           <w:rFonts w:ascii="Arial" w:eastAsia="Times New Roman" w:hAnsi="Arial"/>
           <w:lang w:eastAsia="es-ES"/>
         </w:rPr>
-        <w:t xml:space="preserve"> y el "</w:t>
-      </w:r>
-      <w:proofErr w:type="spellStart"/>
-      <w:r>
-        <w:rPr>
-          <w:rFonts w:ascii="Arial" w:eastAsia="Times New Roman" w:hAnsi="Arial"/>
-          <w:lang w:eastAsia="es-ES"/>
-        </w:rPr>
-        <w:t>Fraud</w:t>
-      </w:r>
-      <w:proofErr w:type="spellEnd"/>
-      <w:r>
-        <w:rPr>
-          <w:rFonts w:ascii="Arial" w:eastAsia="Times New Roman" w:hAnsi="Arial"/>
-          <w:lang w:eastAsia="es-ES"/>
-        </w:rPr>
-        <w:t xml:space="preserve"> </w:t>
-      </w:r>
-      <w:proofErr w:type="spellStart"/>
-      <w:r>
-        <w:rPr>
-          <w:rFonts w:ascii="Arial" w:eastAsia="Times New Roman" w:hAnsi="Arial"/>
-          <w:lang w:eastAsia="es-ES"/>
-        </w:rPr>
-        <w:t>Detection</w:t>
-      </w:r>
-      <w:proofErr w:type="spellEnd"/>
-      <w:r>
-        <w:rPr>
-          <w:rFonts w:ascii="Arial" w:eastAsia="Times New Roman" w:hAnsi="Arial"/>
-          <w:lang w:eastAsia="es-ES"/>
-        </w:rPr>
-        <w:t xml:space="preserve"> </w:t>
-      </w:r>
-      <w:proofErr w:type="spellStart"/>
-      <w:r>
-        <w:rPr>
-          <w:rFonts w:ascii="Arial" w:eastAsia="Times New Roman" w:hAnsi="Arial"/>
-          <w:lang w:eastAsia="es-ES"/>
-        </w:rPr>
-        <w:t>Handbook</w:t>
-      </w:r>
-      <w:proofErr w:type="spellEnd"/>
-      <w:r>
-        <w:rPr>
-          <w:rFonts w:ascii="Arial" w:eastAsia="Times New Roman" w:hAnsi="Arial"/>
-          <w:lang w:eastAsia="es-ES"/>
-        </w:rPr>
-        <w:t>".</w:t>
+        <w:t xml:space="preserve"> y el "Fraud Detection Handbook".</w:t>
       </w:r>
     </w:p>
     <w:p>
@@ -208,27 +118,7 @@
           <w:bCs/>
           <w:lang w:eastAsia="es-ES"/>
         </w:rPr>
-        <w:t>3.1.2. Pipeline de Referencia (</w:t>
-      </w:r>
-      <w:proofErr w:type="spellStart"/>
-      <w:r>
-        <w:rPr>
-          <w:rFonts w:ascii="Arial" w:eastAsia="Times New Roman" w:hAnsi="Arial"/>
-          <w:b/>
-          <w:bCs/>
-          <w:lang w:eastAsia="es-ES"/>
-        </w:rPr>
-        <w:t>Baseline</w:t>
-      </w:r>
-      <w:proofErr w:type="spellEnd"/>
-      <w:r>
-        <w:rPr>
-          <w:rFonts w:ascii="Arial" w:eastAsia="Times New Roman" w:hAnsi="Arial"/>
-          <w:b/>
-          <w:bCs/>
-          <w:lang w:eastAsia="es-ES"/>
-        </w:rPr>
-        <w:t>):</w:t>
+        <w:t>3.1.2. Pipeline de Referencia (Baseline):</w:t>
       </w:r>
       <w:r>
         <w:rPr>
@@ -237,7 +127,6 @@
         </w:rPr>
         <w:t xml:space="preserve"> Explicación del flujo de trabajo estándar heredado: desde la generación de datos simulados hasta las técnicas de ingeniería de características (</w:t>
       </w:r>
-      <w:proofErr w:type="spellStart"/>
       <w:r>
         <w:rPr>
           <w:rFonts w:ascii="Arial" w:eastAsia="Times New Roman" w:hAnsi="Arial"/>
@@ -245,29 +134,8 @@
           <w:iCs/>
           <w:lang w:eastAsia="es-ES"/>
         </w:rPr>
-        <w:t>feature</w:t>
-      </w:r>
-      <w:proofErr w:type="spellEnd"/>
-      <w:r>
-        <w:rPr>
-          <w:rFonts w:ascii="Arial" w:eastAsia="Times New Roman" w:hAnsi="Arial"/>
-          <w:i/>
-          <w:iCs/>
-          <w:lang w:eastAsia="es-ES"/>
-        </w:rPr>
-        <w:t xml:space="preserve"> </w:t>
-      </w:r>
-      <w:proofErr w:type="spellStart"/>
-      <w:r>
-        <w:rPr>
-          <w:rFonts w:ascii="Arial" w:eastAsia="Times New Roman" w:hAnsi="Arial"/>
-          <w:i/>
-          <w:iCs/>
-          <w:lang w:eastAsia="es-ES"/>
-        </w:rPr>
-        <w:t>engineering</w:t>
-      </w:r>
-      <w:proofErr w:type="spellEnd"/>
+        <w:t>feature engineering</w:t>
+      </w:r>
       <w:r>
         <w:rPr>
           <w:rFonts w:ascii="Arial" w:eastAsia="Times New Roman" w:hAnsi="Arial"/>
@@ -303,25 +171,8 @@
           <w:rFonts w:ascii="Arial" w:eastAsia="Times New Roman" w:hAnsi="Arial"/>
           <w:lang w:eastAsia="es-ES"/>
         </w:rPr>
-        <w:t xml:space="preserve"> Justificación de la validación </w:t>
-      </w:r>
-      <w:proofErr w:type="spellStart"/>
-      <w:r>
-        <w:rPr>
-          <w:rFonts w:ascii="Arial" w:eastAsia="Times New Roman" w:hAnsi="Arial"/>
-          <w:lang w:eastAsia="es-ES"/>
-        </w:rPr>
-        <w:t>prequencial</w:t>
-      </w:r>
-      <w:proofErr w:type="spellEnd"/>
-      <w:r>
-        <w:rPr>
-          <w:rFonts w:ascii="Arial" w:eastAsia="Times New Roman" w:hAnsi="Arial"/>
-          <w:lang w:eastAsia="es-ES"/>
-        </w:rPr>
-        <w:t xml:space="preserve"> (</w:t>
-      </w:r>
-      <w:proofErr w:type="spellStart"/>
+        <w:t xml:space="preserve"> Justificación de la validación prequencial (</w:t>
+      </w:r>
       <w:r>
         <w:rPr>
           <w:rFonts w:ascii="Arial" w:eastAsia="Times New Roman" w:hAnsi="Arial"/>
@@ -329,9 +180,15 @@
           <w:iCs/>
           <w:lang w:eastAsia="es-ES"/>
         </w:rPr>
-        <w:t>Prequential</w:t>
-      </w:r>
-      <w:proofErr w:type="spellEnd"/>
+        <w:t>Prequential Validation</w:t>
+      </w:r>
+      <w:r>
+        <w:rPr>
+          <w:rFonts w:ascii="Arial" w:eastAsia="Times New Roman" w:hAnsi="Arial"/>
+          <w:lang w:eastAsia="es-ES"/>
+        </w:rPr>
+        <w:t>) y la necesidad de ventanas de retraso (</w:t>
+      </w:r>
       <w:r>
         <w:rPr>
           <w:rFonts w:ascii="Arial" w:eastAsia="Times New Roman" w:hAnsi="Arial"/>
@@ -339,37 +196,8 @@
           <w:iCs/>
           <w:lang w:eastAsia="es-ES"/>
         </w:rPr>
-        <w:t xml:space="preserve"> </w:t>
-      </w:r>
-      <w:proofErr w:type="spellStart"/>
-      <w:r>
-        <w:rPr>
-          <w:rFonts w:ascii="Arial" w:eastAsia="Times New Roman" w:hAnsi="Arial"/>
-          <w:i/>
-          <w:iCs/>
-          <w:lang w:eastAsia="es-ES"/>
-        </w:rPr>
-        <w:t>Validation</w:t>
-      </w:r>
-      <w:proofErr w:type="spellEnd"/>
-      <w:r>
-        <w:rPr>
-          <w:rFonts w:ascii="Arial" w:eastAsia="Times New Roman" w:hAnsi="Arial"/>
-          <w:lang w:eastAsia="es-ES"/>
-        </w:rPr>
-        <w:t>) y la necesidad de ventanas de retraso (</w:t>
-      </w:r>
-      <w:proofErr w:type="spellStart"/>
-      <w:r>
-        <w:rPr>
-          <w:rFonts w:ascii="Arial" w:eastAsia="Times New Roman" w:hAnsi="Arial"/>
-          <w:i/>
-          <w:iCs/>
-          <w:lang w:eastAsia="es-ES"/>
-        </w:rPr>
         <w:t>delay</w:t>
       </w:r>
-      <w:proofErr w:type="spellEnd"/>
       <w:r>
         <w:rPr>
           <w:rFonts w:ascii="Arial" w:eastAsia="Times New Roman" w:hAnsi="Arial"/>
@@ -424,39 +252,7 @@
           <w:rFonts w:ascii="Arial" w:eastAsia="Times New Roman" w:hAnsi="Arial"/>
           <w:lang w:eastAsia="es-ES"/>
         </w:rPr>
-        <w:t xml:space="preserve"> Descripción de las mejoras introducidas sobre la base original (ej. ajuste de </w:t>
-      </w:r>
-      <w:proofErr w:type="spellStart"/>
-      <w:r>
-        <w:rPr>
-          <w:rFonts w:ascii="Arial" w:eastAsia="Times New Roman" w:hAnsi="Arial"/>
-          <w:lang w:eastAsia="es-ES"/>
-        </w:rPr>
-        <w:t>hiperparámetros</w:t>
-      </w:r>
-      <w:proofErr w:type="spellEnd"/>
-      <w:r>
-        <w:rPr>
-          <w:rFonts w:ascii="Arial" w:eastAsia="Times New Roman" w:hAnsi="Arial"/>
-          <w:lang w:eastAsia="es-ES"/>
-        </w:rPr>
-        <w:t xml:space="preserve"> específicos, enfoque en métricas de negocio como </w:t>
-      </w:r>
-      <w:proofErr w:type="spellStart"/>
-      <w:r>
-        <w:rPr>
-          <w:rFonts w:ascii="Arial" w:eastAsia="Times New Roman" w:hAnsi="Arial"/>
-          <w:lang w:eastAsia="es-ES"/>
-        </w:rPr>
-        <w:t>CP@k</w:t>
-      </w:r>
-      <w:proofErr w:type="spellEnd"/>
-      <w:r>
-        <w:rPr>
-          <w:rFonts w:ascii="Arial" w:eastAsia="Times New Roman" w:hAnsi="Arial"/>
-          <w:lang w:eastAsia="es-ES"/>
-        </w:rPr>
-        <w:t>).</w:t>
+        <w:t xml:space="preserve"> Descripción de las mejoras introducidas sobre la base original (ej. ajuste de hiperparámetros específicos, enfoque en métricas de negocio como CP@k).</w:t>
       </w:r>
     </w:p>
     <w:p>
@@ -495,19 +291,8 @@
           <w:iCs/>
           <w:lang w:eastAsia="es-ES"/>
         </w:rPr>
-        <w:t xml:space="preserve">Data </w:t>
-      </w:r>
-      <w:proofErr w:type="spellStart"/>
-      <w:r>
-        <w:rPr>
-          <w:rFonts w:ascii="Arial" w:eastAsia="Times New Roman" w:hAnsi="Arial"/>
-          <w:i/>
-          <w:iCs/>
-          <w:lang w:eastAsia="es-ES"/>
-        </w:rPr>
-        <w:t>Leakage</w:t>
-      </w:r>
-      <w:proofErr w:type="spellEnd"/>
+        <w:t>Data Leakage</w:t>
+      </w:r>
       <w:r>
         <w:rPr>
           <w:rFonts w:ascii="Arial" w:eastAsia="Times New Roman" w:hAnsi="Arial"/>
@@ -536,82 +321,14 @@
           <w:bCs/>
           <w:lang w:eastAsia="es-ES"/>
         </w:rPr>
-        <w:t xml:space="preserve">3.2.3. Incorporación de </w:t>
-      </w:r>
-      <w:proofErr w:type="spellStart"/>
-      <w:r>
-        <w:rPr>
-          <w:rFonts w:ascii="Arial" w:eastAsia="Times New Roman" w:hAnsi="Arial"/>
-          <w:b/>
-          <w:bCs/>
-          <w:lang w:eastAsia="es-ES"/>
-        </w:rPr>
-        <w:t>Explicabilidad</w:t>
-      </w:r>
-      <w:proofErr w:type="spellEnd"/>
-      <w:r>
-        <w:rPr>
-          <w:rFonts w:ascii="Arial" w:eastAsia="Times New Roman" w:hAnsi="Arial"/>
-          <w:b/>
-          <w:bCs/>
-          <w:lang w:eastAsia="es-ES"/>
-        </w:rPr>
-        <w:t xml:space="preserve"> (XAI):</w:t>
+        <w:t>3.2.3. Incorporación de Explicabilidad (XAI):</w:t>
       </w:r>
       <w:r>
         <w:rPr>
           <w:rFonts w:ascii="Arial" w:eastAsia="Times New Roman" w:hAnsi="Arial"/>
           <w:lang w:eastAsia="es-ES"/>
         </w:rPr>
-        <w:t xml:space="preserve"> Justificación de la adición de una capa de interpretabilidad (SHAP/</w:t>
-      </w:r>
-      <w:proofErr w:type="spellStart"/>
-      <w:r>
-        <w:rPr>
-          <w:rFonts w:ascii="Arial" w:eastAsia="Times New Roman" w:hAnsi="Arial"/>
-          <w:lang w:eastAsia="es-ES"/>
-        </w:rPr>
-        <w:t>Feature</w:t>
-      </w:r>
-      <w:proofErr w:type="spellEnd"/>
-      <w:r>
-        <w:rPr>
-          <w:rFonts w:ascii="Arial" w:eastAsia="Times New Roman" w:hAnsi="Arial"/>
-          <w:lang w:eastAsia="es-ES"/>
-        </w:rPr>
-        <w:t xml:space="preserve"> </w:t>
-      </w:r>
-      <w:proofErr w:type="spellStart"/>
-      <w:r>
-        <w:rPr>
-          <w:rFonts w:ascii="Arial" w:eastAsia="Times New Roman" w:hAnsi="Arial"/>
-          <w:lang w:eastAsia="es-ES"/>
-        </w:rPr>
-        <w:t>Importance</w:t>
-      </w:r>
-      <w:proofErr w:type="spellEnd"/>
-      <w:r>
-        <w:rPr>
-          <w:rFonts w:ascii="Arial" w:eastAsia="Times New Roman" w:hAnsi="Arial"/>
-          <w:lang w:eastAsia="es-ES"/>
-        </w:rPr>
-        <w:t xml:space="preserve">) como requisito de auditoría, no presente en el alcance puramente predictivo del </w:t>
-      </w:r>
-      <w:proofErr w:type="spellStart"/>
-      <w:r>
-        <w:rPr>
-          <w:rFonts w:ascii="Arial" w:eastAsia="Times New Roman" w:hAnsi="Arial"/>
-          <w:lang w:eastAsia="es-ES"/>
-        </w:rPr>
-        <w:t>baseline</w:t>
-      </w:r>
-      <w:proofErr w:type="spellEnd"/>
-      <w:r>
-        <w:rPr>
-          <w:rFonts w:ascii="Arial" w:eastAsia="Times New Roman" w:hAnsi="Arial"/>
-          <w:lang w:eastAsia="es-ES"/>
-        </w:rPr>
-        <w:t xml:space="preserve"> original.</w:t>
+        <w:t xml:space="preserve"> Justificación de la adición de una capa de interpretabilidad (SHAP/Feature Importance) como requisito de auditoría, no presente en el alcance puramente predictivo del baseline original.</w:t>
       </w:r>
     </w:p>
     <w:p>
@@ -660,23 +377,7 @@
           <w:rFonts w:ascii="Arial" w:eastAsia="Times New Roman" w:hAnsi="Arial"/>
           <w:lang w:eastAsia="es-ES"/>
         </w:rPr>
-        <w:t xml:space="preserve"> Resumen de las características del </w:t>
-      </w:r>
-      <w:proofErr w:type="spellStart"/>
-      <w:r>
-        <w:rPr>
-          <w:rFonts w:ascii="Arial" w:eastAsia="Times New Roman" w:hAnsi="Arial"/>
-          <w:lang w:eastAsia="es-ES"/>
-        </w:rPr>
-        <w:t>dataset</w:t>
-      </w:r>
-      <w:proofErr w:type="spellEnd"/>
-      <w:r>
-        <w:rPr>
-          <w:rFonts w:ascii="Arial" w:eastAsia="Times New Roman" w:hAnsi="Arial"/>
-          <w:lang w:eastAsia="es-ES"/>
-        </w:rPr>
-        <w:t xml:space="preserve"> simulado (transacciones, periodo temporal, tasa de fraude).</w:t>
+        <w:t xml:space="preserve"> Resumen de las características del dataset simulado (transacciones, periodo temporal, tasa de fraude).</w:t>
       </w:r>
     </w:p>
     <w:p>
@@ -745,9 +446,15 @@
           <w:iCs/>
           <w:lang w:eastAsia="es-ES"/>
         </w:rPr>
-        <w:t xml:space="preserve">Card </w:t>
-      </w:r>
-      <w:proofErr w:type="spellStart"/>
+        <w:t>Card Precision@k</w:t>
+      </w:r>
+      <w:r>
+        <w:rPr>
+          <w:rFonts w:ascii="Arial" w:eastAsia="Times New Roman" w:hAnsi="Arial"/>
+          <w:lang w:eastAsia="es-ES"/>
+        </w:rPr>
+        <w:t xml:space="preserve"> frente a métricas engañosas como </w:t>
+      </w:r>
       <w:r>
         <w:rPr>
           <w:rFonts w:ascii="Arial" w:eastAsia="Times New Roman" w:hAnsi="Arial"/>
@@ -755,27 +462,8 @@
           <w:iCs/>
           <w:lang w:eastAsia="es-ES"/>
         </w:rPr>
-        <w:t>Precision@k</w:t>
-      </w:r>
-      <w:proofErr w:type="spellEnd"/>
-      <w:r>
-        <w:rPr>
-          <w:rFonts w:ascii="Arial" w:eastAsia="Times New Roman" w:hAnsi="Arial"/>
-          <w:lang w:eastAsia="es-ES"/>
-        </w:rPr>
-        <w:t xml:space="preserve"> frente a métricas engañosas como </w:t>
-      </w:r>
-      <w:proofErr w:type="spellStart"/>
-      <w:r>
-        <w:rPr>
-          <w:rFonts w:ascii="Arial" w:eastAsia="Times New Roman" w:hAnsi="Arial"/>
-          <w:i/>
-          <w:iCs/>
-          <w:lang w:eastAsia="es-ES"/>
-        </w:rPr>
         <w:t>Accuracy</w:t>
       </w:r>
-      <w:proofErr w:type="spellEnd"/>
       <w:r>
         <w:rPr>
           <w:rFonts w:ascii="Arial" w:eastAsia="Times New Roman" w:hAnsi="Arial"/>
@@ -823,27 +511,7 @@
           <w:bCs/>
           <w:lang w:eastAsia="es-ES"/>
         </w:rPr>
-        <w:t>3.4.1. Experimento A: Establecimiento de la Línea Base (</w:t>
-      </w:r>
-      <w:proofErr w:type="spellStart"/>
-      <w:r>
-        <w:rPr>
-          <w:rFonts w:ascii="Arial" w:eastAsia="Times New Roman" w:hAnsi="Arial"/>
-          <w:b/>
-          <w:bCs/>
-          <w:lang w:eastAsia="es-ES"/>
-        </w:rPr>
-        <w:t>Baseline</w:t>
-      </w:r>
-      <w:proofErr w:type="spellEnd"/>
-      <w:r>
-        <w:rPr>
-          <w:rFonts w:ascii="Arial" w:eastAsia="Times New Roman" w:hAnsi="Arial"/>
-          <w:b/>
-          <w:bCs/>
-          <w:lang w:eastAsia="es-ES"/>
-        </w:rPr>
-        <w:t>):</w:t>
+        <w:t>3.4.1. Experimento A: Establecimiento de la Línea Base (Baseline):</w:t>
       </w:r>
     </w:p>
     <w:p>
@@ -873,23 +541,7 @@
           <w:rFonts w:ascii="Arial" w:eastAsia="Times New Roman" w:hAnsi="Arial"/>
           <w:lang w:eastAsia="es-ES"/>
         </w:rPr>
-        <w:t xml:space="preserve"> Evaluar el rendimiento de algoritmos estándar (Regresión Logística, RF, </w:t>
-      </w:r>
-      <w:proofErr w:type="spellStart"/>
-      <w:r>
-        <w:rPr>
-          <w:rFonts w:ascii="Arial" w:eastAsia="Times New Roman" w:hAnsi="Arial"/>
-          <w:lang w:eastAsia="es-ES"/>
-        </w:rPr>
-        <w:t>XGBoost</w:t>
-      </w:r>
-      <w:proofErr w:type="spellEnd"/>
-      <w:r>
-        <w:rPr>
-          <w:rFonts w:ascii="Arial" w:eastAsia="Times New Roman" w:hAnsi="Arial"/>
-          <w:lang w:eastAsia="es-ES"/>
-        </w:rPr>
-        <w:t>) bajo condiciones controladas.</w:t>
+        <w:t xml:space="preserve"> Evaluar el rendimiento de algoritmos estándar (Regresión Logística, RF, XGBoost) bajo condiciones controladas.</w:t>
       </w:r>
     </w:p>
     <w:p>
@@ -942,27 +594,7 @@
           <w:bCs/>
           <w:lang w:eastAsia="es-ES"/>
         </w:rPr>
-        <w:t>3.4.2. Experimento C: Validación de Robustez ante Fuga de Datos (Anti-</w:t>
-      </w:r>
-      <w:proofErr w:type="spellStart"/>
-      <w:r>
-        <w:rPr>
-          <w:rFonts w:ascii="Arial" w:eastAsia="Times New Roman" w:hAnsi="Arial"/>
-          <w:b/>
-          <w:bCs/>
-          <w:lang w:eastAsia="es-ES"/>
-        </w:rPr>
-        <w:t>Leakage</w:t>
-      </w:r>
-      <w:proofErr w:type="spellEnd"/>
-      <w:r>
-        <w:rPr>
-          <w:rFonts w:ascii="Arial" w:eastAsia="Times New Roman" w:hAnsi="Arial"/>
-          <w:b/>
-          <w:bCs/>
-          <w:lang w:eastAsia="es-ES"/>
-        </w:rPr>
-        <w:t>):</w:t>
+        <w:t>3.4.2. Experimento C: Validación de Robustez ante Fuga de Datos (Anti-Leakage):</w:t>
       </w:r>
     </w:p>
     <w:p>
@@ -992,23 +624,7 @@
           <w:rFonts w:ascii="Arial" w:eastAsia="Times New Roman" w:hAnsi="Arial"/>
           <w:lang w:eastAsia="es-ES"/>
         </w:rPr>
-        <w:t xml:space="preserve"> Demostrar cuantitativamente el impacto de metodologías incorrectas (</w:t>
-      </w:r>
-      <w:proofErr w:type="spellStart"/>
-      <w:r>
-        <w:rPr>
-          <w:rFonts w:ascii="Arial" w:eastAsia="Times New Roman" w:hAnsi="Arial"/>
-          <w:lang w:eastAsia="es-ES"/>
-        </w:rPr>
-        <w:t>split</w:t>
-      </w:r>
-      <w:proofErr w:type="spellEnd"/>
-      <w:r>
-        <w:rPr>
-          <w:rFonts w:ascii="Arial" w:eastAsia="Times New Roman" w:hAnsi="Arial"/>
-          <w:lang w:eastAsia="es-ES"/>
-        </w:rPr>
-        <w:t xml:space="preserve"> aleatorio vs. temporal).</w:t>
+        <w:t xml:space="preserve"> Demostrar cuantitativamente el impacto de metodologías incorrectas (split aleatorio vs. temporal).</w:t>
       </w:r>
     </w:p>
     <w:p>
@@ -1091,39 +707,7 @@
           <w:rFonts w:ascii="Arial" w:eastAsia="Times New Roman" w:hAnsi="Arial"/>
           <w:lang w:eastAsia="es-ES"/>
         </w:rPr>
-        <w:t xml:space="preserve"> Identificar los vectores de fraude mediante </w:t>
-      </w:r>
-      <w:proofErr w:type="spellStart"/>
-      <w:r>
-        <w:rPr>
-          <w:rFonts w:ascii="Arial" w:eastAsia="Times New Roman" w:hAnsi="Arial"/>
-          <w:lang w:eastAsia="es-ES"/>
-        </w:rPr>
-        <w:t>Feature</w:t>
-      </w:r>
-      <w:proofErr w:type="spellEnd"/>
-      <w:r>
-        <w:rPr>
-          <w:rFonts w:ascii="Arial" w:eastAsia="Times New Roman" w:hAnsi="Arial"/>
-          <w:lang w:eastAsia="es-ES"/>
-        </w:rPr>
-        <w:t xml:space="preserve"> </w:t>
-      </w:r>
-      <w:proofErr w:type="spellStart"/>
-      <w:r>
-        <w:rPr>
-          <w:rFonts w:ascii="Arial" w:eastAsia="Times New Roman" w:hAnsi="Arial"/>
-          <w:lang w:eastAsia="es-ES"/>
-        </w:rPr>
-        <w:t>Importance</w:t>
-      </w:r>
-      <w:proofErr w:type="spellEnd"/>
-      <w:r>
-        <w:rPr>
-          <w:rFonts w:ascii="Arial" w:eastAsia="Times New Roman" w:hAnsi="Arial"/>
-          <w:lang w:eastAsia="es-ES"/>
-        </w:rPr>
-        <w:t xml:space="preserve"> y SHAP.</w:t>
+        <w:t xml:space="preserve"> Identificar los vectores de fraude mediante Feature Importance y SHAP.</w:t>
       </w:r>
     </w:p>
     <w:p>
@@ -1524,23 +1108,7 @@
                 <w:rFonts w:ascii="Arial" w:eastAsia="Times New Roman" w:hAnsi="Arial"/>
                 <w:lang w:eastAsia="es-ES"/>
               </w:rPr>
-              <w:t xml:space="preserve">Demuestra que has estudiado a fondo la base (ULB), pero no te extiendas innecesariamente. El </w:t>
-            </w:r>
-            <w:proofErr w:type="gramStart"/>
-            <w:r>
-              <w:rPr>
-                <w:rFonts w:ascii="Arial" w:eastAsia="Times New Roman" w:hAnsi="Arial"/>
-                <w:lang w:eastAsia="es-ES"/>
-              </w:rPr>
-              <w:t>objetivo</w:t>
-            </w:r>
-            <w:proofErr w:type="gramEnd"/>
-            <w:r>
-              <w:rPr>
-                <w:rFonts w:ascii="Arial" w:eastAsia="Times New Roman" w:hAnsi="Arial"/>
-                <w:lang w:eastAsia="es-ES"/>
-              </w:rPr>
-              <w:t xml:space="preserve"> es decir: </w:t>
+              <w:t xml:space="preserve">Demuestra que has estudiado a fondo la base (ULB), pero no te extiendas innecesariamente. El objetivo es decir: </w:t>
             </w:r>
             <w:r>
               <w:rPr>
@@ -2464,23 +2032,7 @@
                 <w:rFonts w:ascii="Arial" w:eastAsia="Times New Roman" w:hAnsi="Arial"/>
                 <w:lang w:eastAsia="es-ES"/>
               </w:rPr>
-              <w:t>Integridad (Anti-</w:t>
-            </w:r>
-            <w:proofErr w:type="spellStart"/>
-            <w:r>
-              <w:rPr>
-                <w:rFonts w:ascii="Arial" w:eastAsia="Times New Roman" w:hAnsi="Arial"/>
-                <w:lang w:eastAsia="es-ES"/>
-              </w:rPr>
-              <w:t>Leakage</w:t>
-            </w:r>
-            <w:proofErr w:type="spellEnd"/>
-            <w:r>
-              <w:rPr>
-                <w:rFonts w:ascii="Arial" w:eastAsia="Times New Roman" w:hAnsi="Arial"/>
-                <w:lang w:eastAsia="es-ES"/>
-              </w:rPr>
-              <w:t>)</w:t>
+              <w:t>Integridad (Anti-Leakage)</w:t>
             </w:r>
           </w:p>
         </w:tc>
@@ -2638,21 +2190,12 @@
                 <w:lang w:eastAsia="es-ES"/>
               </w:rPr>
             </w:pPr>
-            <w:proofErr w:type="spellStart"/>
-            <w:r>
-              <w:rPr>
-                <w:rFonts w:ascii="Arial" w:eastAsia="Times New Roman" w:hAnsi="Arial"/>
-                <w:lang w:eastAsia="es-ES"/>
-              </w:rPr>
-              <w:t>Explicabilidad</w:t>
-            </w:r>
-            <w:proofErr w:type="spellEnd"/>
-            <w:r>
-              <w:rPr>
-                <w:rFonts w:ascii="Arial" w:eastAsia="Times New Roman" w:hAnsi="Arial"/>
-                <w:lang w:eastAsia="es-ES"/>
-              </w:rPr>
-              <w:t xml:space="preserve"> (XAI)</w:t>
+            <w:r>
+              <w:rPr>
+                <w:rFonts w:ascii="Arial" w:eastAsia="Times New Roman" w:hAnsi="Arial"/>
+                <w:lang w:eastAsia="es-ES"/>
+              </w:rPr>
+              <w:t>Explicabilidad (XAI)</w:t>
             </w:r>
           </w:p>
         </w:tc>
@@ -2998,7 +2541,6 @@
                 <w:lang w:eastAsia="es-ES"/>
               </w:rPr>
             </w:pPr>
-            <w:proofErr w:type="spellStart"/>
             <w:r>
               <w:rPr>
                 <w:rFonts w:ascii="Arial" w:eastAsia="Times New Roman" w:hAnsi="Arial"/>
@@ -3006,7 +2548,6 @@
               </w:rPr>
               <w:t>Dataset</w:t>
             </w:r>
-            <w:proofErr w:type="spellEnd"/>
           </w:p>
         </w:tc>
         <w:tc>
@@ -3307,23 +2848,7 @@
                 <w:rFonts w:ascii="Arial" w:eastAsia="Times New Roman" w:hAnsi="Arial"/>
                 <w:lang w:eastAsia="es-ES"/>
               </w:rPr>
-              <w:t>Métricas (</w:t>
-            </w:r>
-            <w:proofErr w:type="spellStart"/>
-            <w:r>
-              <w:rPr>
-                <w:rFonts w:ascii="Arial" w:eastAsia="Times New Roman" w:hAnsi="Arial"/>
-                <w:lang w:eastAsia="es-ES"/>
-              </w:rPr>
-              <w:t>CP@k</w:t>
-            </w:r>
-            <w:proofErr w:type="spellEnd"/>
-            <w:r>
-              <w:rPr>
-                <w:rFonts w:ascii="Arial" w:eastAsia="Times New Roman" w:hAnsi="Arial"/>
-                <w:lang w:eastAsia="es-ES"/>
-              </w:rPr>
-              <w:t>)</w:t>
+              <w:t>Métricas (CP@k)</w:t>
             </w:r>
           </w:p>
         </w:tc>
@@ -3395,23 +2920,7 @@
                 <w:rFonts w:ascii="Arial" w:eastAsia="Times New Roman" w:hAnsi="Arial"/>
                 <w:lang w:eastAsia="es-ES"/>
               </w:rPr>
-              <w:t xml:space="preserve">Justificar por qué AUPRC &gt; </w:t>
-            </w:r>
-            <w:proofErr w:type="spellStart"/>
-            <w:r>
-              <w:rPr>
-                <w:rFonts w:ascii="Arial" w:eastAsia="Times New Roman" w:hAnsi="Arial"/>
-                <w:lang w:eastAsia="es-ES"/>
-              </w:rPr>
-              <w:t>Accuracy</w:t>
-            </w:r>
-            <w:proofErr w:type="spellEnd"/>
-            <w:r>
-              <w:rPr>
-                <w:rFonts w:ascii="Arial" w:eastAsia="Times New Roman" w:hAnsi="Arial"/>
-                <w:lang w:eastAsia="es-ES"/>
-              </w:rPr>
-              <w:t xml:space="preserve"> (matemáticamente).</w:t>
+              <w:t>Justificar por qué AUPRC &gt; Accuracy (matemáticamente).</w:t>
             </w:r>
           </w:p>
         </w:tc>
@@ -3717,37 +3226,12 @@
                 <w:lang w:eastAsia="es-ES"/>
               </w:rPr>
             </w:pPr>
-            <w:proofErr w:type="spellStart"/>
-            <w:r>
-              <w:rPr>
-                <w:rFonts w:ascii="Arial" w:eastAsia="Times New Roman" w:hAnsi="Arial"/>
-                <w:lang w:eastAsia="es-ES"/>
-              </w:rPr>
-              <w:t>Exp</w:t>
-            </w:r>
-            <w:proofErr w:type="spellEnd"/>
-            <w:r>
-              <w:rPr>
-                <w:rFonts w:ascii="Arial" w:eastAsia="Times New Roman" w:hAnsi="Arial"/>
-                <w:lang w:eastAsia="es-ES"/>
-              </w:rPr>
-              <w:t xml:space="preserve"> A (</w:t>
-            </w:r>
-            <w:proofErr w:type="spellStart"/>
-            <w:r>
-              <w:rPr>
-                <w:rFonts w:ascii="Arial" w:eastAsia="Times New Roman" w:hAnsi="Arial"/>
-                <w:lang w:eastAsia="es-ES"/>
-              </w:rPr>
-              <w:t>Baseline</w:t>
-            </w:r>
-            <w:proofErr w:type="spellEnd"/>
-            <w:r>
-              <w:rPr>
-                <w:rFonts w:ascii="Arial" w:eastAsia="Times New Roman" w:hAnsi="Arial"/>
-                <w:lang w:eastAsia="es-ES"/>
-              </w:rPr>
-              <w:t>)</w:t>
+            <w:r>
+              <w:rPr>
+                <w:rFonts w:ascii="Arial" w:eastAsia="Times New Roman" w:hAnsi="Arial"/>
+                <w:lang w:eastAsia="es-ES"/>
+              </w:rPr>
+              <w:t>Exp A (Baseline)</w:t>
             </w:r>
           </w:p>
         </w:tc>
@@ -3893,37 +3377,12 @@
                 <w:lang w:eastAsia="es-ES"/>
               </w:rPr>
             </w:pPr>
-            <w:proofErr w:type="spellStart"/>
-            <w:r>
-              <w:rPr>
-                <w:rFonts w:ascii="Arial" w:eastAsia="Times New Roman" w:hAnsi="Arial"/>
-                <w:lang w:eastAsia="es-ES"/>
-              </w:rPr>
-              <w:t>Exp</w:t>
-            </w:r>
-            <w:proofErr w:type="spellEnd"/>
-            <w:r>
-              <w:rPr>
-                <w:rFonts w:ascii="Arial" w:eastAsia="Times New Roman" w:hAnsi="Arial"/>
-                <w:lang w:eastAsia="es-ES"/>
-              </w:rPr>
-              <w:t xml:space="preserve"> C (Anti-</w:t>
-            </w:r>
-            <w:proofErr w:type="spellStart"/>
-            <w:r>
-              <w:rPr>
-                <w:rFonts w:ascii="Arial" w:eastAsia="Times New Roman" w:hAnsi="Arial"/>
-                <w:lang w:eastAsia="es-ES"/>
-              </w:rPr>
-              <w:t>Leakage</w:t>
-            </w:r>
-            <w:proofErr w:type="spellEnd"/>
-            <w:r>
-              <w:rPr>
-                <w:rFonts w:ascii="Arial" w:eastAsia="Times New Roman" w:hAnsi="Arial"/>
-                <w:lang w:eastAsia="es-ES"/>
-              </w:rPr>
-              <w:t>)</w:t>
+            <w:r>
+              <w:rPr>
+                <w:rFonts w:ascii="Arial" w:eastAsia="Times New Roman" w:hAnsi="Arial"/>
+                <w:lang w:eastAsia="es-ES"/>
+              </w:rPr>
+              <w:t>Exp C (Anti-Leakage)</w:t>
             </w:r>
           </w:p>
         </w:tc>
@@ -4081,21 +3540,12 @@
                 <w:lang w:eastAsia="es-ES"/>
               </w:rPr>
             </w:pPr>
-            <w:proofErr w:type="spellStart"/>
-            <w:r>
-              <w:rPr>
-                <w:rFonts w:ascii="Arial" w:eastAsia="Times New Roman" w:hAnsi="Arial"/>
-                <w:lang w:eastAsia="es-ES"/>
-              </w:rPr>
-              <w:t>Exp</w:t>
-            </w:r>
-            <w:proofErr w:type="spellEnd"/>
-            <w:r>
-              <w:rPr>
-                <w:rFonts w:ascii="Arial" w:eastAsia="Times New Roman" w:hAnsi="Arial"/>
-                <w:lang w:eastAsia="es-ES"/>
-              </w:rPr>
-              <w:t xml:space="preserve"> D (Interpretabilidad)</w:t>
+            <w:r>
+              <w:rPr>
+                <w:rFonts w:ascii="Arial" w:eastAsia="Times New Roman" w:hAnsi="Arial"/>
+                <w:lang w:eastAsia="es-ES"/>
+              </w:rPr>
+              <w:t>Exp D (Interpretabilidad)</w:t>
             </w:r>
           </w:p>
         </w:tc>
@@ -4209,15 +3659,7 @@
         <w:t>Experimento B ausente:</w:t>
       </w:r>
       <w:r>
-        <w:t> </w:t>
-      </w:r>
-      <w:proofErr w:type="gramStart"/>
-      <w:r>
-        <w:t>Implementado</w:t>
-      </w:r>
-      <w:proofErr w:type="gramEnd"/>
-      <w:r>
-        <w:t xml:space="preserve"> pero no ejecutado en el pipeline.</w:t>
+        <w:t> Implementado pero no ejecutado en el pipeline.</w:t>
       </w:r>
     </w:p>
     <w:p>
@@ -4286,23 +3728,7 @@
           <w:b/>
           <w:bCs/>
         </w:rPr>
-        <w:t xml:space="preserve">1. El sesgo de la </w:t>
-      </w:r>
-      <w:proofErr w:type="spellStart"/>
-      <w:r>
-        <w:rPr>
-          <w:b/>
-          <w:bCs/>
-        </w:rPr>
-        <w:t>Explicabilidad</w:t>
-      </w:r>
-      <w:proofErr w:type="spellEnd"/>
-      <w:r>
-        <w:rPr>
-          <w:b/>
-          <w:bCs/>
-        </w:rPr>
-        <w:t xml:space="preserve"> sobre datos sintéticos (Crítica al Experimento D)</w:t>
+        <w:t>1. El sesgo de la Explicabilidad sobre datos sintéticos (Crítica al Experimento D)</w:t>
       </w:r>
     </w:p>
     <w:p>
@@ -4381,15 +3807,7 @@
         <w:t>La crítica:</w:t>
       </w:r>
       <w:r>
-        <w:t xml:space="preserve"> En el Experimento C (Anti-</w:t>
-      </w:r>
-      <w:proofErr w:type="spellStart"/>
-      <w:r>
-        <w:t>Leakage</w:t>
-      </w:r>
-      <w:proofErr w:type="spellEnd"/>
-      <w:r>
-        <w:t>) configuras una rama "incorrecta" aplicando SMOTE y validación aleatoria para demostrar cómo la literatura infla los resultados. Un evaluador estricto podría decir que estás creando un "hombre de paja" (un enemigo artificialmente débil).</w:t>
+        <w:t xml:space="preserve"> En el Experimento C (Anti-Leakage) configuras una rama "incorrecta" aplicando SMOTE y validación aleatoria para demostrar cómo la literatura infla los resultados. Un evaluador estricto podría decir que estás creando un "hombre de paja" (un enemigo artificialmente débil).</w:t>
       </w:r>
     </w:p>
     <w:p>
@@ -4415,36 +3833,18 @@
           <w:i/>
           <w:iCs/>
         </w:rPr>
-        <w:t xml:space="preserve">"Es obvio que si haces mal la validación cruzada los datos se inflan, eso se enseña en primero de Machine </w:t>
-      </w:r>
-      <w:proofErr w:type="spellStart"/>
+        <w:t>"Es obvio que si haces mal la validación cruzada los datos se inflan, eso se enseña en primero de Machine Learning. ¿Realmente la literatura del estado del arte de 2024-2025 comete este error de novato tan a menudo como para dedicarle el núcleo de un TFM de máster?"</w:t>
+      </w:r>
+      <w:r>
+        <w:t xml:space="preserve">. Si no respaldamos esta afirmación con citas muy sólidas de </w:t>
+      </w:r>
       <w:r>
         <w:rPr>
           <w:i/>
           <w:iCs/>
         </w:rPr>
-        <w:t>Learning</w:t>
-      </w:r>
-      <w:proofErr w:type="spellEnd"/>
-      <w:r>
-        <w:rPr>
-          <w:i/>
-          <w:iCs/>
-        </w:rPr>
-        <w:t>. ¿Realmente la literatura del estado del arte de 2024-2025 comete este error de novato tan a menudo como para dedicarle el núcleo de un TFM de máster?"</w:t>
-      </w:r>
-      <w:r>
-        <w:t xml:space="preserve">. Si no respaldamos esta afirmación con citas muy sólidas de </w:t>
-      </w:r>
-      <w:proofErr w:type="spellStart"/>
-      <w:r>
-        <w:rPr>
-          <w:i/>
-          <w:iCs/>
-        </w:rPr>
         <w:t>papers</w:t>
       </w:r>
-      <w:proofErr w:type="spellEnd"/>
       <w:r>
         <w:t xml:space="preserve"> recientes que cometan este error exacto, el experimento parecerá un ejercicio académico trivial.</w:t>
       </w:r>
@@ -4479,15 +3879,7 @@
         <w:t>La crítica:</w:t>
       </w:r>
       <w:r>
-        <w:t xml:space="preserve"> Todo el TFM gira en torno a acercar el modelo a las necesidades de negocio (de ahí la métrica CP@100 y la </w:t>
-      </w:r>
-      <w:proofErr w:type="spellStart"/>
-      <w:r>
-        <w:t>explicabilidad</w:t>
-      </w:r>
-      <w:proofErr w:type="spellEnd"/>
-      <w:r>
-        <w:t>). Sin embargo, la detección de fraude real exige latencias de milisegundos (la transacción debe aprobarse o denegarse mientras el cliente está en el datáfono).</w:t>
+        <w:t xml:space="preserve"> Todo el TFM gira en torno a acercar el modelo a las necesidades de negocio (de ahí la métrica CP@100 y la explicabilidad). Sin embargo, la detección de fraude real exige latencias de milisegundos (la transacción debe aprobarse o denegarse mientras el cliente está en el datáfono).</w:t>
       </w:r>
     </w:p>
     <w:p>
@@ -4505,15 +3897,7 @@
         <w:t>El riesgo:</w:t>
       </w:r>
       <w:r>
-        <w:t xml:space="preserve"> Los algoritmos basados en ensamblajes grandes (</w:t>
-      </w:r>
-      <w:proofErr w:type="spellStart"/>
-      <w:r>
-        <w:t>XGBoost</w:t>
-      </w:r>
-      <w:proofErr w:type="spellEnd"/>
-      <w:r>
-        <w:t xml:space="preserve"> con cientos de árboles) y, sobre todo, </w:t>
+        <w:t xml:space="preserve"> Los algoritmos basados en ensamblajes grandes (XGBoost con cientos de árboles) y, sobre todo, </w:t>
       </w:r>
       <w:r>
         <w:rPr>
@@ -4556,39 +3940,7 @@
         <w:t>La crítica:</w:t>
       </w:r>
       <w:r>
-        <w:t xml:space="preserve"> Establecemos un modelo base (</w:t>
-      </w:r>
-      <w:proofErr w:type="spellStart"/>
-      <w:r>
-        <w:t>Exp</w:t>
-      </w:r>
-      <w:proofErr w:type="spellEnd"/>
-      <w:r>
-        <w:t xml:space="preserve"> A) y luego saltamos a auditar fugas de datos (</w:t>
-      </w:r>
-      <w:proofErr w:type="spellStart"/>
-      <w:r>
-        <w:t>Exp</w:t>
-      </w:r>
-      <w:proofErr w:type="spellEnd"/>
-      <w:r>
-        <w:t xml:space="preserve"> C) y a explicar el modelo (</w:t>
-      </w:r>
-      <w:proofErr w:type="spellStart"/>
-      <w:r>
-        <w:t>Exp</w:t>
-      </w:r>
-      <w:proofErr w:type="spellEnd"/>
-      <w:r>
-        <w:t xml:space="preserve"> D). Sin embargo, el problema central del </w:t>
-      </w:r>
-      <w:proofErr w:type="spellStart"/>
-      <w:r>
-        <w:t>dataset</w:t>
-      </w:r>
-      <w:proofErr w:type="spellEnd"/>
-      <w:r>
-        <w:t xml:space="preserve"> es el desbalance extremo (0.17%).</w:t>
+        <w:t xml:space="preserve"> Establecemos un modelo base (Exp A) y luego saltamos a auditar fugas de datos (Exp C) y a explicar el modelo (Exp D). Sin embargo, el problema central del dataset es el desbalance extremo (0.17%).</w:t>
       </w:r>
     </w:p>
     <w:p>
@@ -4613,58 +3965,17 @@
           <w:i/>
           <w:iCs/>
         </w:rPr>
-        <w:t xml:space="preserve">Cost-Sensitive </w:t>
-      </w:r>
-      <w:proofErr w:type="spellStart"/>
+        <w:t>Cost-Sensitive Learning</w:t>
+      </w:r>
+      <w:r>
+        <w:t xml:space="preserve">), el evaluador puede preguntar: </w:t>
+      </w:r>
       <w:r>
         <w:rPr>
           <w:i/>
           <w:iCs/>
         </w:rPr>
-        <w:t>Learning</w:t>
-      </w:r>
-      <w:proofErr w:type="spellEnd"/>
-      <w:r>
-        <w:t xml:space="preserve">), el evaluador puede preguntar: </w:t>
-      </w:r>
-      <w:r>
-        <w:rPr>
-          <w:i/>
-          <w:iCs/>
-        </w:rPr>
-        <w:t xml:space="preserve">"¿Cómo pasaste del modelo base del Experimento A al modelo final del Experimento C? ¿Qué </w:t>
-      </w:r>
-      <w:proofErr w:type="spellStart"/>
-      <w:r>
-        <w:rPr>
-          <w:i/>
-          <w:iCs/>
-        </w:rPr>
-        <w:t>hiperparámetros</w:t>
-      </w:r>
-      <w:proofErr w:type="spellEnd"/>
-      <w:r>
-        <w:rPr>
-          <w:i/>
-          <w:iCs/>
-        </w:rPr>
-        <w:t xml:space="preserve"> o pesos usaste para que </w:t>
-      </w:r>
-      <w:proofErr w:type="spellStart"/>
-      <w:r>
-        <w:rPr>
-          <w:i/>
-          <w:iCs/>
-        </w:rPr>
-        <w:t>XGBoost</w:t>
-      </w:r>
-      <w:proofErr w:type="spellEnd"/>
-      <w:r>
-        <w:rPr>
-          <w:i/>
-          <w:iCs/>
-        </w:rPr>
-        <w:t xml:space="preserve"> detectara a la clase minoritaria de forma honesta?"</w:t>
+        <w:t>"¿Cómo pasaste del modelo base del Experimento A al modelo final del Experimento C? ¿Qué hiperparámetros o pesos usaste para que XGBoost detectara a la clase minoritaria de forma honesta?"</w:t>
       </w:r>
       <w:r>
         <w:t>. La transición entre el A y el C puede parecer un poco mágica o carente de rigor en la optimización.</w:t>
@@ -4749,15 +4060,7 @@
         <w:t>Top 100</w:t>
       </w:r>
       <w:r>
-        <w:t xml:space="preserve"> pero desastroso a partir </w:t>
-      </w:r>
-      <w:proofErr w:type="gramStart"/>
-      <w:r>
-        <w:t>de la alerta número</w:t>
-      </w:r>
-      <w:proofErr w:type="gramEnd"/>
-      <w:r>
-        <w:t xml:space="preserve"> 101, estás dejando pasar un volumen de fraude inaceptable para el banco.</w:t>
+        <w:t xml:space="preserve"> pero desastroso a partir de la alerta número 101, estás dejando pasar un volumen de fraude inaceptable para el banco.</w:t>
       </w:r>
     </w:p>
     <w:p>
@@ -4816,13 +4119,8 @@
           <w:numId w:val="27"/>
         </w:numPr>
       </w:pPr>
-      <w:proofErr w:type="gramStart"/>
-      <w:r>
-        <w:t>Aclarar</w:t>
-      </w:r>
-      <w:proofErr w:type="gramEnd"/>
-      <w:r>
-        <w:t xml:space="preserve"> que SHAP se propone como una herramienta de auditoría forense en diferido (no en tiempo real).</w:t>
+      <w:r>
+        <w:t>Aclarar que SHAP se propone como una herramienta de auditoría forense en diferido (no en tiempo real).</w:t>
       </w:r>
     </w:p>
     <w:p>
@@ -4935,15 +4233,7 @@
         <w:t>4.1.1. Comparativa de Rendimiento Base:</w:t>
       </w:r>
       <w:r>
-        <w:t xml:space="preserve"> Tabla comparativa de los tres algoritmos (Regresión Logística, Random Forest y </w:t>
-      </w:r>
-      <w:proofErr w:type="spellStart"/>
-      <w:r>
-        <w:t>XGBoost</w:t>
-      </w:r>
-      <w:proofErr w:type="spellEnd"/>
-      <w:r>
-        <w:t>) entrenados sin técnicas de balanceo.</w:t>
+        <w:t xml:space="preserve"> Tabla comparativa de los tres algoritmos (Regresión Logística, Random Forest y XGBoost) entrenados sin técnicas de balanceo.</w:t>
       </w:r>
     </w:p>
     <w:p>
@@ -4964,7 +4254,6 @@
       <w:r>
         <w:t xml:space="preserve"> Demostración con los datos de cómo los tres modelos alcanzan un ~99% de </w:t>
       </w:r>
-      <w:proofErr w:type="spellStart"/>
       <w:r>
         <w:rPr>
           <w:i/>
@@ -4972,11 +4261,9 @@
         </w:rPr>
         <w:t>Accuracy</w:t>
       </w:r>
-      <w:proofErr w:type="spellEnd"/>
       <w:r>
         <w:t xml:space="preserve"> mientras fallan en la métrica AUPRC y en el </w:t>
       </w:r>
-      <w:proofErr w:type="spellStart"/>
       <w:r>
         <w:rPr>
           <w:i/>
@@ -4984,7 +4271,6 @@
         </w:rPr>
         <w:t>Recall</w:t>
       </w:r>
-      <w:proofErr w:type="spellEnd"/>
       <w:r>
         <w:t xml:space="preserve"> de la clase minoritaria.</w:t>
       </w:r>
@@ -5004,15 +4290,7 @@
         <w:t>4.1.3. Selección del Algoritmo Base:</w:t>
       </w:r>
       <w:r>
-        <w:t xml:space="preserve"> Justificación, basada en la métrica de negocio (CP@100), de qué modelo (probablemente </w:t>
-      </w:r>
-      <w:proofErr w:type="spellStart"/>
-      <w:r>
-        <w:t>XGBoost</w:t>
-      </w:r>
-      <w:proofErr w:type="spellEnd"/>
-      <w:r>
-        <w:t xml:space="preserve"> o Random Forest) se corona como el mejor punto de partida para las siguientes fases.</w:t>
+        <w:t xml:space="preserve"> Justificación, basada en la métrica de negocio (CP@100), de qué modelo (probablemente XGBoost o Random Forest) se corona como el mejor punto de partida para las siguientes fases.</w:t>
       </w:r>
     </w:p>
     <w:p>
@@ -5036,19 +4314,8 @@
           <w:i/>
           <w:iCs/>
         </w:rPr>
-        <w:t>Anti-</w:t>
-      </w:r>
-      <w:proofErr w:type="spellStart"/>
-      <w:r>
-        <w:rPr>
-          <w:b/>
-          <w:bCs/>
-          <w:i/>
-          <w:iCs/>
-        </w:rPr>
-        <w:t>Leakage</w:t>
-      </w:r>
-      <w:proofErr w:type="spellEnd"/>
+        <w:t>Anti-Leakage</w:t>
+      </w:r>
       <w:r>
         <w:rPr>
           <w:b/>
@@ -5099,15 +4366,7 @@
         <w:t>4.2.2. Rendimiento de la Rama Robusta (La Realidad):</w:t>
       </w:r>
       <w:r>
-        <w:t xml:space="preserve"> Presentación de las métricas reales y honestas bajo el protocolo estricto de validación </w:t>
-      </w:r>
-      <w:proofErr w:type="spellStart"/>
-      <w:r>
-        <w:t>prequencial</w:t>
-      </w:r>
-      <w:proofErr w:type="spellEnd"/>
-      <w:r>
-        <w:t>.</w:t>
+        <w:t xml:space="preserve"> Presentación de las métricas reales y honestas bajo el protocolo estricto de validación prequencial.</w:t>
       </w:r>
     </w:p>
     <w:p>
@@ -5169,31 +4428,13 @@
       <w:r>
         <w:t xml:space="preserve"> Gráfico de barras (</w:t>
       </w:r>
-      <w:proofErr w:type="spellStart"/>
       <w:r>
         <w:rPr>
           <w:i/>
           <w:iCs/>
         </w:rPr>
-        <w:t>Feature</w:t>
-      </w:r>
-      <w:proofErr w:type="spellEnd"/>
-      <w:r>
-        <w:rPr>
-          <w:i/>
-          <w:iCs/>
-        </w:rPr>
-        <w:t xml:space="preserve"> </w:t>
-      </w:r>
-      <w:proofErr w:type="spellStart"/>
-      <w:r>
-        <w:rPr>
-          <w:i/>
-          <w:iCs/>
-        </w:rPr>
-        <w:t>Importance</w:t>
-      </w:r>
-      <w:proofErr w:type="spellEnd"/>
+        <w:t>Feature Importance</w:t>
+      </w:r>
       <w:r>
         <w:t xml:space="preserve"> nativa) revelando que las variables temporales/RFM dominan sobre las variables anonimizadas (V1-V28).</w:t>
       </w:r>
@@ -5210,52 +4451,18 @@
           <w:b/>
           <w:bCs/>
         </w:rPr>
-        <w:t xml:space="preserve">4.3.2. Direccionalidad del Riesgo (SHAP </w:t>
-      </w:r>
-      <w:proofErr w:type="spellStart"/>
-      <w:r>
-        <w:rPr>
-          <w:b/>
-          <w:bCs/>
-        </w:rPr>
-        <w:t>Summary</w:t>
-      </w:r>
-      <w:proofErr w:type="spellEnd"/>
-      <w:r>
-        <w:rPr>
-          <w:b/>
-          <w:bCs/>
-        </w:rPr>
-        <w:t>):</w:t>
+        <w:t>4.3.2. Direccionalidad del Riesgo (SHAP Summary):</w:t>
       </w:r>
       <w:r>
         <w:t xml:space="preserve"> Presentación del </w:t>
       </w:r>
-      <w:proofErr w:type="spellStart"/>
       <w:r>
         <w:rPr>
           <w:i/>
           <w:iCs/>
         </w:rPr>
-        <w:t>Summary</w:t>
-      </w:r>
-      <w:proofErr w:type="spellEnd"/>
-      <w:r>
-        <w:rPr>
-          <w:i/>
-          <w:iCs/>
-        </w:rPr>
-        <w:t xml:space="preserve"> </w:t>
-      </w:r>
-      <w:proofErr w:type="spellStart"/>
-      <w:r>
-        <w:rPr>
-          <w:i/>
-          <w:iCs/>
-        </w:rPr>
-        <w:t>Plot</w:t>
-      </w:r>
-      <w:proofErr w:type="spellEnd"/>
+        <w:t>Summary Plot</w:t>
+      </w:r>
       <w:r>
         <w:t xml:space="preserve"> de SHAP. Comprobación empírica de las hipótesis de negocio (ej. "A mayor riesgo histórico del terminal, mayor probabilidad de fraude asigna el modelo").</w:t>
       </w:r>
@@ -5275,15 +4482,7 @@
         <w:t>4.3.3. Auditoría Local de Transacciones (SHAP Waterfall/Force):</w:t>
       </w:r>
       <w:r>
-        <w:t xml:space="preserve"> Muestra de 1 o 2 ejemplos reales de transacciones del conjunto </w:t>
-      </w:r>
-      <w:proofErr w:type="gramStart"/>
-      <w:r>
-        <w:t>de test</w:t>
-      </w:r>
-      <w:proofErr w:type="gramEnd"/>
-      <w:r>
-        <w:t xml:space="preserve"> (un Verdadero Positivo y un Falso Positivo), desglosando paso a paso por qué el algoritmo tomó esa decisión.</w:t>
+        <w:t xml:space="preserve"> Muestra de 1 o 2 ejemplos reales de transacciones del conjunto de test (un Verdadero Positivo y un Falso Positivo), desglosando paso a paso por qué el algoritmo tomó esa decisión.</w:t>
       </w:r>
     </w:p>
     <w:p>
@@ -5908,15 +5107,7 @@
           </w:tcPr>
           <w:p>
             <w:r>
-              <w:t xml:space="preserve">Contrastar Regresión Logística, Random Forest y </w:t>
-            </w:r>
-            <w:proofErr w:type="spellStart"/>
-            <w:r>
-              <w:t>XGBoost</w:t>
-            </w:r>
-            <w:proofErr w:type="spellEnd"/>
-            <w:r>
-              <w:t>.</w:t>
+              <w:t>Contrastar Regresión Logística, Random Forest y XGBoost.</w:t>
             </w:r>
           </w:p>
         </w:tc>
@@ -5947,15 +5138,7 @@
               <w:t>Visual:</w:t>
             </w:r>
             <w:r>
-              <w:t xml:space="preserve"> Tabla de resultados (AUPRC, </w:t>
-            </w:r>
-            <w:proofErr w:type="spellStart"/>
-            <w:r>
-              <w:t>Recall</w:t>
-            </w:r>
-            <w:proofErr w:type="spellEnd"/>
-            <w:r>
-              <w:t>, tiempos de entrenamiento).</w:t>
+              <w:t xml:space="preserve"> Tabla de resultados (AUPRC, Recall, tiempos de entrenamiento).</w:t>
             </w:r>
           </w:p>
         </w:tc>
@@ -6170,19 +5353,8 @@
                 <w:i/>
                 <w:iCs/>
               </w:rPr>
-              <w:t>Anti-</w:t>
-            </w:r>
-            <w:proofErr w:type="spellStart"/>
-            <w:r>
-              <w:rPr>
-                <w:b/>
-                <w:bCs/>
-                <w:i/>
-                <w:iCs/>
-              </w:rPr>
-              <w:t>Leakage</w:t>
-            </w:r>
-            <w:proofErr w:type="spellEnd"/>
+              <w:t>Anti-Leakage</w:t>
+            </w:r>
             <w:r>
               <w:rPr>
                 <w:b/>
@@ -6415,15 +5587,7 @@
               <w:t>Visual:</w:t>
             </w:r>
             <w:r>
-              <w:t xml:space="preserve"> Curvas Precisión-</w:t>
-            </w:r>
-            <w:proofErr w:type="spellStart"/>
-            <w:r>
-              <w:t>Recall</w:t>
-            </w:r>
-            <w:proofErr w:type="spellEnd"/>
-            <w:r>
-              <w:t xml:space="preserve"> mostrando rendimientos inflados (AUPRC &gt; 0.95).</w:t>
+              <w:t xml:space="preserve"> Curvas Precisión-Recall mostrando rendimientos inflados (AUPRC &gt; 0.95).</w:t>
             </w:r>
           </w:p>
         </w:tc>
@@ -6536,15 +5700,7 @@
           </w:tcPr>
           <w:p>
             <w:r>
-              <w:t xml:space="preserve">Presentar el rendimiento real bajo validación </w:t>
-            </w:r>
-            <w:proofErr w:type="spellStart"/>
-            <w:r>
-              <w:t>prequencial</w:t>
-            </w:r>
-            <w:proofErr w:type="spellEnd"/>
-            <w:r>
-              <w:t>.</w:t>
+              <w:t>Presentar el rendimiento real bajo validación prequencial.</w:t>
             </w:r>
           </w:p>
         </w:tc>
@@ -6575,15 +5731,7 @@
               <w:t>Visual:</w:t>
             </w:r>
             <w:r>
-              <w:t xml:space="preserve"> Curvas Precisión-</w:t>
-            </w:r>
-            <w:proofErr w:type="spellStart"/>
-            <w:r>
-              <w:t>Recall</w:t>
-            </w:r>
-            <w:proofErr w:type="spellEnd"/>
-            <w:r>
-              <w:t xml:space="preserve"> reflejando el rendimiento honesto y penalizado.</w:t>
+              <w:t xml:space="preserve"> Curvas Precisión-Recall reflejando el rendimiento honesto y penalizado.</w:t>
             </w:r>
           </w:p>
         </w:tc>
@@ -7026,41 +6174,15 @@
             <w:r>
               <w:t xml:space="preserve"> Gráfico de barras (</w:t>
             </w:r>
-            <w:proofErr w:type="spellStart"/>
             <w:r>
               <w:rPr>
                 <w:i/>
                 <w:iCs/>
               </w:rPr>
-              <w:t>Feature</w:t>
-            </w:r>
-            <w:proofErr w:type="spellEnd"/>
-            <w:r>
-              <w:rPr>
-                <w:i/>
-                <w:iCs/>
-              </w:rPr>
-              <w:t xml:space="preserve"> </w:t>
-            </w:r>
-            <w:proofErr w:type="spellStart"/>
-            <w:r>
-              <w:rPr>
-                <w:i/>
-                <w:iCs/>
-              </w:rPr>
-              <w:t>Importance</w:t>
-            </w:r>
-            <w:proofErr w:type="spellEnd"/>
-            <w:r>
-              <w:t xml:space="preserve">) nativo de </w:t>
-            </w:r>
-            <w:proofErr w:type="spellStart"/>
-            <w:r>
-              <w:t>XGBoost</w:t>
-            </w:r>
-            <w:proofErr w:type="spellEnd"/>
-            <w:r>
-              <w:t>.</w:t>
+              <w:t>Feature Importance</w:t>
+            </w:r>
+            <w:r>
+              <w:t>) nativo de XGBoost.</w:t>
             </w:r>
           </w:p>
         </w:tc>
@@ -7206,31 +6328,13 @@
             <w:r>
               <w:t xml:space="preserve"> Gráfico </w:t>
             </w:r>
-            <w:proofErr w:type="spellStart"/>
             <w:r>
               <w:rPr>
                 <w:i/>
                 <w:iCs/>
               </w:rPr>
-              <w:t>Summary</w:t>
-            </w:r>
-            <w:proofErr w:type="spellEnd"/>
-            <w:r>
-              <w:rPr>
-                <w:i/>
-                <w:iCs/>
-              </w:rPr>
-              <w:t xml:space="preserve"> </w:t>
-            </w:r>
-            <w:proofErr w:type="spellStart"/>
-            <w:r>
-              <w:rPr>
-                <w:i/>
-                <w:iCs/>
-              </w:rPr>
-              <w:t>Plot</w:t>
-            </w:r>
-            <w:proofErr w:type="spellEnd"/>
+              <w:t>Summary Plot</w:t>
+            </w:r>
             <w:r>
               <w:t xml:space="preserve"> de SHAP.</w:t>
             </w:r>
@@ -7383,17 +6487,8 @@
                 <w:i/>
                 <w:iCs/>
               </w:rPr>
-              <w:t xml:space="preserve">Waterfall </w:t>
-            </w:r>
-            <w:proofErr w:type="spellStart"/>
-            <w:r>
-              <w:rPr>
-                <w:i/>
-                <w:iCs/>
-              </w:rPr>
-              <w:t>Plots</w:t>
-            </w:r>
-            <w:proofErr w:type="spellEnd"/>
+              <w:t>Waterfall Plots</w:t>
+            </w:r>
             <w:r>
               <w:t xml:space="preserve"> explicando el bloqueo de transacciones concretas.</w:t>
             </w:r>
@@ -7940,13 +7035,8 @@
             <w:hideMark/>
           </w:tcPr>
           <w:p>
-            <w:proofErr w:type="gramStart"/>
-            <w:r>
-              <w:t>Aclarar</w:t>
-            </w:r>
-            <w:proofErr w:type="gramEnd"/>
-            <w:r>
-              <w:t xml:space="preserve"> que se están auditando las reglas del simulador.</w:t>
+            <w:r>
+              <w:t>Aclarar que se están auditando las reglas del simulador.</w:t>
             </w:r>
           </w:p>
         </w:tc>
@@ -8021,17 +7111,8 @@
           <w:i/>
           <w:iCs/>
         </w:rPr>
-        <w:t xml:space="preserve">Como se observa en la Figura </w:t>
-      </w:r>
-      <w:proofErr w:type="gramStart"/>
-      <w:r>
-        <w:rPr>
-          <w:i/>
-          <w:iCs/>
-        </w:rPr>
-        <w:t>X...</w:t>
-      </w:r>
-      <w:proofErr w:type="gramEnd"/>
+        <w:t>Como se observa en la Figura X...</w:t>
+      </w:r>
       <w:r>
         <w:t>") y analizado después ("</w:t>
       </w:r>
@@ -8068,23 +7149,7 @@
           <w:i/>
           <w:iCs/>
         </w:rPr>
-        <w:t xml:space="preserve">"El modelo </w:t>
-      </w:r>
-      <w:proofErr w:type="spellStart"/>
-      <w:r>
-        <w:rPr>
-          <w:i/>
-          <w:iCs/>
-        </w:rPr>
-        <w:t>XGBoost</w:t>
-      </w:r>
-      <w:proofErr w:type="spellEnd"/>
-      <w:r>
-        <w:rPr>
-          <w:i/>
-          <w:iCs/>
-        </w:rPr>
-        <w:t xml:space="preserve"> </w:t>
+        <w:t xml:space="preserve">"El modelo XGBoost </w:t>
       </w:r>
       <w:r>
         <w:rPr>
@@ -8158,6 +7223,50 @@
       </w:r>
       <w:r>
         <w:t>.</w:t>
+      </w:r>
+    </w:p>
+    <w:p/>
+    <w:p>
+      <w:r>
+        <w:t>NOTAS</w:t>
+      </w:r>
+    </w:p>
+    <w:p>
+      <w:pPr>
+        <w:rPr>
+          <w:rFonts w:ascii="Arial" w:hAnsi="Arial"/>
+        </w:rPr>
+      </w:pPr>
+      <w:r>
+        <w:rPr>
+          <w:rFonts w:ascii="Arial" w:hAnsi="Arial"/>
+        </w:rPr>
+        <w:t>Almacenamiento de resultados para no eliminar resultados mejores, gestión de versiones con cambios aislados</w:t>
+      </w:r>
+    </w:p>
+    <w:p>
+      <w:pPr>
+        <w:rPr>
+          <w:rFonts w:ascii="Arial" w:hAnsi="Arial"/>
+        </w:rPr>
+      </w:pPr>
+      <w:r>
+        <w:rPr>
+          <w:rFonts w:ascii="Arial" w:hAnsi="Arial"/>
+        </w:rPr>
+        <w:t xml:space="preserve">Planificación para el 25, lo vemos el 27 </w:t>
+      </w:r>
+      <w:r>
+        <w:rPr>
+          <w:rFonts w:ascii="Arial" w:hAnsi="Arial"/>
+        </w:rPr>
+        <w:sym w:font="Wingdings" w:char="F0E0"/>
+      </w:r>
+      <w:r>
+        <w:rPr>
+          <w:rFonts w:ascii="Arial" w:hAnsi="Arial"/>
+        </w:rPr>
+        <w:t xml:space="preserve"> carta dant, llegar a la entrega con resultados el 23/02, experimentos A, C y D v1</w:t>
       </w:r>
     </w:p>
     <w:p/>
@@ -12976,6 +12085,7 @@
   <w:style w:type="character" w:default="1" w:styleId="Fuentedeprrafopredeter">
     <w:name w:val="Default Paragraph Font"/>
     <w:uiPriority w:val="1"/>
+    <w:semiHidden/>
     <w:unhideWhenUsed/>
   </w:style>
   <w:style w:type="table" w:default="1" w:styleId="Tablanormal">

--- a/CARPETA COMPARTIDA TUTOR/Guía de redaccion.docx
+++ b/CARPETA COMPARTIDA TUTOR/Guía de redaccion.docx
@@ -21,8 +21,19 @@
           <w:bCs/>
           <w:lang w:eastAsia="es-ES"/>
         </w:rPr>
-        <w:t>Guía de redaccion</w:t>
-      </w:r>
+        <w:t xml:space="preserve">Guía de </w:t>
+      </w:r>
+      <w:proofErr w:type="spellStart"/>
+      <w:r>
+        <w:rPr>
+          <w:rFonts w:ascii="Arial" w:eastAsia="Times New Roman" w:hAnsi="Arial"/>
+          <w:b/>
+          <w:bCs/>
+          <w:lang w:eastAsia="es-ES"/>
+        </w:rPr>
+        <w:t>redaccion</w:t>
+      </w:r>
+      <w:proofErr w:type="spellEnd"/>
       <w:r>
         <w:rPr>
           <w:rFonts w:ascii="Arial" w:eastAsia="Times New Roman" w:hAnsi="Arial"/>
@@ -81,6 +92,7 @@
         </w:rPr>
         <w:t xml:space="preserve"> Descripción del proyecto original de la </w:t>
       </w:r>
+      <w:proofErr w:type="spellStart"/>
       <w:r>
         <w:rPr>
           <w:rFonts w:ascii="Arial" w:eastAsia="Times New Roman" w:hAnsi="Arial"/>
@@ -88,14 +100,92 @@
           <w:iCs/>
           <w:lang w:eastAsia="es-ES"/>
         </w:rPr>
-        <w:t>Université Libre de Bruxelles (ULB)</w:t>
+        <w:t>Université</w:t>
+      </w:r>
+      <w:proofErr w:type="spellEnd"/>
+      <w:r>
+        <w:rPr>
+          <w:rFonts w:ascii="Arial" w:eastAsia="Times New Roman" w:hAnsi="Arial"/>
+          <w:i/>
+          <w:iCs/>
+          <w:lang w:eastAsia="es-ES"/>
+        </w:rPr>
+        <w:t xml:space="preserve"> Libre de </w:t>
+      </w:r>
+      <w:proofErr w:type="spellStart"/>
+      <w:r>
+        <w:rPr>
+          <w:rFonts w:ascii="Arial" w:eastAsia="Times New Roman" w:hAnsi="Arial"/>
+          <w:i/>
+          <w:iCs/>
+          <w:lang w:eastAsia="es-ES"/>
+        </w:rPr>
+        <w:t>Bruxelles</w:t>
+      </w:r>
+      <w:proofErr w:type="spellEnd"/>
+      <w:r>
+        <w:rPr>
+          <w:rFonts w:ascii="Arial" w:eastAsia="Times New Roman" w:hAnsi="Arial"/>
+          <w:i/>
+          <w:iCs/>
+          <w:lang w:eastAsia="es-ES"/>
+        </w:rPr>
+        <w:t xml:space="preserve"> (ULB)</w:t>
       </w:r>
       <w:r>
         <w:rPr>
           <w:rFonts w:ascii="Arial" w:eastAsia="Times New Roman" w:hAnsi="Arial"/>
           <w:lang w:eastAsia="es-ES"/>
         </w:rPr>
-        <w:t xml:space="preserve"> y el "Fraud Detection Handbook".</w:t>
+        <w:t xml:space="preserve"> y el "</w:t>
+      </w:r>
+      <w:proofErr w:type="spellStart"/>
+      <w:r>
+        <w:rPr>
+          <w:rFonts w:ascii="Arial" w:eastAsia="Times New Roman" w:hAnsi="Arial"/>
+          <w:lang w:eastAsia="es-ES"/>
+        </w:rPr>
+        <w:t>Fraud</w:t>
+      </w:r>
+      <w:proofErr w:type="spellEnd"/>
+      <w:r>
+        <w:rPr>
+          <w:rFonts w:ascii="Arial" w:eastAsia="Times New Roman" w:hAnsi="Arial"/>
+          <w:lang w:eastAsia="es-ES"/>
+        </w:rPr>
+        <w:t xml:space="preserve"> </w:t>
+      </w:r>
+      <w:proofErr w:type="spellStart"/>
+      <w:r>
+        <w:rPr>
+          <w:rFonts w:ascii="Arial" w:eastAsia="Times New Roman" w:hAnsi="Arial"/>
+          <w:lang w:eastAsia="es-ES"/>
+        </w:rPr>
+        <w:t>Detection</w:t>
+      </w:r>
+      <w:proofErr w:type="spellEnd"/>
+      <w:r>
+        <w:rPr>
+          <w:rFonts w:ascii="Arial" w:eastAsia="Times New Roman" w:hAnsi="Arial"/>
+          <w:lang w:eastAsia="es-ES"/>
+        </w:rPr>
+        <w:t xml:space="preserve"> </w:t>
+      </w:r>
+      <w:proofErr w:type="spellStart"/>
+      <w:r>
+        <w:rPr>
+          <w:rFonts w:ascii="Arial" w:eastAsia="Times New Roman" w:hAnsi="Arial"/>
+          <w:lang w:eastAsia="es-ES"/>
+        </w:rPr>
+        <w:t>Handbook</w:t>
+      </w:r>
+      <w:proofErr w:type="spellEnd"/>
+      <w:r>
+        <w:rPr>
+          <w:rFonts w:ascii="Arial" w:eastAsia="Times New Roman" w:hAnsi="Arial"/>
+          <w:lang w:eastAsia="es-ES"/>
+        </w:rPr>
+        <w:t>".</w:t>
       </w:r>
     </w:p>
     <w:p>
@@ -118,7 +208,27 @@
           <w:bCs/>
           <w:lang w:eastAsia="es-ES"/>
         </w:rPr>
-        <w:t>3.1.2. Pipeline de Referencia (Baseline):</w:t>
+        <w:t>3.1.2. Pipeline de Referencia (</w:t>
+      </w:r>
+      <w:proofErr w:type="spellStart"/>
+      <w:r>
+        <w:rPr>
+          <w:rFonts w:ascii="Arial" w:eastAsia="Times New Roman" w:hAnsi="Arial"/>
+          <w:b/>
+          <w:bCs/>
+          <w:lang w:eastAsia="es-ES"/>
+        </w:rPr>
+        <w:t>Baseline</w:t>
+      </w:r>
+      <w:proofErr w:type="spellEnd"/>
+      <w:r>
+        <w:rPr>
+          <w:rFonts w:ascii="Arial" w:eastAsia="Times New Roman" w:hAnsi="Arial"/>
+          <w:b/>
+          <w:bCs/>
+          <w:lang w:eastAsia="es-ES"/>
+        </w:rPr>
+        <w:t>):</w:t>
       </w:r>
       <w:r>
         <w:rPr>
@@ -127,6 +237,7 @@
         </w:rPr>
         <w:t xml:space="preserve"> Explicación del flujo de trabajo estándar heredado: desde la generación de datos simulados hasta las técnicas de ingeniería de características (</w:t>
       </w:r>
+      <w:proofErr w:type="spellStart"/>
       <w:r>
         <w:rPr>
           <w:rFonts w:ascii="Arial" w:eastAsia="Times New Roman" w:hAnsi="Arial"/>
@@ -134,8 +245,29 @@
           <w:iCs/>
           <w:lang w:eastAsia="es-ES"/>
         </w:rPr>
-        <w:t>feature engineering</w:t>
-      </w:r>
+        <w:t>feature</w:t>
+      </w:r>
+      <w:proofErr w:type="spellEnd"/>
+      <w:r>
+        <w:rPr>
+          <w:rFonts w:ascii="Arial" w:eastAsia="Times New Roman" w:hAnsi="Arial"/>
+          <w:i/>
+          <w:iCs/>
+          <w:lang w:eastAsia="es-ES"/>
+        </w:rPr>
+        <w:t xml:space="preserve"> </w:t>
+      </w:r>
+      <w:proofErr w:type="spellStart"/>
+      <w:r>
+        <w:rPr>
+          <w:rFonts w:ascii="Arial" w:eastAsia="Times New Roman" w:hAnsi="Arial"/>
+          <w:i/>
+          <w:iCs/>
+          <w:lang w:eastAsia="es-ES"/>
+        </w:rPr>
+        <w:t>engineering</w:t>
+      </w:r>
+      <w:proofErr w:type="spellEnd"/>
       <w:r>
         <w:rPr>
           <w:rFonts w:ascii="Arial" w:eastAsia="Times New Roman" w:hAnsi="Arial"/>
@@ -171,8 +303,25 @@
           <w:rFonts w:ascii="Arial" w:eastAsia="Times New Roman" w:hAnsi="Arial"/>
           <w:lang w:eastAsia="es-ES"/>
         </w:rPr>
-        <w:t xml:space="preserve"> Justificación de la validación prequencial (</w:t>
-      </w:r>
+        <w:t xml:space="preserve"> Justificación de la validación </w:t>
+      </w:r>
+      <w:proofErr w:type="spellStart"/>
+      <w:r>
+        <w:rPr>
+          <w:rFonts w:ascii="Arial" w:eastAsia="Times New Roman" w:hAnsi="Arial"/>
+          <w:lang w:eastAsia="es-ES"/>
+        </w:rPr>
+        <w:t>prequencial</w:t>
+      </w:r>
+      <w:proofErr w:type="spellEnd"/>
+      <w:r>
+        <w:rPr>
+          <w:rFonts w:ascii="Arial" w:eastAsia="Times New Roman" w:hAnsi="Arial"/>
+          <w:lang w:eastAsia="es-ES"/>
+        </w:rPr>
+        <w:t xml:space="preserve"> (</w:t>
+      </w:r>
+      <w:proofErr w:type="spellStart"/>
       <w:r>
         <w:rPr>
           <w:rFonts w:ascii="Arial" w:eastAsia="Times New Roman" w:hAnsi="Arial"/>
@@ -180,15 +329,9 @@
           <w:iCs/>
           <w:lang w:eastAsia="es-ES"/>
         </w:rPr>
-        <w:t>Prequential Validation</w:t>
-      </w:r>
-      <w:r>
-        <w:rPr>
-          <w:rFonts w:ascii="Arial" w:eastAsia="Times New Roman" w:hAnsi="Arial"/>
-          <w:lang w:eastAsia="es-ES"/>
-        </w:rPr>
-        <w:t>) y la necesidad de ventanas de retraso (</w:t>
-      </w:r>
+        <w:t>Prequential</w:t>
+      </w:r>
+      <w:proofErr w:type="spellEnd"/>
       <w:r>
         <w:rPr>
           <w:rFonts w:ascii="Arial" w:eastAsia="Times New Roman" w:hAnsi="Arial"/>
@@ -196,8 +339,37 @@
           <w:iCs/>
           <w:lang w:eastAsia="es-ES"/>
         </w:rPr>
+        <w:t xml:space="preserve"> </w:t>
+      </w:r>
+      <w:proofErr w:type="spellStart"/>
+      <w:r>
+        <w:rPr>
+          <w:rFonts w:ascii="Arial" w:eastAsia="Times New Roman" w:hAnsi="Arial"/>
+          <w:i/>
+          <w:iCs/>
+          <w:lang w:eastAsia="es-ES"/>
+        </w:rPr>
+        <w:t>Validation</w:t>
+      </w:r>
+      <w:proofErr w:type="spellEnd"/>
+      <w:r>
+        <w:rPr>
+          <w:rFonts w:ascii="Arial" w:eastAsia="Times New Roman" w:hAnsi="Arial"/>
+          <w:lang w:eastAsia="es-ES"/>
+        </w:rPr>
+        <w:t>) y la necesidad de ventanas de retraso (</w:t>
+      </w:r>
+      <w:proofErr w:type="spellStart"/>
+      <w:r>
+        <w:rPr>
+          <w:rFonts w:ascii="Arial" w:eastAsia="Times New Roman" w:hAnsi="Arial"/>
+          <w:i/>
+          <w:iCs/>
+          <w:lang w:eastAsia="es-ES"/>
+        </w:rPr>
         <w:t>delay</w:t>
       </w:r>
+      <w:proofErr w:type="spellEnd"/>
       <w:r>
         <w:rPr>
           <w:rFonts w:ascii="Arial" w:eastAsia="Times New Roman" w:hAnsi="Arial"/>
@@ -252,7 +424,39 @@
           <w:rFonts w:ascii="Arial" w:eastAsia="Times New Roman" w:hAnsi="Arial"/>
           <w:lang w:eastAsia="es-ES"/>
         </w:rPr>
-        <w:t xml:space="preserve"> Descripción de las mejoras introducidas sobre la base original (ej. ajuste de hiperparámetros específicos, enfoque en métricas de negocio como CP@k).</w:t>
+        <w:t xml:space="preserve"> Descripción de las mejoras introducidas sobre la base original (ej. ajuste de </w:t>
+      </w:r>
+      <w:proofErr w:type="spellStart"/>
+      <w:r>
+        <w:rPr>
+          <w:rFonts w:ascii="Arial" w:eastAsia="Times New Roman" w:hAnsi="Arial"/>
+          <w:lang w:eastAsia="es-ES"/>
+        </w:rPr>
+        <w:t>hiperparámetros</w:t>
+      </w:r>
+      <w:proofErr w:type="spellEnd"/>
+      <w:r>
+        <w:rPr>
+          <w:rFonts w:ascii="Arial" w:eastAsia="Times New Roman" w:hAnsi="Arial"/>
+          <w:lang w:eastAsia="es-ES"/>
+        </w:rPr>
+        <w:t xml:space="preserve"> específicos, enfoque en métricas de negocio como </w:t>
+      </w:r>
+      <w:proofErr w:type="spellStart"/>
+      <w:r>
+        <w:rPr>
+          <w:rFonts w:ascii="Arial" w:eastAsia="Times New Roman" w:hAnsi="Arial"/>
+          <w:lang w:eastAsia="es-ES"/>
+        </w:rPr>
+        <w:t>CP@k</w:t>
+      </w:r>
+      <w:proofErr w:type="spellEnd"/>
+      <w:r>
+        <w:rPr>
+          <w:rFonts w:ascii="Arial" w:eastAsia="Times New Roman" w:hAnsi="Arial"/>
+          <w:lang w:eastAsia="es-ES"/>
+        </w:rPr>
+        <w:t>).</w:t>
       </w:r>
     </w:p>
     <w:p>
@@ -291,8 +495,19 @@
           <w:iCs/>
           <w:lang w:eastAsia="es-ES"/>
         </w:rPr>
-        <w:t>Data Leakage</w:t>
-      </w:r>
+        <w:t xml:space="preserve">Data </w:t>
+      </w:r>
+      <w:proofErr w:type="spellStart"/>
+      <w:r>
+        <w:rPr>
+          <w:rFonts w:ascii="Arial" w:eastAsia="Times New Roman" w:hAnsi="Arial"/>
+          <w:i/>
+          <w:iCs/>
+          <w:lang w:eastAsia="es-ES"/>
+        </w:rPr>
+        <w:t>Leakage</w:t>
+      </w:r>
+      <w:proofErr w:type="spellEnd"/>
       <w:r>
         <w:rPr>
           <w:rFonts w:ascii="Arial" w:eastAsia="Times New Roman" w:hAnsi="Arial"/>
@@ -321,14 +536,82 @@
           <w:bCs/>
           <w:lang w:eastAsia="es-ES"/>
         </w:rPr>
-        <w:t>3.2.3. Incorporación de Explicabilidad (XAI):</w:t>
+        <w:t xml:space="preserve">3.2.3. Incorporación de </w:t>
+      </w:r>
+      <w:proofErr w:type="spellStart"/>
+      <w:r>
+        <w:rPr>
+          <w:rFonts w:ascii="Arial" w:eastAsia="Times New Roman" w:hAnsi="Arial"/>
+          <w:b/>
+          <w:bCs/>
+          <w:lang w:eastAsia="es-ES"/>
+        </w:rPr>
+        <w:t>Explicabilidad</w:t>
+      </w:r>
+      <w:proofErr w:type="spellEnd"/>
+      <w:r>
+        <w:rPr>
+          <w:rFonts w:ascii="Arial" w:eastAsia="Times New Roman" w:hAnsi="Arial"/>
+          <w:b/>
+          <w:bCs/>
+          <w:lang w:eastAsia="es-ES"/>
+        </w:rPr>
+        <w:t xml:space="preserve"> (XAI):</w:t>
       </w:r>
       <w:r>
         <w:rPr>
           <w:rFonts w:ascii="Arial" w:eastAsia="Times New Roman" w:hAnsi="Arial"/>
           <w:lang w:eastAsia="es-ES"/>
         </w:rPr>
-        <w:t xml:space="preserve"> Justificación de la adición de una capa de interpretabilidad (SHAP/Feature Importance) como requisito de auditoría, no presente en el alcance puramente predictivo del baseline original.</w:t>
+        <w:t xml:space="preserve"> Justificación de la adición de una capa de interpretabilidad (SHAP/</w:t>
+      </w:r>
+      <w:proofErr w:type="spellStart"/>
+      <w:r>
+        <w:rPr>
+          <w:rFonts w:ascii="Arial" w:eastAsia="Times New Roman" w:hAnsi="Arial"/>
+          <w:lang w:eastAsia="es-ES"/>
+        </w:rPr>
+        <w:t>Feature</w:t>
+      </w:r>
+      <w:proofErr w:type="spellEnd"/>
+      <w:r>
+        <w:rPr>
+          <w:rFonts w:ascii="Arial" w:eastAsia="Times New Roman" w:hAnsi="Arial"/>
+          <w:lang w:eastAsia="es-ES"/>
+        </w:rPr>
+        <w:t xml:space="preserve"> </w:t>
+      </w:r>
+      <w:proofErr w:type="spellStart"/>
+      <w:r>
+        <w:rPr>
+          <w:rFonts w:ascii="Arial" w:eastAsia="Times New Roman" w:hAnsi="Arial"/>
+          <w:lang w:eastAsia="es-ES"/>
+        </w:rPr>
+        <w:t>Importance</w:t>
+      </w:r>
+      <w:proofErr w:type="spellEnd"/>
+      <w:r>
+        <w:rPr>
+          <w:rFonts w:ascii="Arial" w:eastAsia="Times New Roman" w:hAnsi="Arial"/>
+          <w:lang w:eastAsia="es-ES"/>
+        </w:rPr>
+        <w:t xml:space="preserve">) como requisito de auditoría, no presente en el alcance puramente predictivo del </w:t>
+      </w:r>
+      <w:proofErr w:type="spellStart"/>
+      <w:r>
+        <w:rPr>
+          <w:rFonts w:ascii="Arial" w:eastAsia="Times New Roman" w:hAnsi="Arial"/>
+          <w:lang w:eastAsia="es-ES"/>
+        </w:rPr>
+        <w:t>baseline</w:t>
+      </w:r>
+      <w:proofErr w:type="spellEnd"/>
+      <w:r>
+        <w:rPr>
+          <w:rFonts w:ascii="Arial" w:eastAsia="Times New Roman" w:hAnsi="Arial"/>
+          <w:lang w:eastAsia="es-ES"/>
+        </w:rPr>
+        <w:t xml:space="preserve"> original.</w:t>
       </w:r>
     </w:p>
     <w:p>
@@ -377,7 +660,23 @@
           <w:rFonts w:ascii="Arial" w:eastAsia="Times New Roman" w:hAnsi="Arial"/>
           <w:lang w:eastAsia="es-ES"/>
         </w:rPr>
-        <w:t xml:space="preserve"> Resumen de las características del dataset simulado (transacciones, periodo temporal, tasa de fraude).</w:t>
+        <w:t xml:space="preserve"> Resumen de las características del </w:t>
+      </w:r>
+      <w:proofErr w:type="spellStart"/>
+      <w:r>
+        <w:rPr>
+          <w:rFonts w:ascii="Arial" w:eastAsia="Times New Roman" w:hAnsi="Arial"/>
+          <w:lang w:eastAsia="es-ES"/>
+        </w:rPr>
+        <w:t>dataset</w:t>
+      </w:r>
+      <w:proofErr w:type="spellEnd"/>
+      <w:r>
+        <w:rPr>
+          <w:rFonts w:ascii="Arial" w:eastAsia="Times New Roman" w:hAnsi="Arial"/>
+          <w:lang w:eastAsia="es-ES"/>
+        </w:rPr>
+        <w:t xml:space="preserve"> simulado (transacciones, periodo temporal, tasa de fraude).</w:t>
       </w:r>
     </w:p>
     <w:p>
@@ -446,15 +745,9 @@
           <w:iCs/>
           <w:lang w:eastAsia="es-ES"/>
         </w:rPr>
-        <w:t>Card Precision@k</w:t>
-      </w:r>
-      <w:r>
-        <w:rPr>
-          <w:rFonts w:ascii="Arial" w:eastAsia="Times New Roman" w:hAnsi="Arial"/>
-          <w:lang w:eastAsia="es-ES"/>
-        </w:rPr>
-        <w:t xml:space="preserve"> frente a métricas engañosas como </w:t>
-      </w:r>
+        <w:t xml:space="preserve">Card </w:t>
+      </w:r>
+      <w:proofErr w:type="spellStart"/>
       <w:r>
         <w:rPr>
           <w:rFonts w:ascii="Arial" w:eastAsia="Times New Roman" w:hAnsi="Arial"/>
@@ -462,8 +755,27 @@
           <w:iCs/>
           <w:lang w:eastAsia="es-ES"/>
         </w:rPr>
+        <w:t>Precision@k</w:t>
+      </w:r>
+      <w:proofErr w:type="spellEnd"/>
+      <w:r>
+        <w:rPr>
+          <w:rFonts w:ascii="Arial" w:eastAsia="Times New Roman" w:hAnsi="Arial"/>
+          <w:lang w:eastAsia="es-ES"/>
+        </w:rPr>
+        <w:t xml:space="preserve"> frente a métricas engañosas como </w:t>
+      </w:r>
+      <w:proofErr w:type="spellStart"/>
+      <w:r>
+        <w:rPr>
+          <w:rFonts w:ascii="Arial" w:eastAsia="Times New Roman" w:hAnsi="Arial"/>
+          <w:i/>
+          <w:iCs/>
+          <w:lang w:eastAsia="es-ES"/>
+        </w:rPr>
         <w:t>Accuracy</w:t>
       </w:r>
+      <w:proofErr w:type="spellEnd"/>
       <w:r>
         <w:rPr>
           <w:rFonts w:ascii="Arial" w:eastAsia="Times New Roman" w:hAnsi="Arial"/>
@@ -511,7 +823,27 @@
           <w:bCs/>
           <w:lang w:eastAsia="es-ES"/>
         </w:rPr>
-        <w:t>3.4.1. Experimento A: Establecimiento de la Línea Base (Baseline):</w:t>
+        <w:t>3.4.1. Experimento A: Establecimiento de la Línea Base (</w:t>
+      </w:r>
+      <w:proofErr w:type="spellStart"/>
+      <w:r>
+        <w:rPr>
+          <w:rFonts w:ascii="Arial" w:eastAsia="Times New Roman" w:hAnsi="Arial"/>
+          <w:b/>
+          <w:bCs/>
+          <w:lang w:eastAsia="es-ES"/>
+        </w:rPr>
+        <w:t>Baseline</w:t>
+      </w:r>
+      <w:proofErr w:type="spellEnd"/>
+      <w:r>
+        <w:rPr>
+          <w:rFonts w:ascii="Arial" w:eastAsia="Times New Roman" w:hAnsi="Arial"/>
+          <w:b/>
+          <w:bCs/>
+          <w:lang w:eastAsia="es-ES"/>
+        </w:rPr>
+        <w:t>):</w:t>
       </w:r>
     </w:p>
     <w:p>
@@ -541,7 +873,23 @@
           <w:rFonts w:ascii="Arial" w:eastAsia="Times New Roman" w:hAnsi="Arial"/>
           <w:lang w:eastAsia="es-ES"/>
         </w:rPr>
-        <w:t xml:space="preserve"> Evaluar el rendimiento de algoritmos estándar (Regresión Logística, RF, XGBoost) bajo condiciones controladas.</w:t>
+        <w:t xml:space="preserve"> Evaluar el rendimiento de algoritmos estándar (Regresión Logística, RF, </w:t>
+      </w:r>
+      <w:proofErr w:type="spellStart"/>
+      <w:r>
+        <w:rPr>
+          <w:rFonts w:ascii="Arial" w:eastAsia="Times New Roman" w:hAnsi="Arial"/>
+          <w:lang w:eastAsia="es-ES"/>
+        </w:rPr>
+        <w:t>XGBoost</w:t>
+      </w:r>
+      <w:proofErr w:type="spellEnd"/>
+      <w:r>
+        <w:rPr>
+          <w:rFonts w:ascii="Arial" w:eastAsia="Times New Roman" w:hAnsi="Arial"/>
+          <w:lang w:eastAsia="es-ES"/>
+        </w:rPr>
+        <w:t>) bajo condiciones controladas.</w:t>
       </w:r>
     </w:p>
     <w:p>
@@ -594,7 +942,27 @@
           <w:bCs/>
           <w:lang w:eastAsia="es-ES"/>
         </w:rPr>
-        <w:t>3.4.2. Experimento C: Validación de Robustez ante Fuga de Datos (Anti-Leakage):</w:t>
+        <w:t>3.4.2. Experimento C: Validación de Robustez ante Fuga de Datos (Anti-</w:t>
+      </w:r>
+      <w:proofErr w:type="spellStart"/>
+      <w:r>
+        <w:rPr>
+          <w:rFonts w:ascii="Arial" w:eastAsia="Times New Roman" w:hAnsi="Arial"/>
+          <w:b/>
+          <w:bCs/>
+          <w:lang w:eastAsia="es-ES"/>
+        </w:rPr>
+        <w:t>Leakage</w:t>
+      </w:r>
+      <w:proofErr w:type="spellEnd"/>
+      <w:r>
+        <w:rPr>
+          <w:rFonts w:ascii="Arial" w:eastAsia="Times New Roman" w:hAnsi="Arial"/>
+          <w:b/>
+          <w:bCs/>
+          <w:lang w:eastAsia="es-ES"/>
+        </w:rPr>
+        <w:t>):</w:t>
       </w:r>
     </w:p>
     <w:p>
@@ -624,7 +992,23 @@
           <w:rFonts w:ascii="Arial" w:eastAsia="Times New Roman" w:hAnsi="Arial"/>
           <w:lang w:eastAsia="es-ES"/>
         </w:rPr>
-        <w:t xml:space="preserve"> Demostrar cuantitativamente el impacto de metodologías incorrectas (split aleatorio vs. temporal).</w:t>
+        <w:t xml:space="preserve"> Demostrar cuantitativamente el impacto de metodologías incorrectas (</w:t>
+      </w:r>
+      <w:proofErr w:type="spellStart"/>
+      <w:r>
+        <w:rPr>
+          <w:rFonts w:ascii="Arial" w:eastAsia="Times New Roman" w:hAnsi="Arial"/>
+          <w:lang w:eastAsia="es-ES"/>
+        </w:rPr>
+        <w:t>split</w:t>
+      </w:r>
+      <w:proofErr w:type="spellEnd"/>
+      <w:r>
+        <w:rPr>
+          <w:rFonts w:ascii="Arial" w:eastAsia="Times New Roman" w:hAnsi="Arial"/>
+          <w:lang w:eastAsia="es-ES"/>
+        </w:rPr>
+        <w:t xml:space="preserve"> aleatorio vs. temporal).</w:t>
       </w:r>
     </w:p>
     <w:p>
@@ -707,7 +1091,39 @@
           <w:rFonts w:ascii="Arial" w:eastAsia="Times New Roman" w:hAnsi="Arial"/>
           <w:lang w:eastAsia="es-ES"/>
         </w:rPr>
-        <w:t xml:space="preserve"> Identificar los vectores de fraude mediante Feature Importance y SHAP.</w:t>
+        <w:t xml:space="preserve"> Identificar los vectores de fraude mediante </w:t>
+      </w:r>
+      <w:proofErr w:type="spellStart"/>
+      <w:r>
+        <w:rPr>
+          <w:rFonts w:ascii="Arial" w:eastAsia="Times New Roman" w:hAnsi="Arial"/>
+          <w:lang w:eastAsia="es-ES"/>
+        </w:rPr>
+        <w:t>Feature</w:t>
+      </w:r>
+      <w:proofErr w:type="spellEnd"/>
+      <w:r>
+        <w:rPr>
+          <w:rFonts w:ascii="Arial" w:eastAsia="Times New Roman" w:hAnsi="Arial"/>
+          <w:lang w:eastAsia="es-ES"/>
+        </w:rPr>
+        <w:t xml:space="preserve"> </w:t>
+      </w:r>
+      <w:proofErr w:type="spellStart"/>
+      <w:r>
+        <w:rPr>
+          <w:rFonts w:ascii="Arial" w:eastAsia="Times New Roman" w:hAnsi="Arial"/>
+          <w:lang w:eastAsia="es-ES"/>
+        </w:rPr>
+        <w:t>Importance</w:t>
+      </w:r>
+      <w:proofErr w:type="spellEnd"/>
+      <w:r>
+        <w:rPr>
+          <w:rFonts w:ascii="Arial" w:eastAsia="Times New Roman" w:hAnsi="Arial"/>
+          <w:lang w:eastAsia="es-ES"/>
+        </w:rPr>
+        <w:t xml:space="preserve"> y SHAP.</w:t>
       </w:r>
     </w:p>
     <w:p>
@@ -1108,7 +1524,23 @@
                 <w:rFonts w:ascii="Arial" w:eastAsia="Times New Roman" w:hAnsi="Arial"/>
                 <w:lang w:eastAsia="es-ES"/>
               </w:rPr>
-              <w:t xml:space="preserve">Demuestra que has estudiado a fondo la base (ULB), pero no te extiendas innecesariamente. El objetivo es decir: </w:t>
+              <w:t xml:space="preserve">Demuestra que has estudiado a fondo la base (ULB), pero no te extiendas innecesariamente. El </w:t>
+            </w:r>
+            <w:proofErr w:type="gramStart"/>
+            <w:r>
+              <w:rPr>
+                <w:rFonts w:ascii="Arial" w:eastAsia="Times New Roman" w:hAnsi="Arial"/>
+                <w:lang w:eastAsia="es-ES"/>
+              </w:rPr>
+              <w:t>objetivo</w:t>
+            </w:r>
+            <w:proofErr w:type="gramEnd"/>
+            <w:r>
+              <w:rPr>
+                <w:rFonts w:ascii="Arial" w:eastAsia="Times New Roman" w:hAnsi="Arial"/>
+                <w:lang w:eastAsia="es-ES"/>
+              </w:rPr>
+              <w:t xml:space="preserve"> es decir: </w:t>
             </w:r>
             <w:r>
               <w:rPr>
@@ -2032,7 +2464,23 @@
                 <w:rFonts w:ascii="Arial" w:eastAsia="Times New Roman" w:hAnsi="Arial"/>
                 <w:lang w:eastAsia="es-ES"/>
               </w:rPr>
-              <w:t>Integridad (Anti-Leakage)</w:t>
+              <w:t>Integridad (Anti-</w:t>
+            </w:r>
+            <w:proofErr w:type="spellStart"/>
+            <w:r>
+              <w:rPr>
+                <w:rFonts w:ascii="Arial" w:eastAsia="Times New Roman" w:hAnsi="Arial"/>
+                <w:lang w:eastAsia="es-ES"/>
+              </w:rPr>
+              <w:t>Leakage</w:t>
+            </w:r>
+            <w:proofErr w:type="spellEnd"/>
+            <w:r>
+              <w:rPr>
+                <w:rFonts w:ascii="Arial" w:eastAsia="Times New Roman" w:hAnsi="Arial"/>
+                <w:lang w:eastAsia="es-ES"/>
+              </w:rPr>
+              <w:t>)</w:t>
             </w:r>
           </w:p>
         </w:tc>
@@ -2190,12 +2638,21 @@
                 <w:lang w:eastAsia="es-ES"/>
               </w:rPr>
             </w:pPr>
-            <w:r>
-              <w:rPr>
-                <w:rFonts w:ascii="Arial" w:eastAsia="Times New Roman" w:hAnsi="Arial"/>
-                <w:lang w:eastAsia="es-ES"/>
-              </w:rPr>
-              <w:t>Explicabilidad (XAI)</w:t>
+            <w:proofErr w:type="spellStart"/>
+            <w:r>
+              <w:rPr>
+                <w:rFonts w:ascii="Arial" w:eastAsia="Times New Roman" w:hAnsi="Arial"/>
+                <w:lang w:eastAsia="es-ES"/>
+              </w:rPr>
+              <w:t>Explicabilidad</w:t>
+            </w:r>
+            <w:proofErr w:type="spellEnd"/>
+            <w:r>
+              <w:rPr>
+                <w:rFonts w:ascii="Arial" w:eastAsia="Times New Roman" w:hAnsi="Arial"/>
+                <w:lang w:eastAsia="es-ES"/>
+              </w:rPr>
+              <w:t xml:space="preserve"> (XAI)</w:t>
             </w:r>
           </w:p>
         </w:tc>
@@ -2541,6 +2998,7 @@
                 <w:lang w:eastAsia="es-ES"/>
               </w:rPr>
             </w:pPr>
+            <w:proofErr w:type="spellStart"/>
             <w:r>
               <w:rPr>
                 <w:rFonts w:ascii="Arial" w:eastAsia="Times New Roman" w:hAnsi="Arial"/>
@@ -2548,6 +3006,7 @@
               </w:rPr>
               <w:t>Dataset</w:t>
             </w:r>
+            <w:proofErr w:type="spellEnd"/>
           </w:p>
         </w:tc>
         <w:tc>
@@ -2848,7 +3307,23 @@
                 <w:rFonts w:ascii="Arial" w:eastAsia="Times New Roman" w:hAnsi="Arial"/>
                 <w:lang w:eastAsia="es-ES"/>
               </w:rPr>
-              <w:t>Métricas (CP@k)</w:t>
+              <w:t>Métricas (</w:t>
+            </w:r>
+            <w:proofErr w:type="spellStart"/>
+            <w:r>
+              <w:rPr>
+                <w:rFonts w:ascii="Arial" w:eastAsia="Times New Roman" w:hAnsi="Arial"/>
+                <w:lang w:eastAsia="es-ES"/>
+              </w:rPr>
+              <w:t>CP@k</w:t>
+            </w:r>
+            <w:proofErr w:type="spellEnd"/>
+            <w:r>
+              <w:rPr>
+                <w:rFonts w:ascii="Arial" w:eastAsia="Times New Roman" w:hAnsi="Arial"/>
+                <w:lang w:eastAsia="es-ES"/>
+              </w:rPr>
+              <w:t>)</w:t>
             </w:r>
           </w:p>
         </w:tc>
@@ -2920,7 +3395,23 @@
                 <w:rFonts w:ascii="Arial" w:eastAsia="Times New Roman" w:hAnsi="Arial"/>
                 <w:lang w:eastAsia="es-ES"/>
               </w:rPr>
-              <w:t>Justificar por qué AUPRC &gt; Accuracy (matemáticamente).</w:t>
+              <w:t xml:space="preserve">Justificar por qué AUPRC &gt; </w:t>
+            </w:r>
+            <w:proofErr w:type="spellStart"/>
+            <w:r>
+              <w:rPr>
+                <w:rFonts w:ascii="Arial" w:eastAsia="Times New Roman" w:hAnsi="Arial"/>
+                <w:lang w:eastAsia="es-ES"/>
+              </w:rPr>
+              <w:t>Accuracy</w:t>
+            </w:r>
+            <w:proofErr w:type="spellEnd"/>
+            <w:r>
+              <w:rPr>
+                <w:rFonts w:ascii="Arial" w:eastAsia="Times New Roman" w:hAnsi="Arial"/>
+                <w:lang w:eastAsia="es-ES"/>
+              </w:rPr>
+              <w:t xml:space="preserve"> (matemáticamente).</w:t>
             </w:r>
           </w:p>
         </w:tc>
@@ -3226,12 +3717,37 @@
                 <w:lang w:eastAsia="es-ES"/>
               </w:rPr>
             </w:pPr>
-            <w:r>
-              <w:rPr>
-                <w:rFonts w:ascii="Arial" w:eastAsia="Times New Roman" w:hAnsi="Arial"/>
-                <w:lang w:eastAsia="es-ES"/>
-              </w:rPr>
-              <w:t>Exp A (Baseline)</w:t>
+            <w:proofErr w:type="spellStart"/>
+            <w:r>
+              <w:rPr>
+                <w:rFonts w:ascii="Arial" w:eastAsia="Times New Roman" w:hAnsi="Arial"/>
+                <w:lang w:eastAsia="es-ES"/>
+              </w:rPr>
+              <w:t>Exp</w:t>
+            </w:r>
+            <w:proofErr w:type="spellEnd"/>
+            <w:r>
+              <w:rPr>
+                <w:rFonts w:ascii="Arial" w:eastAsia="Times New Roman" w:hAnsi="Arial"/>
+                <w:lang w:eastAsia="es-ES"/>
+              </w:rPr>
+              <w:t xml:space="preserve"> A (</w:t>
+            </w:r>
+            <w:proofErr w:type="spellStart"/>
+            <w:r>
+              <w:rPr>
+                <w:rFonts w:ascii="Arial" w:eastAsia="Times New Roman" w:hAnsi="Arial"/>
+                <w:lang w:eastAsia="es-ES"/>
+              </w:rPr>
+              <w:t>Baseline</w:t>
+            </w:r>
+            <w:proofErr w:type="spellEnd"/>
+            <w:r>
+              <w:rPr>
+                <w:rFonts w:ascii="Arial" w:eastAsia="Times New Roman" w:hAnsi="Arial"/>
+                <w:lang w:eastAsia="es-ES"/>
+              </w:rPr>
+              <w:t>)</w:t>
             </w:r>
           </w:p>
         </w:tc>
@@ -3377,12 +3893,37 @@
                 <w:lang w:eastAsia="es-ES"/>
               </w:rPr>
             </w:pPr>
-            <w:r>
-              <w:rPr>
-                <w:rFonts w:ascii="Arial" w:eastAsia="Times New Roman" w:hAnsi="Arial"/>
-                <w:lang w:eastAsia="es-ES"/>
-              </w:rPr>
-              <w:t>Exp C (Anti-Leakage)</w:t>
+            <w:proofErr w:type="spellStart"/>
+            <w:r>
+              <w:rPr>
+                <w:rFonts w:ascii="Arial" w:eastAsia="Times New Roman" w:hAnsi="Arial"/>
+                <w:lang w:eastAsia="es-ES"/>
+              </w:rPr>
+              <w:t>Exp</w:t>
+            </w:r>
+            <w:proofErr w:type="spellEnd"/>
+            <w:r>
+              <w:rPr>
+                <w:rFonts w:ascii="Arial" w:eastAsia="Times New Roman" w:hAnsi="Arial"/>
+                <w:lang w:eastAsia="es-ES"/>
+              </w:rPr>
+              <w:t xml:space="preserve"> C (Anti-</w:t>
+            </w:r>
+            <w:proofErr w:type="spellStart"/>
+            <w:r>
+              <w:rPr>
+                <w:rFonts w:ascii="Arial" w:eastAsia="Times New Roman" w:hAnsi="Arial"/>
+                <w:lang w:eastAsia="es-ES"/>
+              </w:rPr>
+              <w:t>Leakage</w:t>
+            </w:r>
+            <w:proofErr w:type="spellEnd"/>
+            <w:r>
+              <w:rPr>
+                <w:rFonts w:ascii="Arial" w:eastAsia="Times New Roman" w:hAnsi="Arial"/>
+                <w:lang w:eastAsia="es-ES"/>
+              </w:rPr>
+              <w:t>)</w:t>
             </w:r>
           </w:p>
         </w:tc>
@@ -3540,12 +4081,21 @@
                 <w:lang w:eastAsia="es-ES"/>
               </w:rPr>
             </w:pPr>
-            <w:r>
-              <w:rPr>
-                <w:rFonts w:ascii="Arial" w:eastAsia="Times New Roman" w:hAnsi="Arial"/>
-                <w:lang w:eastAsia="es-ES"/>
-              </w:rPr>
-              <w:t>Exp D (Interpretabilidad)</w:t>
+            <w:proofErr w:type="spellStart"/>
+            <w:r>
+              <w:rPr>
+                <w:rFonts w:ascii="Arial" w:eastAsia="Times New Roman" w:hAnsi="Arial"/>
+                <w:lang w:eastAsia="es-ES"/>
+              </w:rPr>
+              <w:t>Exp</w:t>
+            </w:r>
+            <w:proofErr w:type="spellEnd"/>
+            <w:r>
+              <w:rPr>
+                <w:rFonts w:ascii="Arial" w:eastAsia="Times New Roman" w:hAnsi="Arial"/>
+                <w:lang w:eastAsia="es-ES"/>
+              </w:rPr>
+              <w:t xml:space="preserve"> D (Interpretabilidad)</w:t>
             </w:r>
           </w:p>
         </w:tc>
@@ -3625,6 +4175,122 @@
     </w:tbl>
     <w:p/>
     <w:p>
+      <w:pPr>
+        <w:rPr>
+          <w:b/>
+          <w:bCs/>
+        </w:rPr>
+      </w:pPr>
+      <w:r>
+        <w:rPr>
+          <w:b/>
+          <w:bCs/>
+        </w:rPr>
+        <w:t>Propuesta de Estructura para el Capítulo 5</w:t>
+      </w:r>
+    </w:p>
+    <w:p>
+      <w:pPr>
+        <w:numPr>
+          <w:ilvl w:val="0"/>
+          <w:numId w:val="29"/>
+        </w:numPr>
+      </w:pPr>
+      <w:r>
+        <w:rPr>
+          <w:b/>
+          <w:bCs/>
+        </w:rPr>
+        <w:t>5.1. Síntesis de Hallazgos y Validación de Hipótesis:</w:t>
+      </w:r>
+      <w:r>
+        <w:t xml:space="preserve"> (Resumen de los Experimentos A, C y D).</w:t>
+      </w:r>
+    </w:p>
+    <w:p>
+      <w:pPr>
+        <w:numPr>
+          <w:ilvl w:val="0"/>
+          <w:numId w:val="29"/>
+        </w:numPr>
+      </w:pPr>
+      <w:r>
+        <w:rPr>
+          <w:b/>
+          <w:bCs/>
+        </w:rPr>
+        <w:t>5.2. Implicaciones para el Negocio Bancario:</w:t>
+      </w:r>
+      <w:r>
+        <w:t xml:space="preserve"> (El valor de priorizar CP@100 y la </w:t>
+      </w:r>
+      <w:proofErr w:type="spellStart"/>
+      <w:r>
+        <w:t>explicabilidad</w:t>
+      </w:r>
+      <w:proofErr w:type="spellEnd"/>
+      <w:r>
+        <w:t xml:space="preserve"> frente a la exactitud pura).</w:t>
+      </w:r>
+    </w:p>
+    <w:p>
+      <w:pPr>
+        <w:numPr>
+          <w:ilvl w:val="0"/>
+          <w:numId w:val="29"/>
+        </w:numPr>
+      </w:pPr>
+      <w:r>
+        <w:rPr>
+          <w:b/>
+          <w:bCs/>
+        </w:rPr>
+        <w:t>5.3. Limitaciones del Estudio:</w:t>
+      </w:r>
+      <w:r>
+        <w:t xml:space="preserve"> (La naturaleza sintética de los datos).</w:t>
+      </w:r>
+    </w:p>
+    <w:p>
+      <w:pPr>
+        <w:numPr>
+          <w:ilvl w:val="0"/>
+          <w:numId w:val="29"/>
+        </w:numPr>
+      </w:pPr>
+      <w:r>
+        <w:rPr>
+          <w:b/>
+          <w:bCs/>
+        </w:rPr>
+        <w:t>5.4. Líneas de Investigación Futuras:</w:t>
+      </w:r>
+      <w:r>
+        <w:t xml:space="preserve"> (El estudio de la latencia de 7 días y posibles arquitecturas de </w:t>
+      </w:r>
+      <w:r>
+        <w:rPr>
+          <w:i/>
+          <w:iCs/>
+        </w:rPr>
+        <w:t xml:space="preserve">Deep </w:t>
+      </w:r>
+      <w:proofErr w:type="spellStart"/>
+      <w:r>
+        <w:rPr>
+          <w:i/>
+          <w:iCs/>
+        </w:rPr>
+        <w:t>Learning</w:t>
+      </w:r>
+      <w:proofErr w:type="spellEnd"/>
+      <w:r>
+        <w:t>).</w:t>
+      </w:r>
+    </w:p>
+    <w:p/>
+    <w:p/>
+    <w:p>
       <w:r>
         <w:t>Es un ejercicio excelente y fundamental. Todo buen investigador debe conocer los puntos débiles de su propio trabajo antes de someterlo a evaluación. Si yo fuera el tribunal de tu Trabajo Fin de Máster y quisiera poner a prueba la solidez de tu investigación, estas serían las principales críticas y "puntos ciegos" que atacaría sobre la propuesta que hemos construido:</w:t>
       </w:r>
@@ -3659,7 +4325,15 @@
         <w:t>Experimento B ausente:</w:t>
       </w:r>
       <w:r>
-        <w:t> Implementado pero no ejecutado en el pipeline.</w:t>
+        <w:t> </w:t>
+      </w:r>
+      <w:proofErr w:type="gramStart"/>
+      <w:r>
+        <w:t>Implementado</w:t>
+      </w:r>
+      <w:proofErr w:type="gramEnd"/>
+      <w:r>
+        <w:t xml:space="preserve"> pero no ejecutado en el pipeline.</w:t>
       </w:r>
     </w:p>
     <w:p>
@@ -3728,7 +4402,23 @@
           <w:b/>
           <w:bCs/>
         </w:rPr>
-        <w:t>1. El sesgo de la Explicabilidad sobre datos sintéticos (Crítica al Experimento D)</w:t>
+        <w:t xml:space="preserve">1. El sesgo de la </w:t>
+      </w:r>
+      <w:proofErr w:type="spellStart"/>
+      <w:r>
+        <w:rPr>
+          <w:b/>
+          <w:bCs/>
+        </w:rPr>
+        <w:t>Explicabilidad</w:t>
+      </w:r>
+      <w:proofErr w:type="spellEnd"/>
+      <w:r>
+        <w:rPr>
+          <w:b/>
+          <w:bCs/>
+        </w:rPr>
+        <w:t xml:space="preserve"> sobre datos sintéticos (Crítica al Experimento D)</w:t>
       </w:r>
     </w:p>
     <w:p>
@@ -3743,6 +4433,7 @@
           <w:b/>
           <w:bCs/>
         </w:rPr>
+        <w:lastRenderedPageBreak/>
         <w:t>La crítica:</w:t>
       </w:r>
       <w:r>
@@ -3807,7 +4498,15 @@
         <w:t>La crítica:</w:t>
       </w:r>
       <w:r>
-        <w:t xml:space="preserve"> En el Experimento C (Anti-Leakage) configuras una rama "incorrecta" aplicando SMOTE y validación aleatoria para demostrar cómo la literatura infla los resultados. Un evaluador estricto podría decir que estás creando un "hombre de paja" (un enemigo artificialmente débil).</w:t>
+        <w:t xml:space="preserve"> En el Experimento C (Anti-</w:t>
+      </w:r>
+      <w:proofErr w:type="spellStart"/>
+      <w:r>
+        <w:t>Leakage</w:t>
+      </w:r>
+      <w:proofErr w:type="spellEnd"/>
+      <w:r>
+        <w:t>) configuras una rama "incorrecta" aplicando SMOTE y validación aleatoria para demostrar cómo la literatura infla los resultados. Un evaluador estricto podría decir que estás creando un "hombre de paja" (un enemigo artificialmente débil).</w:t>
       </w:r>
     </w:p>
     <w:p>
@@ -3822,7 +4521,6 @@
           <w:b/>
           <w:bCs/>
         </w:rPr>
-        <w:lastRenderedPageBreak/>
         <w:t>El riesgo:</w:t>
       </w:r>
       <w:r>
@@ -3833,18 +4531,36 @@
           <w:i/>
           <w:iCs/>
         </w:rPr>
-        <w:t>"Es obvio que si haces mal la validación cruzada los datos se inflan, eso se enseña en primero de Machine Learning. ¿Realmente la literatura del estado del arte de 2024-2025 comete este error de novato tan a menudo como para dedicarle el núcleo de un TFM de máster?"</w:t>
-      </w:r>
-      <w:r>
-        <w:t xml:space="preserve">. Si no respaldamos esta afirmación con citas muy sólidas de </w:t>
-      </w:r>
+        <w:t xml:space="preserve">"Es obvio que si haces mal la validación cruzada los datos se inflan, eso se enseña en primero de Machine </w:t>
+      </w:r>
+      <w:proofErr w:type="spellStart"/>
       <w:r>
         <w:rPr>
           <w:i/>
           <w:iCs/>
         </w:rPr>
+        <w:t>Learning</w:t>
+      </w:r>
+      <w:proofErr w:type="spellEnd"/>
+      <w:r>
+        <w:rPr>
+          <w:i/>
+          <w:iCs/>
+        </w:rPr>
+        <w:t>. ¿Realmente la literatura del estado del arte de 2024-2025 comete este error de novato tan a menudo como para dedicarle el núcleo de un TFM de máster?"</w:t>
+      </w:r>
+      <w:r>
+        <w:t xml:space="preserve">. Si no respaldamos esta afirmación con citas muy sólidas de </w:t>
+      </w:r>
+      <w:proofErr w:type="spellStart"/>
+      <w:r>
+        <w:rPr>
+          <w:i/>
+          <w:iCs/>
+        </w:rPr>
         <w:t>papers</w:t>
       </w:r>
+      <w:proofErr w:type="spellEnd"/>
       <w:r>
         <w:t xml:space="preserve"> recientes que cometan este error exacto, el experimento parecerá un ejercicio académico trivial.</w:t>
       </w:r>
@@ -3879,7 +4595,15 @@
         <w:t>La crítica:</w:t>
       </w:r>
       <w:r>
-        <w:t xml:space="preserve"> Todo el TFM gira en torno a acercar el modelo a las necesidades de negocio (de ahí la métrica CP@100 y la explicabilidad). Sin embargo, la detección de fraude real exige latencias de milisegundos (la transacción debe aprobarse o denegarse mientras el cliente está en el datáfono).</w:t>
+        <w:t xml:space="preserve"> Todo el TFM gira en torno a acercar el modelo a las necesidades de negocio (de ahí la métrica CP@100 y la </w:t>
+      </w:r>
+      <w:proofErr w:type="spellStart"/>
+      <w:r>
+        <w:t>explicabilidad</w:t>
+      </w:r>
+      <w:proofErr w:type="spellEnd"/>
+      <w:r>
+        <w:t>). Sin embargo, la detección de fraude real exige latencias de milisegundos (la transacción debe aprobarse o denegarse mientras el cliente está en el datáfono).</w:t>
       </w:r>
     </w:p>
     <w:p>
@@ -3897,7 +4621,15 @@
         <w:t>El riesgo:</w:t>
       </w:r>
       <w:r>
-        <w:t xml:space="preserve"> Los algoritmos basados en ensamblajes grandes (XGBoost con cientos de árboles) y, sobre todo, </w:t>
+        <w:t xml:space="preserve"> Los algoritmos basados en ensamblajes grandes (</w:t>
+      </w:r>
+      <w:proofErr w:type="spellStart"/>
+      <w:r>
+        <w:t>XGBoost</w:t>
+      </w:r>
+      <w:proofErr w:type="spellEnd"/>
+      <w:r>
+        <w:t xml:space="preserve"> con cientos de árboles) y, sobre todo, </w:t>
       </w:r>
       <w:r>
         <w:rPr>
@@ -3937,10 +4669,43 @@
           <w:b/>
           <w:bCs/>
         </w:rPr>
+        <w:lastRenderedPageBreak/>
         <w:t>La crítica:</w:t>
       </w:r>
       <w:r>
-        <w:t xml:space="preserve"> Establecemos un modelo base (Exp A) y luego saltamos a auditar fugas de datos (Exp C) y a explicar el modelo (Exp D). Sin embargo, el problema central del dataset es el desbalance extremo (0.17%).</w:t>
+        <w:t xml:space="preserve"> Establecemos un modelo base (</w:t>
+      </w:r>
+      <w:proofErr w:type="spellStart"/>
+      <w:r>
+        <w:t>Exp</w:t>
+      </w:r>
+      <w:proofErr w:type="spellEnd"/>
+      <w:r>
+        <w:t xml:space="preserve"> A) y luego saltamos a auditar fugas de datos (</w:t>
+      </w:r>
+      <w:proofErr w:type="spellStart"/>
+      <w:r>
+        <w:t>Exp</w:t>
+      </w:r>
+      <w:proofErr w:type="spellEnd"/>
+      <w:r>
+        <w:t xml:space="preserve"> C) y a explicar el modelo (</w:t>
+      </w:r>
+      <w:proofErr w:type="spellStart"/>
+      <w:r>
+        <w:t>Exp</w:t>
+      </w:r>
+      <w:proofErr w:type="spellEnd"/>
+      <w:r>
+        <w:t xml:space="preserve"> D). Sin embargo, el problema central del </w:t>
+      </w:r>
+      <w:proofErr w:type="spellStart"/>
+      <w:r>
+        <w:t>dataset</w:t>
+      </w:r>
+      <w:proofErr w:type="spellEnd"/>
+      <w:r>
+        <w:t xml:space="preserve"> es el desbalance extremo (0.17%).</w:t>
       </w:r>
     </w:p>
     <w:p>
@@ -3965,17 +4730,58 @@
           <w:i/>
           <w:iCs/>
         </w:rPr>
-        <w:t>Cost-Sensitive Learning</w:t>
-      </w:r>
-      <w:r>
-        <w:t xml:space="preserve">), el evaluador puede preguntar: </w:t>
-      </w:r>
+        <w:t xml:space="preserve">Cost-Sensitive </w:t>
+      </w:r>
+      <w:proofErr w:type="spellStart"/>
       <w:r>
         <w:rPr>
           <w:i/>
           <w:iCs/>
         </w:rPr>
-        <w:t>"¿Cómo pasaste del modelo base del Experimento A al modelo final del Experimento C? ¿Qué hiperparámetros o pesos usaste para que XGBoost detectara a la clase minoritaria de forma honesta?"</w:t>
+        <w:t>Learning</w:t>
+      </w:r>
+      <w:proofErr w:type="spellEnd"/>
+      <w:r>
+        <w:t xml:space="preserve">), el evaluador puede preguntar: </w:t>
+      </w:r>
+      <w:r>
+        <w:rPr>
+          <w:i/>
+          <w:iCs/>
+        </w:rPr>
+        <w:t xml:space="preserve">"¿Cómo pasaste del modelo base del Experimento A al modelo final del Experimento C? ¿Qué </w:t>
+      </w:r>
+      <w:proofErr w:type="spellStart"/>
+      <w:r>
+        <w:rPr>
+          <w:i/>
+          <w:iCs/>
+        </w:rPr>
+        <w:t>hiperparámetros</w:t>
+      </w:r>
+      <w:proofErr w:type="spellEnd"/>
+      <w:r>
+        <w:rPr>
+          <w:i/>
+          <w:iCs/>
+        </w:rPr>
+        <w:t xml:space="preserve"> o pesos usaste para que </w:t>
+      </w:r>
+      <w:proofErr w:type="spellStart"/>
+      <w:r>
+        <w:rPr>
+          <w:i/>
+          <w:iCs/>
+        </w:rPr>
+        <w:t>XGBoost</w:t>
+      </w:r>
+      <w:proofErr w:type="spellEnd"/>
+      <w:r>
+        <w:rPr>
+          <w:i/>
+          <w:iCs/>
+        </w:rPr>
+        <w:t xml:space="preserve"> detectara a la clase minoritaria de forma honesta?"</w:t>
       </w:r>
       <w:r>
         <w:t>. La transición entre el A y el C puede parecer un poco mágica o carente de rigor en la optimización.</w:t>
@@ -4046,7 +4852,6 @@
           <w:b/>
           <w:bCs/>
         </w:rPr>
-        <w:lastRenderedPageBreak/>
         <w:t>El riesgo:</w:t>
       </w:r>
       <w:r>
@@ -4060,9 +4865,18 @@
         <w:t>Top 100</w:t>
       </w:r>
       <w:r>
-        <w:t xml:space="preserve"> pero desastroso a partir de la alerta número 101, estás dejando pasar un volumen de fraude inaceptable para el banco.</w:t>
+        <w:t xml:space="preserve"> pero desastroso a partir </w:t>
+      </w:r>
+      <w:proofErr w:type="gramStart"/>
+      <w:r>
+        <w:t>de la alerta número</w:t>
+      </w:r>
+      <w:proofErr w:type="gramEnd"/>
+      <w:r>
+        <w:t xml:space="preserve"> 101, estás dejando pasar un volumen de fraude inaceptable para el banco.</w:t>
       </w:r>
     </w:p>
+    <w:p/>
     <w:p>
       <w:r>
         <w:rPr>
@@ -4119,8 +4933,13 @@
           <w:numId w:val="27"/>
         </w:numPr>
       </w:pPr>
-      <w:r>
-        <w:t>Aclarar que SHAP se propone como una herramienta de auditoría forense en diferido (no en tiempo real).</w:t>
+      <w:proofErr w:type="gramStart"/>
+      <w:r>
+        <w:t>Aclarar</w:t>
+      </w:r>
+      <w:proofErr w:type="gramEnd"/>
+      <w:r>
+        <w:t xml:space="preserve"> que SHAP se propone como una herramienta de auditoría forense en diferido (no en tiempo real).</w:t>
       </w:r>
     </w:p>
     <w:p>
@@ -4157,6 +4976,7 @@
     </w:p>
     <w:p>
       <w:r>
+        <w:lastRenderedPageBreak/>
         <w:t>¿Quieres que abordemos alguno de estos "puntos ciegos" ajustando algo en la estructura del Capítulo 4, o prefieres que los reservemos para el apartado final de Conclusiones y Limitaciones?</w:t>
       </w:r>
     </w:p>
@@ -4233,7 +5053,15 @@
         <w:t>4.1.1. Comparativa de Rendimiento Base:</w:t>
       </w:r>
       <w:r>
-        <w:t xml:space="preserve"> Tabla comparativa de los tres algoritmos (Regresión Logística, Random Forest y XGBoost) entrenados sin técnicas de balanceo.</w:t>
+        <w:t xml:space="preserve"> Tabla comparativa de los tres algoritmos (Regresión Logística, Random Forest y </w:t>
+      </w:r>
+      <w:proofErr w:type="spellStart"/>
+      <w:r>
+        <w:t>XGBoost</w:t>
+      </w:r>
+      <w:proofErr w:type="spellEnd"/>
+      <w:r>
+        <w:t>) entrenados sin técnicas de balanceo.</w:t>
       </w:r>
     </w:p>
     <w:p>
@@ -4248,12 +5076,12 @@
           <w:b/>
           <w:bCs/>
         </w:rPr>
-        <w:lastRenderedPageBreak/>
         <w:t>4.1.2. La Paradoja de la Exactitud en la Práctica:</w:t>
       </w:r>
       <w:r>
         <w:t xml:space="preserve"> Demostración con los datos de cómo los tres modelos alcanzan un ~99% de </w:t>
       </w:r>
+      <w:proofErr w:type="spellStart"/>
       <w:r>
         <w:rPr>
           <w:i/>
@@ -4261,9 +5089,11 @@
         </w:rPr>
         <w:t>Accuracy</w:t>
       </w:r>
+      <w:proofErr w:type="spellEnd"/>
       <w:r>
         <w:t xml:space="preserve"> mientras fallan en la métrica AUPRC y en el </w:t>
       </w:r>
+      <w:proofErr w:type="spellStart"/>
       <w:r>
         <w:rPr>
           <w:i/>
@@ -4271,6 +5101,7 @@
         </w:rPr>
         <w:t>Recall</w:t>
       </w:r>
+      <w:proofErr w:type="spellEnd"/>
       <w:r>
         <w:t xml:space="preserve"> de la clase minoritaria.</w:t>
       </w:r>
@@ -4290,7 +5121,15 @@
         <w:t>4.1.3. Selección del Algoritmo Base:</w:t>
       </w:r>
       <w:r>
-        <w:t xml:space="preserve"> Justificación, basada en la métrica de negocio (CP@100), de qué modelo (probablemente XGBoost o Random Forest) se corona como el mejor punto de partida para las siguientes fases.</w:t>
+        <w:t xml:space="preserve"> Justificación, basada en la métrica de negocio (CP@100), de qué modelo (probablemente </w:t>
+      </w:r>
+      <w:proofErr w:type="spellStart"/>
+      <w:r>
+        <w:t>XGBoost</w:t>
+      </w:r>
+      <w:proofErr w:type="spellEnd"/>
+      <w:r>
+        <w:t xml:space="preserve"> o Random Forest) se corona como el mejor punto de partida para las siguientes fases.</w:t>
       </w:r>
     </w:p>
     <w:p>
@@ -4314,8 +5153,19 @@
           <w:i/>
           <w:iCs/>
         </w:rPr>
-        <w:t>Anti-Leakage</w:t>
-      </w:r>
+        <w:t>Anti-</w:t>
+      </w:r>
+      <w:proofErr w:type="spellStart"/>
+      <w:r>
+        <w:rPr>
+          <w:b/>
+          <w:bCs/>
+          <w:i/>
+          <w:iCs/>
+        </w:rPr>
+        <w:t>Leakage</w:t>
+      </w:r>
+      <w:proofErr w:type="spellEnd"/>
       <w:r>
         <w:rPr>
           <w:b/>
@@ -4366,7 +5216,15 @@
         <w:t>4.2.2. Rendimiento de la Rama Robusta (La Realidad):</w:t>
       </w:r>
       <w:r>
-        <w:t xml:space="preserve"> Presentación de las métricas reales y honestas bajo el protocolo estricto de validación prequencial.</w:t>
+        <w:t xml:space="preserve"> Presentación de las métricas reales y honestas bajo el protocolo estricto de validación </w:t>
+      </w:r>
+      <w:proofErr w:type="spellStart"/>
+      <w:r>
+        <w:t>prequencial</w:t>
+      </w:r>
+      <w:proofErr w:type="spellEnd"/>
+      <w:r>
+        <w:t>.</w:t>
       </w:r>
     </w:p>
     <w:p>
@@ -4399,6 +5257,7 @@
           <w:b/>
           <w:bCs/>
         </w:rPr>
+        <w:lastRenderedPageBreak/>
         <w:t>4.3. Resultados del Experimento D: Interpretabilidad Algorítmica (XAI)</w:t>
       </w:r>
     </w:p>
@@ -4428,13 +5287,31 @@
       <w:r>
         <w:t xml:space="preserve"> Gráfico de barras (</w:t>
       </w:r>
+      <w:proofErr w:type="spellStart"/>
       <w:r>
         <w:rPr>
           <w:i/>
           <w:iCs/>
         </w:rPr>
-        <w:t>Feature Importance</w:t>
-      </w:r>
+        <w:t>Feature</w:t>
+      </w:r>
+      <w:proofErr w:type="spellEnd"/>
+      <w:r>
+        <w:rPr>
+          <w:i/>
+          <w:iCs/>
+        </w:rPr>
+        <w:t xml:space="preserve"> </w:t>
+      </w:r>
+      <w:proofErr w:type="spellStart"/>
+      <w:r>
+        <w:rPr>
+          <w:i/>
+          <w:iCs/>
+        </w:rPr>
+        <w:t>Importance</w:t>
+      </w:r>
+      <w:proofErr w:type="spellEnd"/>
       <w:r>
         <w:t xml:space="preserve"> nativa) revelando que las variables temporales/RFM dominan sobre las variables anonimizadas (V1-V28).</w:t>
       </w:r>
@@ -4451,18 +5328,52 @@
           <w:b/>
           <w:bCs/>
         </w:rPr>
-        <w:t>4.3.2. Direccionalidad del Riesgo (SHAP Summary):</w:t>
+        <w:t xml:space="preserve">4.3.2. Direccionalidad del Riesgo (SHAP </w:t>
+      </w:r>
+      <w:proofErr w:type="spellStart"/>
+      <w:r>
+        <w:rPr>
+          <w:b/>
+          <w:bCs/>
+        </w:rPr>
+        <w:t>Summary</w:t>
+      </w:r>
+      <w:proofErr w:type="spellEnd"/>
+      <w:r>
+        <w:rPr>
+          <w:b/>
+          <w:bCs/>
+        </w:rPr>
+        <w:t>):</w:t>
       </w:r>
       <w:r>
         <w:t xml:space="preserve"> Presentación del </w:t>
       </w:r>
+      <w:proofErr w:type="spellStart"/>
       <w:r>
         <w:rPr>
           <w:i/>
           <w:iCs/>
         </w:rPr>
-        <w:t>Summary Plot</w:t>
-      </w:r>
+        <w:t>Summary</w:t>
+      </w:r>
+      <w:proofErr w:type="spellEnd"/>
+      <w:r>
+        <w:rPr>
+          <w:i/>
+          <w:iCs/>
+        </w:rPr>
+        <w:t xml:space="preserve"> </w:t>
+      </w:r>
+      <w:proofErr w:type="spellStart"/>
+      <w:r>
+        <w:rPr>
+          <w:i/>
+          <w:iCs/>
+        </w:rPr>
+        <w:t>Plot</w:t>
+      </w:r>
+      <w:proofErr w:type="spellEnd"/>
       <w:r>
         <w:t xml:space="preserve"> de SHAP. Comprobación empírica de las hipótesis de negocio (ej. "A mayor riesgo histórico del terminal, mayor probabilidad de fraude asigna el modelo").</w:t>
       </w:r>
@@ -4482,7 +5393,15 @@
         <w:t>4.3.3. Auditoría Local de Transacciones (SHAP Waterfall/Force):</w:t>
       </w:r>
       <w:r>
-        <w:t xml:space="preserve"> Muestra de 1 o 2 ejemplos reales de transacciones del conjunto de test (un Verdadero Positivo y un Falso Positivo), desglosando paso a paso por qué el algoritmo tomó esa decisión.</w:t>
+        <w:t xml:space="preserve"> Muestra de 1 o 2 ejemplos reales de transacciones del conjunto </w:t>
+      </w:r>
+      <w:proofErr w:type="gramStart"/>
+      <w:r>
+        <w:t>de test</w:t>
+      </w:r>
+      <w:proofErr w:type="gramEnd"/>
+      <w:r>
+        <w:t xml:space="preserve"> (un Verdadero Positivo y un Falso Positivo), desglosando paso a paso por qué el algoritmo tomó esa decisión.</w:t>
       </w:r>
     </w:p>
     <w:p>
@@ -4521,7 +5440,6 @@
           <w:b/>
           <w:bCs/>
         </w:rPr>
-        <w:lastRenderedPageBreak/>
         <w:t>4.4.1. Viabilidad Operativa:</w:t>
       </w:r>
       <w:r>
@@ -4883,6 +5801,7 @@
                 <w:i/>
                 <w:iCs/>
               </w:rPr>
+              <w:lastRenderedPageBreak/>
               <w:t>4.1.1</w:t>
             </w:r>
           </w:p>
@@ -5107,7 +6026,15 @@
           </w:tcPr>
           <w:p>
             <w:r>
-              <w:t>Contrastar Regresión Logística, Random Forest y XGBoost.</w:t>
+              <w:t xml:space="preserve">Contrastar Regresión Logística, Random Forest y </w:t>
+            </w:r>
+            <w:proofErr w:type="spellStart"/>
+            <w:r>
+              <w:t>XGBoost</w:t>
+            </w:r>
+            <w:proofErr w:type="spellEnd"/>
+            <w:r>
+              <w:t>.</w:t>
             </w:r>
           </w:p>
         </w:tc>
@@ -5138,7 +6065,15 @@
               <w:t>Visual:</w:t>
             </w:r>
             <w:r>
-              <w:t xml:space="preserve"> Tabla de resultados (AUPRC, Recall, tiempos de entrenamiento).</w:t>
+              <w:t xml:space="preserve"> Tabla de resultados (AUPRC, </w:t>
+            </w:r>
+            <w:proofErr w:type="spellStart"/>
+            <w:r>
+              <w:t>Recall</w:t>
+            </w:r>
+            <w:proofErr w:type="spellEnd"/>
+            <w:r>
+              <w:t>, tiempos de entrenamiento).</w:t>
             </w:r>
           </w:p>
         </w:tc>
@@ -5315,7 +6250,6 @@
                 <w:b/>
                 <w:bCs/>
               </w:rPr>
-              <w:lastRenderedPageBreak/>
               <w:t>4.2</w:t>
             </w:r>
           </w:p>
@@ -5353,8 +6287,19 @@
                 <w:i/>
                 <w:iCs/>
               </w:rPr>
-              <w:t>Anti-Leakage</w:t>
-            </w:r>
+              <w:t>Anti-</w:t>
+            </w:r>
+            <w:proofErr w:type="spellStart"/>
+            <w:r>
+              <w:rPr>
+                <w:b/>
+                <w:bCs/>
+                <w:i/>
+                <w:iCs/>
+              </w:rPr>
+              <w:t>Leakage</w:t>
+            </w:r>
+            <w:proofErr w:type="spellEnd"/>
             <w:r>
               <w:rPr>
                 <w:b/>
@@ -5587,7 +6532,15 @@
               <w:t>Visual:</w:t>
             </w:r>
             <w:r>
-              <w:t xml:space="preserve"> Curvas Precisión-Recall mostrando rendimientos inflados (AUPRC &gt; 0.95).</w:t>
+              <w:t xml:space="preserve"> Curvas Precisión-</w:t>
+            </w:r>
+            <w:proofErr w:type="spellStart"/>
+            <w:r>
+              <w:t>Recall</w:t>
+            </w:r>
+            <w:proofErr w:type="spellEnd"/>
+            <w:r>
+              <w:t xml:space="preserve"> mostrando rendimientos inflados (AUPRC &gt; 0.95).</w:t>
             </w:r>
           </w:p>
         </w:tc>
@@ -5700,7 +6653,15 @@
           </w:tcPr>
           <w:p>
             <w:r>
-              <w:t>Presentar el rendimiento real bajo validación prequencial.</w:t>
+              <w:t xml:space="preserve">Presentar el rendimiento real bajo validación </w:t>
+            </w:r>
+            <w:proofErr w:type="spellStart"/>
+            <w:r>
+              <w:t>prequencial</w:t>
+            </w:r>
+            <w:proofErr w:type="spellEnd"/>
+            <w:r>
+              <w:t>.</w:t>
             </w:r>
           </w:p>
         </w:tc>
@@ -5731,7 +6692,15 @@
               <w:t>Visual:</w:t>
             </w:r>
             <w:r>
-              <w:t xml:space="preserve"> Curvas Precisión-Recall reflejando el rendimiento honesto y penalizado.</w:t>
+              <w:t xml:space="preserve"> Curvas Precisión-</w:t>
+            </w:r>
+            <w:proofErr w:type="spellStart"/>
+            <w:r>
+              <w:t>Recall</w:t>
+            </w:r>
+            <w:proofErr w:type="spellEnd"/>
+            <w:r>
+              <w:t xml:space="preserve"> reflejando el rendimiento honesto y penalizado.</w:t>
             </w:r>
           </w:p>
         </w:tc>
@@ -5764,6 +6733,7 @@
                 <w:i/>
                 <w:iCs/>
               </w:rPr>
+              <w:lastRenderedPageBreak/>
               <w:t>4.2.3</w:t>
             </w:r>
           </w:p>
@@ -6080,21 +7050,65 @@
                 <w:i/>
                 <w:iCs/>
               </w:rPr>
-              <w:t xml:space="preserve">Identificación Global de Patrones </w:t>
-            </w:r>
+              <w:t>Identificación Global de Patrones (Importancia Nativa)</w:t>
+            </w:r>
+          </w:p>
+        </w:tc>
+        <w:tc>
+          <w:tcPr>
+            <w:tcW w:w="0" w:type="auto"/>
+            <w:tcBorders>
+              <w:top w:val="single" w:sz="6" w:space="0" w:color="auto"/>
+              <w:left w:val="single" w:sz="6" w:space="0" w:color="auto"/>
+              <w:bottom w:val="single" w:sz="6" w:space="0" w:color="auto"/>
+              <w:right w:val="single" w:sz="6" w:space="0" w:color="auto"/>
+            </w:tcBorders>
+            <w:tcMar>
+              <w:top w:w="120" w:type="dxa"/>
+              <w:left w:w="180" w:type="dxa"/>
+              <w:bottom w:w="120" w:type="dxa"/>
+              <w:right w:w="180" w:type="dxa"/>
+            </w:tcMar>
+            <w:vAlign w:val="center"/>
+            <w:hideMark/>
+          </w:tcPr>
+          <w:p>
             <w:r>
               <w:rPr>
                 <w:i/>
                 <w:iCs/>
               </w:rPr>
-              <w:lastRenderedPageBreak/>
-              <w:t>(Importancia Nativa)</w:t>
-            </w:r>
-          </w:p>
-        </w:tc>
-        <w:tc>
-          <w:tcPr>
-            <w:tcW w:w="0" w:type="auto"/>
+              <w:t>-</w:t>
+            </w:r>
+          </w:p>
+        </w:tc>
+        <w:tc>
+          <w:tcPr>
+            <w:tcW w:w="3493" w:type="dxa"/>
+            <w:tcBorders>
+              <w:top w:val="single" w:sz="6" w:space="0" w:color="auto"/>
+              <w:left w:val="single" w:sz="6" w:space="0" w:color="auto"/>
+              <w:bottom w:val="single" w:sz="6" w:space="0" w:color="auto"/>
+              <w:right w:val="single" w:sz="6" w:space="0" w:color="auto"/>
+            </w:tcBorders>
+            <w:tcMar>
+              <w:top w:w="120" w:type="dxa"/>
+              <w:left w:w="180" w:type="dxa"/>
+              <w:bottom w:w="120" w:type="dxa"/>
+              <w:right w:w="180" w:type="dxa"/>
+            </w:tcMar>
+            <w:vAlign w:val="center"/>
+            <w:hideMark/>
+          </w:tcPr>
+          <w:p>
+            <w:r>
+              <w:t>Confirmar qué variables dominan el modelo (RFM vs PCA).</w:t>
+            </w:r>
+          </w:p>
+        </w:tc>
+        <w:tc>
+          <w:tcPr>
+            <w:tcW w:w="3357" w:type="dxa"/>
             <w:tcBorders>
               <w:top w:val="single" w:sz="6" w:space="0" w:color="auto"/>
               <w:left w:val="single" w:sz="6" w:space="0" w:color="auto"/>
@@ -6116,73 +7130,46 @@
                 <w:i/>
                 <w:iCs/>
               </w:rPr>
-              <w:lastRenderedPageBreak/>
-              <w:t>-</w:t>
-            </w:r>
-          </w:p>
-        </w:tc>
-        <w:tc>
-          <w:tcPr>
-            <w:tcW w:w="3493" w:type="dxa"/>
-            <w:tcBorders>
-              <w:top w:val="single" w:sz="6" w:space="0" w:color="auto"/>
-              <w:left w:val="single" w:sz="6" w:space="0" w:color="auto"/>
-              <w:bottom w:val="single" w:sz="6" w:space="0" w:color="auto"/>
-              <w:right w:val="single" w:sz="6" w:space="0" w:color="auto"/>
-            </w:tcBorders>
-            <w:tcMar>
-              <w:top w:w="120" w:type="dxa"/>
-              <w:left w:w="180" w:type="dxa"/>
-              <w:bottom w:w="120" w:type="dxa"/>
-              <w:right w:w="180" w:type="dxa"/>
-            </w:tcMar>
-            <w:vAlign w:val="center"/>
-            <w:hideMark/>
-          </w:tcPr>
-          <w:p>
-            <w:r>
-              <w:t>Confirmar qué variables dominan el modelo (RFM vs PCA).</w:t>
-            </w:r>
-          </w:p>
-        </w:tc>
-        <w:tc>
-          <w:tcPr>
-            <w:tcW w:w="3357" w:type="dxa"/>
-            <w:tcBorders>
-              <w:top w:val="single" w:sz="6" w:space="0" w:color="auto"/>
-              <w:left w:val="single" w:sz="6" w:space="0" w:color="auto"/>
-              <w:bottom w:val="single" w:sz="6" w:space="0" w:color="auto"/>
-              <w:right w:val="single" w:sz="6" w:space="0" w:color="auto"/>
-            </w:tcBorders>
-            <w:tcMar>
-              <w:top w:w="120" w:type="dxa"/>
-              <w:left w:w="180" w:type="dxa"/>
-              <w:bottom w:w="120" w:type="dxa"/>
-              <w:right w:w="180" w:type="dxa"/>
-            </w:tcMar>
-            <w:vAlign w:val="center"/>
-            <w:hideMark/>
-          </w:tcPr>
-          <w:p>
+              <w:t>Visual:</w:t>
+            </w:r>
+            <w:r>
+              <w:t xml:space="preserve"> Gráfico de barras (</w:t>
+            </w:r>
+            <w:proofErr w:type="spellStart"/>
             <w:r>
               <w:rPr>
                 <w:i/>
                 <w:iCs/>
               </w:rPr>
-              <w:t>Visual:</w:t>
-            </w:r>
-            <w:r>
-              <w:t xml:space="preserve"> Gráfico de barras (</w:t>
-            </w:r>
+              <w:t>Feature</w:t>
+            </w:r>
+            <w:proofErr w:type="spellEnd"/>
             <w:r>
               <w:rPr>
                 <w:i/>
                 <w:iCs/>
               </w:rPr>
-              <w:t>Feature Importance</w:t>
-            </w:r>
-            <w:r>
-              <w:t>) nativo de XGBoost.</w:t>
+              <w:t xml:space="preserve"> </w:t>
+            </w:r>
+            <w:proofErr w:type="spellStart"/>
+            <w:r>
+              <w:rPr>
+                <w:i/>
+                <w:iCs/>
+              </w:rPr>
+              <w:t>Importance</w:t>
+            </w:r>
+            <w:proofErr w:type="spellEnd"/>
+            <w:r>
+              <w:t xml:space="preserve">) nativo de </w:t>
+            </w:r>
+            <w:proofErr w:type="spellStart"/>
+            <w:r>
+              <w:t>XGBoost</w:t>
+            </w:r>
+            <w:proofErr w:type="spellEnd"/>
+            <w:r>
+              <w:t>.</w:t>
             </w:r>
           </w:p>
         </w:tc>
@@ -6328,13 +7315,31 @@
             <w:r>
               <w:t xml:space="preserve"> Gráfico </w:t>
             </w:r>
+            <w:proofErr w:type="spellStart"/>
             <w:r>
               <w:rPr>
                 <w:i/>
                 <w:iCs/>
               </w:rPr>
-              <w:t>Summary Plot</w:t>
-            </w:r>
+              <w:t>Summary</w:t>
+            </w:r>
+            <w:proofErr w:type="spellEnd"/>
+            <w:r>
+              <w:rPr>
+                <w:i/>
+                <w:iCs/>
+              </w:rPr>
+              <w:t xml:space="preserve"> </w:t>
+            </w:r>
+            <w:proofErr w:type="spellStart"/>
+            <w:r>
+              <w:rPr>
+                <w:i/>
+                <w:iCs/>
+              </w:rPr>
+              <w:t>Plot</w:t>
+            </w:r>
+            <w:proofErr w:type="spellEnd"/>
             <w:r>
               <w:t xml:space="preserve"> de SHAP.</w:t>
             </w:r>
@@ -6487,8 +7492,17 @@
                 <w:i/>
                 <w:iCs/>
               </w:rPr>
-              <w:t>Waterfall Plots</w:t>
-            </w:r>
+              <w:t xml:space="preserve">Waterfall </w:t>
+            </w:r>
+            <w:proofErr w:type="spellStart"/>
+            <w:r>
+              <w:rPr>
+                <w:i/>
+                <w:iCs/>
+              </w:rPr>
+              <w:t>Plots</w:t>
+            </w:r>
+            <w:proofErr w:type="spellEnd"/>
             <w:r>
               <w:t xml:space="preserve"> explicando el bloqueo de transacciones concretas.</w:t>
             </w:r>
@@ -6523,6 +7537,7 @@
                 <w:b/>
                 <w:bCs/>
               </w:rPr>
+              <w:lastRenderedPageBreak/>
               <w:t>4.4</w:t>
             </w:r>
           </w:p>
@@ -6955,7 +7970,6 @@
                 <w:i/>
                 <w:iCs/>
               </w:rPr>
-              <w:lastRenderedPageBreak/>
               <w:t>4.4.3</w:t>
             </w:r>
           </w:p>
@@ -7035,8 +8049,13 @@
             <w:hideMark/>
           </w:tcPr>
           <w:p>
-            <w:r>
-              <w:t>Aclarar que se están auditando las reglas del simulador.</w:t>
+            <w:proofErr w:type="gramStart"/>
+            <w:r>
+              <w:t>Aclarar</w:t>
+            </w:r>
+            <w:proofErr w:type="gramEnd"/>
+            <w:r>
+              <w:t xml:space="preserve"> que se están auditando las reglas del simulador.</w:t>
             </w:r>
           </w:p>
         </w:tc>
@@ -7111,8 +8130,17 @@
           <w:i/>
           <w:iCs/>
         </w:rPr>
-        <w:t>Como se observa en la Figura X...</w:t>
-      </w:r>
+        <w:t xml:space="preserve">Como se observa en la Figura </w:t>
+      </w:r>
+      <w:proofErr w:type="gramStart"/>
+      <w:r>
+        <w:rPr>
+          <w:i/>
+          <w:iCs/>
+        </w:rPr>
+        <w:t>X...</w:t>
+      </w:r>
+      <w:proofErr w:type="gramEnd"/>
       <w:r>
         <w:t>") y analizado después ("</w:t>
       </w:r>
@@ -7149,7 +8177,23 @@
           <w:i/>
           <w:iCs/>
         </w:rPr>
-        <w:t xml:space="preserve">"El modelo XGBoost </w:t>
+        <w:t xml:space="preserve">"El modelo </w:t>
+      </w:r>
+      <w:proofErr w:type="spellStart"/>
+      <w:r>
+        <w:rPr>
+          <w:i/>
+          <w:iCs/>
+        </w:rPr>
+        <w:t>XGBoost</w:t>
+      </w:r>
+      <w:proofErr w:type="spellEnd"/>
+      <w:r>
+        <w:rPr>
+          <w:i/>
+          <w:iCs/>
+        </w:rPr>
+        <w:t xml:space="preserve"> </w:t>
       </w:r>
       <w:r>
         <w:rPr>
@@ -7209,6 +8253,7 @@
           <w:b/>
           <w:bCs/>
         </w:rPr>
+        <w:lastRenderedPageBreak/>
         <w:t>No repitas la metodología:</w:t>
       </w:r>
       <w:r>
@@ -7266,7 +8311,21 @@
         <w:rPr>
           <w:rFonts w:ascii="Arial" w:hAnsi="Arial"/>
         </w:rPr>
-        <w:t xml:space="preserve"> carta dant, llegar a la entrega con resultados el 23/02, experimentos A, C y D v1</w:t>
+        <w:t xml:space="preserve"> carta </w:t>
+      </w:r>
+      <w:proofErr w:type="spellStart"/>
+      <w:r>
+        <w:rPr>
+          <w:rFonts w:ascii="Arial" w:hAnsi="Arial"/>
+        </w:rPr>
+        <w:t>dant</w:t>
+      </w:r>
+      <w:proofErr w:type="spellEnd"/>
+      <w:r>
+        <w:rPr>
+          <w:rFonts w:ascii="Arial" w:hAnsi="Arial"/>
+        </w:rPr>
+        <w:t>, llegar a la entrega con resultados el 23/02, experimentos A, C y D v1</w:t>
       </w:r>
     </w:p>
     <w:p/>
@@ -9184,6 +10243,155 @@
     </w:lvl>
   </w:abstractNum>
   <w:abstractNum w:abstractNumId="13" w15:restartNumberingAfterBreak="0">
+    <w:nsid w:val="4DB604FB"/>
+    <w:multiLevelType w:val="multilevel"/>
+    <w:tmpl w:val="7E364224"/>
+    <w:lvl w:ilvl="0">
+      <w:start w:val="1"/>
+      <w:numFmt w:val="bullet"/>
+      <w:lvlText w:val=""/>
+      <w:lvlJc w:val="left"/>
+      <w:pPr>
+        <w:tabs>
+          <w:tab w:val="num" w:pos="720"/>
+        </w:tabs>
+        <w:ind w:left="720" w:hanging="360"/>
+      </w:pPr>
+      <w:rPr>
+        <w:rFonts w:ascii="Symbol" w:hAnsi="Symbol" w:hint="default"/>
+        <w:sz w:val="20"/>
+      </w:rPr>
+    </w:lvl>
+    <w:lvl w:ilvl="1" w:tentative="1">
+      <w:start w:val="1"/>
+      <w:numFmt w:val="bullet"/>
+      <w:lvlText w:val="o"/>
+      <w:lvlJc w:val="left"/>
+      <w:pPr>
+        <w:tabs>
+          <w:tab w:val="num" w:pos="1440"/>
+        </w:tabs>
+        <w:ind w:left="1440" w:hanging="360"/>
+      </w:pPr>
+      <w:rPr>
+        <w:rFonts w:ascii="Courier New" w:hAnsi="Courier New" w:hint="default"/>
+        <w:sz w:val="20"/>
+      </w:rPr>
+    </w:lvl>
+    <w:lvl w:ilvl="2" w:tentative="1">
+      <w:start w:val="1"/>
+      <w:numFmt w:val="bullet"/>
+      <w:lvlText w:val=""/>
+      <w:lvlJc w:val="left"/>
+      <w:pPr>
+        <w:tabs>
+          <w:tab w:val="num" w:pos="2160"/>
+        </w:tabs>
+        <w:ind w:left="2160" w:hanging="360"/>
+      </w:pPr>
+      <w:rPr>
+        <w:rFonts w:ascii="Wingdings" w:hAnsi="Wingdings" w:hint="default"/>
+        <w:sz w:val="20"/>
+      </w:rPr>
+    </w:lvl>
+    <w:lvl w:ilvl="3" w:tentative="1">
+      <w:start w:val="1"/>
+      <w:numFmt w:val="bullet"/>
+      <w:lvlText w:val=""/>
+      <w:lvlJc w:val="left"/>
+      <w:pPr>
+        <w:tabs>
+          <w:tab w:val="num" w:pos="2880"/>
+        </w:tabs>
+        <w:ind w:left="2880" w:hanging="360"/>
+      </w:pPr>
+      <w:rPr>
+        <w:rFonts w:ascii="Wingdings" w:hAnsi="Wingdings" w:hint="default"/>
+        <w:sz w:val="20"/>
+      </w:rPr>
+    </w:lvl>
+    <w:lvl w:ilvl="4" w:tentative="1">
+      <w:start w:val="1"/>
+      <w:numFmt w:val="bullet"/>
+      <w:lvlText w:val=""/>
+      <w:lvlJc w:val="left"/>
+      <w:pPr>
+        <w:tabs>
+          <w:tab w:val="num" w:pos="3600"/>
+        </w:tabs>
+        <w:ind w:left="3600" w:hanging="360"/>
+      </w:pPr>
+      <w:rPr>
+        <w:rFonts w:ascii="Wingdings" w:hAnsi="Wingdings" w:hint="default"/>
+        <w:sz w:val="20"/>
+      </w:rPr>
+    </w:lvl>
+    <w:lvl w:ilvl="5" w:tentative="1">
+      <w:start w:val="1"/>
+      <w:numFmt w:val="bullet"/>
+      <w:lvlText w:val=""/>
+      <w:lvlJc w:val="left"/>
+      <w:pPr>
+        <w:tabs>
+          <w:tab w:val="num" w:pos="4320"/>
+        </w:tabs>
+        <w:ind w:left="4320" w:hanging="360"/>
+      </w:pPr>
+      <w:rPr>
+        <w:rFonts w:ascii="Wingdings" w:hAnsi="Wingdings" w:hint="default"/>
+        <w:sz w:val="20"/>
+      </w:rPr>
+    </w:lvl>
+    <w:lvl w:ilvl="6" w:tentative="1">
+      <w:start w:val="1"/>
+      <w:numFmt w:val="bullet"/>
+      <w:lvlText w:val=""/>
+      <w:lvlJc w:val="left"/>
+      <w:pPr>
+        <w:tabs>
+          <w:tab w:val="num" w:pos="5040"/>
+        </w:tabs>
+        <w:ind w:left="5040" w:hanging="360"/>
+      </w:pPr>
+      <w:rPr>
+        <w:rFonts w:ascii="Wingdings" w:hAnsi="Wingdings" w:hint="default"/>
+        <w:sz w:val="20"/>
+      </w:rPr>
+    </w:lvl>
+    <w:lvl w:ilvl="7" w:tentative="1">
+      <w:start w:val="1"/>
+      <w:numFmt w:val="bullet"/>
+      <w:lvlText w:val=""/>
+      <w:lvlJc w:val="left"/>
+      <w:pPr>
+        <w:tabs>
+          <w:tab w:val="num" w:pos="5760"/>
+        </w:tabs>
+        <w:ind w:left="5760" w:hanging="360"/>
+      </w:pPr>
+      <w:rPr>
+        <w:rFonts w:ascii="Wingdings" w:hAnsi="Wingdings" w:hint="default"/>
+        <w:sz w:val="20"/>
+      </w:rPr>
+    </w:lvl>
+    <w:lvl w:ilvl="8" w:tentative="1">
+      <w:start w:val="1"/>
+      <w:numFmt w:val="bullet"/>
+      <w:lvlText w:val=""/>
+      <w:lvlJc w:val="left"/>
+      <w:pPr>
+        <w:tabs>
+          <w:tab w:val="num" w:pos="6480"/>
+        </w:tabs>
+        <w:ind w:left="6480" w:hanging="360"/>
+      </w:pPr>
+      <w:rPr>
+        <w:rFonts w:ascii="Wingdings" w:hAnsi="Wingdings" w:hint="default"/>
+        <w:sz w:val="20"/>
+      </w:rPr>
+    </w:lvl>
+  </w:abstractNum>
+  <w:abstractNum w:abstractNumId="14" w15:restartNumberingAfterBreak="0">
     <w:nsid w:val="57ED6FDB"/>
     <w:multiLevelType w:val="multilevel"/>
     <w:tmpl w:val="ECBECFF4"/>
@@ -9332,7 +10540,7 @@
       </w:rPr>
     </w:lvl>
   </w:abstractNum>
-  <w:abstractNum w:abstractNumId="14" w15:restartNumberingAfterBreak="0">
+  <w:abstractNum w:abstractNumId="15" w15:restartNumberingAfterBreak="0">
     <w:nsid w:val="5A537CA1"/>
     <w:multiLevelType w:val="multilevel"/>
     <w:tmpl w:val="E0108662"/>
@@ -9481,7 +10689,7 @@
       </w:rPr>
     </w:lvl>
   </w:abstractNum>
-  <w:abstractNum w:abstractNumId="15" w15:restartNumberingAfterBreak="0">
+  <w:abstractNum w:abstractNumId="16" w15:restartNumberingAfterBreak="0">
     <w:nsid w:val="5CD82024"/>
     <w:multiLevelType w:val="multilevel"/>
     <w:tmpl w:val="9AF0671C"/>
@@ -9594,7 +10802,7 @@
       </w:pPr>
     </w:lvl>
   </w:abstractNum>
-  <w:abstractNum w:abstractNumId="16" w15:restartNumberingAfterBreak="0">
+  <w:abstractNum w:abstractNumId="17" w15:restartNumberingAfterBreak="0">
     <w:nsid w:val="65442AD3"/>
     <w:multiLevelType w:val="multilevel"/>
     <w:tmpl w:val="36FAA49A"/>
@@ -9743,7 +10951,7 @@
       </w:rPr>
     </w:lvl>
   </w:abstractNum>
-  <w:abstractNum w:abstractNumId="17" w15:restartNumberingAfterBreak="0">
+  <w:abstractNum w:abstractNumId="18" w15:restartNumberingAfterBreak="0">
     <w:nsid w:val="69D26C36"/>
     <w:multiLevelType w:val="multilevel"/>
     <w:tmpl w:val="34365520"/>
@@ -9892,7 +11100,7 @@
       </w:rPr>
     </w:lvl>
   </w:abstractNum>
-  <w:abstractNum w:abstractNumId="18" w15:restartNumberingAfterBreak="0">
+  <w:abstractNum w:abstractNumId="19" w15:restartNumberingAfterBreak="0">
     <w:nsid w:val="6EB2037E"/>
     <w:multiLevelType w:val="multilevel"/>
     <w:tmpl w:val="2C725508"/>
@@ -10041,7 +11249,7 @@
       </w:rPr>
     </w:lvl>
   </w:abstractNum>
-  <w:abstractNum w:abstractNumId="19" w15:restartNumberingAfterBreak="0">
+  <w:abstractNum w:abstractNumId="20" w15:restartNumberingAfterBreak="0">
     <w:nsid w:val="6F433C04"/>
     <w:multiLevelType w:val="multilevel"/>
     <w:tmpl w:val="65B656CE"/>
@@ -10190,7 +11398,7 @@
       </w:rPr>
     </w:lvl>
   </w:abstractNum>
-  <w:abstractNum w:abstractNumId="20" w15:restartNumberingAfterBreak="0">
+  <w:abstractNum w:abstractNumId="21" w15:restartNumberingAfterBreak="0">
     <w:nsid w:val="727B3179"/>
     <w:multiLevelType w:val="multilevel"/>
     <w:tmpl w:val="447A6596"/>
@@ -10339,7 +11547,7 @@
       </w:rPr>
     </w:lvl>
   </w:abstractNum>
-  <w:abstractNum w:abstractNumId="21" w15:restartNumberingAfterBreak="0">
+  <w:abstractNum w:abstractNumId="22" w15:restartNumberingAfterBreak="0">
     <w:nsid w:val="72AD1CC4"/>
     <w:multiLevelType w:val="multilevel"/>
     <w:tmpl w:val="76CCF026"/>
@@ -10488,7 +11696,7 @@
       </w:rPr>
     </w:lvl>
   </w:abstractNum>
-  <w:abstractNum w:abstractNumId="22" w15:restartNumberingAfterBreak="0">
+  <w:abstractNum w:abstractNumId="23" w15:restartNumberingAfterBreak="0">
     <w:nsid w:val="72B26636"/>
     <w:multiLevelType w:val="multilevel"/>
     <w:tmpl w:val="C71C3AD6"/>
@@ -10637,7 +11845,7 @@
       </w:rPr>
     </w:lvl>
   </w:abstractNum>
-  <w:abstractNum w:abstractNumId="23" w15:restartNumberingAfterBreak="0">
+  <w:abstractNum w:abstractNumId="24" w15:restartNumberingAfterBreak="0">
     <w:nsid w:val="742454A6"/>
     <w:multiLevelType w:val="multilevel"/>
     <w:tmpl w:val="3956FAEC"/>
@@ -10786,7 +11994,7 @@
       </w:rPr>
     </w:lvl>
   </w:abstractNum>
-  <w:abstractNum w:abstractNumId="24" w15:restartNumberingAfterBreak="0">
+  <w:abstractNum w:abstractNumId="25" w15:restartNumberingAfterBreak="0">
     <w:nsid w:val="74FC3822"/>
     <w:multiLevelType w:val="multilevel"/>
     <w:tmpl w:val="4A841488"/>
@@ -10935,7 +12143,7 @@
       </w:rPr>
     </w:lvl>
   </w:abstractNum>
-  <w:abstractNum w:abstractNumId="25" w15:restartNumberingAfterBreak="0">
+  <w:abstractNum w:abstractNumId="26" w15:restartNumberingAfterBreak="0">
     <w:nsid w:val="77E25E70"/>
     <w:multiLevelType w:val="multilevel"/>
     <w:tmpl w:val="8256A752"/>
@@ -11084,7 +12292,7 @@
       </w:rPr>
     </w:lvl>
   </w:abstractNum>
-  <w:abstractNum w:abstractNumId="26" w15:restartNumberingAfterBreak="0">
+  <w:abstractNum w:abstractNumId="27" w15:restartNumberingAfterBreak="0">
     <w:nsid w:val="7A027625"/>
     <w:multiLevelType w:val="multilevel"/>
     <w:tmpl w:val="865AAE60"/>
@@ -11233,7 +12441,7 @@
       </w:rPr>
     </w:lvl>
   </w:abstractNum>
-  <w:abstractNum w:abstractNumId="27" w15:restartNumberingAfterBreak="0">
+  <w:abstractNum w:abstractNumId="28" w15:restartNumberingAfterBreak="0">
     <w:nsid w:val="7DB020DC"/>
     <w:multiLevelType w:val="multilevel"/>
     <w:tmpl w:val="8C32BBCE"/>
@@ -11383,13 +12591,13 @@
     </w:lvl>
   </w:abstractNum>
   <w:num w:numId="1" w16cid:durableId="1534876872">
-    <w:abstractNumId w:val="20"/>
+    <w:abstractNumId w:val="21"/>
   </w:num>
   <w:num w:numId="2" w16cid:durableId="841630886">
     <w:abstractNumId w:val="9"/>
   </w:num>
   <w:num w:numId="3" w16cid:durableId="147332457">
-    <w:abstractNumId w:val="16"/>
+    <w:abstractNumId w:val="17"/>
   </w:num>
   <w:num w:numId="4" w16cid:durableId="1726952072">
     <w:abstractNumId w:val="1"/>
@@ -11398,40 +12606,40 @@
     <w:abstractNumId w:val="2"/>
   </w:num>
   <w:num w:numId="6" w16cid:durableId="1402099625">
-    <w:abstractNumId w:val="19"/>
+    <w:abstractNumId w:val="20"/>
   </w:num>
   <w:num w:numId="7" w16cid:durableId="1597713046">
     <w:abstractNumId w:val="8"/>
   </w:num>
   <w:num w:numId="8" w16cid:durableId="906918475">
-    <w:abstractNumId w:val="25"/>
+    <w:abstractNumId w:val="26"/>
   </w:num>
   <w:num w:numId="9" w16cid:durableId="60293800">
-    <w:abstractNumId w:val="24"/>
+    <w:abstractNumId w:val="25"/>
   </w:num>
   <w:num w:numId="10" w16cid:durableId="868027057">
     <w:abstractNumId w:val="3"/>
   </w:num>
   <w:num w:numId="11" w16cid:durableId="28603319">
-    <w:abstractNumId w:val="14"/>
+    <w:abstractNumId w:val="15"/>
   </w:num>
   <w:num w:numId="12" w16cid:durableId="1101488452">
-    <w:abstractNumId w:val="27"/>
+    <w:abstractNumId w:val="28"/>
   </w:num>
   <w:num w:numId="13" w16cid:durableId="1686445183">
     <w:abstractNumId w:val="10"/>
   </w:num>
   <w:num w:numId="14" w16cid:durableId="1974677616">
-    <w:abstractNumId w:val="23"/>
+    <w:abstractNumId w:val="24"/>
   </w:num>
   <w:num w:numId="15" w16cid:durableId="1253931430">
-    <w:abstractNumId w:val="21"/>
+    <w:abstractNumId w:val="22"/>
   </w:num>
   <w:num w:numId="16" w16cid:durableId="1942489104">
     <w:abstractNumId w:val="6"/>
   </w:num>
   <w:num w:numId="17" w16cid:durableId="973220978">
-    <w:abstractNumId w:val="18"/>
+    <w:abstractNumId w:val="19"/>
   </w:num>
   <w:num w:numId="18" w16cid:durableId="840197855">
     <w:abstractNumId w:val="0"/>
@@ -11440,13 +12648,13 @@
     <w:abstractNumId w:val="12"/>
   </w:num>
   <w:num w:numId="20" w16cid:durableId="987856094">
-    <w:abstractNumId w:val="13"/>
+    <w:abstractNumId w:val="14"/>
   </w:num>
   <w:num w:numId="21" w16cid:durableId="1270704232">
     <w:abstractNumId w:val="4"/>
   </w:num>
   <w:num w:numId="22" w16cid:durableId="1525287937">
-    <w:abstractNumId w:val="22"/>
+    <w:abstractNumId w:val="23"/>
   </w:num>
   <w:num w:numId="23" w16cid:durableId="897938146">
     <w:abstractNumId w:val="11"/>
@@ -11455,16 +12663,19 @@
     <w:abstractNumId w:val="7"/>
   </w:num>
   <w:num w:numId="25" w16cid:durableId="278069520">
-    <w:abstractNumId w:val="26"/>
+    <w:abstractNumId w:val="27"/>
   </w:num>
   <w:num w:numId="26" w16cid:durableId="75370286">
-    <w:abstractNumId w:val="17"/>
+    <w:abstractNumId w:val="18"/>
   </w:num>
   <w:num w:numId="27" w16cid:durableId="1541553164">
     <w:abstractNumId w:val="5"/>
   </w:num>
   <w:num w:numId="28" w16cid:durableId="184439691">
-    <w:abstractNumId w:val="15"/>
+    <w:abstractNumId w:val="16"/>
+  </w:num>
+  <w:num w:numId="29" w16cid:durableId="1676224320">
+    <w:abstractNumId w:val="13"/>
   </w:num>
 </w:numbering>
 </file>
@@ -12085,7 +13296,6 @@
   <w:style w:type="character" w:default="1" w:styleId="Fuentedeprrafopredeter">
     <w:name w:val="Default Paragraph Font"/>
     <w:uiPriority w:val="1"/>
-    <w:semiHidden/>
     <w:unhideWhenUsed/>
   </w:style>
   <w:style w:type="table" w:default="1" w:styleId="Tablanormal">
